--- a/Project_2/Gomes_John_Project_2.docx
+++ b/Project_2/Gomes_John_Project_2.docx
@@ -7056,21 +7056,7 @@
         <w:rPr>
           <w:rFonts w:ascii="Arial" w:hAnsi="Arial" w:cs="Arial"/>
         </w:rPr>
-        <w:t xml:space="preserve">Momentum thickness and shape </w:t>
-      </w:r>
-      <w:proofErr w:type="gramStart"/>
-      <w:r>
-        <w:rPr>
-          <w:rFonts w:ascii="Arial" w:hAnsi="Arial" w:cs="Arial"/>
-        </w:rPr>
-        <w:t>factor</w:t>
-      </w:r>
-      <w:proofErr w:type="gramEnd"/>
-      <w:r>
-        <w:rPr>
-          <w:rFonts w:ascii="Arial" w:hAnsi="Arial" w:cs="Arial"/>
-        </w:rPr>
-        <w:t xml:space="preserve"> are both metrics that can help determine the convergence of the numerical solution. Momentum thickness</w:t>
+        <w:t>Momentum thickness and shape factor are both metrics that can help determine the convergence of the numerical solution. Momentum thickness</w:t>
       </w:r>
       <w:r>
         <w:rPr>
@@ -9838,30 +9824,6 @@
         <w:t>I had to restructure my Project 1 code more than expected. I believe now I have a much better solver. Now, it is much simpler to change the code to cater to a given problem.</w:t>
       </w:r>
     </w:p>
-    <w:p>
-      <w:pPr>
-        <w:jc w:val="both"/>
-      </w:pPr>
-      <w:r>
-        <w:t xml:space="preserve">I used Google Gemini to help with integration methods (trapezoid, </w:t>
-      </w:r>
-      <w:proofErr w:type="spellStart"/>
-      <w:r>
-        <w:t>cumulative_trapezoid</w:t>
-      </w:r>
-      <w:proofErr w:type="spellEnd"/>
-      <w:r>
-        <w:t xml:space="preserve">) and in solving the Blasius integral with </w:t>
-      </w:r>
-      <w:proofErr w:type="spellStart"/>
-      <w:r>
-        <w:t>solve_bvp</w:t>
-      </w:r>
-      <w:proofErr w:type="spellEnd"/>
-      <w:r>
-        <w:t>.</w:t>
-      </w:r>
-    </w:p>
     <w:tbl>
       <w:tblPr>
         <w:tblStyle w:val="TableGrid"/>
@@ -9886,7 +9848,6 @@
                 <w:color w:val="333333"/>
               </w:rPr>
             </w:pPr>
-            <w:proofErr w:type="gramStart"/>
             <w:r>
               <w:rPr>
                 <w:b/>
@@ -9895,14 +9856,12 @@
               </w:rPr>
               <w:t>import</w:t>
             </w:r>
-            <w:proofErr w:type="gramEnd"/>
             <w:r>
               <w:rPr>
                 <w:color w:val="BBBBBB"/>
               </w:rPr>
               <w:t xml:space="preserve"> </w:t>
             </w:r>
-            <w:proofErr w:type="spellStart"/>
             <w:r>
               <w:rPr>
                 <w:b/>
@@ -9911,7 +9870,6 @@
               </w:rPr>
               <w:t>numpy</w:t>
             </w:r>
-            <w:proofErr w:type="spellEnd"/>
             <w:r>
               <w:rPr>
                 <w:color w:val="BBBBBB"/>
@@ -9963,8 +9921,6 @@
               </w:rPr>
               <w:t xml:space="preserve"> </w:t>
             </w:r>
-            <w:proofErr w:type="spellStart"/>
-            <w:proofErr w:type="gramStart"/>
             <w:r>
               <w:rPr>
                 <w:b/>
@@ -9973,8 +9929,6 @@
               </w:rPr>
               <w:t>matplotlib.pyplot</w:t>
             </w:r>
-            <w:proofErr w:type="spellEnd"/>
-            <w:proofErr w:type="gramEnd"/>
             <w:r>
               <w:rPr>
                 <w:color w:val="BBBBBB"/>
@@ -9995,7 +9949,6 @@
               </w:rPr>
               <w:t xml:space="preserve"> </w:t>
             </w:r>
-            <w:proofErr w:type="spellStart"/>
             <w:r>
               <w:rPr>
                 <w:b/>
@@ -10004,7 +9957,6 @@
               </w:rPr>
               <w:t>plt</w:t>
             </w:r>
-            <w:proofErr w:type="spellEnd"/>
           </w:p>
           <w:p>
             <w:pPr>
@@ -10028,8 +9980,6 @@
               </w:rPr>
               <w:t xml:space="preserve"> </w:t>
             </w:r>
-            <w:proofErr w:type="spellStart"/>
-            <w:proofErr w:type="gramStart"/>
             <w:r>
               <w:rPr>
                 <w:b/>
@@ -10038,8 +9988,6 @@
               </w:rPr>
               <w:t>scipy.linalg</w:t>
             </w:r>
-            <w:proofErr w:type="spellEnd"/>
-            <w:proofErr w:type="gramEnd"/>
             <w:r>
               <w:rPr>
                 <w:color w:val="BBBBBB"/>
@@ -10058,30 +10006,8 @@
               <w:rPr>
                 <w:color w:val="333333"/>
               </w:rPr>
-              <w:t xml:space="preserve"> </w:t>
-            </w:r>
-            <w:proofErr w:type="spellStart"/>
-            <w:r>
-              <w:rPr>
-                <w:color w:val="333333"/>
-              </w:rPr>
-              <w:t>lu_factor</w:t>
-            </w:r>
-            <w:proofErr w:type="spellEnd"/>
-            <w:r>
-              <w:rPr>
-                <w:color w:val="333333"/>
-              </w:rPr>
-              <w:t xml:space="preserve">, </w:t>
-            </w:r>
-            <w:proofErr w:type="spellStart"/>
-            <w:r>
-              <w:rPr>
-                <w:color w:val="333333"/>
-              </w:rPr>
-              <w:t>lu_solve</w:t>
-            </w:r>
-            <w:proofErr w:type="spellEnd"/>
+              <w:t xml:space="preserve"> lu_factor, lu_solve</w:t>
+            </w:r>
           </w:p>
           <w:p>
             <w:pPr>
@@ -10091,7 +10017,6 @@
                 <w:color w:val="333333"/>
               </w:rPr>
             </w:pPr>
-            <w:proofErr w:type="gramStart"/>
             <w:r>
               <w:rPr>
                 <w:b/>
@@ -10100,14 +10025,12 @@
               </w:rPr>
               <w:t>import</w:t>
             </w:r>
-            <w:proofErr w:type="gramEnd"/>
             <w:r>
               <w:rPr>
                 <w:color w:val="BBBBBB"/>
               </w:rPr>
               <w:t xml:space="preserve"> </w:t>
             </w:r>
-            <w:proofErr w:type="spellStart"/>
             <w:r>
               <w:rPr>
                 <w:b/>
@@ -10116,7 +10039,6 @@
               </w:rPr>
               <w:t>sympy</w:t>
             </w:r>
-            <w:proofErr w:type="spellEnd"/>
             <w:r>
               <w:rPr>
                 <w:color w:val="BBBBBB"/>
@@ -10137,7 +10059,6 @@
               </w:rPr>
               <w:t xml:space="preserve"> </w:t>
             </w:r>
-            <w:proofErr w:type="spellStart"/>
             <w:r>
               <w:rPr>
                 <w:b/>
@@ -10146,7 +10067,6 @@
               </w:rPr>
               <w:t>sp</w:t>
             </w:r>
-            <w:proofErr w:type="spellEnd"/>
           </w:p>
           <w:p>
             <w:pPr>
@@ -10170,8 +10090,6 @@
               </w:rPr>
               <w:t xml:space="preserve"> </w:t>
             </w:r>
-            <w:proofErr w:type="spellStart"/>
-            <w:proofErr w:type="gramStart"/>
             <w:r>
               <w:rPr>
                 <w:b/>
@@ -10180,8 +10098,6 @@
               </w:rPr>
               <w:t>scipy.integrate</w:t>
             </w:r>
-            <w:proofErr w:type="spellEnd"/>
-            <w:proofErr w:type="gramEnd"/>
             <w:r>
               <w:rPr>
                 <w:color w:val="BBBBBB"/>
@@ -10200,30 +10116,8 @@
               <w:rPr>
                 <w:color w:val="333333"/>
               </w:rPr>
-              <w:t xml:space="preserve"> </w:t>
-            </w:r>
-            <w:proofErr w:type="spellStart"/>
-            <w:r>
-              <w:rPr>
-                <w:color w:val="333333"/>
-              </w:rPr>
-              <w:t>solve_bvp</w:t>
-            </w:r>
-            <w:proofErr w:type="spellEnd"/>
-            <w:r>
-              <w:rPr>
-                <w:color w:val="333333"/>
-              </w:rPr>
-              <w:t xml:space="preserve">, trapezoid, </w:t>
-            </w:r>
-            <w:proofErr w:type="spellStart"/>
-            <w:r>
-              <w:rPr>
-                <w:color w:val="333333"/>
-              </w:rPr>
-              <w:t>cumulative_trapezoid</w:t>
-            </w:r>
-            <w:proofErr w:type="spellEnd"/>
+              <w:t xml:space="preserve"> solve_bvp, trapezoid, cumulative_trapezoid</w:t>
+            </w:r>
           </w:p>
         </w:tc>
       </w:tr>
@@ -10275,19 +10169,11 @@
                 <w:color w:val="333333"/>
               </w:rPr>
             </w:pPr>
-            <w:proofErr w:type="spellStart"/>
-            <w:r>
-              <w:rPr>
-                <w:color w:val="333333"/>
-              </w:rPr>
-              <w:t>nu_inf</w:t>
-            </w:r>
-            <w:proofErr w:type="spellEnd"/>
-            <w:r>
-              <w:rPr>
-                <w:color w:val="333333"/>
-              </w:rPr>
-              <w:t xml:space="preserve"> = </w:t>
+            <w:r>
+              <w:rPr>
+                <w:color w:val="333333"/>
+              </w:rPr>
+              <w:t xml:space="preserve">nu_inf = </w:t>
             </w:r>
             <w:r>
               <w:rPr>
@@ -10318,19 +10204,11 @@
                 <w:color w:val="333333"/>
               </w:rPr>
             </w:pPr>
-            <w:proofErr w:type="spellStart"/>
-            <w:r>
-              <w:rPr>
-                <w:color w:val="333333"/>
-              </w:rPr>
-              <w:t>u_inf</w:t>
-            </w:r>
-            <w:proofErr w:type="spellEnd"/>
-            <w:r>
-              <w:rPr>
-                <w:color w:val="333333"/>
-              </w:rPr>
-              <w:t xml:space="preserve"> = </w:t>
+            <w:r>
+              <w:rPr>
+                <w:color w:val="333333"/>
+              </w:rPr>
+              <w:t xml:space="preserve">u_inf = </w:t>
             </w:r>
             <w:r>
               <w:rPr>
@@ -10367,7 +10245,6 @@
               </w:rPr>
               <w:t xml:space="preserve">L = </w:t>
             </w:r>
-            <w:proofErr w:type="gramStart"/>
             <w:r>
               <w:rPr>
                 <w:b/>
@@ -10386,14 +10263,7 @@
               <w:rPr>
                 <w:color w:val="888888"/>
               </w:rPr>
-              <w:t>#(</w:t>
-            </w:r>
-            <w:proofErr w:type="gramEnd"/>
-            <w:r>
-              <w:rPr>
-                <w:color w:val="888888"/>
-              </w:rPr>
-              <w:t>m)</w:t>
+              <w:t>#(m)</w:t>
             </w:r>
           </w:p>
           <w:p>
@@ -10483,19 +10353,11 @@
                 <w:color w:val="333333"/>
               </w:rPr>
             </w:pPr>
-            <w:proofErr w:type="spellStart"/>
-            <w:r>
-              <w:rPr>
-                <w:color w:val="333333"/>
-              </w:rPr>
-              <w:t>y_max</w:t>
-            </w:r>
-            <w:proofErr w:type="spellEnd"/>
-            <w:r>
-              <w:rPr>
-                <w:color w:val="333333"/>
-              </w:rPr>
-              <w:t xml:space="preserve"> = </w:t>
+            <w:r>
+              <w:rPr>
+                <w:color w:val="333333"/>
+              </w:rPr>
+              <w:t xml:space="preserve">y_max = </w:t>
             </w:r>
             <w:r>
               <w:rPr>
@@ -10550,16 +10412,8 @@
               <w:rPr>
                 <w:color w:val="888888"/>
               </w:rPr>
-              <w:t xml:space="preserve">#stretch </w:t>
-            </w:r>
-            <w:proofErr w:type="gramStart"/>
-            <w:r>
-              <w:rPr>
-                <w:color w:val="888888"/>
-              </w:rPr>
-              <w:t>factor</w:t>
-            </w:r>
-            <w:proofErr w:type="gramEnd"/>
+              <w:t>#stretch factor</w:t>
+            </w:r>
           </w:p>
           <w:p>
             <w:pPr>
@@ -10611,21 +10465,7 @@
               <w:rPr>
                 <w:color w:val="333333"/>
               </w:rPr>
-              <w:t>*</w:t>
-            </w:r>
-            <w:proofErr w:type="spellStart"/>
-            <w:r>
-              <w:rPr>
-                <w:color w:val="333333"/>
-              </w:rPr>
-              <w:t>u_inf</w:t>
-            </w:r>
-            <w:proofErr w:type="spellEnd"/>
-            <w:r>
-              <w:rPr>
-                <w:color w:val="333333"/>
-              </w:rPr>
-              <w:t>/</w:t>
+              <w:t>*u_inf/</w:t>
             </w:r>
             <w:r>
               <w:rPr>
@@ -10639,21 +10479,7 @@
               <w:rPr>
                 <w:color w:val="333333"/>
               </w:rPr>
-              <w:t>/</w:t>
-            </w:r>
-            <w:proofErr w:type="spellStart"/>
-            <w:r>
-              <w:rPr>
-                <w:color w:val="333333"/>
-              </w:rPr>
-              <w:t>nu_inf</w:t>
-            </w:r>
-            <w:proofErr w:type="spellEnd"/>
-            <w:r>
-              <w:rPr>
-                <w:color w:val="333333"/>
-              </w:rPr>
-              <w:t xml:space="preserve"> </w:t>
+              <w:t xml:space="preserve">/nu_inf </w:t>
             </w:r>
             <w:r>
               <w:rPr>
@@ -10679,19 +10505,11 @@
                 <w:color w:val="333333"/>
               </w:rPr>
             </w:pPr>
-            <w:proofErr w:type="spellStart"/>
-            <w:r>
-              <w:rPr>
-                <w:color w:val="333333"/>
-              </w:rPr>
-              <w:t>x_tot</w:t>
-            </w:r>
-            <w:proofErr w:type="spellEnd"/>
-            <w:r>
-              <w:rPr>
-                <w:color w:val="333333"/>
-              </w:rPr>
-              <w:t xml:space="preserve"> = </w:t>
+            <w:r>
+              <w:rPr>
+                <w:color w:val="333333"/>
+              </w:rPr>
+              <w:t xml:space="preserve">x_tot = </w:t>
             </w:r>
             <w:r>
               <w:rPr>
@@ -10757,19 +10575,11 @@
                 <w:color w:val="333333"/>
               </w:rPr>
             </w:pPr>
-            <w:proofErr w:type="spellStart"/>
-            <w:r>
-              <w:rPr>
-                <w:color w:val="333333"/>
-              </w:rPr>
-              <w:t>Nx</w:t>
-            </w:r>
-            <w:proofErr w:type="spellEnd"/>
-            <w:r>
-              <w:rPr>
-                <w:color w:val="333333"/>
-              </w:rPr>
-              <w:t xml:space="preserve"> = </w:t>
+            <w:r>
+              <w:rPr>
+                <w:color w:val="333333"/>
+              </w:rPr>
+              <w:t xml:space="preserve">Nx = </w:t>
             </w:r>
             <w:r>
               <w:rPr>
@@ -10781,41 +10591,13 @@
               <w:rPr>
                 <w:color w:val="333333"/>
               </w:rPr>
-              <w:t>(</w:t>
-            </w:r>
-            <w:proofErr w:type="spellStart"/>
-            <w:r>
-              <w:rPr>
-                <w:color w:val="333333"/>
-              </w:rPr>
-              <w:t>x_tot</w:t>
-            </w:r>
-            <w:proofErr w:type="spellEnd"/>
-            <w:r>
-              <w:rPr>
-                <w:color w:val="333333"/>
-              </w:rPr>
-              <w:t>/</w:t>
-            </w:r>
-            <w:proofErr w:type="gramStart"/>
-            <w:r>
-              <w:rPr>
-                <w:color w:val="333333"/>
-              </w:rPr>
-              <w:t xml:space="preserve">dx) </w:t>
+              <w:t xml:space="preserve">(x_tot/dx) </w:t>
             </w:r>
             <w:r>
               <w:rPr>
                 <w:color w:val="888888"/>
               </w:rPr>
-              <w:t>#</w:t>
-            </w:r>
-            <w:proofErr w:type="gramEnd"/>
-            <w:r>
-              <w:rPr>
-                <w:color w:val="888888"/>
-              </w:rPr>
-              <w:t>x partitions</w:t>
+              <w:t>#x partitions</w:t>
             </w:r>
           </w:p>
           <w:p>
@@ -10835,19 +10617,11 @@
                 <w:color w:val="333333"/>
               </w:rPr>
             </w:pPr>
-            <w:proofErr w:type="gramStart"/>
             <w:r>
               <w:rPr>
                 <w:color w:val="888888"/>
               </w:rPr>
-              <w:t>#eta</w:t>
-            </w:r>
-            <w:proofErr w:type="gramEnd"/>
-            <w:r>
-              <w:rPr>
-                <w:color w:val="888888"/>
-              </w:rPr>
-              <w:t xml:space="preserve"> grid</w:t>
+              <w:t>#eta grid</w:t>
             </w:r>
           </w:p>
           <w:p>
@@ -10862,23 +10636,7 @@
               <w:rPr>
                 <w:color w:val="333333"/>
               </w:rPr>
-              <w:t xml:space="preserve">eta = </w:t>
-            </w:r>
-            <w:proofErr w:type="spellStart"/>
-            <w:proofErr w:type="gramStart"/>
-            <w:r>
-              <w:rPr>
-                <w:color w:val="333333"/>
-              </w:rPr>
-              <w:t>np.linspace</w:t>
-            </w:r>
-            <w:proofErr w:type="spellEnd"/>
-            <w:proofErr w:type="gramEnd"/>
-            <w:r>
-              <w:rPr>
-                <w:color w:val="333333"/>
-              </w:rPr>
-              <w:t>(</w:t>
+              <w:t>eta = np.linspace(</w:t>
             </w:r>
             <w:r>
               <w:rPr>
@@ -10917,28 +10675,12 @@
                 <w:color w:val="333333"/>
               </w:rPr>
             </w:pPr>
-            <w:proofErr w:type="spellStart"/>
-            <w:r>
-              <w:rPr>
-                <w:color w:val="333333"/>
-              </w:rPr>
-              <w:t>d_eta</w:t>
-            </w:r>
-            <w:proofErr w:type="spellEnd"/>
-            <w:r>
-              <w:rPr>
-                <w:color w:val="333333"/>
-              </w:rPr>
-              <w:t xml:space="preserve"> = </w:t>
-            </w:r>
-            <w:proofErr w:type="gramStart"/>
-            <w:r>
-              <w:rPr>
-                <w:color w:val="333333"/>
-              </w:rPr>
-              <w:t>eta[</w:t>
-            </w:r>
-            <w:proofErr w:type="gramEnd"/>
+            <w:r>
+              <w:rPr>
+                <w:color w:val="333333"/>
+              </w:rPr>
+              <w:t>d_eta = eta[</w:t>
+            </w:r>
             <w:r>
               <w:rPr>
                 <w:b/>
@@ -10951,16 +10693,8 @@
               <w:rPr>
                 <w:color w:val="333333"/>
               </w:rPr>
-              <w:t xml:space="preserve">] - </w:t>
-            </w:r>
-            <w:proofErr w:type="gramStart"/>
-            <w:r>
-              <w:rPr>
-                <w:color w:val="333333"/>
-              </w:rPr>
-              <w:t>eta[</w:t>
-            </w:r>
-            <w:proofErr w:type="gramEnd"/>
+              <w:t>] - eta[</w:t>
+            </w:r>
             <w:r>
               <w:rPr>
                 <w:b/>
@@ -11012,53 +10746,7 @@
               <w:rPr>
                 <w:color w:val="333333"/>
               </w:rPr>
-              <w:t xml:space="preserve">y = </w:t>
-            </w:r>
-            <w:proofErr w:type="spellStart"/>
-            <w:r>
-              <w:rPr>
-                <w:color w:val="333333"/>
-              </w:rPr>
-              <w:t>y_max</w:t>
-            </w:r>
-            <w:proofErr w:type="spellEnd"/>
-            <w:r>
-              <w:rPr>
-                <w:color w:val="333333"/>
-              </w:rPr>
-              <w:t>*(</w:t>
-            </w:r>
-            <w:proofErr w:type="spellStart"/>
-            <w:proofErr w:type="gramStart"/>
-            <w:r>
-              <w:rPr>
-                <w:color w:val="333333"/>
-              </w:rPr>
-              <w:t>np.sinh</w:t>
-            </w:r>
-            <w:proofErr w:type="spellEnd"/>
-            <w:proofErr w:type="gramEnd"/>
-            <w:r>
-              <w:rPr>
-                <w:color w:val="333333"/>
-              </w:rPr>
-              <w:t>(s*eta)/</w:t>
-            </w:r>
-            <w:proofErr w:type="spellStart"/>
-            <w:proofErr w:type="gramStart"/>
-            <w:r>
-              <w:rPr>
-                <w:color w:val="333333"/>
-              </w:rPr>
-              <w:t>np.sinh</w:t>
-            </w:r>
-            <w:proofErr w:type="spellEnd"/>
-            <w:proofErr w:type="gramEnd"/>
-            <w:r>
-              <w:rPr>
-                <w:color w:val="333333"/>
-              </w:rPr>
-              <w:t>(s))</w:t>
+              <w:t>y = y_max*(np.sinh(s*eta)/np.sinh(s))</w:t>
             </w:r>
           </w:p>
           <w:p>
@@ -11082,7 +10770,6 @@
               <w:rPr>
                 <w:color w:val="888888"/>
               </w:rPr>
-              <w:lastRenderedPageBreak/>
               <w:t>#stretched y grid derivatives (solved for at end of code symbolically)</w:t>
             </w:r>
           </w:p>
@@ -11094,65 +10781,11 @@
                 <w:color w:val="333333"/>
               </w:rPr>
             </w:pPr>
-            <w:proofErr w:type="spellStart"/>
-            <w:r>
-              <w:rPr>
-                <w:color w:val="333333"/>
-              </w:rPr>
-              <w:t>deta_dy</w:t>
-            </w:r>
-            <w:proofErr w:type="spellEnd"/>
-            <w:r>
-              <w:rPr>
-                <w:color w:val="333333"/>
-              </w:rPr>
-              <w:t xml:space="preserve"> = </w:t>
-            </w:r>
-            <w:proofErr w:type="spellStart"/>
-            <w:proofErr w:type="gramStart"/>
-            <w:r>
-              <w:rPr>
-                <w:color w:val="333333"/>
-              </w:rPr>
-              <w:t>np.sinh</w:t>
-            </w:r>
-            <w:proofErr w:type="spellEnd"/>
-            <w:proofErr w:type="gramEnd"/>
-            <w:r>
-              <w:rPr>
-                <w:color w:val="333333"/>
-              </w:rPr>
-              <w:t>(s)/(s*</w:t>
-            </w:r>
-            <w:proofErr w:type="spellStart"/>
-            <w:r>
-              <w:rPr>
-                <w:color w:val="333333"/>
-              </w:rPr>
-              <w:t>y_max</w:t>
-            </w:r>
-            <w:proofErr w:type="spellEnd"/>
-            <w:r>
-              <w:rPr>
-                <w:color w:val="333333"/>
-              </w:rPr>
-              <w:t>*</w:t>
-            </w:r>
-            <w:proofErr w:type="spellStart"/>
-            <w:proofErr w:type="gramStart"/>
-            <w:r>
-              <w:rPr>
-                <w:color w:val="333333"/>
-              </w:rPr>
-              <w:t>np.cosh</w:t>
-            </w:r>
-            <w:proofErr w:type="spellEnd"/>
-            <w:proofErr w:type="gramEnd"/>
-            <w:r>
-              <w:rPr>
-                <w:color w:val="333333"/>
-              </w:rPr>
-              <w:t>(s*eta))</w:t>
+            <w:r>
+              <w:rPr>
+                <w:color w:val="333333"/>
+              </w:rPr>
+              <w:t>deta_dy = np.sinh(s)/(s*y_max*np.cosh(s*eta))</w:t>
             </w:r>
           </w:p>
           <w:p>
@@ -11167,37 +10800,7 @@
               <w:rPr>
                 <w:color w:val="333333"/>
               </w:rPr>
-              <w:t>d2eta_dy2 = -(</w:t>
-            </w:r>
-            <w:proofErr w:type="spellStart"/>
-            <w:proofErr w:type="gramStart"/>
-            <w:r>
-              <w:rPr>
-                <w:color w:val="333333"/>
-              </w:rPr>
-              <w:t>np.sinh</w:t>
-            </w:r>
-            <w:proofErr w:type="spellEnd"/>
-            <w:proofErr w:type="gramEnd"/>
-            <w:r>
-              <w:rPr>
-                <w:color w:val="333333"/>
-              </w:rPr>
-              <w:t>(</w:t>
-            </w:r>
-            <w:proofErr w:type="gramStart"/>
-            <w:r>
-              <w:rPr>
-                <w:color w:val="333333"/>
-              </w:rPr>
-              <w:t>s)*</w:t>
-            </w:r>
-            <w:proofErr w:type="gramEnd"/>
-            <w:r>
-              <w:rPr>
-                <w:color w:val="333333"/>
-              </w:rPr>
-              <w:t>*</w:t>
+              <w:t>d2eta_dy2 = -(np.sinh(s)**</w:t>
             </w:r>
             <w:r>
               <w:rPr>
@@ -11211,44 +10814,7 @@
               <w:rPr>
                 <w:color w:val="333333"/>
               </w:rPr>
-              <w:t>*</w:t>
-            </w:r>
-            <w:proofErr w:type="spellStart"/>
-            <w:proofErr w:type="gramStart"/>
-            <w:r>
-              <w:rPr>
-                <w:color w:val="333333"/>
-              </w:rPr>
-              <w:t>np.sinh</w:t>
-            </w:r>
-            <w:proofErr w:type="spellEnd"/>
-            <w:proofErr w:type="gramEnd"/>
-            <w:r>
-              <w:rPr>
-                <w:color w:val="333333"/>
-              </w:rPr>
-              <w:t>(s*eta))/(s*</w:t>
-            </w:r>
-            <w:proofErr w:type="spellStart"/>
-            <w:r>
-              <w:rPr>
-                <w:color w:val="333333"/>
-              </w:rPr>
-              <w:t>y_max</w:t>
-            </w:r>
-            <w:proofErr w:type="spellEnd"/>
-            <w:r>
-              <w:rPr>
-                <w:color w:val="333333"/>
-              </w:rPr>
-              <w:t>*</w:t>
-            </w:r>
-            <w:proofErr w:type="gramStart"/>
-            <w:r>
-              <w:rPr>
-                <w:color w:val="333333"/>
-              </w:rPr>
-              <w:t>*</w:t>
+              <w:t>*np.sinh(s*eta))/(s*y_max**</w:t>
             </w:r>
             <w:r>
               <w:rPr>
@@ -11258,42 +10824,11 @@
               </w:rPr>
               <w:t>2</w:t>
             </w:r>
-            <w:proofErr w:type="gramEnd"/>
-            <w:r>
-              <w:rPr>
-                <w:color w:val="333333"/>
-              </w:rPr>
-              <w:t>*</w:t>
-            </w:r>
-            <w:proofErr w:type="spellStart"/>
-            <w:proofErr w:type="gramStart"/>
-            <w:r>
-              <w:rPr>
-                <w:color w:val="333333"/>
-              </w:rPr>
-              <w:t>np.cosh</w:t>
-            </w:r>
-            <w:proofErr w:type="spellEnd"/>
-            <w:proofErr w:type="gramEnd"/>
-            <w:r>
-              <w:rPr>
-                <w:color w:val="333333"/>
-              </w:rPr>
-              <w:t>(s*</w:t>
-            </w:r>
-            <w:proofErr w:type="gramStart"/>
-            <w:r>
-              <w:rPr>
-                <w:color w:val="333333"/>
-              </w:rPr>
-              <w:t>eta)*</w:t>
-            </w:r>
-            <w:proofErr w:type="gramEnd"/>
-            <w:r>
-              <w:rPr>
-                <w:color w:val="333333"/>
-              </w:rPr>
-              <w:t>*</w:t>
+            <w:r>
+              <w:rPr>
+                <w:color w:val="333333"/>
+              </w:rPr>
+              <w:t>*np.cosh(s*eta)**</w:t>
             </w:r>
             <w:r>
               <w:rPr>
@@ -11349,6 +10884,7 @@
               <w:rPr>
                 <w:color w:val="888888"/>
               </w:rPr>
+              <w:lastRenderedPageBreak/>
               <w:t>#central diff, 4th order for interior points, 2nd order for boundary-adjacent points</w:t>
             </w:r>
           </w:p>
@@ -11360,35 +10896,11 @@
                 <w:color w:val="333333"/>
               </w:rPr>
             </w:pPr>
-            <w:proofErr w:type="spellStart"/>
-            <w:r>
-              <w:rPr>
-                <w:color w:val="333333"/>
-              </w:rPr>
-              <w:t>du_deta</w:t>
-            </w:r>
-            <w:proofErr w:type="spellEnd"/>
-            <w:r>
-              <w:rPr>
-                <w:color w:val="333333"/>
-              </w:rPr>
-              <w:t xml:space="preserve"> = </w:t>
-            </w:r>
-            <w:proofErr w:type="spellStart"/>
-            <w:proofErr w:type="gramStart"/>
-            <w:r>
-              <w:rPr>
-                <w:color w:val="333333"/>
-              </w:rPr>
-              <w:t>np.zeros</w:t>
-            </w:r>
-            <w:proofErr w:type="spellEnd"/>
-            <w:proofErr w:type="gramEnd"/>
-            <w:r>
-              <w:rPr>
-                <w:color w:val="333333"/>
-              </w:rPr>
-              <w:t>((Ny, Ny))</w:t>
+            <w:r>
+              <w:rPr>
+                <w:color w:val="333333"/>
+              </w:rPr>
+              <w:t>du_deta = np.zeros((Ny, Ny))</w:t>
             </w:r>
           </w:p>
           <w:p>
@@ -11403,23 +10915,7 @@
               <w:rPr>
                 <w:color w:val="333333"/>
               </w:rPr>
-              <w:t xml:space="preserve">d2u_deta2 = </w:t>
-            </w:r>
-            <w:proofErr w:type="spellStart"/>
-            <w:proofErr w:type="gramStart"/>
-            <w:r>
-              <w:rPr>
-                <w:color w:val="333333"/>
-              </w:rPr>
-              <w:t>np.zeros</w:t>
-            </w:r>
-            <w:proofErr w:type="spellEnd"/>
-            <w:proofErr w:type="gramEnd"/>
-            <w:r>
-              <w:rPr>
-                <w:color w:val="333333"/>
-              </w:rPr>
-              <w:t>((Ny, Ny))</w:t>
+              <w:t>d2u_deta2 = np.zeros((Ny, Ny))</w:t>
             </w:r>
           </w:p>
           <w:p>
@@ -11451,37 +10947,22 @@
               <w:rPr>
                 <w:color w:val="333333"/>
               </w:rPr>
+              <w:t xml:space="preserve"> i </w:t>
+            </w:r>
+            <w:r>
+              <w:rPr>
+                <w:b/>
+                <w:bCs/>
+                <w:color w:val="000000"/>
+              </w:rPr>
+              <w:t>in</w:t>
+            </w:r>
+            <w:r>
+              <w:rPr>
+                <w:color w:val="333333"/>
+              </w:rPr>
               <w:t xml:space="preserve"> </w:t>
             </w:r>
-            <w:proofErr w:type="spellStart"/>
-            <w:r>
-              <w:rPr>
-                <w:color w:val="333333"/>
-              </w:rPr>
-              <w:t>i</w:t>
-            </w:r>
-            <w:proofErr w:type="spellEnd"/>
-            <w:r>
-              <w:rPr>
-                <w:color w:val="333333"/>
-              </w:rPr>
-              <w:t xml:space="preserve"> </w:t>
-            </w:r>
-            <w:r>
-              <w:rPr>
-                <w:b/>
-                <w:bCs/>
-                <w:color w:val="000000"/>
-              </w:rPr>
-              <w:t>in</w:t>
-            </w:r>
-            <w:r>
-              <w:rPr>
-                <w:color w:val="333333"/>
-              </w:rPr>
-              <w:t xml:space="preserve"> </w:t>
-            </w:r>
-            <w:proofErr w:type="gramStart"/>
             <w:r>
               <w:rPr>
                 <w:color w:val="007020"/>
@@ -11494,7 +10975,6 @@
               </w:rPr>
               <w:t>(</w:t>
             </w:r>
-            <w:proofErr w:type="gramEnd"/>
             <w:r>
               <w:rPr>
                 <w:b/>
@@ -11550,36 +11030,22 @@
               <w:rPr>
                 <w:color w:val="333333"/>
               </w:rPr>
+              <w:t xml:space="preserve"> i == </w:t>
+            </w:r>
+            <w:r>
+              <w:rPr>
+                <w:b/>
+                <w:bCs/>
+                <w:color w:val="0000DD"/>
+              </w:rPr>
+              <w:t>1</w:t>
+            </w:r>
+            <w:r>
+              <w:rPr>
+                <w:color w:val="333333"/>
+              </w:rPr>
               <w:t xml:space="preserve"> </w:t>
             </w:r>
-            <w:proofErr w:type="spellStart"/>
-            <w:r>
-              <w:rPr>
-                <w:color w:val="333333"/>
-              </w:rPr>
-              <w:t>i</w:t>
-            </w:r>
-            <w:proofErr w:type="spellEnd"/>
-            <w:r>
-              <w:rPr>
-                <w:color w:val="333333"/>
-              </w:rPr>
-              <w:t xml:space="preserve"> == </w:t>
-            </w:r>
-            <w:r>
-              <w:rPr>
-                <w:b/>
-                <w:bCs/>
-                <w:color w:val="0000DD"/>
-              </w:rPr>
-              <w:t>1</w:t>
-            </w:r>
-            <w:r>
-              <w:rPr>
-                <w:color w:val="333333"/>
-              </w:rPr>
-              <w:t xml:space="preserve"> </w:t>
-            </w:r>
             <w:r>
               <w:rPr>
                 <w:b/>
@@ -11592,21 +11058,7 @@
               <w:rPr>
                 <w:color w:val="333333"/>
               </w:rPr>
-              <w:t xml:space="preserve"> </w:t>
-            </w:r>
-            <w:proofErr w:type="spellStart"/>
-            <w:r>
-              <w:rPr>
-                <w:color w:val="333333"/>
-              </w:rPr>
-              <w:t>i</w:t>
-            </w:r>
-            <w:proofErr w:type="spellEnd"/>
-            <w:r>
-              <w:rPr>
-                <w:color w:val="333333"/>
-              </w:rPr>
-              <w:t xml:space="preserve"> == Ny - </w:t>
+              <w:t xml:space="preserve"> i == Ny - </w:t>
             </w:r>
             <w:r>
               <w:rPr>
@@ -11641,21 +11093,7 @@
               <w:rPr>
                 <w:color w:val="888888"/>
               </w:rPr>
-              <w:t xml:space="preserve">#2nd order </w:t>
-            </w:r>
-            <w:proofErr w:type="gramStart"/>
-            <w:r>
-              <w:rPr>
-                <w:color w:val="888888"/>
-              </w:rPr>
-              <w:t>cd</w:t>
-            </w:r>
-            <w:proofErr w:type="gramEnd"/>
-            <w:r>
-              <w:rPr>
-                <w:color w:val="888888"/>
-              </w:rPr>
-              <w:t>, for boundary-adjacent points</w:t>
+              <w:t>#2nd order cd, for boundary-adjacent points</w:t>
             </w:r>
           </w:p>
           <w:p>
@@ -11670,43 +11108,7 @@
               <w:rPr>
                 <w:color w:val="333333"/>
               </w:rPr>
-              <w:t xml:space="preserve">        </w:t>
-            </w:r>
-            <w:proofErr w:type="spellStart"/>
-            <w:r>
-              <w:rPr>
-                <w:color w:val="333333"/>
-              </w:rPr>
-              <w:t>du_</w:t>
-            </w:r>
-            <w:proofErr w:type="gramStart"/>
-            <w:r>
-              <w:rPr>
-                <w:color w:val="333333"/>
-              </w:rPr>
-              <w:t>deta</w:t>
-            </w:r>
-            <w:proofErr w:type="spellEnd"/>
-            <w:r>
-              <w:rPr>
-                <w:color w:val="333333"/>
-              </w:rPr>
-              <w:t>[</w:t>
-            </w:r>
-            <w:proofErr w:type="spellStart"/>
-            <w:proofErr w:type="gramEnd"/>
-            <w:r>
-              <w:rPr>
-                <w:color w:val="333333"/>
-              </w:rPr>
-              <w:t>i</w:t>
-            </w:r>
-            <w:proofErr w:type="spellEnd"/>
-            <w:r>
-              <w:rPr>
-                <w:color w:val="333333"/>
-              </w:rPr>
-              <w:t>, i-</w:t>
+              <w:t xml:space="preserve">        du_deta[i, i-</w:t>
             </w:r>
             <w:r>
               <w:rPr>
@@ -11748,21 +11150,7 @@
               <w:rPr>
                 <w:color w:val="333333"/>
               </w:rPr>
-              <w:t>*</w:t>
-            </w:r>
-            <w:proofErr w:type="spellStart"/>
-            <w:r>
-              <w:rPr>
-                <w:color w:val="333333"/>
-              </w:rPr>
-              <w:t>d_eta</w:t>
-            </w:r>
-            <w:proofErr w:type="spellEnd"/>
-            <w:r>
-              <w:rPr>
-                <w:color w:val="333333"/>
-              </w:rPr>
-              <w:t xml:space="preserve">) </w:t>
+              <w:t xml:space="preserve">*d_eta) </w:t>
             </w:r>
           </w:p>
           <w:p>
@@ -11777,43 +11165,7 @@
               <w:rPr>
                 <w:color w:val="333333"/>
               </w:rPr>
-              <w:t xml:space="preserve">        </w:t>
-            </w:r>
-            <w:proofErr w:type="spellStart"/>
-            <w:r>
-              <w:rPr>
-                <w:color w:val="333333"/>
-              </w:rPr>
-              <w:t>du_</w:t>
-            </w:r>
-            <w:proofErr w:type="gramStart"/>
-            <w:r>
-              <w:rPr>
-                <w:color w:val="333333"/>
-              </w:rPr>
-              <w:t>deta</w:t>
-            </w:r>
-            <w:proofErr w:type="spellEnd"/>
-            <w:r>
-              <w:rPr>
-                <w:color w:val="333333"/>
-              </w:rPr>
-              <w:t>[</w:t>
-            </w:r>
-            <w:proofErr w:type="spellStart"/>
-            <w:proofErr w:type="gramEnd"/>
-            <w:r>
-              <w:rPr>
-                <w:color w:val="333333"/>
-              </w:rPr>
-              <w:t>i</w:t>
-            </w:r>
-            <w:proofErr w:type="spellEnd"/>
-            <w:r>
-              <w:rPr>
-                <w:color w:val="333333"/>
-              </w:rPr>
-              <w:t>, i+</w:t>
+              <w:t xml:space="preserve">        du_deta[i, i+</w:t>
             </w:r>
             <w:r>
               <w:rPr>
@@ -11855,21 +11207,7 @@
               <w:rPr>
                 <w:color w:val="333333"/>
               </w:rPr>
-              <w:t>*</w:t>
-            </w:r>
-            <w:proofErr w:type="spellStart"/>
-            <w:r>
-              <w:rPr>
-                <w:color w:val="333333"/>
-              </w:rPr>
-              <w:t>d_eta</w:t>
-            </w:r>
-            <w:proofErr w:type="spellEnd"/>
-            <w:r>
-              <w:rPr>
-                <w:color w:val="333333"/>
-              </w:rPr>
-              <w:t>)</w:t>
+              <w:t>*d_eta)</w:t>
             </w:r>
           </w:p>
           <w:p>
@@ -11899,21 +11237,7 @@
               <w:rPr>
                 <w:color w:val="333333"/>
               </w:rPr>
-              <w:t xml:space="preserve">        d2u_deta2[</w:t>
-            </w:r>
-            <w:proofErr w:type="spellStart"/>
-            <w:r>
-              <w:rPr>
-                <w:color w:val="333333"/>
-              </w:rPr>
-              <w:t>i</w:t>
-            </w:r>
-            <w:proofErr w:type="spellEnd"/>
-            <w:r>
-              <w:rPr>
-                <w:color w:val="333333"/>
-              </w:rPr>
-              <w:t>, i-</w:t>
+              <w:t xml:space="preserve">        d2u_deta2[i, i-</w:t>
             </w:r>
             <w:r>
               <w:rPr>
@@ -11941,21 +11265,7 @@
               <w:rPr>
                 <w:color w:val="333333"/>
               </w:rPr>
-              <w:t>/</w:t>
-            </w:r>
-            <w:proofErr w:type="spellStart"/>
-            <w:r>
-              <w:rPr>
-                <w:color w:val="333333"/>
-              </w:rPr>
-              <w:t>d_eta</w:t>
-            </w:r>
-            <w:proofErr w:type="spellEnd"/>
-            <w:r>
-              <w:rPr>
-                <w:color w:val="333333"/>
-              </w:rPr>
-              <w:t>**</w:t>
+              <w:t>/d_eta**</w:t>
             </w:r>
             <w:r>
               <w:rPr>
@@ -11978,21 +11288,7 @@
               <w:rPr>
                 <w:color w:val="333333"/>
               </w:rPr>
-              <w:t xml:space="preserve">        d2u_deta2[</w:t>
-            </w:r>
-            <w:proofErr w:type="spellStart"/>
-            <w:r>
-              <w:rPr>
-                <w:color w:val="333333"/>
-              </w:rPr>
-              <w:t>i</w:t>
-            </w:r>
-            <w:proofErr w:type="spellEnd"/>
-            <w:r>
-              <w:rPr>
-                <w:color w:val="333333"/>
-              </w:rPr>
-              <w:t>, i] = -</w:t>
+              <w:t xml:space="preserve">        d2u_deta2[i, i] = -</w:t>
             </w:r>
             <w:r>
               <w:rPr>
@@ -12006,21 +11302,7 @@
               <w:rPr>
                 <w:color w:val="333333"/>
               </w:rPr>
-              <w:t>/</w:t>
-            </w:r>
-            <w:proofErr w:type="spellStart"/>
-            <w:r>
-              <w:rPr>
-                <w:color w:val="333333"/>
-              </w:rPr>
-              <w:t>d_eta</w:t>
-            </w:r>
-            <w:proofErr w:type="spellEnd"/>
-            <w:r>
-              <w:rPr>
-                <w:color w:val="333333"/>
-              </w:rPr>
-              <w:t>**</w:t>
+              <w:t>/d_eta**</w:t>
             </w:r>
             <w:r>
               <w:rPr>
@@ -12043,21 +11325,7 @@
               <w:rPr>
                 <w:color w:val="333333"/>
               </w:rPr>
-              <w:t xml:space="preserve">        d2u_deta2[</w:t>
-            </w:r>
-            <w:proofErr w:type="spellStart"/>
-            <w:r>
-              <w:rPr>
-                <w:color w:val="333333"/>
-              </w:rPr>
-              <w:t>i</w:t>
-            </w:r>
-            <w:proofErr w:type="spellEnd"/>
-            <w:r>
-              <w:rPr>
-                <w:color w:val="333333"/>
-              </w:rPr>
-              <w:t>, i+</w:t>
+              <w:t xml:space="preserve">        d2u_deta2[i, i+</w:t>
             </w:r>
             <w:r>
               <w:rPr>
@@ -12085,21 +11353,7 @@
               <w:rPr>
                 <w:color w:val="333333"/>
               </w:rPr>
-              <w:t>/</w:t>
-            </w:r>
-            <w:proofErr w:type="spellStart"/>
-            <w:r>
-              <w:rPr>
-                <w:color w:val="333333"/>
-              </w:rPr>
-              <w:t>d_eta</w:t>
-            </w:r>
-            <w:proofErr w:type="spellEnd"/>
-            <w:r>
-              <w:rPr>
-                <w:color w:val="333333"/>
-              </w:rPr>
-              <w:t>**</w:t>
+              <w:t>/d_eta**</w:t>
             </w:r>
             <w:r>
               <w:rPr>
@@ -12157,21 +11411,7 @@
               <w:rPr>
                 <w:color w:val="888888"/>
               </w:rPr>
-              <w:t xml:space="preserve">#4th order </w:t>
-            </w:r>
-            <w:proofErr w:type="gramStart"/>
-            <w:r>
-              <w:rPr>
-                <w:color w:val="888888"/>
-              </w:rPr>
-              <w:t>cd</w:t>
-            </w:r>
-            <w:proofErr w:type="gramEnd"/>
-            <w:r>
-              <w:rPr>
-                <w:color w:val="888888"/>
-              </w:rPr>
-              <w:t>, for interior points</w:t>
+              <w:t>#4th order cd, for interior points</w:t>
             </w:r>
           </w:p>
           <w:p>
@@ -12186,43 +11426,7 @@
               <w:rPr>
                 <w:color w:val="333333"/>
               </w:rPr>
-              <w:t xml:space="preserve">        </w:t>
-            </w:r>
-            <w:proofErr w:type="spellStart"/>
-            <w:r>
-              <w:rPr>
-                <w:color w:val="333333"/>
-              </w:rPr>
-              <w:t>du_</w:t>
-            </w:r>
-            <w:proofErr w:type="gramStart"/>
-            <w:r>
-              <w:rPr>
-                <w:color w:val="333333"/>
-              </w:rPr>
-              <w:t>deta</w:t>
-            </w:r>
-            <w:proofErr w:type="spellEnd"/>
-            <w:r>
-              <w:rPr>
-                <w:color w:val="333333"/>
-              </w:rPr>
-              <w:t>[</w:t>
-            </w:r>
-            <w:proofErr w:type="spellStart"/>
-            <w:proofErr w:type="gramEnd"/>
-            <w:r>
-              <w:rPr>
-                <w:color w:val="333333"/>
-              </w:rPr>
-              <w:t>i</w:t>
-            </w:r>
-            <w:proofErr w:type="spellEnd"/>
-            <w:r>
-              <w:rPr>
-                <w:color w:val="333333"/>
-              </w:rPr>
-              <w:t>, i-</w:t>
+              <w:t xml:space="preserve">        du_deta[i, i-</w:t>
             </w:r>
             <w:r>
               <w:rPr>
@@ -12264,21 +11468,7 @@
               <w:rPr>
                 <w:color w:val="333333"/>
               </w:rPr>
-              <w:t>*</w:t>
-            </w:r>
-            <w:proofErr w:type="spellStart"/>
-            <w:r>
-              <w:rPr>
-                <w:color w:val="333333"/>
-              </w:rPr>
-              <w:t>d_eta</w:t>
-            </w:r>
-            <w:proofErr w:type="spellEnd"/>
-            <w:r>
-              <w:rPr>
-                <w:color w:val="333333"/>
-              </w:rPr>
-              <w:t>)</w:t>
+              <w:t>*d_eta)</w:t>
             </w:r>
           </w:p>
           <w:p>
@@ -12293,43 +11483,7 @@
               <w:rPr>
                 <w:color w:val="333333"/>
               </w:rPr>
-              <w:t xml:space="preserve">        </w:t>
-            </w:r>
-            <w:proofErr w:type="spellStart"/>
-            <w:r>
-              <w:rPr>
-                <w:color w:val="333333"/>
-              </w:rPr>
-              <w:t>du_</w:t>
-            </w:r>
-            <w:proofErr w:type="gramStart"/>
-            <w:r>
-              <w:rPr>
-                <w:color w:val="333333"/>
-              </w:rPr>
-              <w:t>deta</w:t>
-            </w:r>
-            <w:proofErr w:type="spellEnd"/>
-            <w:r>
-              <w:rPr>
-                <w:color w:val="333333"/>
-              </w:rPr>
-              <w:t>[</w:t>
-            </w:r>
-            <w:proofErr w:type="spellStart"/>
-            <w:proofErr w:type="gramEnd"/>
-            <w:r>
-              <w:rPr>
-                <w:color w:val="333333"/>
-              </w:rPr>
-              <w:t>i</w:t>
-            </w:r>
-            <w:proofErr w:type="spellEnd"/>
-            <w:r>
-              <w:rPr>
-                <w:color w:val="333333"/>
-              </w:rPr>
-              <w:t>, i-</w:t>
+              <w:t xml:space="preserve">        du_deta[i, i-</w:t>
             </w:r>
             <w:r>
               <w:rPr>
@@ -12371,21 +11525,7 @@
               <w:rPr>
                 <w:color w:val="333333"/>
               </w:rPr>
-              <w:t>*</w:t>
-            </w:r>
-            <w:proofErr w:type="spellStart"/>
-            <w:r>
-              <w:rPr>
-                <w:color w:val="333333"/>
-              </w:rPr>
-              <w:t>d_eta</w:t>
-            </w:r>
-            <w:proofErr w:type="spellEnd"/>
-            <w:r>
-              <w:rPr>
-                <w:color w:val="333333"/>
-              </w:rPr>
-              <w:t>)</w:t>
+              <w:t>*d_eta)</w:t>
             </w:r>
           </w:p>
           <w:p>
@@ -12400,43 +11540,7 @@
               <w:rPr>
                 <w:color w:val="333333"/>
               </w:rPr>
-              <w:t xml:space="preserve">        </w:t>
-            </w:r>
-            <w:proofErr w:type="spellStart"/>
-            <w:r>
-              <w:rPr>
-                <w:color w:val="333333"/>
-              </w:rPr>
-              <w:t>du_</w:t>
-            </w:r>
-            <w:proofErr w:type="gramStart"/>
-            <w:r>
-              <w:rPr>
-                <w:color w:val="333333"/>
-              </w:rPr>
-              <w:t>deta</w:t>
-            </w:r>
-            <w:proofErr w:type="spellEnd"/>
-            <w:r>
-              <w:rPr>
-                <w:color w:val="333333"/>
-              </w:rPr>
-              <w:t>[</w:t>
-            </w:r>
-            <w:proofErr w:type="spellStart"/>
-            <w:proofErr w:type="gramEnd"/>
-            <w:r>
-              <w:rPr>
-                <w:color w:val="333333"/>
-              </w:rPr>
-              <w:t>i</w:t>
-            </w:r>
-            <w:proofErr w:type="spellEnd"/>
-            <w:r>
-              <w:rPr>
-                <w:color w:val="333333"/>
-              </w:rPr>
-              <w:t>, i+</w:t>
+              <w:t xml:space="preserve">        du_deta[i, i+</w:t>
             </w:r>
             <w:r>
               <w:rPr>
@@ -12478,21 +11582,7 @@
               <w:rPr>
                 <w:color w:val="333333"/>
               </w:rPr>
-              <w:t>*</w:t>
-            </w:r>
-            <w:proofErr w:type="spellStart"/>
-            <w:r>
-              <w:rPr>
-                <w:color w:val="333333"/>
-              </w:rPr>
-              <w:t>d_eta</w:t>
-            </w:r>
-            <w:proofErr w:type="spellEnd"/>
-            <w:r>
-              <w:rPr>
-                <w:color w:val="333333"/>
-              </w:rPr>
-              <w:t>)</w:t>
+              <w:t>*d_eta)</w:t>
             </w:r>
           </w:p>
           <w:p>
@@ -12507,43 +11597,7 @@
               <w:rPr>
                 <w:color w:val="333333"/>
               </w:rPr>
-              <w:t xml:space="preserve">        </w:t>
-            </w:r>
-            <w:proofErr w:type="spellStart"/>
-            <w:r>
-              <w:rPr>
-                <w:color w:val="333333"/>
-              </w:rPr>
-              <w:t>du_</w:t>
-            </w:r>
-            <w:proofErr w:type="gramStart"/>
-            <w:r>
-              <w:rPr>
-                <w:color w:val="333333"/>
-              </w:rPr>
-              <w:t>deta</w:t>
-            </w:r>
-            <w:proofErr w:type="spellEnd"/>
-            <w:r>
-              <w:rPr>
-                <w:color w:val="333333"/>
-              </w:rPr>
-              <w:t>[</w:t>
-            </w:r>
-            <w:proofErr w:type="spellStart"/>
-            <w:proofErr w:type="gramEnd"/>
-            <w:r>
-              <w:rPr>
-                <w:color w:val="333333"/>
-              </w:rPr>
-              <w:t>i</w:t>
-            </w:r>
-            <w:proofErr w:type="spellEnd"/>
-            <w:r>
-              <w:rPr>
-                <w:color w:val="333333"/>
-              </w:rPr>
-              <w:t>, i+</w:t>
+              <w:t xml:space="preserve">        du_deta[i, i+</w:t>
             </w:r>
             <w:r>
               <w:rPr>
@@ -12585,21 +11639,7 @@
               <w:rPr>
                 <w:color w:val="333333"/>
               </w:rPr>
-              <w:t>*</w:t>
-            </w:r>
-            <w:proofErr w:type="spellStart"/>
-            <w:r>
-              <w:rPr>
-                <w:color w:val="333333"/>
-              </w:rPr>
-              <w:t>d_eta</w:t>
-            </w:r>
-            <w:proofErr w:type="spellEnd"/>
-            <w:r>
-              <w:rPr>
-                <w:color w:val="333333"/>
-              </w:rPr>
-              <w:t>)</w:t>
+              <w:t>*d_eta)</w:t>
             </w:r>
           </w:p>
           <w:p>
@@ -12629,21 +11669,7 @@
               <w:rPr>
                 <w:color w:val="333333"/>
               </w:rPr>
-              <w:t xml:space="preserve">        d2u_deta2[</w:t>
-            </w:r>
-            <w:proofErr w:type="spellStart"/>
-            <w:r>
-              <w:rPr>
-                <w:color w:val="333333"/>
-              </w:rPr>
-              <w:t>i</w:t>
-            </w:r>
-            <w:proofErr w:type="spellEnd"/>
-            <w:r>
-              <w:rPr>
-                <w:color w:val="333333"/>
-              </w:rPr>
-              <w:t>, i-</w:t>
+              <w:t xml:space="preserve">        d2u_deta2[i, i-</w:t>
             </w:r>
             <w:r>
               <w:rPr>
@@ -12685,30 +11711,8 @@
               <w:rPr>
                 <w:color w:val="333333"/>
               </w:rPr>
-              <w:t>*</w:t>
-            </w:r>
-            <w:proofErr w:type="spellStart"/>
-            <w:r>
-              <w:rPr>
-                <w:color w:val="333333"/>
-              </w:rPr>
-              <w:t>d_</w:t>
-            </w:r>
-            <w:proofErr w:type="gramStart"/>
-            <w:r>
-              <w:rPr>
-                <w:color w:val="333333"/>
-              </w:rPr>
-              <w:t>eta</w:t>
-            </w:r>
-            <w:proofErr w:type="spellEnd"/>
-            <w:r>
-              <w:rPr>
-                <w:color w:val="333333"/>
-              </w:rPr>
-              <w:t>**</w:t>
-            </w:r>
-            <w:proofErr w:type="gramEnd"/>
+              <w:t>*d_eta**</w:t>
+            </w:r>
             <w:r>
               <w:rPr>
                 <w:b/>
@@ -12736,21 +11740,7 @@
               <w:rPr>
                 <w:color w:val="333333"/>
               </w:rPr>
-              <w:t xml:space="preserve">        d2u_deta2[</w:t>
-            </w:r>
-            <w:proofErr w:type="spellStart"/>
-            <w:r>
-              <w:rPr>
-                <w:color w:val="333333"/>
-              </w:rPr>
-              <w:t>i</w:t>
-            </w:r>
-            <w:proofErr w:type="spellEnd"/>
-            <w:r>
-              <w:rPr>
-                <w:color w:val="333333"/>
-              </w:rPr>
-              <w:t>, i-</w:t>
+              <w:t xml:space="preserve">        d2u_deta2[i, i-</w:t>
             </w:r>
             <w:r>
               <w:rPr>
@@ -12792,30 +11782,8 @@
               <w:rPr>
                 <w:color w:val="333333"/>
               </w:rPr>
-              <w:t>*</w:t>
-            </w:r>
-            <w:proofErr w:type="spellStart"/>
-            <w:r>
-              <w:rPr>
-                <w:color w:val="333333"/>
-              </w:rPr>
-              <w:t>d_</w:t>
-            </w:r>
-            <w:proofErr w:type="gramStart"/>
-            <w:r>
-              <w:rPr>
-                <w:color w:val="333333"/>
-              </w:rPr>
-              <w:t>eta</w:t>
-            </w:r>
-            <w:proofErr w:type="spellEnd"/>
-            <w:r>
-              <w:rPr>
-                <w:color w:val="333333"/>
-              </w:rPr>
-              <w:t>**</w:t>
-            </w:r>
-            <w:proofErr w:type="gramEnd"/>
+              <w:t>*d_eta**</w:t>
+            </w:r>
             <w:r>
               <w:rPr>
                 <w:b/>
@@ -12843,21 +11811,7 @@
               <w:rPr>
                 <w:color w:val="333333"/>
               </w:rPr>
-              <w:t xml:space="preserve">        d2u_deta2[</w:t>
-            </w:r>
-            <w:proofErr w:type="spellStart"/>
-            <w:r>
-              <w:rPr>
-                <w:color w:val="333333"/>
-              </w:rPr>
-              <w:t>i</w:t>
-            </w:r>
-            <w:proofErr w:type="spellEnd"/>
-            <w:r>
-              <w:rPr>
-                <w:color w:val="333333"/>
-              </w:rPr>
-              <w:t>, i] = -</w:t>
+              <w:t xml:space="preserve">        d2u_deta2[i, i] = -</w:t>
             </w:r>
             <w:r>
               <w:rPr>
@@ -12885,21 +11839,7 @@
               <w:rPr>
                 <w:color w:val="333333"/>
               </w:rPr>
-              <w:t>*</w:t>
-            </w:r>
-            <w:proofErr w:type="spellStart"/>
-            <w:r>
-              <w:rPr>
-                <w:color w:val="333333"/>
-              </w:rPr>
-              <w:t>d_eta</w:t>
-            </w:r>
-            <w:proofErr w:type="spellEnd"/>
-            <w:r>
-              <w:rPr>
-                <w:color w:val="333333"/>
-              </w:rPr>
-              <w:t>**</w:t>
+              <w:t>*d_eta**</w:t>
             </w:r>
             <w:r>
               <w:rPr>
@@ -12928,21 +11868,7 @@
               <w:rPr>
                 <w:color w:val="333333"/>
               </w:rPr>
-              <w:t xml:space="preserve">        d2u_deta2[</w:t>
-            </w:r>
-            <w:proofErr w:type="spellStart"/>
-            <w:r>
-              <w:rPr>
-                <w:color w:val="333333"/>
-              </w:rPr>
-              <w:t>i</w:t>
-            </w:r>
-            <w:proofErr w:type="spellEnd"/>
-            <w:r>
-              <w:rPr>
-                <w:color w:val="333333"/>
-              </w:rPr>
-              <w:t>, i+</w:t>
+              <w:t xml:space="preserve">        d2u_deta2[i, i+</w:t>
             </w:r>
             <w:r>
               <w:rPr>
@@ -12984,30 +11910,8 @@
               <w:rPr>
                 <w:color w:val="333333"/>
               </w:rPr>
-              <w:t>*</w:t>
-            </w:r>
-            <w:proofErr w:type="spellStart"/>
-            <w:r>
-              <w:rPr>
-                <w:color w:val="333333"/>
-              </w:rPr>
-              <w:t>d_</w:t>
-            </w:r>
-            <w:proofErr w:type="gramStart"/>
-            <w:r>
-              <w:rPr>
-                <w:color w:val="333333"/>
-              </w:rPr>
-              <w:t>eta</w:t>
-            </w:r>
-            <w:proofErr w:type="spellEnd"/>
-            <w:r>
-              <w:rPr>
-                <w:color w:val="333333"/>
-              </w:rPr>
-              <w:t>**</w:t>
-            </w:r>
-            <w:proofErr w:type="gramEnd"/>
+              <w:t>*d_eta**</w:t>
+            </w:r>
             <w:r>
               <w:rPr>
                 <w:b/>
@@ -13035,21 +11939,7 @@
               <w:rPr>
                 <w:color w:val="333333"/>
               </w:rPr>
-              <w:t xml:space="preserve">        d2u_deta2[</w:t>
-            </w:r>
-            <w:proofErr w:type="spellStart"/>
-            <w:r>
-              <w:rPr>
-                <w:color w:val="333333"/>
-              </w:rPr>
-              <w:t>i</w:t>
-            </w:r>
-            <w:proofErr w:type="spellEnd"/>
-            <w:r>
-              <w:rPr>
-                <w:color w:val="333333"/>
-              </w:rPr>
-              <w:t>, i+</w:t>
+              <w:t xml:space="preserve">        d2u_deta2[i, i+</w:t>
             </w:r>
             <w:r>
               <w:rPr>
@@ -13091,21 +11981,7 @@
               <w:rPr>
                 <w:color w:val="333333"/>
               </w:rPr>
-              <w:t>*</w:t>
-            </w:r>
-            <w:proofErr w:type="spellStart"/>
-            <w:r>
-              <w:rPr>
-                <w:color w:val="333333"/>
-              </w:rPr>
-              <w:t>d_eta</w:t>
-            </w:r>
-            <w:proofErr w:type="spellEnd"/>
-            <w:r>
-              <w:rPr>
-                <w:color w:val="333333"/>
-              </w:rPr>
-              <w:t>**</w:t>
+              <w:t>*d_eta**</w:t>
             </w:r>
             <w:r>
               <w:rPr>
@@ -13161,43 +12037,13 @@
               <w:rPr>
                 <w:color w:val="333333"/>
               </w:rPr>
-              <w:t xml:space="preserve">u = </w:t>
-            </w:r>
-            <w:proofErr w:type="spellStart"/>
-            <w:proofErr w:type="gramStart"/>
-            <w:r>
-              <w:rPr>
-                <w:color w:val="333333"/>
-              </w:rPr>
-              <w:t>np.zeros</w:t>
-            </w:r>
-            <w:proofErr w:type="spellEnd"/>
-            <w:proofErr w:type="gramEnd"/>
-            <w:r>
-              <w:rPr>
-                <w:color w:val="333333"/>
-              </w:rPr>
-              <w:t>(</w:t>
-            </w:r>
-            <w:proofErr w:type="gramStart"/>
-            <w:r>
-              <w:rPr>
-                <w:color w:val="333333"/>
-              </w:rPr>
-              <w:t xml:space="preserve">Ny) </w:t>
+              <w:t xml:space="preserve">u = np.zeros(Ny) </w:t>
             </w:r>
             <w:r>
               <w:rPr>
                 <w:color w:val="888888"/>
               </w:rPr>
-              <w:t>#</w:t>
-            </w:r>
-            <w:proofErr w:type="gramEnd"/>
-            <w:r>
-              <w:rPr>
-                <w:color w:val="888888"/>
-              </w:rPr>
-              <w:t>init u</w:t>
+              <w:t>#init u</w:t>
             </w:r>
           </w:p>
           <w:p>
@@ -13212,43 +12058,13 @@
               <w:rPr>
                 <w:color w:val="333333"/>
               </w:rPr>
-              <w:t xml:space="preserve">v = </w:t>
-            </w:r>
-            <w:proofErr w:type="spellStart"/>
-            <w:proofErr w:type="gramStart"/>
-            <w:r>
-              <w:rPr>
-                <w:color w:val="333333"/>
-              </w:rPr>
-              <w:t>np.zeros</w:t>
-            </w:r>
-            <w:proofErr w:type="spellEnd"/>
-            <w:proofErr w:type="gramEnd"/>
-            <w:r>
-              <w:rPr>
-                <w:color w:val="333333"/>
-              </w:rPr>
-              <w:t>(</w:t>
-            </w:r>
-            <w:proofErr w:type="gramStart"/>
-            <w:r>
-              <w:rPr>
-                <w:color w:val="333333"/>
-              </w:rPr>
-              <w:t xml:space="preserve">Ny) </w:t>
+              <w:t xml:space="preserve">v = np.zeros(Ny) </w:t>
             </w:r>
             <w:r>
               <w:rPr>
                 <w:color w:val="888888"/>
               </w:rPr>
-              <w:t>#</w:t>
-            </w:r>
-            <w:proofErr w:type="gramEnd"/>
-            <w:r>
-              <w:rPr>
-                <w:color w:val="888888"/>
-              </w:rPr>
-              <w:t>init v</w:t>
+              <w:t>#init v</w:t>
             </w:r>
           </w:p>
           <w:p>
@@ -13295,37 +12111,22 @@
               <w:rPr>
                 <w:color w:val="333333"/>
               </w:rPr>
+              <w:t xml:space="preserve"> i </w:t>
+            </w:r>
+            <w:r>
+              <w:rPr>
+                <w:b/>
+                <w:bCs/>
+                <w:color w:val="000000"/>
+              </w:rPr>
+              <w:t>in</w:t>
+            </w:r>
+            <w:r>
+              <w:rPr>
+                <w:color w:val="333333"/>
+              </w:rPr>
               <w:t xml:space="preserve"> </w:t>
             </w:r>
-            <w:proofErr w:type="spellStart"/>
-            <w:r>
-              <w:rPr>
-                <w:color w:val="333333"/>
-              </w:rPr>
-              <w:t>i</w:t>
-            </w:r>
-            <w:proofErr w:type="spellEnd"/>
-            <w:r>
-              <w:rPr>
-                <w:color w:val="333333"/>
-              </w:rPr>
-              <w:t xml:space="preserve"> </w:t>
-            </w:r>
-            <w:r>
-              <w:rPr>
-                <w:b/>
-                <w:bCs/>
-                <w:color w:val="000000"/>
-              </w:rPr>
-              <w:t>in</w:t>
-            </w:r>
-            <w:r>
-              <w:rPr>
-                <w:color w:val="333333"/>
-              </w:rPr>
-              <w:t xml:space="preserve"> </w:t>
-            </w:r>
-            <w:proofErr w:type="gramStart"/>
             <w:r>
               <w:rPr>
                 <w:color w:val="007020"/>
@@ -13336,14 +12137,7 @@
               <w:rPr>
                 <w:color w:val="333333"/>
               </w:rPr>
-              <w:t>(</w:t>
-            </w:r>
-            <w:proofErr w:type="gramEnd"/>
-            <w:r>
-              <w:rPr>
-                <w:color w:val="333333"/>
-              </w:rPr>
-              <w:t>Ny):</w:t>
+              <w:t>(Ny):</w:t>
             </w:r>
           </w:p>
           <w:p>
@@ -13372,21 +12166,7 @@
               <w:rPr>
                 <w:color w:val="333333"/>
               </w:rPr>
-              <w:t xml:space="preserve"> y[</w:t>
-            </w:r>
-            <w:proofErr w:type="spellStart"/>
-            <w:r>
-              <w:rPr>
-                <w:color w:val="333333"/>
-              </w:rPr>
-              <w:t>i</w:t>
-            </w:r>
-            <w:proofErr w:type="spellEnd"/>
-            <w:r>
-              <w:rPr>
-                <w:color w:val="333333"/>
-              </w:rPr>
-              <w:t xml:space="preserve">]/delta &lt;= </w:t>
+              <w:t xml:space="preserve"> y[i]/delta &lt;= </w:t>
             </w:r>
             <w:r>
               <w:rPr>
@@ -13415,49 +12195,7 @@
               <w:rPr>
                 <w:color w:val="333333"/>
               </w:rPr>
-              <w:t xml:space="preserve">        u[</w:t>
-            </w:r>
-            <w:proofErr w:type="spellStart"/>
-            <w:r>
-              <w:rPr>
-                <w:color w:val="333333"/>
-              </w:rPr>
-              <w:t>i</w:t>
-            </w:r>
-            <w:proofErr w:type="spellEnd"/>
-            <w:r>
-              <w:rPr>
-                <w:color w:val="333333"/>
-              </w:rPr>
-              <w:t xml:space="preserve">] = </w:t>
-            </w:r>
-            <w:proofErr w:type="spellStart"/>
-            <w:r>
-              <w:rPr>
-                <w:color w:val="333333"/>
-              </w:rPr>
-              <w:t>u_inf</w:t>
-            </w:r>
-            <w:proofErr w:type="spellEnd"/>
-            <w:r>
-              <w:rPr>
-                <w:color w:val="333333"/>
-              </w:rPr>
-              <w:t>*(y[</w:t>
-            </w:r>
-            <w:proofErr w:type="spellStart"/>
-            <w:r>
-              <w:rPr>
-                <w:color w:val="333333"/>
-              </w:rPr>
-              <w:t>i</w:t>
-            </w:r>
-            <w:proofErr w:type="spellEnd"/>
-            <w:r>
-              <w:rPr>
-                <w:color w:val="333333"/>
-              </w:rPr>
-              <w:t>]/delta*(</w:t>
+              <w:t xml:space="preserve">        u[i] = u_inf*(y[i]/delta*(</w:t>
             </w:r>
             <w:r>
               <w:rPr>
@@ -13513,35 +12251,7 @@
               <w:rPr>
                 <w:color w:val="333333"/>
               </w:rPr>
-              <w:t>*((y[</w:t>
-            </w:r>
-            <w:proofErr w:type="spellStart"/>
-            <w:r>
-              <w:rPr>
-                <w:color w:val="333333"/>
-              </w:rPr>
-              <w:t>i</w:t>
-            </w:r>
-            <w:proofErr w:type="spellEnd"/>
-            <w:r>
-              <w:rPr>
-                <w:color w:val="333333"/>
-              </w:rPr>
-              <w:t>]/</w:t>
-            </w:r>
-            <w:proofErr w:type="gramStart"/>
-            <w:r>
-              <w:rPr>
-                <w:color w:val="333333"/>
-              </w:rPr>
-              <w:t>delta)*</w:t>
-            </w:r>
-            <w:proofErr w:type="gramEnd"/>
-            <w:r>
-              <w:rPr>
-                <w:color w:val="333333"/>
-              </w:rPr>
-              <w:t>*</w:t>
+              <w:t>*((y[i]/delta)**</w:t>
             </w:r>
             <w:r>
               <w:rPr>
@@ -13599,30 +12309,8 @@
               <w:rPr>
                 <w:color w:val="333333"/>
               </w:rPr>
-              <w:t xml:space="preserve">        u[</w:t>
-            </w:r>
-            <w:proofErr w:type="spellStart"/>
-            <w:r>
-              <w:rPr>
-                <w:color w:val="333333"/>
-              </w:rPr>
-              <w:t>i</w:t>
-            </w:r>
-            <w:proofErr w:type="spellEnd"/>
-            <w:r>
-              <w:rPr>
-                <w:color w:val="333333"/>
-              </w:rPr>
-              <w:t xml:space="preserve">] = </w:t>
-            </w:r>
-            <w:proofErr w:type="spellStart"/>
-            <w:r>
-              <w:rPr>
-                <w:color w:val="333333"/>
-              </w:rPr>
-              <w:t>u_inf</w:t>
-            </w:r>
-            <w:proofErr w:type="spellEnd"/>
+              <w:t xml:space="preserve">        u[i] = u_inf</w:t>
+            </w:r>
           </w:p>
           <w:p>
             <w:pPr>
@@ -13641,19 +12329,11 @@
                 <w:color w:val="333333"/>
               </w:rPr>
             </w:pPr>
-            <w:proofErr w:type="spellStart"/>
-            <w:r>
-              <w:rPr>
-                <w:color w:val="333333"/>
-              </w:rPr>
-              <w:t>x_vals</w:t>
-            </w:r>
-            <w:proofErr w:type="spellEnd"/>
-            <w:r>
-              <w:rPr>
-                <w:color w:val="333333"/>
-              </w:rPr>
-              <w:t xml:space="preserve"> = [</w:t>
+            <w:r>
+              <w:rPr>
+                <w:color w:val="333333"/>
+              </w:rPr>
+              <w:t>x_vals = [</w:t>
             </w:r>
             <w:r>
               <w:rPr>
@@ -13711,7 +12391,6 @@
               </w:rPr>
               <w:t xml:space="preserve">, </w:t>
             </w:r>
-            <w:proofErr w:type="gramStart"/>
             <w:r>
               <w:rPr>
                 <w:b/>
@@ -13730,14 +12409,7 @@
               <w:rPr>
                 <w:color w:val="888888"/>
               </w:rPr>
-              <w:t>#</w:t>
-            </w:r>
-            <w:proofErr w:type="gramEnd"/>
-            <w:r>
-              <w:rPr>
-                <w:color w:val="888888"/>
-              </w:rPr>
-              <w:t>x steps -&gt;x= 20 + n/100</w:t>
+              <w:t>#x steps -&gt;x= 20 + n/100</w:t>
             </w:r>
           </w:p>
           <w:p>
@@ -13748,21 +12420,12 @@
                 <w:color w:val="333333"/>
               </w:rPr>
             </w:pPr>
-            <w:proofErr w:type="spellStart"/>
-            <w:r>
-              <w:rPr>
-                <w:color w:val="333333"/>
-              </w:rPr>
-              <w:t>u_store_numer</w:t>
-            </w:r>
-            <w:proofErr w:type="spellEnd"/>
-            <w:r>
-              <w:rPr>
-                <w:color w:val="333333"/>
-              </w:rPr>
-              <w:t xml:space="preserve"> = {</w:t>
-            </w:r>
-            <w:proofErr w:type="gramStart"/>
+            <w:r>
+              <w:rPr>
+                <w:color w:val="333333"/>
+              </w:rPr>
+              <w:t>u_store_numer = {</w:t>
+            </w:r>
             <w:r>
               <w:rPr>
                 <w:b/>
@@ -13775,14 +12438,7 @@
               <w:rPr>
                 <w:color w:val="333333"/>
               </w:rPr>
-              <w:t>:u</w:t>
-            </w:r>
-            <w:proofErr w:type="gramEnd"/>
-            <w:r>
-              <w:rPr>
-                <w:color w:val="333333"/>
-              </w:rPr>
-              <w:t xml:space="preserve">} </w:t>
+              <w:t xml:space="preserve">:u} </w:t>
             </w:r>
             <w:r>
               <w:rPr>
@@ -13799,21 +12455,12 @@
                 <w:color w:val="333333"/>
               </w:rPr>
             </w:pPr>
-            <w:proofErr w:type="spellStart"/>
-            <w:r>
-              <w:rPr>
-                <w:color w:val="333333"/>
-              </w:rPr>
-              <w:t>v_store_numer</w:t>
-            </w:r>
-            <w:proofErr w:type="spellEnd"/>
-            <w:r>
-              <w:rPr>
-                <w:color w:val="333333"/>
-              </w:rPr>
-              <w:t xml:space="preserve"> = {</w:t>
-            </w:r>
-            <w:proofErr w:type="gramStart"/>
+            <w:r>
+              <w:rPr>
+                <w:color w:val="333333"/>
+              </w:rPr>
+              <w:t>v_store_numer = {</w:t>
+            </w:r>
             <w:r>
               <w:rPr>
                 <w:b/>
@@ -13826,14 +12473,7 @@
               <w:rPr>
                 <w:color w:val="333333"/>
               </w:rPr>
-              <w:t>:v</w:t>
-            </w:r>
-            <w:proofErr w:type="gramEnd"/>
-            <w:r>
-              <w:rPr>
-                <w:color w:val="333333"/>
-              </w:rPr>
-              <w:t xml:space="preserve">} </w:t>
+              <w:t xml:space="preserve">:v} </w:t>
             </w:r>
             <w:r>
               <w:rPr>
@@ -13887,7 +12527,6 @@
               </w:rPr>
               <w:t xml:space="preserve"> </w:t>
             </w:r>
-            <w:proofErr w:type="gramStart"/>
             <w:r>
               <w:rPr>
                 <w:color w:val="007020"/>
@@ -13900,7 +12539,6 @@
               </w:rPr>
               <w:t>(</w:t>
             </w:r>
-            <w:proofErr w:type="gramEnd"/>
             <w:r>
               <w:rPr>
                 <w:b/>
@@ -13913,21 +12551,7 @@
               <w:rPr>
                 <w:color w:val="333333"/>
               </w:rPr>
-              <w:t xml:space="preserve">, </w:t>
-            </w:r>
-            <w:proofErr w:type="spellStart"/>
-            <w:r>
-              <w:rPr>
-                <w:color w:val="333333"/>
-              </w:rPr>
-              <w:t>Nx</w:t>
-            </w:r>
-            <w:proofErr w:type="spellEnd"/>
-            <w:r>
-              <w:rPr>
-                <w:color w:val="333333"/>
-              </w:rPr>
-              <w:t xml:space="preserve"> + </w:t>
+              <w:t xml:space="preserve">, Nx + </w:t>
             </w:r>
             <w:r>
               <w:rPr>
@@ -13992,37 +12616,7 @@
               <w:rPr>
                 <w:color w:val="333333"/>
               </w:rPr>
-              <w:t xml:space="preserve">    </w:t>
-            </w:r>
-            <w:proofErr w:type="spellStart"/>
-            <w:r>
-              <w:rPr>
-                <w:color w:val="333333"/>
-              </w:rPr>
-              <w:t>diff_conv</w:t>
-            </w:r>
-            <w:proofErr w:type="spellEnd"/>
-            <w:r>
-              <w:rPr>
-                <w:color w:val="333333"/>
-              </w:rPr>
-              <w:t xml:space="preserve"> = </w:t>
-            </w:r>
-            <w:proofErr w:type="spellStart"/>
-            <w:proofErr w:type="gramStart"/>
-            <w:r>
-              <w:rPr>
-                <w:color w:val="333333"/>
-              </w:rPr>
-              <w:t>np.zeros</w:t>
-            </w:r>
-            <w:proofErr w:type="spellEnd"/>
-            <w:proofErr w:type="gramEnd"/>
-            <w:r>
-              <w:rPr>
-                <w:color w:val="333333"/>
-              </w:rPr>
-              <w:t>((Ny, Ny))</w:t>
+              <w:t xml:space="preserve">    diff_conv = np.zeros((Ny, Ny))</w:t>
             </w:r>
           </w:p>
           <w:p>
@@ -14051,37 +12645,22 @@
               <w:rPr>
                 <w:color w:val="333333"/>
               </w:rPr>
+              <w:t xml:space="preserve"> i </w:t>
+            </w:r>
+            <w:r>
+              <w:rPr>
+                <w:b/>
+                <w:bCs/>
+                <w:color w:val="000000"/>
+              </w:rPr>
+              <w:t>in</w:t>
+            </w:r>
+            <w:r>
+              <w:rPr>
+                <w:color w:val="333333"/>
+              </w:rPr>
               <w:t xml:space="preserve"> </w:t>
             </w:r>
-            <w:proofErr w:type="spellStart"/>
-            <w:r>
-              <w:rPr>
-                <w:color w:val="333333"/>
-              </w:rPr>
-              <w:t>i</w:t>
-            </w:r>
-            <w:proofErr w:type="spellEnd"/>
-            <w:r>
-              <w:rPr>
-                <w:color w:val="333333"/>
-              </w:rPr>
-              <w:t xml:space="preserve"> </w:t>
-            </w:r>
-            <w:r>
-              <w:rPr>
-                <w:b/>
-                <w:bCs/>
-                <w:color w:val="000000"/>
-              </w:rPr>
-              <w:t>in</w:t>
-            </w:r>
-            <w:r>
-              <w:rPr>
-                <w:color w:val="333333"/>
-              </w:rPr>
-              <w:t xml:space="preserve"> </w:t>
-            </w:r>
-            <w:proofErr w:type="gramStart"/>
             <w:r>
               <w:rPr>
                 <w:color w:val="007020"/>
@@ -14094,7 +12673,6 @@
               </w:rPr>
               <w:t>(</w:t>
             </w:r>
-            <w:proofErr w:type="gramEnd"/>
             <w:r>
               <w:rPr>
                 <w:b/>
@@ -14136,57 +12714,7 @@
               <w:rPr>
                 <w:color w:val="333333"/>
               </w:rPr>
-              <w:t xml:space="preserve">        j = </w:t>
-            </w:r>
-            <w:proofErr w:type="spellStart"/>
-            <w:r>
-              <w:rPr>
-                <w:color w:val="333333"/>
-              </w:rPr>
-              <w:t>nu_inf</w:t>
-            </w:r>
-            <w:proofErr w:type="spellEnd"/>
-            <w:r>
-              <w:rPr>
-                <w:color w:val="333333"/>
-              </w:rPr>
-              <w:t>*</w:t>
-            </w:r>
-            <w:proofErr w:type="spellStart"/>
-            <w:r>
-              <w:rPr>
-                <w:color w:val="333333"/>
-              </w:rPr>
-              <w:t>deta_dy</w:t>
-            </w:r>
-            <w:proofErr w:type="spellEnd"/>
-            <w:r>
-              <w:rPr>
-                <w:color w:val="333333"/>
-              </w:rPr>
-              <w:t>[</w:t>
-            </w:r>
-            <w:proofErr w:type="spellStart"/>
-            <w:proofErr w:type="gramStart"/>
-            <w:r>
-              <w:rPr>
-                <w:color w:val="333333"/>
-              </w:rPr>
-              <w:t>i</w:t>
-            </w:r>
-            <w:proofErr w:type="spellEnd"/>
-            <w:r>
-              <w:rPr>
-                <w:color w:val="333333"/>
-              </w:rPr>
-              <w:t>]*</w:t>
-            </w:r>
-            <w:proofErr w:type="gramEnd"/>
-            <w:r>
-              <w:rPr>
-                <w:color w:val="333333"/>
-              </w:rPr>
-              <w:t>*</w:t>
+              <w:t xml:space="preserve">        j = nu_inf*deta_dy[i]**</w:t>
             </w:r>
             <w:r>
               <w:rPr>
@@ -14215,78 +12743,7 @@
               <w:rPr>
                 <w:color w:val="333333"/>
               </w:rPr>
-              <w:t xml:space="preserve">        k = </w:t>
-            </w:r>
-            <w:proofErr w:type="spellStart"/>
-            <w:r>
-              <w:rPr>
-                <w:color w:val="333333"/>
-              </w:rPr>
-              <w:t>nu_inf</w:t>
-            </w:r>
-            <w:proofErr w:type="spellEnd"/>
-            <w:r>
-              <w:rPr>
-                <w:color w:val="333333"/>
-              </w:rPr>
-              <w:t>*d2eta_dy2[</w:t>
-            </w:r>
-            <w:proofErr w:type="spellStart"/>
-            <w:r>
-              <w:rPr>
-                <w:color w:val="333333"/>
-              </w:rPr>
-              <w:t>i</w:t>
-            </w:r>
-            <w:proofErr w:type="spellEnd"/>
-            <w:r>
-              <w:rPr>
-                <w:color w:val="333333"/>
-              </w:rPr>
-              <w:t>] - v[</w:t>
-            </w:r>
-            <w:proofErr w:type="spellStart"/>
-            <w:r>
-              <w:rPr>
-                <w:color w:val="333333"/>
-              </w:rPr>
-              <w:t>i</w:t>
-            </w:r>
-            <w:proofErr w:type="spellEnd"/>
-            <w:r>
-              <w:rPr>
-                <w:color w:val="333333"/>
-              </w:rPr>
-              <w:t>]*</w:t>
-            </w:r>
-            <w:proofErr w:type="spellStart"/>
-            <w:r>
-              <w:rPr>
-                <w:color w:val="333333"/>
-              </w:rPr>
-              <w:t>deta_dy</w:t>
-            </w:r>
-            <w:proofErr w:type="spellEnd"/>
-            <w:r>
-              <w:rPr>
-                <w:color w:val="333333"/>
-              </w:rPr>
-              <w:t>[</w:t>
-            </w:r>
-            <w:proofErr w:type="spellStart"/>
-            <w:proofErr w:type="gramStart"/>
-            <w:r>
-              <w:rPr>
-                <w:color w:val="333333"/>
-              </w:rPr>
-              <w:t>i</w:t>
-            </w:r>
-            <w:proofErr w:type="spellEnd"/>
-            <w:r>
-              <w:rPr>
-                <w:color w:val="333333"/>
-              </w:rPr>
-              <w:t xml:space="preserve">] </w:t>
+              <w:t xml:space="preserve">        k = nu_inf*d2eta_dy2[i] - v[i]*deta_dy[i] </w:t>
             </w:r>
             <w:r>
               <w:rPr>
@@ -14294,7 +12751,6 @@
               </w:rPr>
               <w:t>#</w:t>
             </w:r>
-            <w:proofErr w:type="gramEnd"/>
           </w:p>
           <w:p>
             <w:pPr>
@@ -14317,123 +12773,13 @@
               <w:rPr>
                 <w:color w:val="333333"/>
               </w:rPr>
-              <w:t xml:space="preserve">        </w:t>
-            </w:r>
-            <w:proofErr w:type="spellStart"/>
-            <w:r>
-              <w:rPr>
-                <w:color w:val="333333"/>
-              </w:rPr>
-              <w:t>diff_</w:t>
-            </w:r>
-            <w:proofErr w:type="gramStart"/>
-            <w:r>
-              <w:rPr>
-                <w:color w:val="333333"/>
-              </w:rPr>
-              <w:t>conv</w:t>
-            </w:r>
-            <w:proofErr w:type="spellEnd"/>
-            <w:r>
-              <w:rPr>
-                <w:color w:val="333333"/>
-              </w:rPr>
-              <w:t>[</w:t>
-            </w:r>
-            <w:proofErr w:type="spellStart"/>
-            <w:proofErr w:type="gramEnd"/>
-            <w:r>
-              <w:rPr>
-                <w:color w:val="333333"/>
-              </w:rPr>
-              <w:t>i</w:t>
-            </w:r>
-            <w:proofErr w:type="spellEnd"/>
-            <w:proofErr w:type="gramStart"/>
-            <w:r>
-              <w:rPr>
-                <w:color w:val="333333"/>
-              </w:rPr>
-              <w:t>, :</w:t>
-            </w:r>
-            <w:proofErr w:type="gramEnd"/>
-            <w:r>
-              <w:rPr>
-                <w:color w:val="333333"/>
-              </w:rPr>
-              <w:t>] = (j*d2u_deta2[</w:t>
-            </w:r>
-            <w:proofErr w:type="spellStart"/>
-            <w:r>
-              <w:rPr>
-                <w:color w:val="333333"/>
-              </w:rPr>
-              <w:t>i</w:t>
-            </w:r>
-            <w:proofErr w:type="spellEnd"/>
-            <w:proofErr w:type="gramStart"/>
-            <w:r>
-              <w:rPr>
-                <w:color w:val="333333"/>
-              </w:rPr>
-              <w:t>, :</w:t>
-            </w:r>
-            <w:proofErr w:type="gramEnd"/>
-            <w:r>
-              <w:rPr>
-                <w:color w:val="333333"/>
-              </w:rPr>
-              <w:t>] + k*</w:t>
-            </w:r>
-            <w:proofErr w:type="spellStart"/>
-            <w:r>
-              <w:rPr>
-                <w:color w:val="333333"/>
-              </w:rPr>
-              <w:t>du_</w:t>
-            </w:r>
-            <w:proofErr w:type="gramStart"/>
-            <w:r>
-              <w:rPr>
-                <w:color w:val="333333"/>
-              </w:rPr>
-              <w:t>deta</w:t>
-            </w:r>
-            <w:proofErr w:type="spellEnd"/>
-            <w:r>
-              <w:rPr>
-                <w:color w:val="333333"/>
-              </w:rPr>
-              <w:t>[</w:t>
-            </w:r>
-            <w:proofErr w:type="spellStart"/>
-            <w:proofErr w:type="gramEnd"/>
-            <w:r>
-              <w:rPr>
-                <w:color w:val="333333"/>
-              </w:rPr>
-              <w:t>i</w:t>
-            </w:r>
-            <w:proofErr w:type="spellEnd"/>
-            <w:proofErr w:type="gramStart"/>
-            <w:r>
-              <w:rPr>
-                <w:color w:val="333333"/>
-              </w:rPr>
-              <w:t xml:space="preserve">, :]) </w:t>
+              <w:t xml:space="preserve">        diff_conv[i, :] = (j*d2u_deta2[i, :] + k*du_deta[i, :]) </w:t>
             </w:r>
             <w:r>
               <w:rPr>
                 <w:color w:val="888888"/>
               </w:rPr>
-              <w:t>#</w:t>
-            </w:r>
-            <w:proofErr w:type="gramEnd"/>
-            <w:r>
-              <w:rPr>
-                <w:color w:val="888888"/>
-              </w:rPr>
-              <w:t>rearranged PDE, du/dx = ... (see eq. 5 in report)</w:t>
+              <w:t>#rearranged PDE, du/dx = ... (see eq. 5 in report)</w:t>
             </w:r>
           </w:p>
           <w:p>
@@ -14463,6 +12809,7 @@
               <w:rPr>
                 <w:color w:val="333333"/>
               </w:rPr>
+              <w:lastRenderedPageBreak/>
               <w:t xml:space="preserve">    </w:t>
             </w:r>
             <w:r>
@@ -14484,39 +12831,8 @@
               <w:rPr>
                 <w:color w:val="333333"/>
               </w:rPr>
-              <w:t xml:space="preserve">    A = </w:t>
-            </w:r>
-            <w:proofErr w:type="spellStart"/>
-            <w:proofErr w:type="gramStart"/>
-            <w:r>
-              <w:rPr>
-                <w:color w:val="333333"/>
-              </w:rPr>
-              <w:t>np.diag</w:t>
-            </w:r>
-            <w:proofErr w:type="spellEnd"/>
-            <w:proofErr w:type="gramEnd"/>
-            <w:r>
-              <w:rPr>
-                <w:color w:val="333333"/>
-              </w:rPr>
-              <w:t>(u) -</w:t>
-            </w:r>
-            <w:proofErr w:type="spellStart"/>
-            <w:r>
-              <w:rPr>
-                <w:color w:val="333333"/>
-              </w:rPr>
-              <w:t>diff_conv</w:t>
-            </w:r>
-            <w:proofErr w:type="spellEnd"/>
-            <w:r>
-              <w:rPr>
-                <w:color w:val="333333"/>
-              </w:rPr>
-              <w:t>*dx/</w:t>
-            </w:r>
-            <w:proofErr w:type="gramStart"/>
+              <w:t xml:space="preserve">    A = np.diag(u) -diff_conv*dx/</w:t>
+            </w:r>
             <w:r>
               <w:rPr>
                 <w:b/>
@@ -14535,14 +12851,7 @@
               <w:rPr>
                 <w:color w:val="888888"/>
               </w:rPr>
-              <w:t>#</w:t>
-            </w:r>
-            <w:proofErr w:type="gramEnd"/>
-            <w:r>
-              <w:rPr>
-                <w:color w:val="888888"/>
-              </w:rPr>
-              <w:t>C-N: step n+1</w:t>
+              <w:t>#C-N: step n+1</w:t>
             </w:r>
           </w:p>
           <w:p>
@@ -14557,39 +12866,8 @@
               <w:rPr>
                 <w:color w:val="333333"/>
               </w:rPr>
-              <w:t xml:space="preserve">    b = (</w:t>
-            </w:r>
-            <w:proofErr w:type="spellStart"/>
-            <w:proofErr w:type="gramStart"/>
-            <w:r>
-              <w:rPr>
-                <w:color w:val="333333"/>
-              </w:rPr>
-              <w:t>np.diag</w:t>
-            </w:r>
-            <w:proofErr w:type="spellEnd"/>
-            <w:proofErr w:type="gramEnd"/>
-            <w:r>
-              <w:rPr>
-                <w:color w:val="333333"/>
-              </w:rPr>
-              <w:t xml:space="preserve">(u) + </w:t>
-            </w:r>
-            <w:proofErr w:type="spellStart"/>
-            <w:r>
-              <w:rPr>
-                <w:color w:val="333333"/>
-              </w:rPr>
-              <w:t>diff_conv</w:t>
-            </w:r>
-            <w:proofErr w:type="spellEnd"/>
-            <w:r>
-              <w:rPr>
-                <w:color w:val="333333"/>
-              </w:rPr>
-              <w:t>*dx/</w:t>
-            </w:r>
-            <w:proofErr w:type="gramStart"/>
+              <w:t xml:space="preserve">    b = (np.diag(u) + diff_conv*dx/</w:t>
+            </w:r>
             <w:r>
               <w:rPr>
                 <w:b/>
@@ -14622,14 +12900,7 @@
               <w:rPr>
                 <w:color w:val="888888"/>
               </w:rPr>
-              <w:t>#</w:t>
-            </w:r>
-            <w:proofErr w:type="gramEnd"/>
-            <w:r>
-              <w:rPr>
-                <w:color w:val="888888"/>
-              </w:rPr>
-              <w:t>C-N: u*du/dx at step n</w:t>
+              <w:t>#C-N: u*du/dx at step n</w:t>
             </w:r>
           </w:p>
           <w:p>
@@ -14653,16 +12924,8 @@
               <w:rPr>
                 <w:color w:val="333333"/>
               </w:rPr>
-              <w:t xml:space="preserve">    </w:t>
-            </w:r>
-            <w:proofErr w:type="gramStart"/>
-            <w:r>
-              <w:rPr>
-                <w:color w:val="333333"/>
-              </w:rPr>
-              <w:t>b[</w:t>
-            </w:r>
-            <w:proofErr w:type="gramEnd"/>
+              <w:t xml:space="preserve">    b[</w:t>
+            </w:r>
             <w:r>
               <w:rPr>
                 <w:b/>
@@ -14677,7 +12940,6 @@
               </w:rPr>
               <w:t xml:space="preserve">] = </w:t>
             </w:r>
-            <w:proofErr w:type="gramStart"/>
             <w:r>
               <w:rPr>
                 <w:b/>
@@ -14696,14 +12958,7 @@
               <w:rPr>
                 <w:color w:val="888888"/>
               </w:rPr>
-              <w:t>#</w:t>
-            </w:r>
-            <w:proofErr w:type="gramEnd"/>
-            <w:r>
-              <w:rPr>
-                <w:color w:val="888888"/>
-              </w:rPr>
-              <w:t>u=0 at wall</w:t>
+              <w:t>#u=0 at wall</w:t>
             </w:r>
           </w:p>
           <w:p>
@@ -14718,21 +12973,7 @@
               <w:rPr>
                 <w:color w:val="333333"/>
               </w:rPr>
-              <w:t xml:space="preserve">    </w:t>
-            </w:r>
-            <w:proofErr w:type="gramStart"/>
-            <w:r>
-              <w:rPr>
-                <w:color w:val="333333"/>
-              </w:rPr>
-              <w:t>b[</w:t>
-            </w:r>
-            <w:proofErr w:type="gramEnd"/>
-            <w:r>
-              <w:rPr>
-                <w:color w:val="333333"/>
-              </w:rPr>
-              <w:t>-</w:t>
+              <w:t xml:space="preserve">    b[-</w:t>
             </w:r>
             <w:r>
               <w:rPr>
@@ -14746,21 +12987,7 @@
               <w:rPr>
                 <w:color w:val="333333"/>
               </w:rPr>
-              <w:t xml:space="preserve">] = </w:t>
-            </w:r>
-            <w:proofErr w:type="spellStart"/>
-            <w:r>
-              <w:rPr>
-                <w:color w:val="333333"/>
-              </w:rPr>
-              <w:t>u_inf</w:t>
-            </w:r>
-            <w:proofErr w:type="spellEnd"/>
-            <w:r>
-              <w:rPr>
-                <w:color w:val="333333"/>
-              </w:rPr>
-              <w:t xml:space="preserve"> </w:t>
+              <w:t xml:space="preserve">] = u_inf </w:t>
             </w:r>
             <w:r>
               <w:rPr>
@@ -14811,21 +13038,7 @@
               <w:rPr>
                 <w:color w:val="333333"/>
               </w:rPr>
-              <w:t xml:space="preserve">    </w:t>
-            </w:r>
-            <w:proofErr w:type="gramStart"/>
-            <w:r>
-              <w:rPr>
-                <w:color w:val="333333"/>
-              </w:rPr>
-              <w:t>A[</w:t>
-            </w:r>
-            <w:proofErr w:type="gramEnd"/>
-            <w:r>
-              <w:rPr>
-                <w:color w:val="333333"/>
-              </w:rPr>
-              <w:t>-</w:t>
+              <w:t xml:space="preserve">    A[-</w:t>
             </w:r>
             <w:r>
               <w:rPr>
@@ -14835,21 +13048,12 @@
               </w:rPr>
               <w:t>1</w:t>
             </w:r>
-            <w:proofErr w:type="gramStart"/>
-            <w:r>
-              <w:rPr>
-                <w:color w:val="333333"/>
-              </w:rPr>
-              <w:t>, :</w:t>
-            </w:r>
-            <w:proofErr w:type="gramEnd"/>
-            <w:r>
-              <w:rPr>
-                <w:color w:val="333333"/>
-              </w:rPr>
-              <w:t xml:space="preserve">] = </w:t>
-            </w:r>
-            <w:proofErr w:type="gramStart"/>
+            <w:r>
+              <w:rPr>
+                <w:color w:val="333333"/>
+              </w:rPr>
+              <w:t xml:space="preserve">, :] = </w:t>
+            </w:r>
             <w:r>
               <w:rPr>
                 <w:b/>
@@ -14862,14 +13066,7 @@
               <w:rPr>
                 <w:color w:val="333333"/>
               </w:rPr>
-              <w:t>;</w:t>
-            </w:r>
-            <w:proofErr w:type="gramEnd"/>
-            <w:r>
-              <w:rPr>
-                <w:color w:val="333333"/>
-              </w:rPr>
-              <w:t xml:space="preserve"> </w:t>
+              <w:t xml:space="preserve">; </w:t>
             </w:r>
           </w:p>
           <w:p>
@@ -14884,21 +13081,7 @@
               <w:rPr>
                 <w:color w:val="333333"/>
               </w:rPr>
-              <w:t xml:space="preserve">    </w:t>
-            </w:r>
-            <w:proofErr w:type="gramStart"/>
-            <w:r>
-              <w:rPr>
-                <w:color w:val="333333"/>
-              </w:rPr>
-              <w:t>A[</w:t>
-            </w:r>
-            <w:proofErr w:type="gramEnd"/>
-            <w:r>
-              <w:rPr>
-                <w:color w:val="333333"/>
-              </w:rPr>
-              <w:t>-</w:t>
+              <w:t xml:space="preserve">    A[-</w:t>
             </w:r>
             <w:r>
               <w:rPr>
@@ -14928,7 +13111,6 @@
               </w:rPr>
               <w:t xml:space="preserve">] = </w:t>
             </w:r>
-            <w:proofErr w:type="gramStart"/>
             <w:r>
               <w:rPr>
                 <w:b/>
@@ -14941,14 +13123,7 @@
               <w:rPr>
                 <w:color w:val="333333"/>
               </w:rPr>
-              <w:t>;</w:t>
-            </w:r>
-            <w:proofErr w:type="gramEnd"/>
-            <w:r>
-              <w:rPr>
-                <w:color w:val="333333"/>
-              </w:rPr>
-              <w:t xml:space="preserve"> </w:t>
+              <w:t xml:space="preserve">; </w:t>
             </w:r>
           </w:p>
           <w:p>
@@ -14984,16 +13159,8 @@
               <w:rPr>
                 <w:color w:val="333333"/>
               </w:rPr>
-              <w:t xml:space="preserve">    </w:t>
-            </w:r>
-            <w:proofErr w:type="gramStart"/>
-            <w:r>
-              <w:rPr>
-                <w:color w:val="333333"/>
-              </w:rPr>
-              <w:t>A[</w:t>
-            </w:r>
-            <w:proofErr w:type="gramEnd"/>
+              <w:t xml:space="preserve">    A[</w:t>
+            </w:r>
             <w:r>
               <w:rPr>
                 <w:b/>
@@ -15002,21 +13169,12 @@
               </w:rPr>
               <w:t>0</w:t>
             </w:r>
-            <w:proofErr w:type="gramStart"/>
-            <w:r>
-              <w:rPr>
-                <w:color w:val="333333"/>
-              </w:rPr>
-              <w:t>, :</w:t>
-            </w:r>
-            <w:proofErr w:type="gramEnd"/>
-            <w:r>
-              <w:rPr>
-                <w:color w:val="333333"/>
-              </w:rPr>
-              <w:t xml:space="preserve">] = </w:t>
-            </w:r>
-            <w:proofErr w:type="gramStart"/>
+            <w:r>
+              <w:rPr>
+                <w:color w:val="333333"/>
+              </w:rPr>
+              <w:t xml:space="preserve">, :] = </w:t>
+            </w:r>
             <w:r>
               <w:rPr>
                 <w:b/>
@@ -15029,14 +13187,7 @@
               <w:rPr>
                 <w:color w:val="333333"/>
               </w:rPr>
-              <w:t>;</w:t>
-            </w:r>
-            <w:proofErr w:type="gramEnd"/>
-            <w:r>
-              <w:rPr>
-                <w:color w:val="333333"/>
-              </w:rPr>
-              <w:t xml:space="preserve"> </w:t>
+              <w:t xml:space="preserve">; </w:t>
             </w:r>
           </w:p>
           <w:p>
@@ -15051,16 +13202,8 @@
               <w:rPr>
                 <w:color w:val="333333"/>
               </w:rPr>
-              <w:t xml:space="preserve">    </w:t>
-            </w:r>
-            <w:proofErr w:type="gramStart"/>
-            <w:r>
-              <w:rPr>
-                <w:color w:val="333333"/>
-              </w:rPr>
-              <w:t>A[</w:t>
-            </w:r>
-            <w:proofErr w:type="gramEnd"/>
+              <w:t xml:space="preserve">    A[</w:t>
+            </w:r>
             <w:r>
               <w:rPr>
                 <w:b/>
@@ -15089,7 +13232,6 @@
               </w:rPr>
               <w:t xml:space="preserve">] = </w:t>
             </w:r>
-            <w:proofErr w:type="gramStart"/>
             <w:r>
               <w:rPr>
                 <w:b/>
@@ -15102,14 +13244,7 @@
               <w:rPr>
                 <w:color w:val="333333"/>
               </w:rPr>
-              <w:t>;</w:t>
-            </w:r>
-            <w:proofErr w:type="gramEnd"/>
-            <w:r>
-              <w:rPr>
-                <w:color w:val="333333"/>
-              </w:rPr>
-              <w:t xml:space="preserve">     </w:t>
+              <w:t xml:space="preserve">;     </w:t>
             </w:r>
           </w:p>
           <w:p>
@@ -15139,77 +13274,13 @@
               <w:rPr>
                 <w:color w:val="333333"/>
               </w:rPr>
-              <w:t xml:space="preserve">    </w:t>
-            </w:r>
-            <w:proofErr w:type="spellStart"/>
-            <w:r>
-              <w:rPr>
-                <w:color w:val="333333"/>
-              </w:rPr>
-              <w:t>u_new</w:t>
-            </w:r>
-            <w:proofErr w:type="spellEnd"/>
-            <w:r>
-              <w:rPr>
-                <w:color w:val="333333"/>
-              </w:rPr>
-              <w:t xml:space="preserve"> = </w:t>
-            </w:r>
-            <w:proofErr w:type="spellStart"/>
-            <w:r>
-              <w:rPr>
-                <w:color w:val="333333"/>
-              </w:rPr>
-              <w:t>lu_</w:t>
-            </w:r>
-            <w:proofErr w:type="gramStart"/>
-            <w:r>
-              <w:rPr>
-                <w:color w:val="333333"/>
-              </w:rPr>
-              <w:t>solve</w:t>
-            </w:r>
-            <w:proofErr w:type="spellEnd"/>
-            <w:r>
-              <w:rPr>
-                <w:color w:val="333333"/>
-              </w:rPr>
-              <w:t>((</w:t>
-            </w:r>
-            <w:proofErr w:type="spellStart"/>
-            <w:proofErr w:type="gramEnd"/>
-            <w:r>
-              <w:rPr>
-                <w:color w:val="333333"/>
-              </w:rPr>
-              <w:t>lu_factor</w:t>
-            </w:r>
-            <w:proofErr w:type="spellEnd"/>
-            <w:r>
-              <w:rPr>
-                <w:color w:val="333333"/>
-              </w:rPr>
-              <w:t xml:space="preserve">(A)), </w:t>
-            </w:r>
-            <w:proofErr w:type="gramStart"/>
-            <w:r>
-              <w:rPr>
-                <w:color w:val="333333"/>
-              </w:rPr>
-              <w:t xml:space="preserve">b) </w:t>
+              <w:t xml:space="preserve">    u_new = lu_solve((lu_factor(A)), b) </w:t>
             </w:r>
             <w:r>
               <w:rPr>
                 <w:color w:val="888888"/>
               </w:rPr>
-              <w:t>#</w:t>
-            </w:r>
-            <w:proofErr w:type="gramEnd"/>
-            <w:r>
-              <w:rPr>
-                <w:color w:val="888888"/>
-              </w:rPr>
-              <w:t>lu solve for u</w:t>
+              <w:t>#lu solve for u</w:t>
             </w:r>
           </w:p>
           <w:p>
@@ -15239,21 +13310,7 @@
               <w:rPr>
                 <w:color w:val="888888"/>
               </w:rPr>
-              <w:t>#update v using continuity eq, du/dx + dv/</w:t>
-            </w:r>
-            <w:proofErr w:type="spellStart"/>
-            <w:r>
-              <w:rPr>
-                <w:color w:val="888888"/>
-              </w:rPr>
-              <w:t>dy</w:t>
-            </w:r>
-            <w:proofErr w:type="spellEnd"/>
-            <w:r>
-              <w:rPr>
-                <w:color w:val="888888"/>
-              </w:rPr>
-              <w:t xml:space="preserve"> = 0</w:t>
+              <w:t>#update v using continuity eq, du/dx + dv/dy = 0</w:t>
             </w:r>
           </w:p>
           <w:p>
@@ -15268,35 +13325,7 @@
               <w:rPr>
                 <w:color w:val="333333"/>
               </w:rPr>
-              <w:t xml:space="preserve">    </w:t>
-            </w:r>
-            <w:proofErr w:type="spellStart"/>
-            <w:r>
-              <w:rPr>
-                <w:color w:val="333333"/>
-              </w:rPr>
-              <w:t>du_dx</w:t>
-            </w:r>
-            <w:proofErr w:type="spellEnd"/>
-            <w:r>
-              <w:rPr>
-                <w:color w:val="333333"/>
-              </w:rPr>
-              <w:t xml:space="preserve"> = (</w:t>
-            </w:r>
-            <w:proofErr w:type="spellStart"/>
-            <w:r>
-              <w:rPr>
-                <w:color w:val="333333"/>
-              </w:rPr>
-              <w:t>u_new</w:t>
-            </w:r>
-            <w:proofErr w:type="spellEnd"/>
-            <w:r>
-              <w:rPr>
-                <w:color w:val="333333"/>
-              </w:rPr>
-              <w:t xml:space="preserve"> - u)/dx</w:t>
+              <w:t xml:space="preserve">    du_dx = (u_new - u)/dx</w:t>
             </w:r>
           </w:p>
           <w:p>
@@ -15311,63 +13340,7 @@
               <w:rPr>
                 <w:color w:val="333333"/>
               </w:rPr>
-              <w:t xml:space="preserve">    </w:t>
-            </w:r>
-            <w:proofErr w:type="spellStart"/>
-            <w:r>
-              <w:rPr>
-                <w:color w:val="333333"/>
-              </w:rPr>
-              <w:t>v_new</w:t>
-            </w:r>
-            <w:proofErr w:type="spellEnd"/>
-            <w:r>
-              <w:rPr>
-                <w:color w:val="333333"/>
-              </w:rPr>
-              <w:t xml:space="preserve"> = </w:t>
-            </w:r>
-            <w:proofErr w:type="spellStart"/>
-            <w:r>
-              <w:rPr>
-                <w:color w:val="333333"/>
-              </w:rPr>
-              <w:t>cumulative_</w:t>
-            </w:r>
-            <w:proofErr w:type="gramStart"/>
-            <w:r>
-              <w:rPr>
-                <w:color w:val="333333"/>
-              </w:rPr>
-              <w:t>trapezoid</w:t>
-            </w:r>
-            <w:proofErr w:type="spellEnd"/>
-            <w:r>
-              <w:rPr>
-                <w:color w:val="333333"/>
-              </w:rPr>
-              <w:t>(</w:t>
-            </w:r>
-            <w:proofErr w:type="gramEnd"/>
-            <w:r>
-              <w:rPr>
-                <w:color w:val="333333"/>
-              </w:rPr>
-              <w:t>-</w:t>
-            </w:r>
-            <w:proofErr w:type="spellStart"/>
-            <w:r>
-              <w:rPr>
-                <w:color w:val="333333"/>
-              </w:rPr>
-              <w:t>du_dx</w:t>
-            </w:r>
-            <w:proofErr w:type="spellEnd"/>
-            <w:r>
-              <w:rPr>
-                <w:color w:val="333333"/>
-              </w:rPr>
-              <w:t>, x=y, initial=</w:t>
+              <w:t xml:space="preserve">    v_new = cumulative_trapezoid(-du_dx, x=y, initial=</w:t>
             </w:r>
             <w:r>
               <w:rPr>
@@ -15405,16 +13378,8 @@
               <w:rPr>
                 <w:color w:val="333333"/>
               </w:rPr>
-              <w:t xml:space="preserve">    u = </w:t>
-            </w:r>
-            <w:proofErr w:type="spellStart"/>
-            <w:r>
-              <w:rPr>
-                <w:color w:val="333333"/>
-              </w:rPr>
-              <w:t>u_new</w:t>
-            </w:r>
-            <w:proofErr w:type="spellEnd"/>
+              <w:t xml:space="preserve">    u = u_new</w:t>
+            </w:r>
           </w:p>
           <w:p>
             <w:pPr>
@@ -15428,16 +13393,8 @@
               <w:rPr>
                 <w:color w:val="333333"/>
               </w:rPr>
-              <w:t xml:space="preserve">    v = </w:t>
-            </w:r>
-            <w:proofErr w:type="spellStart"/>
-            <w:r>
-              <w:rPr>
-                <w:color w:val="333333"/>
-              </w:rPr>
-              <w:t>v_new</w:t>
-            </w:r>
-            <w:proofErr w:type="spellEnd"/>
+              <w:t xml:space="preserve">    v = v_new</w:t>
+            </w:r>
           </w:p>
           <w:p>
             <w:pPr>
@@ -15460,21 +13417,7 @@
               <w:rPr>
                 <w:color w:val="333333"/>
               </w:rPr>
-              <w:t xml:space="preserve">    </w:t>
-            </w:r>
-            <w:proofErr w:type="spellStart"/>
-            <w:r>
-              <w:rPr>
-                <w:color w:val="333333"/>
-              </w:rPr>
-              <w:t>u_store_numer</w:t>
-            </w:r>
-            <w:proofErr w:type="spellEnd"/>
-            <w:r>
-              <w:rPr>
-                <w:color w:val="333333"/>
-              </w:rPr>
-              <w:t>[n]=u</w:t>
+              <w:t xml:space="preserve">    u_store_numer[n]=u</w:t>
             </w:r>
           </w:p>
           <w:p>
@@ -15489,21 +13432,7 @@
               <w:rPr>
                 <w:color w:val="333333"/>
               </w:rPr>
-              <w:t xml:space="preserve">    </w:t>
-            </w:r>
-            <w:proofErr w:type="spellStart"/>
-            <w:r>
-              <w:rPr>
-                <w:color w:val="333333"/>
-              </w:rPr>
-              <w:t>v_store_numer</w:t>
-            </w:r>
-            <w:proofErr w:type="spellEnd"/>
-            <w:r>
-              <w:rPr>
-                <w:color w:val="333333"/>
-              </w:rPr>
-              <w:t>[n]=v</w:t>
+              <w:t xml:space="preserve">    v_store_numer[n]=v</w:t>
             </w:r>
           </w:p>
         </w:tc>
@@ -15541,38 +13470,12 @@
                 <w:color w:val="333333"/>
               </w:rPr>
             </w:pPr>
-            <w:proofErr w:type="spellStart"/>
-            <w:proofErr w:type="gramStart"/>
-            <w:r>
-              <w:rPr>
-                <w:color w:val="333333"/>
-              </w:rPr>
-              <w:t>plt.figure</w:t>
-            </w:r>
-            <w:proofErr w:type="spellEnd"/>
-            <w:proofErr w:type="gramEnd"/>
-            <w:r>
-              <w:rPr>
-                <w:color w:val="333333"/>
-              </w:rPr>
-              <w:t>(</w:t>
-            </w:r>
-            <w:proofErr w:type="spellStart"/>
-            <w:r>
-              <w:rPr>
-                <w:color w:val="333333"/>
-              </w:rPr>
-              <w:t>figsize</w:t>
-            </w:r>
-            <w:proofErr w:type="spellEnd"/>
-            <w:proofErr w:type="gramStart"/>
-            <w:r>
-              <w:rPr>
-                <w:color w:val="333333"/>
-              </w:rPr>
-              <w:t>=(</w:t>
-            </w:r>
-            <w:proofErr w:type="gramEnd"/>
+            <w:r>
+              <w:rPr>
+                <w:color w:val="333333"/>
+              </w:rPr>
+              <w:t>plt.figure(figsize=(</w:t>
+            </w:r>
             <w:r>
               <w:rPr>
                 <w:b/>
@@ -15621,25 +13524,33 @@
                 <w:color w:val="333333"/>
                 <w:shd w:val="clear" w:color="auto" w:fill="FFF0F0"/>
               </w:rPr>
-              <w:t>'</w:t>
-            </w:r>
-            <w:proofErr w:type="spellStart"/>
-            <w:proofErr w:type="gramStart"/>
+              <w:t>'tab:purple'</w:t>
+            </w:r>
+            <w:r>
+              <w:rPr>
+                <w:color w:val="333333"/>
+              </w:rPr>
+              <w:t>,</w:t>
+            </w:r>
             <w:r>
               <w:rPr>
                 <w:color w:val="333333"/>
                 <w:shd w:val="clear" w:color="auto" w:fill="FFF0F0"/>
               </w:rPr>
-              <w:t>tab:purple</w:t>
-            </w:r>
-            <w:proofErr w:type="spellEnd"/>
-            <w:proofErr w:type="gramEnd"/>
+              <w:t>'tab:orange'</w:t>
+            </w:r>
+            <w:r>
+              <w:rPr>
+                <w:color w:val="333333"/>
+              </w:rPr>
+              <w:t>,</w:t>
+            </w:r>
             <w:r>
               <w:rPr>
                 <w:color w:val="333333"/>
                 <w:shd w:val="clear" w:color="auto" w:fill="FFF0F0"/>
               </w:rPr>
-              <w:t>'</w:t>
+              <w:t>'tab:green'</w:t>
             </w:r>
             <w:r>
               <w:rPr>
@@ -15652,118 +13563,20 @@
                 <w:color w:val="333333"/>
                 <w:shd w:val="clear" w:color="auto" w:fill="FFF0F0"/>
               </w:rPr>
-              <w:t>'</w:t>
-            </w:r>
-            <w:proofErr w:type="spellStart"/>
-            <w:proofErr w:type="gramStart"/>
+              <w:t>'tab:red'</w:t>
+            </w:r>
+            <w:r>
+              <w:rPr>
+                <w:color w:val="333333"/>
+              </w:rPr>
+              <w:t>,</w:t>
+            </w:r>
             <w:r>
               <w:rPr>
                 <w:color w:val="333333"/>
                 <w:shd w:val="clear" w:color="auto" w:fill="FFF0F0"/>
               </w:rPr>
-              <w:t>tab:orange</w:t>
-            </w:r>
-            <w:proofErr w:type="spellEnd"/>
-            <w:proofErr w:type="gramEnd"/>
-            <w:r>
-              <w:rPr>
-                <w:color w:val="333333"/>
-                <w:shd w:val="clear" w:color="auto" w:fill="FFF0F0"/>
-              </w:rPr>
-              <w:t>'</w:t>
-            </w:r>
-            <w:r>
-              <w:rPr>
-                <w:color w:val="333333"/>
-              </w:rPr>
-              <w:t>,</w:t>
-            </w:r>
-            <w:r>
-              <w:rPr>
-                <w:color w:val="333333"/>
-                <w:shd w:val="clear" w:color="auto" w:fill="FFF0F0"/>
-              </w:rPr>
-              <w:t>'</w:t>
-            </w:r>
-            <w:proofErr w:type="spellStart"/>
-            <w:proofErr w:type="gramStart"/>
-            <w:r>
-              <w:rPr>
-                <w:color w:val="333333"/>
-                <w:shd w:val="clear" w:color="auto" w:fill="FFF0F0"/>
-              </w:rPr>
-              <w:t>tab:green</w:t>
-            </w:r>
-            <w:proofErr w:type="spellEnd"/>
-            <w:proofErr w:type="gramEnd"/>
-            <w:r>
-              <w:rPr>
-                <w:color w:val="333333"/>
-                <w:shd w:val="clear" w:color="auto" w:fill="FFF0F0"/>
-              </w:rPr>
-              <w:t>'</w:t>
-            </w:r>
-            <w:r>
-              <w:rPr>
-                <w:color w:val="333333"/>
-              </w:rPr>
-              <w:t>,</w:t>
-            </w:r>
-            <w:r>
-              <w:rPr>
-                <w:color w:val="333333"/>
-                <w:shd w:val="clear" w:color="auto" w:fill="FFF0F0"/>
-              </w:rPr>
-              <w:t>'</w:t>
-            </w:r>
-            <w:proofErr w:type="spellStart"/>
-            <w:proofErr w:type="gramStart"/>
-            <w:r>
-              <w:rPr>
-                <w:color w:val="333333"/>
-                <w:shd w:val="clear" w:color="auto" w:fill="FFF0F0"/>
-              </w:rPr>
-              <w:t>tab:red</w:t>
-            </w:r>
-            <w:proofErr w:type="spellEnd"/>
-            <w:proofErr w:type="gramEnd"/>
-            <w:r>
-              <w:rPr>
-                <w:color w:val="333333"/>
-                <w:shd w:val="clear" w:color="auto" w:fill="FFF0F0"/>
-              </w:rPr>
-              <w:t>'</w:t>
-            </w:r>
-            <w:r>
-              <w:rPr>
-                <w:color w:val="333333"/>
-              </w:rPr>
-              <w:t>,</w:t>
-            </w:r>
-            <w:r>
-              <w:rPr>
-                <w:color w:val="333333"/>
-                <w:shd w:val="clear" w:color="auto" w:fill="FFF0F0"/>
-              </w:rPr>
-              <w:t>'</w:t>
-            </w:r>
-            <w:proofErr w:type="spellStart"/>
-            <w:proofErr w:type="gramStart"/>
-            <w:r>
-              <w:rPr>
-                <w:color w:val="333333"/>
-                <w:shd w:val="clear" w:color="auto" w:fill="FFF0F0"/>
-              </w:rPr>
-              <w:t>tab:blue</w:t>
-            </w:r>
-            <w:proofErr w:type="spellEnd"/>
-            <w:proofErr w:type="gramEnd"/>
-            <w:r>
-              <w:rPr>
-                <w:color w:val="333333"/>
-                <w:shd w:val="clear" w:color="auto" w:fill="FFF0F0"/>
-              </w:rPr>
-              <w:t>'</w:t>
+              <w:t>'tab:blue'</w:t>
             </w:r>
             <w:r>
               <w:rPr>
@@ -15780,19 +13593,11 @@
                 <w:color w:val="333333"/>
               </w:rPr>
             </w:pPr>
-            <w:proofErr w:type="spellStart"/>
-            <w:r>
-              <w:rPr>
-                <w:color w:val="333333"/>
-              </w:rPr>
-              <w:t>markevery</w:t>
-            </w:r>
-            <w:proofErr w:type="spellEnd"/>
-            <w:r>
-              <w:rPr>
-                <w:color w:val="333333"/>
-              </w:rPr>
-              <w:t xml:space="preserve"> = </w:t>
+            <w:r>
+              <w:rPr>
+                <w:color w:val="333333"/>
+              </w:rPr>
+              <w:t xml:space="preserve">markevery = </w:t>
             </w:r>
             <w:r>
               <w:rPr>
@@ -15823,36 +13628,22 @@
               <w:rPr>
                 <w:color w:val="333333"/>
               </w:rPr>
+              <w:t xml:space="preserve"> idx, n </w:t>
+            </w:r>
+            <w:r>
+              <w:rPr>
+                <w:b/>
+                <w:bCs/>
+                <w:color w:val="000000"/>
+              </w:rPr>
+              <w:t>in</w:t>
+            </w:r>
+            <w:r>
+              <w:rPr>
+                <w:color w:val="333333"/>
+              </w:rPr>
               <w:t xml:space="preserve"> </w:t>
             </w:r>
-            <w:proofErr w:type="spellStart"/>
-            <w:r>
-              <w:rPr>
-                <w:color w:val="333333"/>
-              </w:rPr>
-              <w:t>idx</w:t>
-            </w:r>
-            <w:proofErr w:type="spellEnd"/>
-            <w:r>
-              <w:rPr>
-                <w:color w:val="333333"/>
-              </w:rPr>
-              <w:t xml:space="preserve">, n </w:t>
-            </w:r>
-            <w:r>
-              <w:rPr>
-                <w:b/>
-                <w:bCs/>
-                <w:color w:val="000000"/>
-              </w:rPr>
-              <w:t>in</w:t>
-            </w:r>
-            <w:r>
-              <w:rPr>
-                <w:color w:val="333333"/>
-              </w:rPr>
-              <w:t xml:space="preserve"> </w:t>
-            </w:r>
             <w:r>
               <w:rPr>
                 <w:color w:val="007020"/>
@@ -15863,21 +13654,7 @@
               <w:rPr>
                 <w:color w:val="333333"/>
               </w:rPr>
-              <w:t>(</w:t>
-            </w:r>
-            <w:proofErr w:type="spellStart"/>
-            <w:r>
-              <w:rPr>
-                <w:color w:val="333333"/>
-              </w:rPr>
-              <w:t>x_vals</w:t>
-            </w:r>
-            <w:proofErr w:type="spellEnd"/>
-            <w:r>
-              <w:rPr>
-                <w:color w:val="333333"/>
-              </w:rPr>
-              <w:t>):</w:t>
+              <w:t>(x_vals):</w:t>
             </w:r>
           </w:p>
           <w:p>
@@ -15892,21 +13669,7 @@
               <w:rPr>
                 <w:color w:val="333333"/>
               </w:rPr>
-              <w:t xml:space="preserve">    </w:t>
-            </w:r>
-            <w:proofErr w:type="spellStart"/>
-            <w:r>
-              <w:rPr>
-                <w:color w:val="333333"/>
-              </w:rPr>
-              <w:t>x_now</w:t>
-            </w:r>
-            <w:proofErr w:type="spellEnd"/>
-            <w:r>
-              <w:rPr>
-                <w:color w:val="333333"/>
-              </w:rPr>
-              <w:t xml:space="preserve"> = x0 + n*dx </w:t>
+              <w:t xml:space="preserve">    x_now = x0 + n*dx </w:t>
             </w:r>
           </w:p>
           <w:p>
@@ -15921,51 +13684,7 @@
               <w:rPr>
                 <w:color w:val="333333"/>
               </w:rPr>
-              <w:t xml:space="preserve">    </w:t>
-            </w:r>
-            <w:proofErr w:type="spellStart"/>
-            <w:proofErr w:type="gramStart"/>
-            <w:r>
-              <w:rPr>
-                <w:color w:val="333333"/>
-              </w:rPr>
-              <w:t>plt.plot</w:t>
-            </w:r>
-            <w:proofErr w:type="spellEnd"/>
-            <w:proofErr w:type="gramEnd"/>
-            <w:r>
-              <w:rPr>
-                <w:color w:val="333333"/>
-              </w:rPr>
-              <w:t>(</w:t>
-            </w:r>
-            <w:proofErr w:type="spellStart"/>
-            <w:r>
-              <w:rPr>
-                <w:color w:val="333333"/>
-              </w:rPr>
-              <w:t>u_store_numer</w:t>
-            </w:r>
-            <w:proofErr w:type="spellEnd"/>
-            <w:r>
-              <w:rPr>
-                <w:color w:val="333333"/>
-              </w:rPr>
-              <w:t>[n]/</w:t>
-            </w:r>
-            <w:proofErr w:type="spellStart"/>
-            <w:r>
-              <w:rPr>
-                <w:color w:val="333333"/>
-              </w:rPr>
-              <w:t>u_inf</w:t>
-            </w:r>
-            <w:proofErr w:type="spellEnd"/>
-            <w:r>
-              <w:rPr>
-                <w:color w:val="333333"/>
-              </w:rPr>
-              <w:t xml:space="preserve">, y, </w:t>
+              <w:t xml:space="preserve">    plt.plot(u_store_numer[n]/u_inf, y, </w:t>
             </w:r>
             <w:r>
               <w:rPr>
@@ -15978,35 +13697,7 @@
               <w:rPr>
                 <w:color w:val="333333"/>
               </w:rPr>
-              <w:t>, color=colors[</w:t>
-            </w:r>
-            <w:proofErr w:type="spellStart"/>
-            <w:r>
-              <w:rPr>
-                <w:color w:val="333333"/>
-              </w:rPr>
-              <w:t>idx</w:t>
-            </w:r>
-            <w:proofErr w:type="spellEnd"/>
-            <w:r>
-              <w:rPr>
-                <w:color w:val="333333"/>
-              </w:rPr>
-              <w:t xml:space="preserve">], </w:t>
-            </w:r>
-            <w:proofErr w:type="spellStart"/>
-            <w:r>
-              <w:rPr>
-                <w:color w:val="333333"/>
-              </w:rPr>
-              <w:t>markersize</w:t>
-            </w:r>
-            <w:proofErr w:type="spellEnd"/>
-            <w:r>
-              <w:rPr>
-                <w:color w:val="333333"/>
-              </w:rPr>
-              <w:t>=</w:t>
+              <w:t>, color=colors[idx], markersize=</w:t>
             </w:r>
             <w:r>
               <w:rPr>
@@ -16022,72 +13713,54 @@
               </w:rPr>
               <w:t>, label=</w:t>
             </w:r>
-            <w:proofErr w:type="spellStart"/>
             <w:r>
               <w:rPr>
                 <w:color w:val="333333"/>
                 <w:shd w:val="clear" w:color="auto" w:fill="FFF0F0"/>
               </w:rPr>
-              <w:t>f'x</w:t>
-            </w:r>
-            <w:proofErr w:type="spellEnd"/>
+              <w:t xml:space="preserve">f'x = </w:t>
+            </w:r>
+            <w:r>
+              <w:rPr>
+                <w:color w:val="333333"/>
+                <w:shd w:val="clear" w:color="auto" w:fill="EEEEEE"/>
+              </w:rPr>
+              <w:t>{</w:t>
+            </w:r>
+            <w:r>
+              <w:rPr>
+                <w:color w:val="333333"/>
+              </w:rPr>
+              <w:t>x_now</w:t>
+            </w:r>
+            <w:r>
+              <w:rPr>
+                <w:color w:val="333333"/>
+                <w:shd w:val="clear" w:color="auto" w:fill="EEEEEE"/>
+              </w:rPr>
+              <w:t>:</w:t>
+            </w:r>
             <w:r>
               <w:rPr>
                 <w:color w:val="333333"/>
                 <w:shd w:val="clear" w:color="auto" w:fill="FFF0F0"/>
               </w:rPr>
-              <w:t xml:space="preserve"> = </w:t>
+              <w:t>.2f</w:t>
             </w:r>
             <w:r>
               <w:rPr>
                 <w:color w:val="333333"/>
                 <w:shd w:val="clear" w:color="auto" w:fill="EEEEEE"/>
               </w:rPr>
-              <w:t>{</w:t>
-            </w:r>
-            <w:r>
-              <w:rPr>
-                <w:color w:val="333333"/>
-              </w:rPr>
-              <w:t>x_now</w:t>
-            </w:r>
-            <w:r>
-              <w:rPr>
-                <w:color w:val="333333"/>
-                <w:shd w:val="clear" w:color="auto" w:fill="EEEEEE"/>
-              </w:rPr>
-              <w:t>:</w:t>
+              <w:t>}</w:t>
             </w:r>
             <w:r>
               <w:rPr>
                 <w:color w:val="333333"/>
                 <w:shd w:val="clear" w:color="auto" w:fill="FFF0F0"/>
               </w:rPr>
-              <w:t>.2</w:t>
-            </w:r>
-            <w:proofErr w:type="gramStart"/>
-            <w:r>
-              <w:rPr>
-                <w:color w:val="333333"/>
-                <w:shd w:val="clear" w:color="auto" w:fill="FFF0F0"/>
-              </w:rPr>
-              <w:t>f</w:t>
-            </w:r>
-            <w:r>
-              <w:rPr>
-                <w:color w:val="333333"/>
-                <w:shd w:val="clear" w:color="auto" w:fill="EEEEEE"/>
-              </w:rPr>
-              <w:t>}</w:t>
-            </w:r>
-            <w:r>
-              <w:rPr>
-                <w:color w:val="333333"/>
-                <w:shd w:val="clear" w:color="auto" w:fill="FFF0F0"/>
-              </w:rPr>
               <w:t>'</w:t>
             </w:r>
-            <w:proofErr w:type="gramEnd"/>
             <w:r>
               <w:rPr>
                 <w:color w:val="333333"/>
@@ -16103,21 +13776,11 @@
                 <w:color w:val="333333"/>
               </w:rPr>
             </w:pPr>
-            <w:proofErr w:type="spellStart"/>
-            <w:proofErr w:type="gramStart"/>
-            <w:r>
-              <w:rPr>
-                <w:color w:val="333333"/>
-              </w:rPr>
-              <w:t>plt.title</w:t>
-            </w:r>
-            <w:proofErr w:type="spellEnd"/>
-            <w:proofErr w:type="gramEnd"/>
-            <w:r>
-              <w:rPr>
-                <w:color w:val="333333"/>
-              </w:rPr>
-              <w:t>(</w:t>
+            <w:r>
+              <w:rPr>
+                <w:color w:val="333333"/>
+              </w:rPr>
+              <w:t>plt.title(</w:t>
             </w:r>
             <w:r>
               <w:rPr>
@@ -16130,21 +13793,7 @@
               <w:rPr>
                 <w:color w:val="333333"/>
               </w:rPr>
-              <w:t xml:space="preserve">, </w:t>
-            </w:r>
-            <w:proofErr w:type="spellStart"/>
-            <w:r>
-              <w:rPr>
-                <w:color w:val="333333"/>
-              </w:rPr>
-              <w:t>fontsize</w:t>
-            </w:r>
-            <w:proofErr w:type="spellEnd"/>
-            <w:r>
-              <w:rPr>
-                <w:color w:val="333333"/>
-              </w:rPr>
-              <w:t>=</w:t>
+              <w:t>, fontsize=</w:t>
             </w:r>
             <w:r>
               <w:rPr>
@@ -16169,98 +13818,24 @@
                 <w:color w:val="333333"/>
               </w:rPr>
             </w:pPr>
-            <w:proofErr w:type="spellStart"/>
-            <w:proofErr w:type="gramStart"/>
-            <w:r>
-              <w:rPr>
-                <w:color w:val="333333"/>
-              </w:rPr>
-              <w:t>plt.xlabel</w:t>
-            </w:r>
-            <w:proofErr w:type="spellEnd"/>
-            <w:proofErr w:type="gramEnd"/>
-            <w:r>
-              <w:rPr>
-                <w:color w:val="333333"/>
-              </w:rPr>
-              <w:t>(</w:t>
-            </w:r>
-            <w:proofErr w:type="spellStart"/>
+            <w:r>
+              <w:rPr>
+                <w:color w:val="333333"/>
+              </w:rPr>
+              <w:t>plt.xlabel(</w:t>
+            </w:r>
             <w:r>
               <w:rPr>
                 <w:color w:val="333333"/>
                 <w:shd w:val="clear" w:color="auto" w:fill="FFF0F0"/>
               </w:rPr>
-              <w:t>r'$u</w:t>
-            </w:r>
-            <w:proofErr w:type="spellEnd"/>
-            <w:r>
-              <w:rPr>
-                <w:color w:val="333333"/>
-                <w:shd w:val="clear" w:color="auto" w:fill="FFF0F0"/>
-              </w:rPr>
-              <w:t xml:space="preserve"> / </w:t>
-            </w:r>
-            <w:proofErr w:type="gramStart"/>
-            <w:r>
-              <w:rPr>
-                <w:color w:val="333333"/>
-                <w:shd w:val="clear" w:color="auto" w:fill="FFF0F0"/>
-              </w:rPr>
-              <w:t>U_{</w:t>
-            </w:r>
-            <w:proofErr w:type="gramEnd"/>
-            <w:r>
-              <w:rPr>
-                <w:color w:val="333333"/>
-                <w:shd w:val="clear" w:color="auto" w:fill="FFF0F0"/>
-              </w:rPr>
-              <w:t>\</w:t>
-            </w:r>
-            <w:proofErr w:type="spellStart"/>
-            <w:proofErr w:type="gramStart"/>
-            <w:r>
-              <w:rPr>
-                <w:color w:val="333333"/>
-                <w:shd w:val="clear" w:color="auto" w:fill="FFF0F0"/>
-              </w:rPr>
-              <w:t>infty</w:t>
-            </w:r>
-            <w:proofErr w:type="spellEnd"/>
-            <w:r>
-              <w:rPr>
-                <w:color w:val="333333"/>
-                <w:shd w:val="clear" w:color="auto" w:fill="FFF0F0"/>
-              </w:rPr>
-              <w:t>}$</w:t>
-            </w:r>
-            <w:proofErr w:type="gramEnd"/>
-            <w:r>
-              <w:rPr>
-                <w:color w:val="333333"/>
-                <w:shd w:val="clear" w:color="auto" w:fill="FFF0F0"/>
-              </w:rPr>
-              <w:t>'</w:t>
-            </w:r>
-            <w:r>
-              <w:rPr>
-                <w:color w:val="333333"/>
-              </w:rPr>
-              <w:t xml:space="preserve">, </w:t>
-            </w:r>
-            <w:proofErr w:type="spellStart"/>
-            <w:r>
-              <w:rPr>
-                <w:color w:val="333333"/>
-              </w:rPr>
-              <w:t>fontsize</w:t>
-            </w:r>
-            <w:proofErr w:type="spellEnd"/>
-            <w:r>
-              <w:rPr>
-                <w:color w:val="333333"/>
-              </w:rPr>
-              <w:t>=</w:t>
+              <w:t>r'$u / U_{\infty}$'</w:t>
+            </w:r>
+            <w:r>
+              <w:rPr>
+                <w:color w:val="333333"/>
+              </w:rPr>
+              <w:t>, fontsize=</w:t>
             </w:r>
             <w:r>
               <w:rPr>
@@ -16285,57 +13860,24 @@
                 <w:color w:val="333333"/>
               </w:rPr>
             </w:pPr>
-            <w:proofErr w:type="spellStart"/>
-            <w:proofErr w:type="gramStart"/>
-            <w:r>
-              <w:rPr>
-                <w:color w:val="333333"/>
-              </w:rPr>
-              <w:t>plt.ylabel</w:t>
-            </w:r>
-            <w:proofErr w:type="spellEnd"/>
-            <w:proofErr w:type="gramEnd"/>
-            <w:r>
-              <w:rPr>
-                <w:color w:val="333333"/>
-              </w:rPr>
-              <w:t>(</w:t>
-            </w:r>
-            <w:proofErr w:type="spellStart"/>
+            <w:r>
+              <w:rPr>
+                <w:color w:val="333333"/>
+              </w:rPr>
+              <w:t>plt.ylabel(</w:t>
+            </w:r>
             <w:r>
               <w:rPr>
                 <w:color w:val="333333"/>
                 <w:shd w:val="clear" w:color="auto" w:fill="FFF0F0"/>
               </w:rPr>
-              <w:t>r'Wall</w:t>
-            </w:r>
-            <w:proofErr w:type="spellEnd"/>
-            <w:r>
-              <w:rPr>
-                <w:color w:val="333333"/>
-                <w:shd w:val="clear" w:color="auto" w:fill="FFF0F0"/>
-              </w:rPr>
-              <w:t xml:space="preserve"> Distance, $y$ (m)'</w:t>
-            </w:r>
-            <w:r>
-              <w:rPr>
-                <w:color w:val="333333"/>
-              </w:rPr>
-              <w:t xml:space="preserve">, </w:t>
-            </w:r>
-            <w:proofErr w:type="spellStart"/>
-            <w:r>
-              <w:rPr>
-                <w:color w:val="333333"/>
-              </w:rPr>
-              <w:t>fontsize</w:t>
-            </w:r>
-            <w:proofErr w:type="spellEnd"/>
-            <w:r>
-              <w:rPr>
-                <w:color w:val="333333"/>
-              </w:rPr>
-              <w:t>=</w:t>
+              <w:t>r'Wall Distance, $y$ (m)'</w:t>
+            </w:r>
+            <w:r>
+              <w:rPr>
+                <w:color w:val="333333"/>
+              </w:rPr>
+              <w:t>, fontsize=</w:t>
             </w:r>
             <w:r>
               <w:rPr>
@@ -16360,21 +13902,11 @@
                 <w:color w:val="333333"/>
               </w:rPr>
             </w:pPr>
-            <w:proofErr w:type="spellStart"/>
-            <w:proofErr w:type="gramStart"/>
-            <w:r>
-              <w:rPr>
-                <w:color w:val="333333"/>
-              </w:rPr>
-              <w:t>plt.ylim</w:t>
-            </w:r>
-            <w:proofErr w:type="spellEnd"/>
-            <w:proofErr w:type="gramEnd"/>
-            <w:r>
-              <w:rPr>
-                <w:color w:val="333333"/>
-              </w:rPr>
-              <w:t>(</w:t>
+            <w:r>
+              <w:rPr>
+                <w:color w:val="333333"/>
+              </w:rPr>
+              <w:t>plt.ylim(</w:t>
             </w:r>
             <w:r>
               <w:rPr>
@@ -16413,21 +13945,11 @@
                 <w:color w:val="333333"/>
               </w:rPr>
             </w:pPr>
-            <w:proofErr w:type="spellStart"/>
-            <w:proofErr w:type="gramStart"/>
-            <w:r>
-              <w:rPr>
-                <w:color w:val="333333"/>
-              </w:rPr>
-              <w:t>plt.xlim</w:t>
-            </w:r>
-            <w:proofErr w:type="spellEnd"/>
-            <w:proofErr w:type="gramEnd"/>
-            <w:r>
-              <w:rPr>
-                <w:color w:val="333333"/>
-              </w:rPr>
-              <w:t>(</w:t>
+            <w:r>
+              <w:rPr>
+                <w:color w:val="333333"/>
+              </w:rPr>
+              <w:t>plt.xlim(</w:t>
             </w:r>
             <w:r>
               <w:rPr>
@@ -16466,21 +13988,11 @@
                 <w:color w:val="333333"/>
               </w:rPr>
             </w:pPr>
-            <w:proofErr w:type="spellStart"/>
-            <w:proofErr w:type="gramStart"/>
-            <w:r>
-              <w:rPr>
-                <w:color w:val="333333"/>
-              </w:rPr>
-              <w:t>plt.legend</w:t>
-            </w:r>
-            <w:proofErr w:type="spellEnd"/>
-            <w:proofErr w:type="gramEnd"/>
-            <w:r>
-              <w:rPr>
-                <w:color w:val="333333"/>
-              </w:rPr>
-              <w:t>()</w:t>
+            <w:r>
+              <w:rPr>
+                <w:color w:val="333333"/>
+              </w:rPr>
+              <w:t>plt.legend()</w:t>
             </w:r>
           </w:p>
           <w:p>
@@ -16491,21 +14003,11 @@
                 <w:color w:val="333333"/>
               </w:rPr>
             </w:pPr>
-            <w:proofErr w:type="spellStart"/>
-            <w:proofErr w:type="gramStart"/>
-            <w:r>
-              <w:rPr>
-                <w:color w:val="333333"/>
-              </w:rPr>
-              <w:t>plt.grid</w:t>
-            </w:r>
-            <w:proofErr w:type="spellEnd"/>
-            <w:proofErr w:type="gramEnd"/>
-            <w:r>
-              <w:rPr>
-                <w:color w:val="333333"/>
-              </w:rPr>
-              <w:t>()</w:t>
+            <w:r>
+              <w:rPr>
+                <w:color w:val="333333"/>
+              </w:rPr>
+              <w:t>plt.grid()</w:t>
             </w:r>
           </w:p>
           <w:p>
@@ -16516,41 +14018,11 @@
                 <w:color w:val="333333"/>
               </w:rPr>
             </w:pPr>
-            <w:proofErr w:type="spellStart"/>
-            <w:proofErr w:type="gramStart"/>
-            <w:r>
-              <w:rPr>
-                <w:color w:val="333333"/>
-              </w:rPr>
-              <w:t>plt.tight</w:t>
-            </w:r>
-            <w:proofErr w:type="gramEnd"/>
-            <w:r>
-              <w:rPr>
-                <w:color w:val="333333"/>
-              </w:rPr>
-              <w:t>_</w:t>
-            </w:r>
-            <w:proofErr w:type="gramStart"/>
-            <w:r>
-              <w:rPr>
-                <w:color w:val="333333"/>
-              </w:rPr>
-              <w:t>layout</w:t>
-            </w:r>
-            <w:proofErr w:type="spellEnd"/>
-            <w:r>
-              <w:rPr>
-                <w:color w:val="333333"/>
-              </w:rPr>
-              <w:t>(</w:t>
-            </w:r>
-            <w:proofErr w:type="gramEnd"/>
-            <w:r>
-              <w:rPr>
-                <w:color w:val="333333"/>
-              </w:rPr>
-              <w:t>)</w:t>
+            <w:r>
+              <w:rPr>
+                <w:color w:val="333333"/>
+              </w:rPr>
+              <w:t>plt.tight_layout()</w:t>
             </w:r>
           </w:p>
           <w:p>
@@ -16561,21 +14033,11 @@
                 <w:color w:val="333333"/>
               </w:rPr>
             </w:pPr>
-            <w:proofErr w:type="spellStart"/>
-            <w:proofErr w:type="gramStart"/>
-            <w:r>
-              <w:rPr>
-                <w:color w:val="333333"/>
-              </w:rPr>
-              <w:t>plt.show</w:t>
-            </w:r>
-            <w:proofErr w:type="spellEnd"/>
-            <w:proofErr w:type="gramEnd"/>
-            <w:r>
-              <w:rPr>
-                <w:color w:val="333333"/>
-              </w:rPr>
-              <w:t>()</w:t>
+            <w:r>
+              <w:rPr>
+                <w:color w:val="333333"/>
+              </w:rPr>
+              <w:t>plt.show()</w:t>
             </w:r>
           </w:p>
         </w:tc>
@@ -16628,19 +14090,11 @@
                 <w:color w:val="333333"/>
               </w:rPr>
             </w:pPr>
-            <w:proofErr w:type="spellStart"/>
-            <w:r>
-              <w:rPr>
-                <w:color w:val="333333"/>
-              </w:rPr>
-              <w:t>func</w:t>
-            </w:r>
-            <w:proofErr w:type="spellEnd"/>
-            <w:r>
-              <w:rPr>
-                <w:color w:val="333333"/>
-              </w:rPr>
-              <w:t xml:space="preserve"> = </w:t>
+            <w:r>
+              <w:rPr>
+                <w:color w:val="333333"/>
+              </w:rPr>
+              <w:t xml:space="preserve">func = </w:t>
             </w:r>
             <w:r>
               <w:rPr>
@@ -16654,16 +14108,8 @@
               <w:rPr>
                 <w:color w:val="333333"/>
               </w:rPr>
-              <w:t xml:space="preserve"> x, y: [</w:t>
-            </w:r>
-            <w:proofErr w:type="gramStart"/>
-            <w:r>
-              <w:rPr>
-                <w:color w:val="333333"/>
-              </w:rPr>
-              <w:t>y[</w:t>
-            </w:r>
-            <w:proofErr w:type="gramEnd"/>
+              <w:t xml:space="preserve"> x, y: [y[</w:t>
+            </w:r>
             <w:r>
               <w:rPr>
                 <w:b/>
@@ -16676,16 +14122,8 @@
               <w:rPr>
                 <w:color w:val="333333"/>
               </w:rPr>
-              <w:t xml:space="preserve">], </w:t>
-            </w:r>
-            <w:proofErr w:type="gramStart"/>
-            <w:r>
-              <w:rPr>
-                <w:color w:val="333333"/>
-              </w:rPr>
-              <w:t>y[</w:t>
-            </w:r>
-            <w:proofErr w:type="gramEnd"/>
+              <w:t>], y[</w:t>
+            </w:r>
             <w:r>
               <w:rPr>
                 <w:b/>
@@ -16714,7 +14152,6 @@
               </w:rPr>
               <w:t>*y[</w:t>
             </w:r>
-            <w:proofErr w:type="gramStart"/>
             <w:r>
               <w:rPr>
                 <w:b/>
@@ -16729,7 +14166,6 @@
               </w:rPr>
               <w:t>]*y[</w:t>
             </w:r>
-            <w:proofErr w:type="gramEnd"/>
             <w:r>
               <w:rPr>
                 <w:b/>
@@ -16759,19 +14195,11 @@
                 <w:color w:val="333333"/>
               </w:rPr>
             </w:pPr>
-            <w:proofErr w:type="spellStart"/>
-            <w:r>
-              <w:rPr>
-                <w:color w:val="333333"/>
-              </w:rPr>
-              <w:t>bcs</w:t>
-            </w:r>
-            <w:proofErr w:type="spellEnd"/>
-            <w:r>
-              <w:rPr>
-                <w:color w:val="333333"/>
-              </w:rPr>
-              <w:t xml:space="preserve"> = </w:t>
+            <w:r>
+              <w:rPr>
+                <w:color w:val="333333"/>
+              </w:rPr>
+              <w:t xml:space="preserve">bcs = </w:t>
             </w:r>
             <w:r>
               <w:rPr>
@@ -16785,52 +14213,8 @@
               <w:rPr>
                 <w:color w:val="333333"/>
               </w:rPr>
-              <w:t xml:space="preserve"> </w:t>
-            </w:r>
-            <w:proofErr w:type="spellStart"/>
-            <w:r>
-              <w:rPr>
-                <w:color w:val="333333"/>
-              </w:rPr>
-              <w:t>ya</w:t>
-            </w:r>
-            <w:proofErr w:type="spellEnd"/>
-            <w:r>
-              <w:rPr>
-                <w:color w:val="333333"/>
-              </w:rPr>
-              <w:t xml:space="preserve">, </w:t>
-            </w:r>
-            <w:proofErr w:type="spellStart"/>
-            <w:r>
-              <w:rPr>
-                <w:color w:val="333333"/>
-              </w:rPr>
-              <w:t>yb</w:t>
-            </w:r>
-            <w:proofErr w:type="spellEnd"/>
-            <w:r>
-              <w:rPr>
-                <w:color w:val="333333"/>
-              </w:rPr>
-              <w:t>: [</w:t>
-            </w:r>
-            <w:proofErr w:type="spellStart"/>
-            <w:proofErr w:type="gramStart"/>
-            <w:r>
-              <w:rPr>
-                <w:color w:val="333333"/>
-              </w:rPr>
-              <w:t>ya</w:t>
-            </w:r>
-            <w:proofErr w:type="spellEnd"/>
-            <w:r>
-              <w:rPr>
-                <w:color w:val="333333"/>
-              </w:rPr>
-              <w:t>[</w:t>
-            </w:r>
-            <w:proofErr w:type="gramEnd"/>
+              <w:t xml:space="preserve"> ya, yb: [ya[</w:t>
+            </w:r>
             <w:r>
               <w:rPr>
                 <w:b/>
@@ -16843,24 +14227,8 @@
               <w:rPr>
                 <w:color w:val="333333"/>
               </w:rPr>
-              <w:t xml:space="preserve">], </w:t>
-            </w:r>
-            <w:proofErr w:type="spellStart"/>
-            <w:proofErr w:type="gramStart"/>
-            <w:r>
-              <w:rPr>
-                <w:color w:val="333333"/>
-              </w:rPr>
-              <w:t>ya</w:t>
-            </w:r>
-            <w:proofErr w:type="spellEnd"/>
-            <w:r>
-              <w:rPr>
-                <w:color w:val="333333"/>
-              </w:rPr>
-              <w:t>[</w:t>
-            </w:r>
-            <w:proofErr w:type="gramEnd"/>
+              <w:t>], ya[</w:t>
+            </w:r>
             <w:r>
               <w:rPr>
                 <w:b/>
@@ -16873,24 +14241,8 @@
               <w:rPr>
                 <w:color w:val="333333"/>
               </w:rPr>
-              <w:t xml:space="preserve">], </w:t>
-            </w:r>
-            <w:proofErr w:type="spellStart"/>
-            <w:proofErr w:type="gramStart"/>
-            <w:r>
-              <w:rPr>
-                <w:color w:val="333333"/>
-              </w:rPr>
-              <w:t>yb</w:t>
-            </w:r>
-            <w:proofErr w:type="spellEnd"/>
-            <w:r>
-              <w:rPr>
-                <w:color w:val="333333"/>
-              </w:rPr>
-              <w:t>[</w:t>
-            </w:r>
-            <w:proofErr w:type="gramEnd"/>
+              <w:t>], yb[</w:t>
+            </w:r>
             <w:r>
               <w:rPr>
                 <w:b/>
@@ -16905,7 +14257,6 @@
               </w:rPr>
               <w:t xml:space="preserve">] - </w:t>
             </w:r>
-            <w:proofErr w:type="gramStart"/>
             <w:r>
               <w:rPr>
                 <w:b/>
@@ -16924,28 +14275,7 @@
               <w:rPr>
                 <w:color w:val="888888"/>
               </w:rPr>
-              <w:t>#f(0)=</w:t>
-            </w:r>
-            <w:proofErr w:type="gramEnd"/>
-            <w:r>
-              <w:rPr>
-                <w:color w:val="888888"/>
-              </w:rPr>
-              <w:t>0, f'(</w:t>
-            </w:r>
-            <w:proofErr w:type="gramStart"/>
-            <w:r>
-              <w:rPr>
-                <w:color w:val="888888"/>
-              </w:rPr>
-              <w:t>0)=</w:t>
-            </w:r>
-            <w:proofErr w:type="gramEnd"/>
-            <w:r>
-              <w:rPr>
-                <w:color w:val="888888"/>
-              </w:rPr>
-              <w:t>0, f'(inf)=1</w:t>
+              <w:t>#f(0)=0, f'(0)=0, f'(inf)=1</w:t>
             </w:r>
           </w:p>
           <w:p>
@@ -16965,35 +14295,11 @@
                 <w:color w:val="333333"/>
               </w:rPr>
             </w:pPr>
-            <w:proofErr w:type="spellStart"/>
-            <w:r>
-              <w:rPr>
-                <w:color w:val="333333"/>
-              </w:rPr>
-              <w:t>eta_span</w:t>
-            </w:r>
-            <w:proofErr w:type="spellEnd"/>
-            <w:r>
-              <w:rPr>
-                <w:color w:val="333333"/>
-              </w:rPr>
-              <w:t xml:space="preserve"> = </w:t>
-            </w:r>
-            <w:proofErr w:type="spellStart"/>
-            <w:proofErr w:type="gramStart"/>
-            <w:r>
-              <w:rPr>
-                <w:color w:val="333333"/>
-              </w:rPr>
-              <w:t>np.linspace</w:t>
-            </w:r>
-            <w:proofErr w:type="spellEnd"/>
-            <w:proofErr w:type="gramEnd"/>
-            <w:r>
-              <w:rPr>
-                <w:color w:val="333333"/>
-              </w:rPr>
-              <w:t>(</w:t>
+            <w:r>
+              <w:rPr>
+                <w:color w:val="333333"/>
+              </w:rPr>
+              <w:t>eta_span = np.linspace(</w:t>
             </w:r>
             <w:r>
               <w:rPr>
@@ -17023,7 +14329,6 @@
               </w:rPr>
               <w:t xml:space="preserve">, </w:t>
             </w:r>
-            <w:proofErr w:type="gramStart"/>
             <w:r>
               <w:rPr>
                 <w:b/>
@@ -17042,14 +14347,7 @@
               <w:rPr>
                 <w:color w:val="888888"/>
               </w:rPr>
-              <w:t>#</w:t>
-            </w:r>
-            <w:proofErr w:type="gramEnd"/>
-            <w:r>
-              <w:rPr>
-                <w:color w:val="888888"/>
-              </w:rPr>
-              <w:t>init range for eta</w:t>
+              <w:t>#init range for eta</w:t>
             </w:r>
           </w:p>
           <w:p>
@@ -17060,35 +14358,11 @@
                 <w:color w:val="333333"/>
               </w:rPr>
             </w:pPr>
-            <w:proofErr w:type="spellStart"/>
-            <w:r>
-              <w:rPr>
-                <w:color w:val="333333"/>
-              </w:rPr>
-              <w:t>blasius_guess</w:t>
-            </w:r>
-            <w:proofErr w:type="spellEnd"/>
-            <w:r>
-              <w:rPr>
-                <w:color w:val="333333"/>
-              </w:rPr>
-              <w:t xml:space="preserve"> = </w:t>
-            </w:r>
-            <w:proofErr w:type="spellStart"/>
-            <w:proofErr w:type="gramStart"/>
-            <w:r>
-              <w:rPr>
-                <w:color w:val="333333"/>
-              </w:rPr>
-              <w:t>np.zeros</w:t>
-            </w:r>
-            <w:proofErr w:type="spellEnd"/>
-            <w:proofErr w:type="gramEnd"/>
-            <w:r>
-              <w:rPr>
-                <w:color w:val="333333"/>
-              </w:rPr>
-              <w:t>((</w:t>
+            <w:r>
+              <w:rPr>
+                <w:color w:val="333333"/>
+              </w:rPr>
+              <w:t>blasius_guess = np.zeros((</w:t>
             </w:r>
             <w:r>
               <w:rPr>
@@ -17102,50 +14376,14 @@
               <w:rPr>
                 <w:color w:val="333333"/>
               </w:rPr>
-              <w:t xml:space="preserve">, </w:t>
-            </w:r>
-            <w:proofErr w:type="spellStart"/>
-            <w:r>
-              <w:rPr>
-                <w:color w:val="333333"/>
-              </w:rPr>
-              <w:t>eta_</w:t>
-            </w:r>
-            <w:proofErr w:type="gramStart"/>
-            <w:r>
-              <w:rPr>
-                <w:color w:val="333333"/>
-              </w:rPr>
-              <w:t>span.size</w:t>
-            </w:r>
-            <w:proofErr w:type="spellEnd"/>
-            <w:r>
-              <w:rPr>
-                <w:color w:val="333333"/>
-              </w:rPr>
-              <w:t xml:space="preserve">)) </w:t>
+              <w:t xml:space="preserve">, eta_span.size)) </w:t>
             </w:r>
             <w:r>
               <w:rPr>
                 <w:color w:val="888888"/>
               </w:rPr>
-              <w:t>#</w:t>
-            </w:r>
-            <w:proofErr w:type="gramEnd"/>
-            <w:r>
-              <w:rPr>
-                <w:color w:val="888888"/>
-              </w:rPr>
-              <w:t xml:space="preserve">initial guess for </w:t>
-            </w:r>
-            <w:proofErr w:type="spellStart"/>
-            <w:r>
-              <w:rPr>
-                <w:color w:val="888888"/>
-              </w:rPr>
-              <w:t>blasius</w:t>
-            </w:r>
-            <w:proofErr w:type="spellEnd"/>
+              <w:t>#initial guess for blasius</w:t>
+            </w:r>
           </w:p>
           <w:p>
             <w:pPr>
@@ -17164,117 +14402,17 @@
                 <w:color w:val="333333"/>
               </w:rPr>
             </w:pPr>
-            <w:proofErr w:type="spellStart"/>
-            <w:r>
-              <w:rPr>
-                <w:color w:val="333333"/>
-              </w:rPr>
-              <w:t>blasius_eqn</w:t>
-            </w:r>
-            <w:proofErr w:type="spellEnd"/>
-            <w:r>
-              <w:rPr>
-                <w:color w:val="333333"/>
-              </w:rPr>
-              <w:t xml:space="preserve"> = </w:t>
-            </w:r>
-            <w:proofErr w:type="spellStart"/>
-            <w:r>
-              <w:rPr>
-                <w:color w:val="333333"/>
-              </w:rPr>
-              <w:t>solve_</w:t>
-            </w:r>
-            <w:proofErr w:type="gramStart"/>
-            <w:r>
-              <w:rPr>
-                <w:color w:val="333333"/>
-              </w:rPr>
-              <w:t>bvp</w:t>
-            </w:r>
-            <w:proofErr w:type="spellEnd"/>
-            <w:r>
-              <w:rPr>
-                <w:color w:val="333333"/>
-              </w:rPr>
-              <w:t>(</w:t>
-            </w:r>
-            <w:proofErr w:type="spellStart"/>
-            <w:proofErr w:type="gramEnd"/>
-            <w:r>
-              <w:rPr>
-                <w:color w:val="333333"/>
-              </w:rPr>
-              <w:t>func</w:t>
-            </w:r>
-            <w:proofErr w:type="spellEnd"/>
-            <w:r>
-              <w:rPr>
-                <w:color w:val="333333"/>
-              </w:rPr>
-              <w:t xml:space="preserve">, </w:t>
-            </w:r>
-            <w:proofErr w:type="spellStart"/>
-            <w:r>
-              <w:rPr>
-                <w:color w:val="333333"/>
-              </w:rPr>
-              <w:t>bcs</w:t>
-            </w:r>
-            <w:proofErr w:type="spellEnd"/>
-            <w:r>
-              <w:rPr>
-                <w:color w:val="333333"/>
-              </w:rPr>
-              <w:t xml:space="preserve">, </w:t>
-            </w:r>
-            <w:proofErr w:type="spellStart"/>
-            <w:r>
-              <w:rPr>
-                <w:color w:val="333333"/>
-              </w:rPr>
-              <w:t>eta_span</w:t>
-            </w:r>
-            <w:proofErr w:type="spellEnd"/>
-            <w:r>
-              <w:rPr>
-                <w:color w:val="333333"/>
-              </w:rPr>
-              <w:t xml:space="preserve">, </w:t>
-            </w:r>
-            <w:proofErr w:type="spellStart"/>
-            <w:r>
-              <w:rPr>
-                <w:color w:val="333333"/>
-              </w:rPr>
-              <w:t>blasius_</w:t>
-            </w:r>
-            <w:proofErr w:type="gramStart"/>
-            <w:r>
-              <w:rPr>
-                <w:color w:val="333333"/>
-              </w:rPr>
-              <w:t>guess</w:t>
-            </w:r>
-            <w:proofErr w:type="spellEnd"/>
-            <w:r>
-              <w:rPr>
-                <w:color w:val="333333"/>
-              </w:rPr>
-              <w:t xml:space="preserve">) </w:t>
+            <w:r>
+              <w:rPr>
+                <w:color w:val="333333"/>
+              </w:rPr>
+              <w:t xml:space="preserve">blasius_eqn = solve_bvp(func, bcs, eta_span, blasius_guess) </w:t>
             </w:r>
             <w:r>
               <w:rPr>
                 <w:color w:val="888888"/>
               </w:rPr>
-              <w:t>#</w:t>
-            </w:r>
-            <w:proofErr w:type="gramEnd"/>
-            <w:r>
-              <w:rPr>
-                <w:color w:val="888888"/>
-              </w:rPr>
-              <w:t>solve boundary value problem</w:t>
+              <w:t>#solve boundary value problem</w:t>
             </w:r>
           </w:p>
           <w:p>
@@ -17294,53 +14432,18 @@
                 <w:color w:val="333333"/>
               </w:rPr>
             </w:pPr>
-            <w:proofErr w:type="spellStart"/>
-            <w:r>
-              <w:rPr>
-                <w:color w:val="333333"/>
-              </w:rPr>
-              <w:t>eta_exact</w:t>
-            </w:r>
-            <w:proofErr w:type="spellEnd"/>
-            <w:r>
-              <w:rPr>
-                <w:color w:val="333333"/>
-              </w:rPr>
-              <w:t xml:space="preserve"> = </w:t>
-            </w:r>
-            <w:proofErr w:type="spellStart"/>
-            <w:r>
-              <w:rPr>
-                <w:color w:val="333333"/>
-              </w:rPr>
-              <w:t>blasius_eqn.x</w:t>
-            </w:r>
-            <w:proofErr w:type="spellEnd"/>
-            <w:r>
-              <w:rPr>
-                <w:color w:val="333333"/>
-              </w:rPr>
-              <w:t xml:space="preserve"> </w:t>
+            <w:r>
+              <w:rPr>
+                <w:color w:val="333333"/>
+              </w:rPr>
+              <w:lastRenderedPageBreak/>
+              <w:t xml:space="preserve">eta_exact = blasius_eqn.x </w:t>
             </w:r>
             <w:r>
               <w:rPr>
                 <w:color w:val="888888"/>
               </w:rPr>
-              <w:t xml:space="preserve">#eta values for </w:t>
-            </w:r>
-            <w:proofErr w:type="spellStart"/>
-            <w:r>
-              <w:rPr>
-                <w:color w:val="888888"/>
-              </w:rPr>
-              <w:t>blasius</w:t>
-            </w:r>
-            <w:proofErr w:type="spellEnd"/>
-            <w:r>
-              <w:rPr>
-                <w:color w:val="888888"/>
-              </w:rPr>
-              <w:t xml:space="preserve"> solution</w:t>
+              <w:t>#eta values for blasius solution</w:t>
             </w:r>
           </w:p>
           <w:p>
@@ -17351,43 +14454,12 @@
                 <w:color w:val="333333"/>
               </w:rPr>
             </w:pPr>
-            <w:proofErr w:type="spellStart"/>
-            <w:r>
-              <w:rPr>
-                <w:color w:val="333333"/>
-              </w:rPr>
-              <w:t>u_exact_norm</w:t>
-            </w:r>
-            <w:proofErr w:type="spellEnd"/>
-            <w:r>
-              <w:rPr>
-                <w:color w:val="333333"/>
-              </w:rPr>
-              <w:t xml:space="preserve"> = </w:t>
-            </w:r>
-            <w:proofErr w:type="spellStart"/>
-            <w:r>
-              <w:rPr>
-                <w:color w:val="333333"/>
-              </w:rPr>
-              <w:t>blasius_</w:t>
-            </w:r>
-            <w:proofErr w:type="gramStart"/>
-            <w:r>
-              <w:rPr>
-                <w:color w:val="333333"/>
-              </w:rPr>
-              <w:t>eqn.y</w:t>
-            </w:r>
-            <w:proofErr w:type="spellEnd"/>
-            <w:proofErr w:type="gramEnd"/>
-            <w:r>
-              <w:rPr>
-                <w:color w:val="333333"/>
-              </w:rPr>
-              <w:t>[</w:t>
-            </w:r>
-            <w:proofErr w:type="gramStart"/>
+            <w:r>
+              <w:rPr>
+                <w:color w:val="333333"/>
+              </w:rPr>
+              <w:t>u_exact_norm = blasius_eqn.y[</w:t>
+            </w:r>
             <w:r>
               <w:rPr>
                 <w:b/>
@@ -17406,23 +14478,8 @@
               <w:rPr>
                 <w:color w:val="888888"/>
               </w:rPr>
-              <w:t>#</w:t>
-            </w:r>
-            <w:proofErr w:type="gramEnd"/>
-            <w:r>
-              <w:rPr>
-                <w:color w:val="888888"/>
-              </w:rPr>
-              <w:t xml:space="preserve">normalized to </w:t>
-            </w:r>
-            <w:proofErr w:type="spellStart"/>
-            <w:r>
-              <w:rPr>
-                <w:color w:val="888888"/>
-              </w:rPr>
-              <w:t>u_inf</w:t>
-            </w:r>
-            <w:proofErr w:type="spellEnd"/>
+              <w:t>#normalized to u_inf</w:t>
+            </w:r>
           </w:p>
         </w:tc>
       </w:tr>
@@ -17463,35 +14520,7 @@
               <w:rPr>
                 <w:color w:val="888888"/>
               </w:rPr>
-              <w:t xml:space="preserve">#plot </w:t>
-            </w:r>
-            <w:proofErr w:type="spellStart"/>
-            <w:r>
-              <w:rPr>
-                <w:color w:val="888888"/>
-              </w:rPr>
-              <w:t>blasius</w:t>
-            </w:r>
-            <w:proofErr w:type="spellEnd"/>
-            <w:r>
-              <w:rPr>
-                <w:color w:val="888888"/>
-              </w:rPr>
-              <w:t xml:space="preserve"> normalized velocity profiles </w:t>
-            </w:r>
-            <w:proofErr w:type="spellStart"/>
-            <w:r>
-              <w:rPr>
-                <w:color w:val="888888"/>
-              </w:rPr>
-              <w:t>andcalc</w:t>
-            </w:r>
-            <w:proofErr w:type="spellEnd"/>
-            <w:r>
-              <w:rPr>
-                <w:color w:val="888888"/>
-              </w:rPr>
-              <w:t xml:space="preserve"> delta*, theta, and H at each x location</w:t>
+              <w:t>#plot blasius normalized velocity profiles andcalc delta*, theta, and H at each x location</w:t>
             </w:r>
           </w:p>
           <w:p>
@@ -17502,39 +14531,17 @@
                 <w:color w:val="333333"/>
               </w:rPr>
             </w:pPr>
-            <w:proofErr w:type="spellStart"/>
-            <w:r>
-              <w:rPr>
-                <w:color w:val="333333"/>
-              </w:rPr>
-              <w:t>d_stars</w:t>
-            </w:r>
-            <w:proofErr w:type="spellEnd"/>
-            <w:r>
-              <w:rPr>
-                <w:color w:val="333333"/>
-              </w:rPr>
-              <w:t xml:space="preserve"> = </w:t>
-            </w:r>
-            <w:proofErr w:type="gramStart"/>
-            <w:r>
-              <w:rPr>
-                <w:color w:val="333333"/>
-              </w:rPr>
-              <w:t>[]</w:t>
+            <w:r>
+              <w:rPr>
+                <w:color w:val="333333"/>
+              </w:rPr>
+              <w:t>d_stars = []</w:t>
             </w:r>
             <w:r>
               <w:rPr>
                 <w:color w:val="888888"/>
               </w:rPr>
-              <w:t>#</w:t>
-            </w:r>
-            <w:proofErr w:type="gramEnd"/>
-            <w:r>
-              <w:rPr>
-                <w:color w:val="888888"/>
-              </w:rPr>
-              <w:t>init lists</w:t>
+              <w:t>#init lists</w:t>
             </w:r>
           </w:p>
           <w:p>
@@ -17584,38 +14591,12 @@
                 <w:color w:val="333333"/>
               </w:rPr>
             </w:pPr>
-            <w:proofErr w:type="spellStart"/>
-            <w:proofErr w:type="gramStart"/>
-            <w:r>
-              <w:rPr>
-                <w:color w:val="333333"/>
-              </w:rPr>
-              <w:t>plt.figure</w:t>
-            </w:r>
-            <w:proofErr w:type="spellEnd"/>
-            <w:proofErr w:type="gramEnd"/>
-            <w:r>
-              <w:rPr>
-                <w:color w:val="333333"/>
-              </w:rPr>
-              <w:t>(</w:t>
-            </w:r>
-            <w:proofErr w:type="spellStart"/>
-            <w:r>
-              <w:rPr>
-                <w:color w:val="333333"/>
-              </w:rPr>
-              <w:t>figsize</w:t>
-            </w:r>
-            <w:proofErr w:type="spellEnd"/>
-            <w:proofErr w:type="gramStart"/>
-            <w:r>
-              <w:rPr>
-                <w:color w:val="333333"/>
-              </w:rPr>
-              <w:t>=(</w:t>
-            </w:r>
-            <w:proofErr w:type="gramEnd"/>
+            <w:r>
+              <w:rPr>
+                <w:color w:val="333333"/>
+              </w:rPr>
+              <w:t>plt.figure(figsize=(</w:t>
+            </w:r>
             <w:r>
               <w:rPr>
                 <w:b/>
@@ -17664,25 +14645,33 @@
                 <w:color w:val="333333"/>
                 <w:shd w:val="clear" w:color="auto" w:fill="FFF0F0"/>
               </w:rPr>
-              <w:t>'</w:t>
-            </w:r>
-            <w:proofErr w:type="spellStart"/>
-            <w:proofErr w:type="gramStart"/>
+              <w:t>'tab:purple'</w:t>
+            </w:r>
+            <w:r>
+              <w:rPr>
+                <w:color w:val="333333"/>
+              </w:rPr>
+              <w:t>,</w:t>
+            </w:r>
             <w:r>
               <w:rPr>
                 <w:color w:val="333333"/>
                 <w:shd w:val="clear" w:color="auto" w:fill="FFF0F0"/>
               </w:rPr>
-              <w:t>tab:purple</w:t>
-            </w:r>
-            <w:proofErr w:type="spellEnd"/>
-            <w:proofErr w:type="gramEnd"/>
+              <w:t>'tab:orange'</w:t>
+            </w:r>
+            <w:r>
+              <w:rPr>
+                <w:color w:val="333333"/>
+              </w:rPr>
+              <w:t>,</w:t>
+            </w:r>
             <w:r>
               <w:rPr>
                 <w:color w:val="333333"/>
                 <w:shd w:val="clear" w:color="auto" w:fill="FFF0F0"/>
               </w:rPr>
-              <w:t>'</w:t>
+              <w:t>'tab:green'</w:t>
             </w:r>
             <w:r>
               <w:rPr>
@@ -17695,118 +14684,20 @@
                 <w:color w:val="333333"/>
                 <w:shd w:val="clear" w:color="auto" w:fill="FFF0F0"/>
               </w:rPr>
-              <w:t>'</w:t>
-            </w:r>
-            <w:proofErr w:type="spellStart"/>
-            <w:proofErr w:type="gramStart"/>
+              <w:t>'tab:red'</w:t>
+            </w:r>
+            <w:r>
+              <w:rPr>
+                <w:color w:val="333333"/>
+              </w:rPr>
+              <w:t>,</w:t>
+            </w:r>
             <w:r>
               <w:rPr>
                 <w:color w:val="333333"/>
                 <w:shd w:val="clear" w:color="auto" w:fill="FFF0F0"/>
               </w:rPr>
-              <w:t>tab:orange</w:t>
-            </w:r>
-            <w:proofErr w:type="spellEnd"/>
-            <w:proofErr w:type="gramEnd"/>
-            <w:r>
-              <w:rPr>
-                <w:color w:val="333333"/>
-                <w:shd w:val="clear" w:color="auto" w:fill="FFF0F0"/>
-              </w:rPr>
-              <w:t>'</w:t>
-            </w:r>
-            <w:r>
-              <w:rPr>
-                <w:color w:val="333333"/>
-              </w:rPr>
-              <w:t>,</w:t>
-            </w:r>
-            <w:r>
-              <w:rPr>
-                <w:color w:val="333333"/>
-                <w:shd w:val="clear" w:color="auto" w:fill="FFF0F0"/>
-              </w:rPr>
-              <w:t>'</w:t>
-            </w:r>
-            <w:proofErr w:type="spellStart"/>
-            <w:proofErr w:type="gramStart"/>
-            <w:r>
-              <w:rPr>
-                <w:color w:val="333333"/>
-                <w:shd w:val="clear" w:color="auto" w:fill="FFF0F0"/>
-              </w:rPr>
-              <w:t>tab:green</w:t>
-            </w:r>
-            <w:proofErr w:type="spellEnd"/>
-            <w:proofErr w:type="gramEnd"/>
-            <w:r>
-              <w:rPr>
-                <w:color w:val="333333"/>
-                <w:shd w:val="clear" w:color="auto" w:fill="FFF0F0"/>
-              </w:rPr>
-              <w:t>'</w:t>
-            </w:r>
-            <w:r>
-              <w:rPr>
-                <w:color w:val="333333"/>
-              </w:rPr>
-              <w:t>,</w:t>
-            </w:r>
-            <w:r>
-              <w:rPr>
-                <w:color w:val="333333"/>
-                <w:shd w:val="clear" w:color="auto" w:fill="FFF0F0"/>
-              </w:rPr>
-              <w:t>'</w:t>
-            </w:r>
-            <w:proofErr w:type="spellStart"/>
-            <w:proofErr w:type="gramStart"/>
-            <w:r>
-              <w:rPr>
-                <w:color w:val="333333"/>
-                <w:shd w:val="clear" w:color="auto" w:fill="FFF0F0"/>
-              </w:rPr>
-              <w:t>tab:red</w:t>
-            </w:r>
-            <w:proofErr w:type="spellEnd"/>
-            <w:proofErr w:type="gramEnd"/>
-            <w:r>
-              <w:rPr>
-                <w:color w:val="333333"/>
-                <w:shd w:val="clear" w:color="auto" w:fill="FFF0F0"/>
-              </w:rPr>
-              <w:t>'</w:t>
-            </w:r>
-            <w:r>
-              <w:rPr>
-                <w:color w:val="333333"/>
-              </w:rPr>
-              <w:t>,</w:t>
-            </w:r>
-            <w:r>
-              <w:rPr>
-                <w:color w:val="333333"/>
-                <w:shd w:val="clear" w:color="auto" w:fill="FFF0F0"/>
-              </w:rPr>
-              <w:t>'</w:t>
-            </w:r>
-            <w:proofErr w:type="spellStart"/>
-            <w:proofErr w:type="gramStart"/>
-            <w:r>
-              <w:rPr>
-                <w:color w:val="333333"/>
-                <w:shd w:val="clear" w:color="auto" w:fill="FFF0F0"/>
-              </w:rPr>
-              <w:t>tab:blue</w:t>
-            </w:r>
-            <w:proofErr w:type="spellEnd"/>
-            <w:proofErr w:type="gramEnd"/>
-            <w:r>
-              <w:rPr>
-                <w:color w:val="333333"/>
-                <w:shd w:val="clear" w:color="auto" w:fill="FFF0F0"/>
-              </w:rPr>
-              <w:t>'</w:t>
+              <w:t>'tab:blue'</w:t>
             </w:r>
             <w:r>
               <w:rPr>
@@ -17823,19 +14714,11 @@
                 <w:color w:val="333333"/>
               </w:rPr>
             </w:pPr>
-            <w:proofErr w:type="spellStart"/>
-            <w:r>
-              <w:rPr>
-                <w:color w:val="333333"/>
-              </w:rPr>
-              <w:t>markevery</w:t>
-            </w:r>
-            <w:proofErr w:type="spellEnd"/>
-            <w:r>
-              <w:rPr>
-                <w:color w:val="333333"/>
-              </w:rPr>
-              <w:t xml:space="preserve"> = </w:t>
+            <w:r>
+              <w:rPr>
+                <w:color w:val="333333"/>
+              </w:rPr>
+              <w:t xml:space="preserve">markevery = </w:t>
             </w:r>
             <w:r>
               <w:rPr>
@@ -17866,36 +14749,22 @@
               <w:rPr>
                 <w:color w:val="333333"/>
               </w:rPr>
+              <w:t xml:space="preserve"> idx, n </w:t>
+            </w:r>
+            <w:r>
+              <w:rPr>
+                <w:b/>
+                <w:bCs/>
+                <w:color w:val="000000"/>
+              </w:rPr>
+              <w:t>in</w:t>
+            </w:r>
+            <w:r>
+              <w:rPr>
+                <w:color w:val="333333"/>
+              </w:rPr>
               <w:t xml:space="preserve"> </w:t>
             </w:r>
-            <w:proofErr w:type="spellStart"/>
-            <w:r>
-              <w:rPr>
-                <w:color w:val="333333"/>
-              </w:rPr>
-              <w:t>idx</w:t>
-            </w:r>
-            <w:proofErr w:type="spellEnd"/>
-            <w:r>
-              <w:rPr>
-                <w:color w:val="333333"/>
-              </w:rPr>
-              <w:t xml:space="preserve">, n </w:t>
-            </w:r>
-            <w:r>
-              <w:rPr>
-                <w:b/>
-                <w:bCs/>
-                <w:color w:val="000000"/>
-              </w:rPr>
-              <w:t>in</w:t>
-            </w:r>
-            <w:r>
-              <w:rPr>
-                <w:color w:val="333333"/>
-              </w:rPr>
-              <w:t xml:space="preserve"> </w:t>
-            </w:r>
             <w:r>
               <w:rPr>
                 <w:color w:val="007020"/>
@@ -17906,21 +14775,7 @@
               <w:rPr>
                 <w:color w:val="333333"/>
               </w:rPr>
-              <w:t>(</w:t>
-            </w:r>
-            <w:proofErr w:type="spellStart"/>
-            <w:r>
-              <w:rPr>
-                <w:color w:val="333333"/>
-              </w:rPr>
-              <w:t>x_vals</w:t>
-            </w:r>
-            <w:proofErr w:type="spellEnd"/>
-            <w:r>
-              <w:rPr>
-                <w:color w:val="333333"/>
-              </w:rPr>
-              <w:t>):</w:t>
+              <w:t>(x_vals):</w:t>
             </w:r>
           </w:p>
           <w:p>
@@ -17935,21 +14790,7 @@
               <w:rPr>
                 <w:color w:val="333333"/>
               </w:rPr>
-              <w:t xml:space="preserve">    </w:t>
-            </w:r>
-            <w:proofErr w:type="spellStart"/>
-            <w:r>
-              <w:rPr>
-                <w:color w:val="333333"/>
-              </w:rPr>
-              <w:t>x_now</w:t>
-            </w:r>
-            <w:proofErr w:type="spellEnd"/>
-            <w:r>
-              <w:rPr>
-                <w:color w:val="333333"/>
-              </w:rPr>
-              <w:t xml:space="preserve"> = x0 + n*dx </w:t>
+              <w:t xml:space="preserve">    x_now = x0 + n*dx </w:t>
             </w:r>
           </w:p>
           <w:p>
@@ -17985,79 +14826,7 @@
               <w:rPr>
                 <w:color w:val="333333"/>
               </w:rPr>
-              <w:t xml:space="preserve">    </w:t>
-            </w:r>
-            <w:proofErr w:type="spellStart"/>
-            <w:r>
-              <w:rPr>
-                <w:color w:val="333333"/>
-              </w:rPr>
-              <w:t>eta_now</w:t>
-            </w:r>
-            <w:proofErr w:type="spellEnd"/>
-            <w:r>
-              <w:rPr>
-                <w:color w:val="333333"/>
-              </w:rPr>
-              <w:t xml:space="preserve"> = y*</w:t>
-            </w:r>
-            <w:proofErr w:type="spellStart"/>
-            <w:proofErr w:type="gramStart"/>
-            <w:r>
-              <w:rPr>
-                <w:color w:val="333333"/>
-              </w:rPr>
-              <w:t>np.sqrt</w:t>
-            </w:r>
-            <w:proofErr w:type="spellEnd"/>
-            <w:proofErr w:type="gramEnd"/>
-            <w:r>
-              <w:rPr>
-                <w:color w:val="333333"/>
-              </w:rPr>
-              <w:t>(</w:t>
-            </w:r>
-            <w:proofErr w:type="spellStart"/>
-            <w:r>
-              <w:rPr>
-                <w:color w:val="333333"/>
-              </w:rPr>
-              <w:t>u_inf</w:t>
-            </w:r>
-            <w:proofErr w:type="spellEnd"/>
-            <w:r>
-              <w:rPr>
-                <w:color w:val="333333"/>
-              </w:rPr>
-              <w:t>/(</w:t>
-            </w:r>
-            <w:proofErr w:type="spellStart"/>
-            <w:r>
-              <w:rPr>
-                <w:color w:val="333333"/>
-              </w:rPr>
-              <w:t>nu_inf</w:t>
-            </w:r>
-            <w:proofErr w:type="spellEnd"/>
-            <w:r>
-              <w:rPr>
-                <w:color w:val="333333"/>
-              </w:rPr>
-              <w:t>*</w:t>
-            </w:r>
-            <w:proofErr w:type="spellStart"/>
-            <w:r>
-              <w:rPr>
-                <w:color w:val="333333"/>
-              </w:rPr>
-              <w:t>x_now</w:t>
-            </w:r>
-            <w:proofErr w:type="spellEnd"/>
-            <w:r>
-              <w:rPr>
-                <w:color w:val="333333"/>
-              </w:rPr>
-              <w:t>))</w:t>
+              <w:t xml:space="preserve">    eta_now = y*np.sqrt(u_inf/(nu_inf*x_now))</w:t>
             </w:r>
           </w:p>
           <w:p>
@@ -18072,65 +14841,7 @@
               <w:rPr>
                 <w:color w:val="333333"/>
               </w:rPr>
-              <w:t xml:space="preserve">    </w:t>
-            </w:r>
-            <w:proofErr w:type="spellStart"/>
-            <w:proofErr w:type="gramStart"/>
-            <w:r>
-              <w:rPr>
-                <w:color w:val="333333"/>
-              </w:rPr>
-              <w:t>plt.plot</w:t>
-            </w:r>
-            <w:proofErr w:type="spellEnd"/>
-            <w:proofErr w:type="gramEnd"/>
-            <w:r>
-              <w:rPr>
-                <w:color w:val="333333"/>
-              </w:rPr>
-              <w:t>(</w:t>
-            </w:r>
-            <w:proofErr w:type="spellStart"/>
-            <w:r>
-              <w:rPr>
-                <w:color w:val="333333"/>
-              </w:rPr>
-              <w:t>u_store_numer</w:t>
-            </w:r>
-            <w:proofErr w:type="spellEnd"/>
-            <w:r>
-              <w:rPr>
-                <w:color w:val="333333"/>
-              </w:rPr>
-              <w:t>[n]/</w:t>
-            </w:r>
-            <w:proofErr w:type="spellStart"/>
-            <w:r>
-              <w:rPr>
-                <w:color w:val="333333"/>
-              </w:rPr>
-              <w:t>u_inf</w:t>
-            </w:r>
-            <w:proofErr w:type="spellEnd"/>
-            <w:r>
-              <w:rPr>
-                <w:color w:val="333333"/>
-              </w:rPr>
-              <w:t xml:space="preserve">, </w:t>
-            </w:r>
-            <w:proofErr w:type="spellStart"/>
-            <w:r>
-              <w:rPr>
-                <w:color w:val="333333"/>
-              </w:rPr>
-              <w:t>eta_now</w:t>
-            </w:r>
-            <w:proofErr w:type="spellEnd"/>
-            <w:r>
-              <w:rPr>
-                <w:color w:val="333333"/>
-              </w:rPr>
-              <w:t xml:space="preserve">, </w:t>
+              <w:t xml:space="preserve">    plt.plot(u_store_numer[n]/u_inf, eta_now, </w:t>
             </w:r>
             <w:r>
               <w:rPr>
@@ -18143,35 +14854,7 @@
               <w:rPr>
                 <w:color w:val="333333"/>
               </w:rPr>
-              <w:t>, color=colors[</w:t>
-            </w:r>
-            <w:proofErr w:type="spellStart"/>
-            <w:r>
-              <w:rPr>
-                <w:color w:val="333333"/>
-              </w:rPr>
-              <w:t>idx</w:t>
-            </w:r>
-            <w:proofErr w:type="spellEnd"/>
-            <w:r>
-              <w:rPr>
-                <w:color w:val="333333"/>
-              </w:rPr>
-              <w:t xml:space="preserve">], </w:t>
-            </w:r>
-            <w:proofErr w:type="spellStart"/>
-            <w:r>
-              <w:rPr>
-                <w:color w:val="333333"/>
-              </w:rPr>
-              <w:t>markersize</w:t>
-            </w:r>
-            <w:proofErr w:type="spellEnd"/>
-            <w:r>
-              <w:rPr>
-                <w:color w:val="333333"/>
-              </w:rPr>
-              <w:t>=</w:t>
+              <w:t>, color=colors[idx], markersize=</w:t>
             </w:r>
             <w:r>
               <w:rPr>
@@ -18187,72 +14870,54 @@
               </w:rPr>
               <w:t>, label=</w:t>
             </w:r>
-            <w:proofErr w:type="spellStart"/>
             <w:r>
               <w:rPr>
                 <w:color w:val="333333"/>
                 <w:shd w:val="clear" w:color="auto" w:fill="FFF0F0"/>
               </w:rPr>
-              <w:t>f'x</w:t>
-            </w:r>
-            <w:proofErr w:type="spellEnd"/>
+              <w:t xml:space="preserve">f'x = </w:t>
+            </w:r>
+            <w:r>
+              <w:rPr>
+                <w:color w:val="333333"/>
+                <w:shd w:val="clear" w:color="auto" w:fill="EEEEEE"/>
+              </w:rPr>
+              <w:t>{</w:t>
+            </w:r>
+            <w:r>
+              <w:rPr>
+                <w:color w:val="333333"/>
+              </w:rPr>
+              <w:t>x_now</w:t>
+            </w:r>
+            <w:r>
+              <w:rPr>
+                <w:color w:val="333333"/>
+                <w:shd w:val="clear" w:color="auto" w:fill="EEEEEE"/>
+              </w:rPr>
+              <w:t>:</w:t>
+            </w:r>
             <w:r>
               <w:rPr>
                 <w:color w:val="333333"/>
                 <w:shd w:val="clear" w:color="auto" w:fill="FFF0F0"/>
               </w:rPr>
-              <w:t xml:space="preserve"> = </w:t>
+              <w:t>.2f</w:t>
             </w:r>
             <w:r>
               <w:rPr>
                 <w:color w:val="333333"/>
                 <w:shd w:val="clear" w:color="auto" w:fill="EEEEEE"/>
               </w:rPr>
-              <w:t>{</w:t>
-            </w:r>
-            <w:r>
-              <w:rPr>
-                <w:color w:val="333333"/>
-              </w:rPr>
-              <w:t>x_now</w:t>
-            </w:r>
-            <w:r>
-              <w:rPr>
-                <w:color w:val="333333"/>
-                <w:shd w:val="clear" w:color="auto" w:fill="EEEEEE"/>
-              </w:rPr>
-              <w:t>:</w:t>
+              <w:t>}</w:t>
             </w:r>
             <w:r>
               <w:rPr>
                 <w:color w:val="333333"/>
                 <w:shd w:val="clear" w:color="auto" w:fill="FFF0F0"/>
               </w:rPr>
-              <w:t>.2</w:t>
-            </w:r>
-            <w:proofErr w:type="gramStart"/>
-            <w:r>
-              <w:rPr>
-                <w:color w:val="333333"/>
-                <w:shd w:val="clear" w:color="auto" w:fill="FFF0F0"/>
-              </w:rPr>
-              <w:t>f</w:t>
-            </w:r>
-            <w:r>
-              <w:rPr>
-                <w:color w:val="333333"/>
-                <w:shd w:val="clear" w:color="auto" w:fill="EEEEEE"/>
-              </w:rPr>
-              <w:t>}</w:t>
-            </w:r>
-            <w:r>
-              <w:rPr>
-                <w:color w:val="333333"/>
-                <w:shd w:val="clear" w:color="auto" w:fill="FFF0F0"/>
-              </w:rPr>
               <w:t>'</w:t>
             </w:r>
-            <w:proofErr w:type="gramEnd"/>
             <w:r>
               <w:rPr>
                 <w:color w:val="333333"/>
@@ -18308,21 +14973,7 @@
               <w:rPr>
                 <w:color w:val="888888"/>
               </w:rPr>
-              <w:t xml:space="preserve">#---------calculations for </w:t>
-            </w:r>
-            <w:proofErr w:type="spellStart"/>
-            <w:r>
-              <w:rPr>
-                <w:color w:val="888888"/>
-              </w:rPr>
-              <w:t>dstar</w:t>
-            </w:r>
-            <w:proofErr w:type="spellEnd"/>
-            <w:r>
-              <w:rPr>
-                <w:color w:val="888888"/>
-              </w:rPr>
-              <w:t>, theta, H----</w:t>
+              <w:t>#---------calculations for dstar, theta, H----</w:t>
             </w:r>
           </w:p>
           <w:p>
@@ -18337,21 +14988,7 @@
               <w:rPr>
                 <w:color w:val="333333"/>
               </w:rPr>
-              <w:t xml:space="preserve">    </w:t>
-            </w:r>
-            <w:proofErr w:type="spellStart"/>
-            <w:r>
-              <w:rPr>
-                <w:color w:val="333333"/>
-              </w:rPr>
-              <w:t>d_star</w:t>
-            </w:r>
-            <w:proofErr w:type="spellEnd"/>
-            <w:r>
-              <w:rPr>
-                <w:color w:val="333333"/>
-              </w:rPr>
-              <w:t xml:space="preserve"> = trapezoid(</w:t>
+              <w:t xml:space="preserve">    d_star = trapezoid(</w:t>
             </w:r>
             <w:r>
               <w:rPr>
@@ -18365,55 +15002,13 @@
               <w:rPr>
                 <w:color w:val="333333"/>
               </w:rPr>
-              <w:t>-u_store_numer[n]/</w:t>
-            </w:r>
-            <w:proofErr w:type="spellStart"/>
-            <w:r>
-              <w:rPr>
-                <w:color w:val="333333"/>
-              </w:rPr>
-              <w:t>u_inf</w:t>
-            </w:r>
-            <w:proofErr w:type="spellEnd"/>
-            <w:r>
-              <w:rPr>
-                <w:color w:val="333333"/>
-              </w:rPr>
-              <w:t xml:space="preserve">, x=y) </w:t>
+              <w:t xml:space="preserve">-u_store_numer[n]/u_inf, x=y) </w:t>
             </w:r>
             <w:r>
               <w:rPr>
                 <w:color w:val="888888"/>
               </w:rPr>
-              <w:t>#disp thickness=integral of (1-u/</w:t>
-            </w:r>
-            <w:proofErr w:type="spellStart"/>
-            <w:r>
-              <w:rPr>
-                <w:color w:val="888888"/>
-              </w:rPr>
-              <w:t>u_inf</w:t>
-            </w:r>
-            <w:proofErr w:type="spellEnd"/>
-            <w:r>
-              <w:rPr>
-                <w:color w:val="888888"/>
-              </w:rPr>
-              <w:t xml:space="preserve">) </w:t>
-            </w:r>
-            <w:proofErr w:type="spellStart"/>
-            <w:r>
-              <w:rPr>
-                <w:color w:val="888888"/>
-              </w:rPr>
-              <w:t>dy</w:t>
-            </w:r>
-            <w:proofErr w:type="spellEnd"/>
-            <w:r>
-              <w:rPr>
-                <w:color w:val="888888"/>
-              </w:rPr>
-              <w:t xml:space="preserve"> (m)</w:t>
+              <w:t>#disp thickness=integral of (1-u/u_inf) dy (m)</w:t>
             </w:r>
           </w:p>
           <w:p>
@@ -18428,35 +15023,7 @@
               <w:rPr>
                 <w:color w:val="333333"/>
               </w:rPr>
-              <w:t xml:space="preserve">    theta = trapezoid(</w:t>
-            </w:r>
-            <w:proofErr w:type="spellStart"/>
-            <w:r>
-              <w:rPr>
-                <w:color w:val="333333"/>
-              </w:rPr>
-              <w:t>u_store_numer</w:t>
-            </w:r>
-            <w:proofErr w:type="spellEnd"/>
-            <w:r>
-              <w:rPr>
-                <w:color w:val="333333"/>
-              </w:rPr>
-              <w:t>[n]/</w:t>
-            </w:r>
-            <w:proofErr w:type="spellStart"/>
-            <w:r>
-              <w:rPr>
-                <w:color w:val="333333"/>
-              </w:rPr>
-              <w:t>u_inf</w:t>
-            </w:r>
-            <w:proofErr w:type="spellEnd"/>
-            <w:r>
-              <w:rPr>
-                <w:color w:val="333333"/>
-              </w:rPr>
-              <w:t>*(</w:t>
+              <w:t xml:space="preserve">    theta = trapezoid(u_store_numer[n]/u_inf*(</w:t>
             </w:r>
             <w:r>
               <w:rPr>
@@ -18470,97 +15037,13 @@
               <w:rPr>
                 <w:color w:val="333333"/>
               </w:rPr>
-              <w:t>-u_store_numer[n]/</w:t>
-            </w:r>
-            <w:proofErr w:type="spellStart"/>
-            <w:r>
-              <w:rPr>
-                <w:color w:val="333333"/>
-              </w:rPr>
-              <w:t>u_inf</w:t>
-            </w:r>
-            <w:proofErr w:type="spellEnd"/>
-            <w:r>
-              <w:rPr>
-                <w:color w:val="333333"/>
-              </w:rPr>
-              <w:t>), x=</w:t>
-            </w:r>
-            <w:proofErr w:type="gramStart"/>
-            <w:r>
-              <w:rPr>
-                <w:color w:val="333333"/>
-              </w:rPr>
-              <w:t xml:space="preserve">y) </w:t>
+              <w:t xml:space="preserve">-u_store_numer[n]/u_inf), x=y) </w:t>
             </w:r>
             <w:r>
               <w:rPr>
                 <w:color w:val="888888"/>
               </w:rPr>
-              <w:t>#</w:t>
-            </w:r>
-            <w:proofErr w:type="gramEnd"/>
-            <w:r>
-              <w:rPr>
-                <w:color w:val="888888"/>
-              </w:rPr>
-              <w:t>momentum thickness=integral of (u/</w:t>
-            </w:r>
-            <w:proofErr w:type="spellStart"/>
-            <w:r>
-              <w:rPr>
-                <w:color w:val="888888"/>
-              </w:rPr>
-              <w:t>u_</w:t>
-            </w:r>
-            <w:proofErr w:type="gramStart"/>
-            <w:r>
-              <w:rPr>
-                <w:color w:val="888888"/>
-              </w:rPr>
-              <w:t>inf</w:t>
-            </w:r>
-            <w:proofErr w:type="spellEnd"/>
-            <w:r>
-              <w:rPr>
-                <w:color w:val="888888"/>
-              </w:rPr>
-              <w:t>)(</w:t>
-            </w:r>
-            <w:proofErr w:type="gramEnd"/>
-            <w:r>
-              <w:rPr>
-                <w:color w:val="888888"/>
-              </w:rPr>
-              <w:t>1-u/</w:t>
-            </w:r>
-            <w:proofErr w:type="spellStart"/>
-            <w:r>
-              <w:rPr>
-                <w:color w:val="888888"/>
-              </w:rPr>
-              <w:t>u_inf</w:t>
-            </w:r>
-            <w:proofErr w:type="spellEnd"/>
-            <w:r>
-              <w:rPr>
-                <w:color w:val="888888"/>
-              </w:rPr>
-              <w:t xml:space="preserve">) </w:t>
-            </w:r>
-            <w:proofErr w:type="spellStart"/>
-            <w:r>
-              <w:rPr>
-                <w:color w:val="888888"/>
-              </w:rPr>
-              <w:t>dy</w:t>
-            </w:r>
-            <w:proofErr w:type="spellEnd"/>
-            <w:r>
-              <w:rPr>
-                <w:color w:val="888888"/>
-              </w:rPr>
-              <w:t xml:space="preserve"> (m)</w:t>
+              <w:t>#momentum thickness=integral of (u/u_inf)(1-u/u_inf) dy (m)</w:t>
             </w:r>
           </w:p>
           <w:p>
@@ -18575,41 +15058,13 @@
               <w:rPr>
                 <w:color w:val="333333"/>
               </w:rPr>
-              <w:t xml:space="preserve">    H = </w:t>
-            </w:r>
-            <w:proofErr w:type="spellStart"/>
-            <w:r>
-              <w:rPr>
-                <w:color w:val="333333"/>
-              </w:rPr>
-              <w:t>d_star</w:t>
-            </w:r>
-            <w:proofErr w:type="spellEnd"/>
-            <w:r>
-              <w:rPr>
-                <w:color w:val="333333"/>
-              </w:rPr>
-              <w:t xml:space="preserve">/theta </w:t>
+              <w:t xml:space="preserve">    H = d_star/theta </w:t>
             </w:r>
             <w:r>
               <w:rPr>
                 <w:color w:val="888888"/>
               </w:rPr>
-              <w:t xml:space="preserve">#dimensionless ratio of </w:t>
-            </w:r>
-            <w:proofErr w:type="spellStart"/>
-            <w:r>
-              <w:rPr>
-                <w:color w:val="888888"/>
-              </w:rPr>
-              <w:t>disp</w:t>
-            </w:r>
-            <w:proofErr w:type="spellEnd"/>
-            <w:r>
-              <w:rPr>
-                <w:color w:val="888888"/>
-              </w:rPr>
-              <w:t xml:space="preserve"> to momentum thickness</w:t>
+              <w:t>#dimensionless ratio of disp to momentum thickness</w:t>
             </w:r>
           </w:p>
           <w:p>
@@ -18645,16 +15100,8 @@
               <w:rPr>
                 <w:color w:val="888888"/>
               </w:rPr>
-              <w:t xml:space="preserve">#store </w:t>
-            </w:r>
-            <w:proofErr w:type="spellStart"/>
-            <w:r>
-              <w:rPr>
-                <w:color w:val="888888"/>
-              </w:rPr>
-              <w:t>vals</w:t>
-            </w:r>
-            <w:proofErr w:type="spellEnd"/>
+              <w:t>#store vals</w:t>
+            </w:r>
           </w:p>
           <w:p>
             <w:pPr>
@@ -18668,43 +15115,7 @@
               <w:rPr>
                 <w:color w:val="333333"/>
               </w:rPr>
-              <w:t xml:space="preserve">    </w:t>
-            </w:r>
-            <w:proofErr w:type="spellStart"/>
-            <w:r>
-              <w:rPr>
-                <w:color w:val="333333"/>
-              </w:rPr>
-              <w:t>d_</w:t>
-            </w:r>
-            <w:proofErr w:type="gramStart"/>
-            <w:r>
-              <w:rPr>
-                <w:color w:val="333333"/>
-              </w:rPr>
-              <w:t>stars.append</w:t>
-            </w:r>
-            <w:proofErr w:type="spellEnd"/>
-            <w:proofErr w:type="gramEnd"/>
-            <w:r>
-              <w:rPr>
-                <w:color w:val="333333"/>
-              </w:rPr>
-              <w:t>(</w:t>
-            </w:r>
-            <w:proofErr w:type="spellStart"/>
-            <w:r>
-              <w:rPr>
-                <w:color w:val="333333"/>
-              </w:rPr>
-              <w:t>d_star</w:t>
-            </w:r>
-            <w:proofErr w:type="spellEnd"/>
-            <w:r>
-              <w:rPr>
-                <w:color w:val="333333"/>
-              </w:rPr>
-              <w:t>)</w:t>
+              <w:t xml:space="preserve">    d_stars.append(d_star)</w:t>
             </w:r>
           </w:p>
           <w:p>
@@ -18719,23 +15130,7 @@
               <w:rPr>
                 <w:color w:val="333333"/>
               </w:rPr>
-              <w:t xml:space="preserve">    </w:t>
-            </w:r>
-            <w:proofErr w:type="spellStart"/>
-            <w:proofErr w:type="gramStart"/>
-            <w:r>
-              <w:rPr>
-                <w:color w:val="333333"/>
-              </w:rPr>
-              <w:t>thetas.append</w:t>
-            </w:r>
-            <w:proofErr w:type="spellEnd"/>
-            <w:proofErr w:type="gramEnd"/>
-            <w:r>
-              <w:rPr>
-                <w:color w:val="333333"/>
-              </w:rPr>
-              <w:t>(theta)</w:t>
+              <w:t xml:space="preserve">    thetas.append(theta)</w:t>
             </w:r>
           </w:p>
           <w:p>
@@ -18750,23 +15145,7 @@
               <w:rPr>
                 <w:color w:val="333333"/>
               </w:rPr>
-              <w:t xml:space="preserve">    </w:t>
-            </w:r>
-            <w:proofErr w:type="spellStart"/>
-            <w:proofErr w:type="gramStart"/>
-            <w:r>
-              <w:rPr>
-                <w:color w:val="333333"/>
-              </w:rPr>
-              <w:t>Hs.append</w:t>
-            </w:r>
-            <w:proofErr w:type="spellEnd"/>
-            <w:proofErr w:type="gramEnd"/>
-            <w:r>
-              <w:rPr>
-                <w:color w:val="333333"/>
-              </w:rPr>
-              <w:t>(H)</w:t>
+              <w:t xml:space="preserve">    Hs.append(H)</w:t>
             </w:r>
           </w:p>
           <w:p>
@@ -18783,7 +15162,6 @@
               </w:rPr>
               <w:t xml:space="preserve">    </w:t>
             </w:r>
-            <w:proofErr w:type="gramStart"/>
             <w:r>
               <w:rPr>
                 <w:color w:val="007020"/>
@@ -18796,35 +15174,66 @@
               </w:rPr>
               <w:t>(</w:t>
             </w:r>
-            <w:proofErr w:type="spellStart"/>
-            <w:proofErr w:type="gramEnd"/>
             <w:r>
               <w:rPr>
                 <w:color w:val="333333"/>
                 <w:shd w:val="clear" w:color="auto" w:fill="FFF0F0"/>
               </w:rPr>
-              <w:t>f"for</w:t>
-            </w:r>
-            <w:proofErr w:type="spellEnd"/>
+              <w:t xml:space="preserve">f"for x = </w:t>
+            </w:r>
+            <w:r>
+              <w:rPr>
+                <w:color w:val="333333"/>
+                <w:shd w:val="clear" w:color="auto" w:fill="EEEEEE"/>
+              </w:rPr>
+              <w:t>{</w:t>
+            </w:r>
+            <w:r>
+              <w:rPr>
+                <w:color w:val="333333"/>
+              </w:rPr>
+              <w:t>x_now</w:t>
+            </w:r>
+            <w:r>
+              <w:rPr>
+                <w:color w:val="333333"/>
+                <w:shd w:val="clear" w:color="auto" w:fill="EEEEEE"/>
+              </w:rPr>
+              <w:t>:</w:t>
+            </w:r>
             <w:r>
               <w:rPr>
                 <w:color w:val="333333"/>
                 <w:shd w:val="clear" w:color="auto" w:fill="FFF0F0"/>
               </w:rPr>
-              <w:t xml:space="preserve"> x = </w:t>
+              <w:t>.0f</w:t>
             </w:r>
             <w:r>
               <w:rPr>
                 <w:color w:val="333333"/>
                 <w:shd w:val="clear" w:color="auto" w:fill="EEEEEE"/>
               </w:rPr>
+              <w:t>}</w:t>
+            </w:r>
+            <w:r>
+              <w:rPr>
+                <w:color w:val="333333"/>
+                <w:shd w:val="clear" w:color="auto" w:fill="FFF0F0"/>
+              </w:rPr>
+              <w:t xml:space="preserve">: dstar = </w:t>
+            </w:r>
+            <w:r>
+              <w:rPr>
+                <w:color w:val="333333"/>
+                <w:shd w:val="clear" w:color="auto" w:fill="EEEEEE"/>
+              </w:rPr>
               <w:t>{</w:t>
             </w:r>
             <w:r>
               <w:rPr>
                 <w:color w:val="333333"/>
               </w:rPr>
-              <w:t>x_now</w:t>
+              <w:t>d_star</w:t>
             </w:r>
             <w:r>
               <w:rPr>
@@ -18838,21 +15247,54 @@
                 <w:color w:val="333333"/>
                 <w:shd w:val="clear" w:color="auto" w:fill="FFF0F0"/>
               </w:rPr>
-              <w:t>.0</w:t>
-            </w:r>
-            <w:proofErr w:type="gramStart"/>
+              <w:t>.6e</w:t>
+            </w:r>
+            <w:r>
+              <w:rPr>
+                <w:color w:val="333333"/>
+                <w:shd w:val="clear" w:color="auto" w:fill="EEEEEE"/>
+              </w:rPr>
+              <w:t>}</w:t>
+            </w:r>
             <w:r>
               <w:rPr>
                 <w:color w:val="333333"/>
                 <w:shd w:val="clear" w:color="auto" w:fill="FFF0F0"/>
               </w:rPr>
-              <w:t>f</w:t>
+              <w:t xml:space="preserve">, theta = </w:t>
             </w:r>
             <w:r>
               <w:rPr>
                 <w:color w:val="333333"/>
                 <w:shd w:val="clear" w:color="auto" w:fill="EEEEEE"/>
               </w:rPr>
+              <w:t>{</w:t>
+            </w:r>
+            <w:r>
+              <w:rPr>
+                <w:color w:val="333333"/>
+              </w:rPr>
+              <w:t>theta</w:t>
+            </w:r>
+            <w:r>
+              <w:rPr>
+                <w:color w:val="333333"/>
+                <w:shd w:val="clear" w:color="auto" w:fill="EEEEEE"/>
+              </w:rPr>
+              <w:t>:</w:t>
+            </w:r>
+            <w:r>
+              <w:rPr>
+                <w:color w:val="333333"/>
+                <w:shd w:val="clear" w:color="auto" w:fill="FFF0F0"/>
+              </w:rPr>
+              <w:t>.6e</w:t>
+            </w:r>
+            <w:r>
+              <w:rPr>
+                <w:color w:val="333333"/>
+                <w:shd w:val="clear" w:color="auto" w:fill="EEEEEE"/>
+              </w:rPr>
               <w:t>}</w:t>
             </w:r>
             <w:r>
@@ -18860,196 +15302,49 @@
                 <w:color w:val="333333"/>
                 <w:shd w:val="clear" w:color="auto" w:fill="FFF0F0"/>
               </w:rPr>
+              <w:t xml:space="preserve">, H = </w:t>
+            </w:r>
+            <w:r>
+              <w:rPr>
+                <w:color w:val="333333"/>
+                <w:shd w:val="clear" w:color="auto" w:fill="EEEEEE"/>
+              </w:rPr>
+              <w:t>{</w:t>
+            </w:r>
+            <w:r>
+              <w:rPr>
+                <w:color w:val="333333"/>
+              </w:rPr>
+              <w:t>H</w:t>
+            </w:r>
+            <w:r>
+              <w:rPr>
+                <w:color w:val="333333"/>
+                <w:shd w:val="clear" w:color="auto" w:fill="EEEEEE"/>
+              </w:rPr>
               <w:t>:</w:t>
             </w:r>
-            <w:proofErr w:type="gramEnd"/>
             <w:r>
               <w:rPr>
                 <w:color w:val="333333"/>
                 <w:shd w:val="clear" w:color="auto" w:fill="FFF0F0"/>
               </w:rPr>
-              <w:t xml:space="preserve"> </w:t>
-            </w:r>
-            <w:proofErr w:type="spellStart"/>
+              <w:t>.3f</w:t>
+            </w:r>
+            <w:r>
+              <w:rPr>
+                <w:color w:val="333333"/>
+                <w:shd w:val="clear" w:color="auto" w:fill="EEEEEE"/>
+              </w:rPr>
+              <w:t>}</w:t>
+            </w:r>
             <w:r>
               <w:rPr>
                 <w:color w:val="333333"/>
                 <w:shd w:val="clear" w:color="auto" w:fill="FFF0F0"/>
               </w:rPr>
-              <w:t>dstar</w:t>
-            </w:r>
-            <w:proofErr w:type="spellEnd"/>
-            <w:r>
-              <w:rPr>
-                <w:color w:val="333333"/>
-                <w:shd w:val="clear" w:color="auto" w:fill="FFF0F0"/>
-              </w:rPr>
-              <w:t xml:space="preserve"> = </w:t>
-            </w:r>
-            <w:r>
-              <w:rPr>
-                <w:color w:val="333333"/>
-                <w:shd w:val="clear" w:color="auto" w:fill="EEEEEE"/>
-              </w:rPr>
-              <w:t>{</w:t>
-            </w:r>
-            <w:r>
-              <w:rPr>
-                <w:color w:val="333333"/>
-              </w:rPr>
-              <w:t>d_star</w:t>
-            </w:r>
-            <w:r>
-              <w:rPr>
-                <w:color w:val="333333"/>
-                <w:shd w:val="clear" w:color="auto" w:fill="EEEEEE"/>
-              </w:rPr>
-              <w:t>:</w:t>
-            </w:r>
-            <w:r>
-              <w:rPr>
-                <w:color w:val="333333"/>
-                <w:shd w:val="clear" w:color="auto" w:fill="FFF0F0"/>
-              </w:rPr>
-              <w:t>.6</w:t>
-            </w:r>
-            <w:proofErr w:type="gramStart"/>
-            <w:r>
-              <w:rPr>
-                <w:color w:val="333333"/>
-                <w:shd w:val="clear" w:color="auto" w:fill="FFF0F0"/>
-              </w:rPr>
-              <w:t>e</w:t>
-            </w:r>
-            <w:r>
-              <w:rPr>
-                <w:color w:val="333333"/>
-                <w:shd w:val="clear" w:color="auto" w:fill="EEEEEE"/>
-              </w:rPr>
-              <w:t>}</w:t>
-            </w:r>
-            <w:r>
-              <w:rPr>
-                <w:color w:val="333333"/>
-                <w:shd w:val="clear" w:color="auto" w:fill="FFF0F0"/>
-              </w:rPr>
-              <w:t>,</w:t>
-            </w:r>
-            <w:proofErr w:type="gramEnd"/>
-            <w:r>
-              <w:rPr>
-                <w:color w:val="333333"/>
-                <w:shd w:val="clear" w:color="auto" w:fill="FFF0F0"/>
-              </w:rPr>
-              <w:t xml:space="preserve"> theta = </w:t>
-            </w:r>
-            <w:r>
-              <w:rPr>
-                <w:color w:val="333333"/>
-                <w:shd w:val="clear" w:color="auto" w:fill="EEEEEE"/>
-              </w:rPr>
-              <w:t>{</w:t>
-            </w:r>
-            <w:r>
-              <w:rPr>
-                <w:color w:val="333333"/>
-              </w:rPr>
-              <w:t>theta</w:t>
-            </w:r>
-            <w:r>
-              <w:rPr>
-                <w:color w:val="333333"/>
-                <w:shd w:val="clear" w:color="auto" w:fill="EEEEEE"/>
-              </w:rPr>
-              <w:t>:</w:t>
-            </w:r>
-            <w:r>
-              <w:rPr>
-                <w:color w:val="333333"/>
-                <w:shd w:val="clear" w:color="auto" w:fill="FFF0F0"/>
-              </w:rPr>
-              <w:t>.6</w:t>
-            </w:r>
-            <w:proofErr w:type="gramStart"/>
-            <w:r>
-              <w:rPr>
-                <w:color w:val="333333"/>
-                <w:shd w:val="clear" w:color="auto" w:fill="FFF0F0"/>
-              </w:rPr>
-              <w:t>e</w:t>
-            </w:r>
-            <w:r>
-              <w:rPr>
-                <w:color w:val="333333"/>
-                <w:shd w:val="clear" w:color="auto" w:fill="EEEEEE"/>
-              </w:rPr>
-              <w:t>}</w:t>
-            </w:r>
-            <w:r>
-              <w:rPr>
-                <w:color w:val="333333"/>
-                <w:shd w:val="clear" w:color="auto" w:fill="FFF0F0"/>
-              </w:rPr>
-              <w:t>,</w:t>
-            </w:r>
-            <w:proofErr w:type="gramEnd"/>
-            <w:r>
-              <w:rPr>
-                <w:color w:val="333333"/>
-                <w:shd w:val="clear" w:color="auto" w:fill="FFF0F0"/>
-              </w:rPr>
-              <w:t xml:space="preserve"> H = </w:t>
-            </w:r>
-            <w:r>
-              <w:rPr>
-                <w:color w:val="333333"/>
-                <w:shd w:val="clear" w:color="auto" w:fill="EEEEEE"/>
-              </w:rPr>
-              <w:t>{</w:t>
-            </w:r>
-            <w:r>
-              <w:rPr>
-                <w:color w:val="333333"/>
-              </w:rPr>
-              <w:t>H</w:t>
-            </w:r>
-            <w:r>
-              <w:rPr>
-                <w:color w:val="333333"/>
-                <w:shd w:val="clear" w:color="auto" w:fill="EEEEEE"/>
-              </w:rPr>
-              <w:t>:</w:t>
-            </w:r>
-            <w:r>
-              <w:rPr>
-                <w:color w:val="333333"/>
-                <w:shd w:val="clear" w:color="auto" w:fill="FFF0F0"/>
-              </w:rPr>
-              <w:t>.3</w:t>
-            </w:r>
-            <w:proofErr w:type="gramStart"/>
-            <w:r>
-              <w:rPr>
-                <w:color w:val="333333"/>
-                <w:shd w:val="clear" w:color="auto" w:fill="FFF0F0"/>
-              </w:rPr>
-              <w:t>f</w:t>
-            </w:r>
-            <w:r>
-              <w:rPr>
-                <w:color w:val="333333"/>
-                <w:shd w:val="clear" w:color="auto" w:fill="EEEEEE"/>
-              </w:rPr>
-              <w:t>}</w:t>
-            </w:r>
-            <w:r>
-              <w:rPr>
-                <w:color w:val="333333"/>
-                <w:shd w:val="clear" w:color="auto" w:fill="FFF0F0"/>
-              </w:rPr>
               <w:t>"</w:t>
             </w:r>
-            <w:proofErr w:type="gramEnd"/>
             <w:r>
               <w:rPr>
                 <w:color w:val="333333"/>
@@ -19095,49 +15390,11 @@
                 <w:color w:val="333333"/>
               </w:rPr>
             </w:pPr>
-            <w:proofErr w:type="spellStart"/>
-            <w:proofErr w:type="gramStart"/>
-            <w:r>
-              <w:rPr>
-                <w:color w:val="333333"/>
-              </w:rPr>
-              <w:t>plt.plot</w:t>
-            </w:r>
-            <w:proofErr w:type="spellEnd"/>
-            <w:proofErr w:type="gramEnd"/>
-            <w:r>
-              <w:rPr>
-                <w:color w:val="333333"/>
-              </w:rPr>
-              <w:t>(</w:t>
-            </w:r>
-            <w:proofErr w:type="spellStart"/>
-            <w:r>
-              <w:rPr>
-                <w:color w:val="333333"/>
-              </w:rPr>
-              <w:t>u_exact_norm</w:t>
-            </w:r>
-            <w:proofErr w:type="spellEnd"/>
-            <w:r>
-              <w:rPr>
-                <w:color w:val="333333"/>
-              </w:rPr>
-              <w:t xml:space="preserve">, </w:t>
-            </w:r>
-            <w:proofErr w:type="spellStart"/>
-            <w:r>
-              <w:rPr>
-                <w:color w:val="333333"/>
-              </w:rPr>
-              <w:t>eta_exact</w:t>
-            </w:r>
-            <w:proofErr w:type="spellEnd"/>
-            <w:r>
-              <w:rPr>
-                <w:color w:val="333333"/>
-              </w:rPr>
-              <w:t xml:space="preserve">, </w:t>
+            <w:r>
+              <w:rPr>
+                <w:color w:val="333333"/>
+              </w:rPr>
+              <w:t xml:space="preserve">plt.plot(u_exact_norm, eta_exact, </w:t>
             </w:r>
             <w:r>
               <w:rPr>
@@ -19157,53 +15414,20 @@
                 <w:color w:val="333333"/>
                 <w:shd w:val="clear" w:color="auto" w:fill="FFF0F0"/>
               </w:rPr>
-              <w:t>'</w:t>
-            </w:r>
-            <w:proofErr w:type="spellStart"/>
+              <w:t>'k'</w:t>
+            </w:r>
+            <w:r>
+              <w:rPr>
+                <w:color w:val="333333"/>
+              </w:rPr>
+              <w:t>,label=</w:t>
+            </w:r>
             <w:r>
               <w:rPr>
                 <w:color w:val="333333"/>
                 <w:shd w:val="clear" w:color="auto" w:fill="FFF0F0"/>
               </w:rPr>
-              <w:t>k</w:t>
-            </w:r>
-            <w:proofErr w:type="gramStart"/>
-            <w:r>
-              <w:rPr>
-                <w:color w:val="333333"/>
-                <w:shd w:val="clear" w:color="auto" w:fill="FFF0F0"/>
-              </w:rPr>
-              <w:t>'</w:t>
-            </w:r>
-            <w:r>
-              <w:rPr>
-                <w:color w:val="333333"/>
-              </w:rPr>
-              <w:t>,label</w:t>
-            </w:r>
-            <w:proofErr w:type="spellEnd"/>
-            <w:proofErr w:type="gramEnd"/>
-            <w:r>
-              <w:rPr>
-                <w:color w:val="333333"/>
-              </w:rPr>
-              <w:t>=</w:t>
-            </w:r>
-            <w:proofErr w:type="spellStart"/>
-            <w:r>
-              <w:rPr>
-                <w:color w:val="333333"/>
-                <w:shd w:val="clear" w:color="auto" w:fill="FFF0F0"/>
-              </w:rPr>
-              <w:t>f'Blasius</w:t>
-            </w:r>
-            <w:proofErr w:type="spellEnd"/>
-            <w:r>
-              <w:rPr>
-                <w:color w:val="333333"/>
-                <w:shd w:val="clear" w:color="auto" w:fill="FFF0F0"/>
-              </w:rPr>
-              <w:t xml:space="preserve"> Solution'</w:t>
+              <w:t>f'Blasius Solution'</w:t>
             </w:r>
             <w:r>
               <w:rPr>
@@ -19220,75 +15444,24 @@
                 <w:color w:val="333333"/>
               </w:rPr>
             </w:pPr>
-            <w:proofErr w:type="spellStart"/>
-            <w:proofErr w:type="gramStart"/>
-            <w:r>
-              <w:rPr>
-                <w:color w:val="333333"/>
-              </w:rPr>
-              <w:t>plt.title</w:t>
-            </w:r>
-            <w:proofErr w:type="spellEnd"/>
-            <w:proofErr w:type="gramEnd"/>
-            <w:r>
-              <w:rPr>
-                <w:color w:val="333333"/>
-              </w:rPr>
-              <w:t>(</w:t>
-            </w:r>
-            <w:proofErr w:type="spellStart"/>
-            <w:proofErr w:type="gramStart"/>
+            <w:r>
+              <w:rPr>
+                <w:color w:val="333333"/>
+              </w:rPr>
+              <w:t>plt.title(</w:t>
+            </w:r>
             <w:r>
               <w:rPr>
                 <w:color w:val="333333"/>
                 <w:shd w:val="clear" w:color="auto" w:fill="FFF0F0"/>
               </w:rPr>
-              <w:t>r'Normalized</w:t>
-            </w:r>
-            <w:proofErr w:type="spellEnd"/>
-            <w:proofErr w:type="gramEnd"/>
-            <w:r>
-              <w:rPr>
-                <w:color w:val="333333"/>
-                <w:shd w:val="clear" w:color="auto" w:fill="FFF0F0"/>
-              </w:rPr>
-              <w:t xml:space="preserve"> Velocity vs. Blasius Similarity Variable ($\</w:t>
-            </w:r>
-            <w:proofErr w:type="spellStart"/>
-            <w:r>
-              <w:rPr>
-                <w:color w:val="333333"/>
-                <w:shd w:val="clear" w:color="auto" w:fill="FFF0F0"/>
-              </w:rPr>
-              <w:t>eta_b</w:t>
-            </w:r>
-            <w:proofErr w:type="spellEnd"/>
-            <w:r>
-              <w:rPr>
-                <w:color w:val="333333"/>
-                <w:shd w:val="clear" w:color="auto" w:fill="FFF0F0"/>
-              </w:rPr>
-              <w:t>$)'</w:t>
-            </w:r>
-            <w:r>
-              <w:rPr>
-                <w:color w:val="333333"/>
-              </w:rPr>
-              <w:t xml:space="preserve">, </w:t>
-            </w:r>
-            <w:proofErr w:type="spellStart"/>
-            <w:r>
-              <w:rPr>
-                <w:color w:val="333333"/>
-              </w:rPr>
-              <w:t>fontsize</w:t>
-            </w:r>
-            <w:proofErr w:type="spellEnd"/>
-            <w:r>
-              <w:rPr>
-                <w:color w:val="333333"/>
-              </w:rPr>
-              <w:t>=</w:t>
+              <w:t>r'Normalized Velocity vs. Blasius Similarity Variable ($\eta_b$)'</w:t>
+            </w:r>
+            <w:r>
+              <w:rPr>
+                <w:color w:val="333333"/>
+              </w:rPr>
+              <w:t>, fontsize=</w:t>
             </w:r>
             <w:r>
               <w:rPr>
@@ -19313,98 +15486,24 @@
                 <w:color w:val="333333"/>
               </w:rPr>
             </w:pPr>
-            <w:proofErr w:type="spellStart"/>
-            <w:proofErr w:type="gramStart"/>
-            <w:r>
-              <w:rPr>
-                <w:color w:val="333333"/>
-              </w:rPr>
-              <w:t>plt.xlabel</w:t>
-            </w:r>
-            <w:proofErr w:type="spellEnd"/>
-            <w:proofErr w:type="gramEnd"/>
-            <w:r>
-              <w:rPr>
-                <w:color w:val="333333"/>
-              </w:rPr>
-              <w:t>(</w:t>
-            </w:r>
-            <w:proofErr w:type="spellStart"/>
+            <w:r>
+              <w:rPr>
+                <w:color w:val="333333"/>
+              </w:rPr>
+              <w:t>plt.xlabel(</w:t>
+            </w:r>
             <w:r>
               <w:rPr>
                 <w:color w:val="333333"/>
                 <w:shd w:val="clear" w:color="auto" w:fill="FFF0F0"/>
               </w:rPr>
-              <w:t>r'$u</w:t>
-            </w:r>
-            <w:proofErr w:type="spellEnd"/>
-            <w:r>
-              <w:rPr>
-                <w:color w:val="333333"/>
-                <w:shd w:val="clear" w:color="auto" w:fill="FFF0F0"/>
-              </w:rPr>
-              <w:t xml:space="preserve"> / </w:t>
-            </w:r>
-            <w:proofErr w:type="gramStart"/>
-            <w:r>
-              <w:rPr>
-                <w:color w:val="333333"/>
-                <w:shd w:val="clear" w:color="auto" w:fill="FFF0F0"/>
-              </w:rPr>
-              <w:t>U_{</w:t>
-            </w:r>
-            <w:proofErr w:type="gramEnd"/>
-            <w:r>
-              <w:rPr>
-                <w:color w:val="333333"/>
-                <w:shd w:val="clear" w:color="auto" w:fill="FFF0F0"/>
-              </w:rPr>
-              <w:t>\</w:t>
-            </w:r>
-            <w:proofErr w:type="spellStart"/>
-            <w:proofErr w:type="gramStart"/>
-            <w:r>
-              <w:rPr>
-                <w:color w:val="333333"/>
-                <w:shd w:val="clear" w:color="auto" w:fill="FFF0F0"/>
-              </w:rPr>
-              <w:t>infty</w:t>
-            </w:r>
-            <w:proofErr w:type="spellEnd"/>
-            <w:r>
-              <w:rPr>
-                <w:color w:val="333333"/>
-                <w:shd w:val="clear" w:color="auto" w:fill="FFF0F0"/>
-              </w:rPr>
-              <w:t>}$</w:t>
-            </w:r>
-            <w:proofErr w:type="gramEnd"/>
-            <w:r>
-              <w:rPr>
-                <w:color w:val="333333"/>
-                <w:shd w:val="clear" w:color="auto" w:fill="FFF0F0"/>
-              </w:rPr>
-              <w:t>'</w:t>
-            </w:r>
-            <w:r>
-              <w:rPr>
-                <w:color w:val="333333"/>
-              </w:rPr>
-              <w:t xml:space="preserve">, </w:t>
-            </w:r>
-            <w:proofErr w:type="spellStart"/>
-            <w:r>
-              <w:rPr>
-                <w:color w:val="333333"/>
-              </w:rPr>
-              <w:t>fontsize</w:t>
-            </w:r>
-            <w:proofErr w:type="spellEnd"/>
-            <w:r>
-              <w:rPr>
-                <w:color w:val="333333"/>
-              </w:rPr>
-              <w:t>=</w:t>
+              <w:t>r'$u / U_{\infty}$'</w:t>
+            </w:r>
+            <w:r>
+              <w:rPr>
+                <w:color w:val="333333"/>
+              </w:rPr>
+              <w:t>, fontsize=</w:t>
             </w:r>
             <w:r>
               <w:rPr>
@@ -19429,96 +15528,24 @@
                 <w:color w:val="333333"/>
               </w:rPr>
             </w:pPr>
-            <w:proofErr w:type="spellStart"/>
-            <w:proofErr w:type="gramStart"/>
-            <w:r>
-              <w:rPr>
-                <w:color w:val="333333"/>
-              </w:rPr>
-              <w:t>plt.ylabel</w:t>
-            </w:r>
-            <w:proofErr w:type="spellEnd"/>
-            <w:proofErr w:type="gramEnd"/>
-            <w:r>
-              <w:rPr>
-                <w:color w:val="333333"/>
-              </w:rPr>
-              <w:t>(</w:t>
+            <w:r>
+              <w:rPr>
+                <w:color w:val="333333"/>
+              </w:rPr>
+              <w:t>plt.ylabel(</w:t>
             </w:r>
             <w:r>
               <w:rPr>
                 <w:color w:val="333333"/>
                 <w:shd w:val="clear" w:color="auto" w:fill="FFF0F0"/>
               </w:rPr>
-              <w:t>r'$\</w:t>
-            </w:r>
-            <w:proofErr w:type="spellStart"/>
-            <w:r>
-              <w:rPr>
-                <w:color w:val="333333"/>
-                <w:shd w:val="clear" w:color="auto" w:fill="FFF0F0"/>
-              </w:rPr>
-              <w:t>eta_b</w:t>
-            </w:r>
-            <w:proofErr w:type="spellEnd"/>
-            <w:r>
-              <w:rPr>
-                <w:color w:val="333333"/>
-                <w:shd w:val="clear" w:color="auto" w:fill="FFF0F0"/>
-              </w:rPr>
-              <w:t xml:space="preserve"> = y \sqrt{U_{\</w:t>
-            </w:r>
-            <w:proofErr w:type="spellStart"/>
-            <w:r>
-              <w:rPr>
-                <w:color w:val="333333"/>
-                <w:shd w:val="clear" w:color="auto" w:fill="FFF0F0"/>
-              </w:rPr>
-              <w:t>infty</w:t>
-            </w:r>
-            <w:proofErr w:type="spellEnd"/>
-            <w:r>
-              <w:rPr>
-                <w:color w:val="333333"/>
-                <w:shd w:val="clear" w:color="auto" w:fill="FFF0F0"/>
-              </w:rPr>
-              <w:t xml:space="preserve">} / \nu </w:t>
-            </w:r>
-            <w:proofErr w:type="gramStart"/>
-            <w:r>
-              <w:rPr>
-                <w:color w:val="333333"/>
-                <w:shd w:val="clear" w:color="auto" w:fill="FFF0F0"/>
-              </w:rPr>
-              <w:t>x}$</w:t>
-            </w:r>
-            <w:proofErr w:type="gramEnd"/>
-            <w:r>
-              <w:rPr>
-                <w:color w:val="333333"/>
-                <w:shd w:val="clear" w:color="auto" w:fill="FFF0F0"/>
-              </w:rPr>
-              <w:t>'</w:t>
-            </w:r>
-            <w:r>
-              <w:rPr>
-                <w:color w:val="333333"/>
-              </w:rPr>
-              <w:t xml:space="preserve">, </w:t>
-            </w:r>
-            <w:proofErr w:type="spellStart"/>
-            <w:r>
-              <w:rPr>
-                <w:color w:val="333333"/>
-              </w:rPr>
-              <w:t>fontsize</w:t>
-            </w:r>
-            <w:proofErr w:type="spellEnd"/>
-            <w:r>
-              <w:rPr>
-                <w:color w:val="333333"/>
-              </w:rPr>
-              <w:t>=</w:t>
+              <w:t>r'$\eta_b = y \sqrt{U_{\infty} / \nu x}$'</w:t>
+            </w:r>
+            <w:r>
+              <w:rPr>
+                <w:color w:val="333333"/>
+              </w:rPr>
+              <w:t>, fontsize=</w:t>
             </w:r>
             <w:r>
               <w:rPr>
@@ -19543,21 +15570,11 @@
                 <w:color w:val="333333"/>
               </w:rPr>
             </w:pPr>
-            <w:proofErr w:type="spellStart"/>
-            <w:proofErr w:type="gramStart"/>
-            <w:r>
-              <w:rPr>
-                <w:color w:val="333333"/>
-              </w:rPr>
-              <w:t>plt.ylim</w:t>
-            </w:r>
-            <w:proofErr w:type="spellEnd"/>
-            <w:proofErr w:type="gramEnd"/>
-            <w:r>
-              <w:rPr>
-                <w:color w:val="333333"/>
-              </w:rPr>
-              <w:t>(</w:t>
+            <w:r>
+              <w:rPr>
+                <w:color w:val="333333"/>
+              </w:rPr>
+              <w:t>plt.ylim(</w:t>
             </w:r>
             <w:r>
               <w:rPr>
@@ -19596,21 +15613,11 @@
                 <w:color w:val="333333"/>
               </w:rPr>
             </w:pPr>
-            <w:proofErr w:type="spellStart"/>
-            <w:proofErr w:type="gramStart"/>
-            <w:r>
-              <w:rPr>
-                <w:color w:val="333333"/>
-              </w:rPr>
-              <w:t>plt.xlim</w:t>
-            </w:r>
-            <w:proofErr w:type="spellEnd"/>
-            <w:proofErr w:type="gramEnd"/>
-            <w:r>
-              <w:rPr>
-                <w:color w:val="333333"/>
-              </w:rPr>
-              <w:t>(</w:t>
+            <w:r>
+              <w:rPr>
+                <w:color w:val="333333"/>
+              </w:rPr>
+              <w:t>plt.xlim(</w:t>
             </w:r>
             <w:r>
               <w:rPr>
@@ -19649,21 +15656,11 @@
                 <w:color w:val="333333"/>
               </w:rPr>
             </w:pPr>
-            <w:proofErr w:type="spellStart"/>
-            <w:proofErr w:type="gramStart"/>
-            <w:r>
-              <w:rPr>
-                <w:color w:val="333333"/>
-              </w:rPr>
-              <w:t>plt.legend</w:t>
-            </w:r>
-            <w:proofErr w:type="spellEnd"/>
-            <w:proofErr w:type="gramEnd"/>
-            <w:r>
-              <w:rPr>
-                <w:color w:val="333333"/>
-              </w:rPr>
-              <w:t>(loc=</w:t>
+            <w:r>
+              <w:rPr>
+                <w:color w:val="333333"/>
+              </w:rPr>
+              <w:t>plt.legend(loc=</w:t>
             </w:r>
             <w:r>
               <w:rPr>
@@ -19687,21 +15684,11 @@
                 <w:color w:val="333333"/>
               </w:rPr>
             </w:pPr>
-            <w:proofErr w:type="spellStart"/>
-            <w:proofErr w:type="gramStart"/>
-            <w:r>
-              <w:rPr>
-                <w:color w:val="333333"/>
-              </w:rPr>
-              <w:t>plt.grid</w:t>
-            </w:r>
-            <w:proofErr w:type="spellEnd"/>
-            <w:proofErr w:type="gramEnd"/>
-            <w:r>
-              <w:rPr>
-                <w:color w:val="333333"/>
-              </w:rPr>
-              <w:t>()</w:t>
+            <w:r>
+              <w:rPr>
+                <w:color w:val="333333"/>
+              </w:rPr>
+              <w:t>plt.grid()</w:t>
             </w:r>
           </w:p>
           <w:p>
@@ -19712,41 +15699,11 @@
                 <w:color w:val="333333"/>
               </w:rPr>
             </w:pPr>
-            <w:proofErr w:type="spellStart"/>
-            <w:proofErr w:type="gramStart"/>
-            <w:r>
-              <w:rPr>
-                <w:color w:val="333333"/>
-              </w:rPr>
-              <w:t>plt.tight</w:t>
-            </w:r>
-            <w:proofErr w:type="gramEnd"/>
-            <w:r>
-              <w:rPr>
-                <w:color w:val="333333"/>
-              </w:rPr>
-              <w:t>_</w:t>
-            </w:r>
-            <w:proofErr w:type="gramStart"/>
-            <w:r>
-              <w:rPr>
-                <w:color w:val="333333"/>
-              </w:rPr>
-              <w:t>layout</w:t>
-            </w:r>
-            <w:proofErr w:type="spellEnd"/>
-            <w:r>
-              <w:rPr>
-                <w:color w:val="333333"/>
-              </w:rPr>
-              <w:t>(</w:t>
-            </w:r>
-            <w:proofErr w:type="gramEnd"/>
-            <w:r>
-              <w:rPr>
-                <w:color w:val="333333"/>
-              </w:rPr>
-              <w:t>)</w:t>
+            <w:r>
+              <w:rPr>
+                <w:color w:val="333333"/>
+              </w:rPr>
+              <w:t>plt.tight_layout()</w:t>
             </w:r>
           </w:p>
           <w:p>
@@ -19757,19 +15714,11 @@
                 <w:color w:val="333333"/>
               </w:rPr>
             </w:pPr>
-            <w:proofErr w:type="spellStart"/>
-            <w:r>
-              <w:rPr>
-                <w:color w:val="333333"/>
-              </w:rPr>
-              <w:t>plt.show</w:t>
-            </w:r>
-            <w:proofErr w:type="spellEnd"/>
-            <w:r>
-              <w:rPr>
-                <w:color w:val="333333"/>
-              </w:rPr>
-              <w:t>()</w:t>
+            <w:r>
+              <w:rPr>
+                <w:color w:val="333333"/>
+              </w:rPr>
+              <w:t>plt.show()</w:t>
             </w:r>
           </w:p>
         </w:tc>

--- a/Project_2/Gomes_John_Project_2.docx
+++ b/Project_2/Gomes_John_Project_2.docx
@@ -372,7 +372,31 @@
         <w:rPr>
           <w:rFonts w:ascii="Arial" w:hAnsi="Arial" w:cs="Arial"/>
         </w:rPr>
-        <w:t xml:space="preserve"> To solve this numerically, the Crank-Nicolson scheme, along with a central difference method will be used to solve </w:t>
+        <w:t xml:space="preserve"> </w:t>
+      </w:r>
+      <w:r>
+        <w:rPr>
+          <w:rFonts w:ascii="Arial" w:hAnsi="Arial" w:cs="Arial"/>
+        </w:rPr>
+        <w:t>The</w:t>
+      </w:r>
+      <w:r>
+        <w:rPr>
+          <w:rFonts w:ascii="Arial" w:hAnsi="Arial" w:cs="Arial"/>
+        </w:rPr>
+        <w:t xml:space="preserve"> Crank-Nicolson scheme, along with a central difference method will be used to </w:t>
+      </w:r>
+      <w:r>
+        <w:rPr>
+          <w:rFonts w:ascii="Arial" w:hAnsi="Arial" w:cs="Arial"/>
+        </w:rPr>
+        <w:t xml:space="preserve">numerically </w:t>
+      </w:r>
+      <w:r>
+        <w:rPr>
+          <w:rFonts w:ascii="Arial" w:hAnsi="Arial" w:cs="Arial"/>
+        </w:rPr>
+        <w:t xml:space="preserve">solve </w:t>
       </w:r>
       <w:r>
         <w:rPr>
@@ -1645,25 +1669,37 @@
         <w:rPr>
           <w:rFonts w:ascii="Arial" w:eastAsiaTheme="minorEastAsia" w:hAnsi="Arial" w:cs="Arial"/>
         </w:rPr>
-        <w:t xml:space="preserve">To solve </w:t>
+        <w:t>For the numerical solution,</w:t>
       </w:r>
       <w:r>
         <w:rPr>
           <w:rFonts w:ascii="Arial" w:eastAsiaTheme="minorEastAsia" w:hAnsi="Arial" w:cs="Arial"/>
         </w:rPr>
-        <w:t xml:space="preserve">this boundary layer problem numerically, we </w:t>
-      </w:r>
-      <w:r>
-        <w:rPr>
-          <w:rFonts w:ascii="Arial" w:hAnsi="Arial" w:cs="Arial"/>
-        </w:rPr>
-        <w:t xml:space="preserve">will </w:t>
+        <w:t xml:space="preserve"> a coordinate transformation</w:t>
       </w:r>
       <w:r>
         <w:rPr>
           <w:rFonts w:ascii="Arial" w:eastAsiaTheme="minorEastAsia" w:hAnsi="Arial" w:cs="Arial"/>
         </w:rPr>
-        <w:t xml:space="preserve">use a coordinate transformation, allowing us to use a stretched grid in the y-direction. This will allow for higher accuracy closer to the wall. To do this, the physical coordinate, </w:t>
+        <w:t xml:space="preserve"> is applied</w:t>
+      </w:r>
+      <w:r>
+        <w:rPr>
+          <w:rFonts w:ascii="Arial" w:eastAsiaTheme="minorEastAsia" w:hAnsi="Arial" w:cs="Arial"/>
+        </w:rPr>
+        <w:t xml:space="preserve">, allowing </w:t>
+      </w:r>
+      <w:r>
+        <w:rPr>
+          <w:rFonts w:ascii="Arial" w:eastAsiaTheme="minorEastAsia" w:hAnsi="Arial" w:cs="Arial"/>
+        </w:rPr>
+        <w:t>the use of</w:t>
+      </w:r>
+      <w:r>
+        <w:rPr>
+          <w:rFonts w:ascii="Arial" w:eastAsiaTheme="minorEastAsia" w:hAnsi="Arial" w:cs="Arial"/>
+        </w:rPr>
+        <w:t xml:space="preserve"> a stretched grid in the y-direction. This will allow for higher accuracy closer to the wall. To do this, the physical coordinate, </w:t>
       </w:r>
       <m:oMath>
         <m:r>
@@ -1705,7 +1741,13 @@
         <w:rPr>
           <w:rFonts w:ascii="Arial" w:eastAsiaTheme="minorEastAsia" w:hAnsi="Arial" w:cs="Arial"/>
         </w:rPr>
-        <w:t>, is equal to 10 for this experiment.</w:t>
+        <w:t>, is equal to 10</w:t>
+      </w:r>
+      <w:r>
+        <w:rPr>
+          <w:rFonts w:ascii="Arial" w:eastAsiaTheme="minorEastAsia" w:hAnsi="Arial" w:cs="Arial"/>
+        </w:rPr>
+        <w:t>.</w:t>
       </w:r>
     </w:p>
     <w:tbl>
@@ -2569,7 +2611,13 @@
         <w:rPr>
           <w:rFonts w:ascii="Arial" w:hAnsi="Arial" w:cs="Arial"/>
         </w:rPr>
-        <w:t xml:space="preserve">We must solve the first and second derivatives of </w:t>
+        <w:t>The first</w:t>
+      </w:r>
+      <w:r>
+        <w:rPr>
+          <w:rFonts w:ascii="Arial" w:hAnsi="Arial" w:cs="Arial"/>
+        </w:rPr>
+        <w:t xml:space="preserve"> and second derivatives of </w:t>
       </w:r>
       <m:oMath>
         <m:r>
@@ -2597,7 +2645,13 @@
         <w:rPr>
           <w:rFonts w:ascii="Arial" w:eastAsiaTheme="minorEastAsia" w:hAnsi="Arial" w:cs="Arial"/>
         </w:rPr>
-        <w:t>. Th</w:t>
+        <w:t xml:space="preserve"> are as follows.</w:t>
+      </w:r>
+      <w:r>
+        <w:rPr>
+          <w:rFonts w:ascii="Arial" w:eastAsiaTheme="minorEastAsia" w:hAnsi="Arial" w:cs="Arial"/>
+        </w:rPr>
+        <w:t xml:space="preserve"> Th</w:t>
       </w:r>
       <w:r>
         <w:rPr>
@@ -4289,7 +4343,39 @@
           <w:kern w:val="0"/>
           <w14:ligatures w14:val="none"/>
         </w:rPr>
-        <w:t>Note that these equations use a total of four neighbors, therefore, for boundary-adjacent nodes, a second-order scheme is used.</w:t>
+        <w:t xml:space="preserve">Note that these equations use a total of four neighbors, therefore, for boundary-adjacent nodes, a second-order scheme </w:t>
+      </w:r>
+      <w:r>
+        <w:rPr>
+          <w:rFonts w:ascii="Arial" w:eastAsiaTheme="minorEastAsia" w:hAnsi="Arial" w:cs="Arial"/>
+          <w:kern w:val="0"/>
+          <w14:ligatures w14:val="none"/>
+        </w:rPr>
+        <w:t>must</w:t>
+      </w:r>
+      <w:r>
+        <w:rPr>
+          <w:rFonts w:ascii="Arial" w:eastAsiaTheme="minorEastAsia" w:hAnsi="Arial" w:cs="Arial"/>
+          <w:kern w:val="0"/>
+          <w14:ligatures w14:val="none"/>
+        </w:rPr>
+        <w:t xml:space="preserve"> </w:t>
+      </w:r>
+      <w:r>
+        <w:rPr>
+          <w:rFonts w:ascii="Arial" w:eastAsiaTheme="minorEastAsia" w:hAnsi="Arial" w:cs="Arial"/>
+          <w:kern w:val="0"/>
+          <w14:ligatures w14:val="none"/>
+        </w:rPr>
+        <w:t>be used</w:t>
+      </w:r>
+      <w:r>
+        <w:rPr>
+          <w:rFonts w:ascii="Arial" w:eastAsiaTheme="minorEastAsia" w:hAnsi="Arial" w:cs="Arial"/>
+          <w:kern w:val="0"/>
+          <w14:ligatures w14:val="none"/>
+        </w:rPr>
+        <w:t>.</w:t>
       </w:r>
     </w:p>
     <w:tbl>
@@ -5019,7 +5105,7 @@
           <w:kern w:val="0"/>
           <w14:ligatures w14:val="none"/>
         </w:rPr>
-        <w:t>Last</w:t>
+        <w:t xml:space="preserve">The </w:t>
       </w:r>
       <w:r>
         <w:rPr>
@@ -5027,7 +5113,7 @@
           <w:kern w:val="0"/>
           <w14:ligatures w14:val="none"/>
         </w:rPr>
-        <w:t xml:space="preserve">ly, the Crank-Nicolson scheme is used to step in the x-direction. This is a first-order difference between the current and </w:t>
+        <w:t xml:space="preserve">Crank-Nicolson scheme is used to step in the x-direction. This is a first-order difference between the current and </w:t>
       </w:r>
       <m:oMath>
         <m:r>
@@ -6211,7 +6297,53 @@
         <w:rPr>
           <w:rFonts w:ascii="Arial" w:eastAsiaTheme="minorEastAsia" w:hAnsi="Arial" w:cs="Arial"/>
         </w:rPr>
-        <w:t>, we must look at the Blasius Similarity Variable.</w:t>
+        <w:t>, the Blasius Similarity Variable</w:t>
+      </w:r>
+      <w:r>
+        <w:rPr>
+          <w:rFonts w:ascii="Arial" w:eastAsiaTheme="minorEastAsia" w:hAnsi="Arial" w:cs="Arial"/>
+        </w:rPr>
+        <w:t xml:space="preserve">, </w:t>
+      </w:r>
+      <m:oMath>
+        <m:sSub>
+          <m:sSubPr>
+            <m:ctrlPr>
+              <w:rPr>
+                <w:rFonts w:ascii="Cambria Math" w:eastAsiaTheme="minorEastAsia" w:hAnsi="Cambria Math" w:cs="Arial"/>
+                <w:i/>
+              </w:rPr>
+            </m:ctrlPr>
+          </m:sSubPr>
+          <m:e>
+            <m:r>
+              <w:rPr>
+                <w:rFonts w:ascii="Cambria Math" w:eastAsiaTheme="minorEastAsia" w:hAnsi="Cambria Math" w:cs="Arial"/>
+              </w:rPr>
+              <m:t>η</m:t>
+            </m:r>
+          </m:e>
+          <m:sub>
+            <m:r>
+              <w:rPr>
+                <w:rFonts w:ascii="Cambria Math" w:eastAsiaTheme="minorEastAsia" w:hAnsi="Cambria Math" w:cs="Arial"/>
+              </w:rPr>
+              <m:t>b</m:t>
+            </m:r>
+          </m:sub>
+        </m:sSub>
+      </m:oMath>
+      <w:r>
+        <w:rPr>
+          <w:rFonts w:ascii="Arial" w:eastAsiaTheme="minorEastAsia" w:hAnsi="Arial" w:cs="Arial"/>
+        </w:rPr>
+        <w:t xml:space="preserve"> is used</w:t>
+      </w:r>
+      <w:r>
+        <w:rPr>
+          <w:rFonts w:ascii="Arial" w:eastAsiaTheme="minorEastAsia" w:hAnsi="Arial" w:cs="Arial"/>
+        </w:rPr>
+        <w:t>.</w:t>
       </w:r>
     </w:p>
     <w:tbl>
@@ -6474,7 +6606,7 @@
         <w:rPr>
           <w:rFonts w:ascii="Arial" w:eastAsiaTheme="minorEastAsia" w:hAnsi="Arial" w:cs="Arial"/>
         </w:rPr>
-        <w:t xml:space="preserve">For this, we can find </w:t>
+        <w:t xml:space="preserve">For this, </w:t>
       </w:r>
       <m:oMath>
         <m:sSub>
@@ -6508,7 +6640,19 @@
         <w:rPr>
           <w:rFonts w:ascii="Arial" w:eastAsiaTheme="minorEastAsia" w:hAnsi="Arial" w:cs="Arial"/>
         </w:rPr>
-        <w:t xml:space="preserve"> by evaluating the Blasius similarity variable at the edge of the boundary layer</w:t>
+        <w:t xml:space="preserve"> </w:t>
+      </w:r>
+      <w:r>
+        <w:rPr>
+          <w:rFonts w:ascii="Arial" w:eastAsiaTheme="minorEastAsia" w:hAnsi="Arial" w:cs="Arial"/>
+        </w:rPr>
+        <w:t xml:space="preserve">is found </w:t>
+      </w:r>
+      <w:r>
+        <w:rPr>
+          <w:rFonts w:ascii="Arial" w:eastAsiaTheme="minorEastAsia" w:hAnsi="Arial" w:cs="Arial"/>
+        </w:rPr>
+        <w:t>by evaluating the Blasius similarity variable at the edge of the boundary layer</w:t>
       </w:r>
       <w:r>
         <w:rPr>
@@ -6639,6 +6783,12 @@
           <w:rFonts w:ascii="Arial" w:eastAsiaTheme="minorEastAsia" w:hAnsi="Arial" w:cs="Arial"/>
         </w:rPr>
         <w:t>.</w:t>
+      </w:r>
+      <w:r>
+        <w:rPr>
+          <w:rFonts w:ascii="Arial" w:eastAsiaTheme="minorEastAsia" w:hAnsi="Arial" w:cs="Arial"/>
+        </w:rPr>
+        <w:t xml:space="preserve"> </w:t>
       </w:r>
     </w:p>
     <w:tbl>
@@ -6694,12 +6844,17 @@
                     <m:ctrlPr>
                       <w:rPr>
                         <w:rFonts w:ascii="Cambria Math" w:eastAsiaTheme="minorEastAsia" w:hAnsi="Cambria Math" w:cs="Arial"/>
+                        <w:b/>
+                        <w:bCs/>
                         <w:i/>
                       </w:rPr>
                     </m:ctrlPr>
                   </m:sSubPr>
                   <m:e>
                     <m:r>
+                      <m:rPr>
+                        <m:sty m:val="bi"/>
+                      </m:rPr>
                       <w:rPr>
                         <w:rFonts w:ascii="Cambria Math" w:eastAsiaTheme="minorEastAsia" w:hAnsi="Cambria Math" w:cs="Arial"/>
                       </w:rPr>
@@ -6708,6 +6863,9 @@
                   </m:e>
                   <m:sub>
                     <m:r>
+                      <m:rPr>
+                        <m:sty m:val="bi"/>
+                      </m:rPr>
                       <w:rPr>
                         <w:rFonts w:ascii="Cambria Math" w:eastAsiaTheme="minorEastAsia" w:hAnsi="Cambria Math" w:cs="Arial"/>
                       </w:rPr>
@@ -6812,7 +6970,13 @@
                   <w:rPr>
                     <w:rFonts w:ascii="Cambria Math" w:eastAsiaTheme="minorEastAsia" w:hAnsi="Cambria Math" w:cs="Arial"/>
                   </w:rPr>
-                  <m:t>20 (m)</m:t>
+                  <m:t xml:space="preserve">20 </m:t>
+                </m:r>
+                <m:r>
+                  <w:rPr>
+                    <w:rFonts w:ascii="Cambria Math" w:eastAsiaTheme="minorEastAsia" w:hAnsi="Cambria Math" w:cs="Arial"/>
+                  </w:rPr>
+                  <m:t>[m]</m:t>
                 </m:r>
               </m:oMath>
             </m:oMathPara>
@@ -6934,13 +7098,27 @@
         <w:rPr>
           <w:rFonts w:ascii="Arial" w:eastAsiaTheme="minorEastAsia" w:hAnsi="Arial" w:cs="Arial"/>
         </w:rPr>
-        <w:t>ese velocity profiles</w:t>
+        <w:t>e velocity profiles</w:t>
       </w:r>
       <w:r>
         <w:rPr>
           <w:rFonts w:ascii="Arial" w:eastAsiaTheme="minorEastAsia" w:hAnsi="Arial" w:cs="Arial"/>
         </w:rPr>
-        <w:t xml:space="preserve"> can also be plotted against the Blasius Similarity Variable, in which convergence along the analytical solution becomes more apparent. </w:t>
+        <w:t xml:space="preserve"> can also be plotted against the Blasius Similarity Variable, in which convergence </w:t>
+      </w:r>
+      <w:proofErr w:type="gramStart"/>
+      <w:r>
+        <w:rPr>
+          <w:rFonts w:ascii="Arial" w:eastAsiaTheme="minorEastAsia" w:hAnsi="Arial" w:cs="Arial"/>
+        </w:rPr>
+        <w:t>along</w:t>
+      </w:r>
+      <w:proofErr w:type="gramEnd"/>
+      <w:r>
+        <w:rPr>
+          <w:rFonts w:ascii="Arial" w:eastAsiaTheme="minorEastAsia" w:hAnsi="Arial" w:cs="Arial"/>
+        </w:rPr>
+        <w:t xml:space="preserve"> the analytical solution becomes more apparent. </w:t>
       </w:r>
     </w:p>
     <w:p>
@@ -7056,7 +7234,21 @@
         <w:rPr>
           <w:rFonts w:ascii="Arial" w:hAnsi="Arial" w:cs="Arial"/>
         </w:rPr>
-        <w:t>Momentum thickness and shape factor are both metrics that can help determine the convergence of the numerical solution. Momentum thickness</w:t>
+        <w:t xml:space="preserve">Momentum thickness and shape </w:t>
+      </w:r>
+      <w:proofErr w:type="gramStart"/>
+      <w:r>
+        <w:rPr>
+          <w:rFonts w:ascii="Arial" w:hAnsi="Arial" w:cs="Arial"/>
+        </w:rPr>
+        <w:t>factor</w:t>
+      </w:r>
+      <w:proofErr w:type="gramEnd"/>
+      <w:r>
+        <w:rPr>
+          <w:rFonts w:ascii="Arial" w:hAnsi="Arial" w:cs="Arial"/>
+        </w:rPr>
+        <w:t xml:space="preserve"> are both metrics that can help determine the convergence of the numerical solution. Momentum thickness</w:t>
       </w:r>
       <w:r>
         <w:rPr>
@@ -7927,7 +8119,19 @@
         <w:rPr>
           <w:rFonts w:ascii="Arial" w:hAnsi="Arial" w:cs="Arial"/>
         </w:rPr>
-        <w:t xml:space="preserve"> below summarize these parameters at various downstream locations, along with the parameters for the Blasius Solution.</w:t>
+        <w:t xml:space="preserve"> below summarize these parameters at various downstream locations, along with the </w:t>
+      </w:r>
+      <w:r>
+        <w:rPr>
+          <w:rFonts w:ascii="Arial" w:hAnsi="Arial" w:cs="Arial"/>
+        </w:rPr>
+        <w:t xml:space="preserve">dimensionless </w:t>
+      </w:r>
+      <w:r>
+        <w:rPr>
+          <w:rFonts w:ascii="Arial" w:hAnsi="Arial" w:cs="Arial"/>
+        </w:rPr>
+        <w:t>parameters for the Blasius Solution.</w:t>
       </w:r>
     </w:p>
     <w:p>
@@ -9347,7 +9551,19 @@
         <w:rPr>
           <w:rFonts w:ascii="Arial" w:eastAsiaTheme="minorEastAsia" w:hAnsi="Arial" w:cs="Arial"/>
         </w:rPr>
-        <w:t>This polynomial has a very abrupt transition to freestream velocity, whereas the Blasius solution has a more gradual transition.</w:t>
+        <w:t>This polynomial has a</w:t>
+      </w:r>
+      <w:r>
+        <w:rPr>
+          <w:rFonts w:ascii="Arial" w:eastAsiaTheme="minorEastAsia" w:hAnsi="Arial" w:cs="Arial"/>
+        </w:rPr>
+        <w:t>n</w:t>
+      </w:r>
+      <w:r>
+        <w:rPr>
+          <w:rFonts w:ascii="Arial" w:eastAsiaTheme="minorEastAsia" w:hAnsi="Arial" w:cs="Arial"/>
+        </w:rPr>
+        <w:t xml:space="preserve"> abrupt transition to freestream velocity, whereas the Blasius solution has a more gradual transition.</w:t>
       </w:r>
       <w:r>
         <w:rPr>
@@ -9367,7 +9583,7 @@
         <w:rPr>
           <w:rFonts w:ascii="Arial" w:eastAsiaTheme="minorEastAsia" w:hAnsi="Arial" w:cs="Arial"/>
         </w:rPr>
-        <w:t>It is also apparent that the numerical solution is converging on the Blasius solution based on the shape factor. The numerical shape factor is approaching 2.59, showing that the numerical solutions eventually will approach self-similarity, which is the expected outcome for a 2-D boundary layer problem.</w:t>
+        <w:t>It is also apparent that the numerical solution is converging on the Blasius solution based on the shape factor. The numerical shape factor is approaching 2.59, showing that the numerical solutions approach self-similarity, which is the expected outcome for a 2-D boundary layer problem.</w:t>
       </w:r>
       <w:r>
         <w:rPr>
@@ -9405,13 +9621,13 @@
         <w:rPr>
           <w:rFonts w:ascii="Arial" w:hAnsi="Arial" w:cs="Arial"/>
         </w:rPr>
-        <w:t>The Crank-Nicolson scheme is an implicit scheme; therefore, it is unconditionally stable.</w:t>
+        <w:t>The Crank-Nicolson scheme is a</w:t>
       </w:r>
       <w:r>
         <w:rPr>
           <w:rFonts w:ascii="Arial" w:hAnsi="Arial" w:cs="Arial"/>
         </w:rPr>
-        <w:t xml:space="preserve"> In the boundary layer, we use a stretched grid, giving much higher near-wall resolution. As we move away from the wall, these partitions in the y-direction become larger. Having an unconditionally stable solver is particularly useful for this instance, as the solution will not blow up even when step sizes grow. The Crank-Nicolson scheme is also a 2</w:t>
+        <w:t xml:space="preserve"> 2</w:t>
       </w:r>
       <w:r>
         <w:rPr>
@@ -9424,7 +9640,302 @@
         <w:rPr>
           <w:rFonts w:ascii="Arial" w:hAnsi="Arial" w:cs="Arial"/>
         </w:rPr>
-        <w:t xml:space="preserve"> order accurate solver, </w:t>
+        <w:t xml:space="preserve"> order accurate</w:t>
+      </w:r>
+      <w:r>
+        <w:rPr>
+          <w:rFonts w:ascii="Arial" w:hAnsi="Arial" w:cs="Arial"/>
+        </w:rPr>
+        <w:t xml:space="preserve"> implicit scheme</w:t>
+      </w:r>
+      <w:r>
+        <w:rPr>
+          <w:rFonts w:ascii="Arial" w:hAnsi="Arial" w:cs="Arial"/>
+        </w:rPr>
+        <w:t>. Because it is implicit</w:t>
+      </w:r>
+      <w:r>
+        <w:rPr>
+          <w:rFonts w:ascii="Arial" w:hAnsi="Arial" w:cs="Arial"/>
+        </w:rPr>
+        <w:t>, it is unconditionally stable</w:t>
+      </w:r>
+      <w:r>
+        <w:rPr>
+          <w:rFonts w:ascii="Arial" w:hAnsi="Arial" w:cs="Arial"/>
+        </w:rPr>
+        <w:t>, meaning the solution will remain numerically bounded even when the step size increases. Having unconditional stability is particularly useful in a boundary</w:t>
+      </w:r>
+      <w:r>
+        <w:rPr>
+          <w:rFonts w:ascii="Arial" w:hAnsi="Arial" w:cs="Arial"/>
+        </w:rPr>
+        <w:t xml:space="preserve"> layer</w:t>
+      </w:r>
+      <w:r>
+        <w:rPr>
+          <w:rFonts w:ascii="Arial" w:hAnsi="Arial" w:cs="Arial"/>
+        </w:rPr>
+        <w:t xml:space="preserve"> problem</w:t>
+      </w:r>
+      <w:r>
+        <w:rPr>
+          <w:rFonts w:ascii="Arial" w:hAnsi="Arial" w:cs="Arial"/>
+        </w:rPr>
+        <w:t xml:space="preserve">, </w:t>
+      </w:r>
+      <w:r>
+        <w:rPr>
+          <w:rFonts w:ascii="Arial" w:hAnsi="Arial" w:cs="Arial"/>
+        </w:rPr>
+        <w:t>as it allows</w:t>
+      </w:r>
+      <w:r>
+        <w:rPr>
+          <w:rFonts w:ascii="Arial" w:hAnsi="Arial" w:cs="Arial"/>
+        </w:rPr>
+        <w:t xml:space="preserve"> for the use of a stretched grid. </w:t>
+      </w:r>
+      <w:r>
+        <w:rPr>
+          <w:rFonts w:ascii="Arial" w:hAnsi="Arial" w:cs="Arial"/>
+        </w:rPr>
+        <w:t xml:space="preserve">This approach prioritizes the near-wall region </w:t>
+      </w:r>
+      <w:r>
+        <w:rPr>
+          <w:rFonts w:ascii="Arial" w:hAnsi="Arial" w:cs="Arial"/>
+        </w:rPr>
+        <w:t>where the velocity gradients dominate, thus high</w:t>
+      </w:r>
+      <w:r>
+        <w:rPr>
+          <w:rFonts w:ascii="Arial" w:hAnsi="Arial" w:cs="Arial"/>
+        </w:rPr>
+        <w:t>er accuracy</w:t>
+      </w:r>
+      <w:r>
+        <w:rPr>
+          <w:rFonts w:ascii="Arial" w:hAnsi="Arial" w:cs="Arial"/>
+        </w:rPr>
+        <w:t xml:space="preserve"> is critical.</w:t>
+      </w:r>
+    </w:p>
+    <w:p>
+      <w:pPr>
+        <w:jc w:val="both"/>
+        <w:rPr>
+          <w:rFonts w:ascii="Arial" w:hAnsi="Arial" w:cs="Arial"/>
+        </w:rPr>
+      </w:pPr>
+      <w:r>
+        <w:rPr>
+          <w:rFonts w:ascii="Arial" w:hAnsi="Arial" w:cs="Arial"/>
+        </w:rPr>
+        <w:t xml:space="preserve">For this problem, reduced </w:t>
+      </w:r>
+      <w:r>
+        <w:rPr>
+          <w:rFonts w:ascii="Arial" w:hAnsi="Arial" w:cs="Arial"/>
+        </w:rPr>
+        <w:t>spatial resolution is acceptable</w:t>
+      </w:r>
+      <w:r>
+        <w:rPr>
+          <w:rFonts w:ascii="Arial" w:hAnsi="Arial" w:cs="Arial"/>
+        </w:rPr>
+        <w:t xml:space="preserve"> far from the wall</w:t>
+      </w:r>
+      <w:r>
+        <w:rPr>
+          <w:rFonts w:ascii="Arial" w:hAnsi="Arial" w:cs="Arial"/>
+        </w:rPr>
+        <w:t xml:space="preserve">. As the flow leaves the wall, the velocity gradient becomes negligible, and the freestream velocity boundary condition takes over. Here, it is even preferable to </w:t>
+      </w:r>
+      <w:r>
+        <w:rPr>
+          <w:rFonts w:ascii="Arial" w:hAnsi="Arial" w:cs="Arial"/>
+        </w:rPr>
+        <w:t xml:space="preserve">use a stretched grid to </w:t>
+      </w:r>
+      <w:r>
+        <w:rPr>
+          <w:rFonts w:ascii="Arial" w:hAnsi="Arial" w:cs="Arial"/>
+        </w:rPr>
+        <w:t>reduce computational demand.</w:t>
+      </w:r>
+      <w:r>
+        <w:rPr>
+          <w:rFonts w:ascii="Arial" w:hAnsi="Arial" w:cs="Arial"/>
+        </w:rPr>
+        <w:t xml:space="preserve"> </w:t>
+      </w:r>
+      <w:r>
+        <w:rPr>
+          <w:rFonts w:ascii="Arial" w:hAnsi="Arial" w:cs="Arial"/>
+        </w:rPr>
+        <w:t>As</w:t>
+      </w:r>
+      <w:r>
+        <w:rPr>
+          <w:rFonts w:ascii="Arial" w:hAnsi="Arial" w:cs="Arial"/>
+        </w:rPr>
+        <w:t xml:space="preserve"> learned in Project 1</w:t>
+      </w:r>
+      <w:r>
+        <w:rPr>
+          <w:rFonts w:ascii="Arial" w:hAnsi="Arial" w:cs="Arial"/>
+        </w:rPr>
+        <w:t>,</w:t>
+      </w:r>
+      <w:r>
+        <w:rPr>
+          <w:rFonts w:ascii="Arial" w:hAnsi="Arial" w:cs="Arial"/>
+        </w:rPr>
+        <w:t xml:space="preserve"> it is </w:t>
+      </w:r>
+      <w:r>
+        <w:rPr>
+          <w:rFonts w:ascii="Arial" w:hAnsi="Arial" w:cs="Arial"/>
+        </w:rPr>
+        <w:t>critical</w:t>
+      </w:r>
+      <w:r>
+        <w:rPr>
+          <w:rFonts w:ascii="Arial" w:hAnsi="Arial" w:cs="Arial"/>
+        </w:rPr>
+        <w:t xml:space="preserve"> to </w:t>
+      </w:r>
+      <w:r>
+        <w:rPr>
+          <w:rFonts w:ascii="Arial" w:hAnsi="Arial" w:cs="Arial"/>
+        </w:rPr>
+        <w:t xml:space="preserve">still </w:t>
+      </w:r>
+      <w:r>
+        <w:rPr>
+          <w:rFonts w:ascii="Arial" w:hAnsi="Arial" w:cs="Arial"/>
+        </w:rPr>
+        <w:t>use an appropriate step size to ensure accurate solutions. This is achieved using the parameters given in the problem statement.</w:t>
+      </w:r>
+    </w:p>
+    <w:p>
+      <w:pPr>
+        <w:jc w:val="both"/>
+        <w:rPr>
+          <w:rFonts w:ascii="Arial" w:eastAsiaTheme="minorEastAsia" w:hAnsi="Arial" w:cs="Arial"/>
+        </w:rPr>
+      </w:pPr>
+      <w:r>
+        <w:rPr>
+          <w:rFonts w:ascii="Arial" w:hAnsi="Arial" w:cs="Arial"/>
+        </w:rPr>
+        <w:t>This project also</w:t>
+      </w:r>
+      <w:r>
+        <w:rPr>
+          <w:rFonts w:ascii="Arial" w:hAnsi="Arial" w:cs="Arial"/>
+        </w:rPr>
+        <w:t xml:space="preserve"> used a 4</w:t>
+      </w:r>
+      <w:r>
+        <w:rPr>
+          <w:rFonts w:ascii="Arial" w:hAnsi="Arial" w:cs="Arial"/>
+          <w:vertAlign w:val="superscript"/>
+        </w:rPr>
+        <w:t>th</w:t>
+      </w:r>
+      <w:r>
+        <w:rPr>
+          <w:rFonts w:ascii="Arial" w:hAnsi="Arial" w:cs="Arial"/>
+        </w:rPr>
+        <w:t xml:space="preserve"> order central difference scheme for </w:t>
+      </w:r>
+      <w:r>
+        <w:rPr>
+          <w:rFonts w:ascii="Arial" w:hAnsi="Arial" w:cs="Arial"/>
+        </w:rPr>
+        <w:t xml:space="preserve">the </w:t>
+      </w:r>
+      <w:r>
+        <w:rPr>
+          <w:rFonts w:ascii="Arial" w:hAnsi="Arial" w:cs="Arial"/>
+        </w:rPr>
+        <w:t xml:space="preserve">interior </w:t>
+      </w:r>
+      <w:r>
+        <w:rPr>
+          <w:rFonts w:ascii="Arial" w:hAnsi="Arial" w:cs="Arial"/>
+        </w:rPr>
+        <w:t xml:space="preserve">spatial </w:t>
+      </w:r>
+      <w:r>
+        <w:rPr>
+          <w:rFonts w:ascii="Arial" w:hAnsi="Arial" w:cs="Arial"/>
+        </w:rPr>
+        <w:t xml:space="preserve">discretization in </w:t>
+      </w:r>
+      <m:oMath>
+        <m:r>
+          <w:rPr>
+            <w:rFonts w:ascii="Cambria Math" w:eastAsiaTheme="minorEastAsia" w:hAnsi="Cambria Math" w:cs="Arial"/>
+          </w:rPr>
+          <m:t>η</m:t>
+        </m:r>
+      </m:oMath>
+      <w:r>
+        <w:rPr>
+          <w:rFonts w:ascii="Arial" w:eastAsiaTheme="minorEastAsia" w:hAnsi="Arial" w:cs="Arial"/>
+        </w:rPr>
+        <w:t>. The use of</w:t>
+      </w:r>
+      <w:r>
+        <w:rPr>
+          <w:rFonts w:ascii="Arial" w:eastAsiaTheme="minorEastAsia" w:hAnsi="Arial" w:cs="Arial"/>
+        </w:rPr>
+        <w:t xml:space="preserve"> a</w:t>
+      </w:r>
+      <w:r>
+        <w:rPr>
+          <w:rFonts w:ascii="Arial" w:eastAsiaTheme="minorEastAsia" w:hAnsi="Arial" w:cs="Arial"/>
+        </w:rPr>
+        <w:t xml:space="preserve"> five-point stencil</w:t>
+      </w:r>
+      <w:r>
+        <w:rPr>
+          <w:rFonts w:ascii="Arial" w:eastAsiaTheme="minorEastAsia" w:hAnsi="Arial" w:cs="Arial"/>
+        </w:rPr>
+        <w:t xml:space="preserve"> </w:t>
+      </w:r>
+      <w:r>
+        <w:rPr>
+          <w:rFonts w:ascii="Arial" w:eastAsiaTheme="minorEastAsia" w:hAnsi="Arial" w:cs="Arial"/>
+        </w:rPr>
+        <w:t xml:space="preserve">(a </w:t>
+      </w:r>
+      <w:r>
+        <w:rPr>
+          <w:rFonts w:ascii="Arial" w:eastAsiaTheme="minorEastAsia" w:hAnsi="Arial" w:cs="Arial"/>
+        </w:rPr>
+        <w:t>point, along with</w:t>
+      </w:r>
+      <w:r>
+        <w:rPr>
+          <w:rFonts w:ascii="Arial" w:eastAsiaTheme="minorEastAsia" w:hAnsi="Arial" w:cs="Arial"/>
+        </w:rPr>
+        <w:t xml:space="preserve"> four neighboring points</w:t>
+      </w:r>
+      <w:r>
+        <w:rPr>
+          <w:rFonts w:ascii="Arial" w:eastAsiaTheme="minorEastAsia" w:hAnsi="Arial" w:cs="Arial"/>
+        </w:rPr>
+        <w:t>)</w:t>
+      </w:r>
+      <w:r>
+        <w:rPr>
+          <w:rFonts w:ascii="Arial" w:eastAsiaTheme="minorEastAsia" w:hAnsi="Arial" w:cs="Arial"/>
+        </w:rPr>
+        <w:t xml:space="preserve"> gives incredibly high accuracy, </w:t>
       </w:r>
       <m:oMath>
         <m:r>
@@ -9456,156 +9967,6 @@
               <w:rPr>
                 <w:rFonts w:ascii="Cambria Math" w:eastAsiaTheme="minorEastAsia" w:hAnsi="Cambria Math" w:cs="Arial"/>
               </w:rPr>
-              <m:t>x</m:t>
-            </m:r>
-          </m:e>
-          <m:sup>
-            <m:r>
-              <w:rPr>
-                <w:rFonts w:ascii="Cambria Math" w:eastAsiaTheme="minorEastAsia" w:hAnsi="Cambria Math" w:cs="Arial"/>
-              </w:rPr>
-              <m:t>2</m:t>
-            </m:r>
-          </m:sup>
-        </m:sSup>
-        <m:r>
-          <w:rPr>
-            <w:rFonts w:ascii="Cambria Math" w:eastAsiaTheme="minorEastAsia" w:hAnsi="Cambria Math" w:cs="Arial"/>
-          </w:rPr>
-          <m:t>)</m:t>
-        </m:r>
-      </m:oMath>
-      <w:r>
-        <w:rPr>
-          <w:rFonts w:ascii="Arial" w:eastAsiaTheme="minorEastAsia" w:hAnsi="Arial" w:cs="Arial"/>
-        </w:rPr>
-        <w:t xml:space="preserve">. </w:t>
-      </w:r>
-      <w:r>
-        <w:rPr>
-          <w:rFonts w:ascii="Arial" w:hAnsi="Arial" w:cs="Arial"/>
-        </w:rPr>
-        <w:t>This allows for a high-accuracy solution that remains stable once freestream velocity is achieved.</w:t>
-      </w:r>
-      <w:r>
-        <w:rPr>
-          <w:rFonts w:ascii="Arial" w:hAnsi="Arial" w:cs="Arial"/>
-        </w:rPr>
-        <w:t xml:space="preserve"> Though C-N is unconditionally stable, we learned in Project 1 that it is still important to use an appropriate step size to ensure accurate solutions. This is achieved using the parameters given in the problem statement.</w:t>
-      </w:r>
-    </w:p>
-    <w:p>
-      <w:pPr>
-        <w:jc w:val="both"/>
-        <w:rPr>
-          <w:rFonts w:ascii="Arial" w:eastAsiaTheme="minorEastAsia" w:hAnsi="Arial" w:cs="Arial"/>
-        </w:rPr>
-      </w:pPr>
-      <w:r>
-        <w:rPr>
-          <w:rFonts w:ascii="Arial" w:hAnsi="Arial" w:cs="Arial"/>
-        </w:rPr>
-        <w:t>This project also</w:t>
-      </w:r>
-      <w:r>
-        <w:rPr>
-          <w:rFonts w:ascii="Arial" w:hAnsi="Arial" w:cs="Arial"/>
-        </w:rPr>
-        <w:t xml:space="preserve"> used a 4</w:t>
-      </w:r>
-      <w:r>
-        <w:rPr>
-          <w:rFonts w:ascii="Arial" w:hAnsi="Arial" w:cs="Arial"/>
-          <w:vertAlign w:val="superscript"/>
-        </w:rPr>
-        <w:t>th</w:t>
-      </w:r>
-      <w:r>
-        <w:rPr>
-          <w:rFonts w:ascii="Arial" w:hAnsi="Arial" w:cs="Arial"/>
-        </w:rPr>
-        <w:t xml:space="preserve"> order central difference scheme for </w:t>
-      </w:r>
-      <w:r>
-        <w:rPr>
-          <w:rFonts w:ascii="Arial" w:hAnsi="Arial" w:cs="Arial"/>
-        </w:rPr>
-        <w:t xml:space="preserve">the </w:t>
-      </w:r>
-      <w:r>
-        <w:rPr>
-          <w:rFonts w:ascii="Arial" w:hAnsi="Arial" w:cs="Arial"/>
-        </w:rPr>
-        <w:t xml:space="preserve">interior </w:t>
-      </w:r>
-      <w:r>
-        <w:rPr>
-          <w:rFonts w:ascii="Arial" w:hAnsi="Arial" w:cs="Arial"/>
-        </w:rPr>
-        <w:t xml:space="preserve">spatial </w:t>
-      </w:r>
-      <w:r>
-        <w:rPr>
-          <w:rFonts w:ascii="Arial" w:hAnsi="Arial" w:cs="Arial"/>
-        </w:rPr>
-        <w:t xml:space="preserve">discretization in </w:t>
-      </w:r>
-      <m:oMath>
-        <m:r>
-          <w:rPr>
-            <w:rFonts w:ascii="Cambria Math" w:eastAsiaTheme="minorEastAsia" w:hAnsi="Cambria Math" w:cs="Arial"/>
-          </w:rPr>
-          <m:t>η</m:t>
-        </m:r>
-      </m:oMath>
-      <w:r>
-        <w:rPr>
-          <w:rFonts w:ascii="Arial" w:eastAsiaTheme="minorEastAsia" w:hAnsi="Arial" w:cs="Arial"/>
-        </w:rPr>
-        <w:t>. The use of</w:t>
-      </w:r>
-      <w:r>
-        <w:rPr>
-          <w:rFonts w:ascii="Arial" w:eastAsiaTheme="minorEastAsia" w:hAnsi="Arial" w:cs="Arial"/>
-        </w:rPr>
-        <w:t xml:space="preserve"> a point, along with</w:t>
-      </w:r>
-      <w:r>
-        <w:rPr>
-          <w:rFonts w:ascii="Arial" w:eastAsiaTheme="minorEastAsia" w:hAnsi="Arial" w:cs="Arial"/>
-        </w:rPr>
-        <w:t xml:space="preserve"> four neighboring points gives incredibly high accuracy, </w:t>
-      </w:r>
-      <m:oMath>
-        <m:r>
-          <w:rPr>
-            <w:rFonts w:ascii="Cambria Math" w:eastAsiaTheme="minorEastAsia" w:hAnsi="Cambria Math" w:cs="Arial"/>
-          </w:rPr>
-          <m:t>O(</m:t>
-        </m:r>
-        <m:r>
-          <m:rPr>
-            <m:sty m:val="p"/>
-          </m:rPr>
-          <w:rPr>
-            <w:rFonts w:ascii="Cambria Math" w:eastAsiaTheme="minorEastAsia" w:hAnsi="Cambria Math" w:cs="Arial"/>
-          </w:rPr>
-          <m:t>Δ</m:t>
-        </m:r>
-        <m:sSup>
-          <m:sSupPr>
-            <m:ctrlPr>
-              <w:rPr>
-                <w:rFonts w:ascii="Cambria Math" w:eastAsiaTheme="minorEastAsia" w:hAnsi="Cambria Math" w:cs="Arial"/>
-                <w:i/>
-              </w:rPr>
-            </m:ctrlPr>
-          </m:sSupPr>
-          <m:e>
-            <m:r>
-              <w:rPr>
-                <w:rFonts w:ascii="Cambria Math" w:eastAsiaTheme="minorEastAsia" w:hAnsi="Cambria Math" w:cs="Arial"/>
-              </w:rPr>
               <m:t>y</m:t>
             </m:r>
           </m:e>
@@ -9654,7 +10015,13 @@
         <w:rPr>
           <w:rFonts w:ascii="Arial" w:eastAsiaTheme="minorEastAsia" w:hAnsi="Arial" w:cs="Arial"/>
         </w:rPr>
-        <w:t xml:space="preserve">This higher order accuracy is apparent with the shape factor shown for </w:t>
+        <w:t>Higher</w:t>
+      </w:r>
+      <w:r>
+        <w:rPr>
+          <w:rFonts w:ascii="Arial" w:eastAsiaTheme="minorEastAsia" w:hAnsi="Arial" w:cs="Arial"/>
+        </w:rPr>
+        <w:t xml:space="preserve"> order accuracy is apparent with the shape factor shown for </w:t>
       </w:r>
       <m:oMath>
         <m:r>
@@ -9673,35 +10040,6 @@
     </w:p>
     <w:p>
       <w:pPr>
-        <w:jc w:val="both"/>
-        <w:rPr>
-          <w:rFonts w:ascii="Arial" w:eastAsiaTheme="minorEastAsia" w:hAnsi="Arial" w:cs="Arial"/>
-        </w:rPr>
-      </w:pPr>
-    </w:p>
-    <w:p>
-      <w:pPr>
-        <w:rPr>
-          <w:rFonts w:ascii="Arial" w:hAnsi="Arial" w:cs="Arial"/>
-        </w:rPr>
-      </w:pPr>
-    </w:p>
-    <w:p>
-      <w:pPr>
-        <w:rPr>
-          <w:rFonts w:ascii="Arial" w:hAnsi="Arial" w:cs="Arial"/>
-        </w:rPr>
-      </w:pPr>
-    </w:p>
-    <w:p>
-      <w:pPr>
-        <w:rPr>
-          <w:rFonts w:ascii="Arial" w:hAnsi="Arial" w:cs="Arial"/>
-        </w:rPr>
-      </w:pPr>
-    </w:p>
-    <w:p>
-      <w:pPr>
         <w:rPr>
           <w:rFonts w:ascii="Arial" w:hAnsi="Arial" w:cs="Arial"/>
         </w:rPr>
@@ -9722,6 +10060,7 @@
           <w:sz w:val="28"/>
           <w:szCs w:val="28"/>
         </w:rPr>
+        <w:lastRenderedPageBreak/>
         <w:t>Appendix</w:t>
       </w:r>
     </w:p>
@@ -9821,7 +10160,28 @@
         <w:jc w:val="both"/>
       </w:pPr>
       <w:r>
-        <w:t>I had to restructure my Project 1 code more than expected. I believe now I have a much better solver. Now, it is much simpler to change the code to cater to a given problem.</w:t>
+        <w:t xml:space="preserve">I had to restructure my Project 1 code more than expected. I believe now I have a much better solver. Now, </w:t>
+      </w:r>
+      <w:r>
+        <w:t>for example, changing from a 2</w:t>
+      </w:r>
+      <w:r>
+        <w:rPr>
+          <w:vertAlign w:val="superscript"/>
+        </w:rPr>
+        <w:t>nd</w:t>
+      </w:r>
+      <w:r>
+        <w:t xml:space="preserve"> order to 4</w:t>
+      </w:r>
+      <w:r>
+        <w:rPr>
+          <w:vertAlign w:val="superscript"/>
+        </w:rPr>
+        <w:t>th</w:t>
+      </w:r>
+      <w:r>
+        <w:t xml:space="preserve"> order scheme is seamless.</w:t>
       </w:r>
     </w:p>
     <w:tbl>
@@ -9848,6 +10208,7 @@
                 <w:color w:val="333333"/>
               </w:rPr>
             </w:pPr>
+            <w:proofErr w:type="gramStart"/>
             <w:r>
               <w:rPr>
                 <w:b/>
@@ -9856,12 +10217,14 @@
               </w:rPr>
               <w:t>import</w:t>
             </w:r>
+            <w:proofErr w:type="gramEnd"/>
             <w:r>
               <w:rPr>
                 <w:color w:val="BBBBBB"/>
               </w:rPr>
               <w:t xml:space="preserve"> </w:t>
             </w:r>
+            <w:proofErr w:type="spellStart"/>
             <w:r>
               <w:rPr>
                 <w:b/>
@@ -9870,6 +10233,7 @@
               </w:rPr>
               <w:t>numpy</w:t>
             </w:r>
+            <w:proofErr w:type="spellEnd"/>
             <w:r>
               <w:rPr>
                 <w:color w:val="BBBBBB"/>
@@ -9921,6 +10285,8 @@
               </w:rPr>
               <w:t xml:space="preserve"> </w:t>
             </w:r>
+            <w:proofErr w:type="spellStart"/>
+            <w:proofErr w:type="gramStart"/>
             <w:r>
               <w:rPr>
                 <w:b/>
@@ -9929,6 +10295,8 @@
               </w:rPr>
               <w:t>matplotlib.pyplot</w:t>
             </w:r>
+            <w:proofErr w:type="spellEnd"/>
+            <w:proofErr w:type="gramEnd"/>
             <w:r>
               <w:rPr>
                 <w:color w:val="BBBBBB"/>
@@ -9949,6 +10317,7 @@
               </w:rPr>
               <w:t xml:space="preserve"> </w:t>
             </w:r>
+            <w:proofErr w:type="spellStart"/>
             <w:r>
               <w:rPr>
                 <w:b/>
@@ -9957,6 +10326,7 @@
               </w:rPr>
               <w:t>plt</w:t>
             </w:r>
+            <w:proofErr w:type="spellEnd"/>
           </w:p>
           <w:p>
             <w:pPr>
@@ -9980,6 +10350,8 @@
               </w:rPr>
               <w:t xml:space="preserve"> </w:t>
             </w:r>
+            <w:proofErr w:type="spellStart"/>
+            <w:proofErr w:type="gramStart"/>
             <w:r>
               <w:rPr>
                 <w:b/>
@@ -9988,6 +10360,8 @@
               </w:rPr>
               <w:t>scipy.linalg</w:t>
             </w:r>
+            <w:proofErr w:type="spellEnd"/>
+            <w:proofErr w:type="gramEnd"/>
             <w:r>
               <w:rPr>
                 <w:color w:val="BBBBBB"/>
@@ -10006,8 +10380,30 @@
               <w:rPr>
                 <w:color w:val="333333"/>
               </w:rPr>
-              <w:t xml:space="preserve"> lu_factor, lu_solve</w:t>
-            </w:r>
+              <w:t xml:space="preserve"> </w:t>
+            </w:r>
+            <w:proofErr w:type="spellStart"/>
+            <w:r>
+              <w:rPr>
+                <w:color w:val="333333"/>
+              </w:rPr>
+              <w:t>lu_factor</w:t>
+            </w:r>
+            <w:proofErr w:type="spellEnd"/>
+            <w:r>
+              <w:rPr>
+                <w:color w:val="333333"/>
+              </w:rPr>
+              <w:t xml:space="preserve">, </w:t>
+            </w:r>
+            <w:proofErr w:type="spellStart"/>
+            <w:r>
+              <w:rPr>
+                <w:color w:val="333333"/>
+              </w:rPr>
+              <w:t>lu_solve</w:t>
+            </w:r>
+            <w:proofErr w:type="spellEnd"/>
           </w:p>
           <w:p>
             <w:pPr>
@@ -10017,6 +10413,7 @@
                 <w:color w:val="333333"/>
               </w:rPr>
             </w:pPr>
+            <w:proofErr w:type="gramStart"/>
             <w:r>
               <w:rPr>
                 <w:b/>
@@ -10025,12 +10422,14 @@
               </w:rPr>
               <w:t>import</w:t>
             </w:r>
+            <w:proofErr w:type="gramEnd"/>
             <w:r>
               <w:rPr>
                 <w:color w:val="BBBBBB"/>
               </w:rPr>
               <w:t xml:space="preserve"> </w:t>
             </w:r>
+            <w:proofErr w:type="spellStart"/>
             <w:r>
               <w:rPr>
                 <w:b/>
@@ -10039,6 +10438,7 @@
               </w:rPr>
               <w:t>sympy</w:t>
             </w:r>
+            <w:proofErr w:type="spellEnd"/>
             <w:r>
               <w:rPr>
                 <w:color w:val="BBBBBB"/>
@@ -10059,6 +10459,7 @@
               </w:rPr>
               <w:t xml:space="preserve"> </w:t>
             </w:r>
+            <w:proofErr w:type="spellStart"/>
             <w:r>
               <w:rPr>
                 <w:b/>
@@ -10067,6 +10468,7 @@
               </w:rPr>
               <w:t>sp</w:t>
             </w:r>
+            <w:proofErr w:type="spellEnd"/>
           </w:p>
           <w:p>
             <w:pPr>
@@ -10090,6 +10492,8 @@
               </w:rPr>
               <w:t xml:space="preserve"> </w:t>
             </w:r>
+            <w:proofErr w:type="spellStart"/>
+            <w:proofErr w:type="gramStart"/>
             <w:r>
               <w:rPr>
                 <w:b/>
@@ -10098,6 +10502,8 @@
               </w:rPr>
               <w:t>scipy.integrate</w:t>
             </w:r>
+            <w:proofErr w:type="spellEnd"/>
+            <w:proofErr w:type="gramEnd"/>
             <w:r>
               <w:rPr>
                 <w:color w:val="BBBBBB"/>
@@ -10116,8 +10522,30 @@
               <w:rPr>
                 <w:color w:val="333333"/>
               </w:rPr>
-              <w:t xml:space="preserve"> solve_bvp, trapezoid, cumulative_trapezoid</w:t>
-            </w:r>
+              <w:t xml:space="preserve"> </w:t>
+            </w:r>
+            <w:proofErr w:type="spellStart"/>
+            <w:r>
+              <w:rPr>
+                <w:color w:val="333333"/>
+              </w:rPr>
+              <w:t>solve_bvp</w:t>
+            </w:r>
+            <w:proofErr w:type="spellEnd"/>
+            <w:r>
+              <w:rPr>
+                <w:color w:val="333333"/>
+              </w:rPr>
+              <w:t xml:space="preserve">, trapezoid, </w:t>
+            </w:r>
+            <w:proofErr w:type="spellStart"/>
+            <w:r>
+              <w:rPr>
+                <w:color w:val="333333"/>
+              </w:rPr>
+              <w:t>cumulative_trapezoid</w:t>
+            </w:r>
+            <w:proofErr w:type="spellEnd"/>
           </w:p>
         </w:tc>
       </w:tr>
@@ -10169,11 +10597,19 @@
                 <w:color w:val="333333"/>
               </w:rPr>
             </w:pPr>
-            <w:r>
-              <w:rPr>
-                <w:color w:val="333333"/>
-              </w:rPr>
-              <w:t xml:space="preserve">nu_inf = </w:t>
+            <w:proofErr w:type="spellStart"/>
+            <w:r>
+              <w:rPr>
+                <w:color w:val="333333"/>
+              </w:rPr>
+              <w:t>nu_inf</w:t>
+            </w:r>
+            <w:proofErr w:type="spellEnd"/>
+            <w:r>
+              <w:rPr>
+                <w:color w:val="333333"/>
+              </w:rPr>
+              <w:t xml:space="preserve"> = </w:t>
             </w:r>
             <w:r>
               <w:rPr>
@@ -10204,11 +10640,19 @@
                 <w:color w:val="333333"/>
               </w:rPr>
             </w:pPr>
-            <w:r>
-              <w:rPr>
-                <w:color w:val="333333"/>
-              </w:rPr>
-              <w:t xml:space="preserve">u_inf = </w:t>
+            <w:proofErr w:type="spellStart"/>
+            <w:r>
+              <w:rPr>
+                <w:color w:val="333333"/>
+              </w:rPr>
+              <w:t>u_inf</w:t>
+            </w:r>
+            <w:proofErr w:type="spellEnd"/>
+            <w:r>
+              <w:rPr>
+                <w:color w:val="333333"/>
+              </w:rPr>
+              <w:t xml:space="preserve"> = </w:t>
             </w:r>
             <w:r>
               <w:rPr>
@@ -10245,6 +10689,7 @@
               </w:rPr>
               <w:t xml:space="preserve">L = </w:t>
             </w:r>
+            <w:proofErr w:type="gramStart"/>
             <w:r>
               <w:rPr>
                 <w:b/>
@@ -10263,7 +10708,14 @@
               <w:rPr>
                 <w:color w:val="888888"/>
               </w:rPr>
-              <w:t>#(m)</w:t>
+              <w:t>#(</w:t>
+            </w:r>
+            <w:proofErr w:type="gramEnd"/>
+            <w:r>
+              <w:rPr>
+                <w:color w:val="888888"/>
+              </w:rPr>
+              <w:t>m)</w:t>
             </w:r>
           </w:p>
           <w:p>
@@ -10353,11 +10805,19 @@
                 <w:color w:val="333333"/>
               </w:rPr>
             </w:pPr>
-            <w:r>
-              <w:rPr>
-                <w:color w:val="333333"/>
-              </w:rPr>
-              <w:t xml:space="preserve">y_max = </w:t>
+            <w:proofErr w:type="spellStart"/>
+            <w:r>
+              <w:rPr>
+                <w:color w:val="333333"/>
+              </w:rPr>
+              <w:t>y_max</w:t>
+            </w:r>
+            <w:proofErr w:type="spellEnd"/>
+            <w:r>
+              <w:rPr>
+                <w:color w:val="333333"/>
+              </w:rPr>
+              <w:t xml:space="preserve"> = </w:t>
             </w:r>
             <w:r>
               <w:rPr>
@@ -10412,8 +10872,16 @@
               <w:rPr>
                 <w:color w:val="888888"/>
               </w:rPr>
-              <w:t>#stretch factor</w:t>
-            </w:r>
+              <w:t xml:space="preserve">#stretch </w:t>
+            </w:r>
+            <w:proofErr w:type="gramStart"/>
+            <w:r>
+              <w:rPr>
+                <w:color w:val="888888"/>
+              </w:rPr>
+              <w:t>factor</w:t>
+            </w:r>
+            <w:proofErr w:type="gramEnd"/>
           </w:p>
           <w:p>
             <w:pPr>
@@ -10465,7 +10933,21 @@
               <w:rPr>
                 <w:color w:val="333333"/>
               </w:rPr>
-              <w:t>*u_inf/</w:t>
+              <w:t>*</w:t>
+            </w:r>
+            <w:proofErr w:type="spellStart"/>
+            <w:r>
+              <w:rPr>
+                <w:color w:val="333333"/>
+              </w:rPr>
+              <w:t>u_inf</w:t>
+            </w:r>
+            <w:proofErr w:type="spellEnd"/>
+            <w:r>
+              <w:rPr>
+                <w:color w:val="333333"/>
+              </w:rPr>
+              <w:t>/</w:t>
             </w:r>
             <w:r>
               <w:rPr>
@@ -10479,7 +10961,21 @@
               <w:rPr>
                 <w:color w:val="333333"/>
               </w:rPr>
-              <w:t xml:space="preserve">/nu_inf </w:t>
+              <w:t>/</w:t>
+            </w:r>
+            <w:proofErr w:type="spellStart"/>
+            <w:r>
+              <w:rPr>
+                <w:color w:val="333333"/>
+              </w:rPr>
+              <w:t>nu_inf</w:t>
+            </w:r>
+            <w:proofErr w:type="spellEnd"/>
+            <w:r>
+              <w:rPr>
+                <w:color w:val="333333"/>
+              </w:rPr>
+              <w:t xml:space="preserve"> </w:t>
             </w:r>
             <w:r>
               <w:rPr>
@@ -10505,11 +11001,19 @@
                 <w:color w:val="333333"/>
               </w:rPr>
             </w:pPr>
-            <w:r>
-              <w:rPr>
-                <w:color w:val="333333"/>
-              </w:rPr>
-              <w:t xml:space="preserve">x_tot = </w:t>
+            <w:proofErr w:type="spellStart"/>
+            <w:r>
+              <w:rPr>
+                <w:color w:val="333333"/>
+              </w:rPr>
+              <w:t>x_tot</w:t>
+            </w:r>
+            <w:proofErr w:type="spellEnd"/>
+            <w:r>
+              <w:rPr>
+                <w:color w:val="333333"/>
+              </w:rPr>
+              <w:t xml:space="preserve"> = </w:t>
             </w:r>
             <w:r>
               <w:rPr>
@@ -10575,11 +11079,19 @@
                 <w:color w:val="333333"/>
               </w:rPr>
             </w:pPr>
-            <w:r>
-              <w:rPr>
-                <w:color w:val="333333"/>
-              </w:rPr>
-              <w:t xml:space="preserve">Nx = </w:t>
+            <w:proofErr w:type="spellStart"/>
+            <w:r>
+              <w:rPr>
+                <w:color w:val="333333"/>
+              </w:rPr>
+              <w:t>Nx</w:t>
+            </w:r>
+            <w:proofErr w:type="spellEnd"/>
+            <w:r>
+              <w:rPr>
+                <w:color w:val="333333"/>
+              </w:rPr>
+              <w:t xml:space="preserve"> = </w:t>
             </w:r>
             <w:r>
               <w:rPr>
@@ -10591,13 +11103,41 @@
               <w:rPr>
                 <w:color w:val="333333"/>
               </w:rPr>
-              <w:t xml:space="preserve">(x_tot/dx) </w:t>
+              <w:t>(</w:t>
+            </w:r>
+            <w:proofErr w:type="spellStart"/>
+            <w:r>
+              <w:rPr>
+                <w:color w:val="333333"/>
+              </w:rPr>
+              <w:t>x_tot</w:t>
+            </w:r>
+            <w:proofErr w:type="spellEnd"/>
+            <w:r>
+              <w:rPr>
+                <w:color w:val="333333"/>
+              </w:rPr>
+              <w:t>/</w:t>
+            </w:r>
+            <w:proofErr w:type="gramStart"/>
+            <w:r>
+              <w:rPr>
+                <w:color w:val="333333"/>
+              </w:rPr>
+              <w:t xml:space="preserve">dx) </w:t>
             </w:r>
             <w:r>
               <w:rPr>
                 <w:color w:val="888888"/>
               </w:rPr>
-              <w:t>#x partitions</w:t>
+              <w:t>#</w:t>
+            </w:r>
+            <w:proofErr w:type="gramEnd"/>
+            <w:r>
+              <w:rPr>
+                <w:color w:val="888888"/>
+              </w:rPr>
+              <w:t>x partitions</w:t>
             </w:r>
           </w:p>
           <w:p>
@@ -10617,11 +11157,19 @@
                 <w:color w:val="333333"/>
               </w:rPr>
             </w:pPr>
+            <w:proofErr w:type="gramStart"/>
             <w:r>
               <w:rPr>
                 <w:color w:val="888888"/>
               </w:rPr>
-              <w:t>#eta grid</w:t>
+              <w:t>#eta</w:t>
+            </w:r>
+            <w:proofErr w:type="gramEnd"/>
+            <w:r>
+              <w:rPr>
+                <w:color w:val="888888"/>
+              </w:rPr>
+              <w:t xml:space="preserve"> grid</w:t>
             </w:r>
           </w:p>
           <w:p>
@@ -10636,7 +11184,23 @@
               <w:rPr>
                 <w:color w:val="333333"/>
               </w:rPr>
-              <w:t>eta = np.linspace(</w:t>
+              <w:t xml:space="preserve">eta = </w:t>
+            </w:r>
+            <w:proofErr w:type="spellStart"/>
+            <w:proofErr w:type="gramStart"/>
+            <w:r>
+              <w:rPr>
+                <w:color w:val="333333"/>
+              </w:rPr>
+              <w:t>np.linspace</w:t>
+            </w:r>
+            <w:proofErr w:type="spellEnd"/>
+            <w:proofErr w:type="gramEnd"/>
+            <w:r>
+              <w:rPr>
+                <w:color w:val="333333"/>
+              </w:rPr>
+              <w:t>(</w:t>
             </w:r>
             <w:r>
               <w:rPr>
@@ -10675,12 +11239,28 @@
                 <w:color w:val="333333"/>
               </w:rPr>
             </w:pPr>
-            <w:r>
-              <w:rPr>
-                <w:color w:val="333333"/>
-              </w:rPr>
-              <w:t>d_eta = eta[</w:t>
-            </w:r>
+            <w:proofErr w:type="spellStart"/>
+            <w:r>
+              <w:rPr>
+                <w:color w:val="333333"/>
+              </w:rPr>
+              <w:t>d_eta</w:t>
+            </w:r>
+            <w:proofErr w:type="spellEnd"/>
+            <w:r>
+              <w:rPr>
+                <w:color w:val="333333"/>
+              </w:rPr>
+              <w:t xml:space="preserve"> = </w:t>
+            </w:r>
+            <w:proofErr w:type="gramStart"/>
+            <w:r>
+              <w:rPr>
+                <w:color w:val="333333"/>
+              </w:rPr>
+              <w:t>eta[</w:t>
+            </w:r>
+            <w:proofErr w:type="gramEnd"/>
             <w:r>
               <w:rPr>
                 <w:b/>
@@ -10693,8 +11273,16 @@
               <w:rPr>
                 <w:color w:val="333333"/>
               </w:rPr>
-              <w:t>] - eta[</w:t>
-            </w:r>
+              <w:t xml:space="preserve">] - </w:t>
+            </w:r>
+            <w:proofErr w:type="gramStart"/>
+            <w:r>
+              <w:rPr>
+                <w:color w:val="333333"/>
+              </w:rPr>
+              <w:t>eta[</w:t>
+            </w:r>
+            <w:proofErr w:type="gramEnd"/>
             <w:r>
               <w:rPr>
                 <w:b/>
@@ -10746,7 +11334,53 @@
               <w:rPr>
                 <w:color w:val="333333"/>
               </w:rPr>
-              <w:t>y = y_max*(np.sinh(s*eta)/np.sinh(s))</w:t>
+              <w:t xml:space="preserve">y = </w:t>
+            </w:r>
+            <w:proofErr w:type="spellStart"/>
+            <w:r>
+              <w:rPr>
+                <w:color w:val="333333"/>
+              </w:rPr>
+              <w:t>y_max</w:t>
+            </w:r>
+            <w:proofErr w:type="spellEnd"/>
+            <w:r>
+              <w:rPr>
+                <w:color w:val="333333"/>
+              </w:rPr>
+              <w:t>*(</w:t>
+            </w:r>
+            <w:proofErr w:type="spellStart"/>
+            <w:proofErr w:type="gramStart"/>
+            <w:r>
+              <w:rPr>
+                <w:color w:val="333333"/>
+              </w:rPr>
+              <w:t>np.sinh</w:t>
+            </w:r>
+            <w:proofErr w:type="spellEnd"/>
+            <w:proofErr w:type="gramEnd"/>
+            <w:r>
+              <w:rPr>
+                <w:color w:val="333333"/>
+              </w:rPr>
+              <w:t>(s*eta)/</w:t>
+            </w:r>
+            <w:proofErr w:type="spellStart"/>
+            <w:proofErr w:type="gramStart"/>
+            <w:r>
+              <w:rPr>
+                <w:color w:val="333333"/>
+              </w:rPr>
+              <w:t>np.sinh</w:t>
+            </w:r>
+            <w:proofErr w:type="spellEnd"/>
+            <w:proofErr w:type="gramEnd"/>
+            <w:r>
+              <w:rPr>
+                <w:color w:val="333333"/>
+              </w:rPr>
+              <w:t>(s))</w:t>
             </w:r>
           </w:p>
           <w:p>
@@ -10781,11 +11415,65 @@
                 <w:color w:val="333333"/>
               </w:rPr>
             </w:pPr>
-            <w:r>
-              <w:rPr>
-                <w:color w:val="333333"/>
-              </w:rPr>
-              <w:t>deta_dy = np.sinh(s)/(s*y_max*np.cosh(s*eta))</w:t>
+            <w:proofErr w:type="spellStart"/>
+            <w:r>
+              <w:rPr>
+                <w:color w:val="333333"/>
+              </w:rPr>
+              <w:t>deta_dy</w:t>
+            </w:r>
+            <w:proofErr w:type="spellEnd"/>
+            <w:r>
+              <w:rPr>
+                <w:color w:val="333333"/>
+              </w:rPr>
+              <w:t xml:space="preserve"> = </w:t>
+            </w:r>
+            <w:proofErr w:type="spellStart"/>
+            <w:proofErr w:type="gramStart"/>
+            <w:r>
+              <w:rPr>
+                <w:color w:val="333333"/>
+              </w:rPr>
+              <w:t>np.sinh</w:t>
+            </w:r>
+            <w:proofErr w:type="spellEnd"/>
+            <w:proofErr w:type="gramEnd"/>
+            <w:r>
+              <w:rPr>
+                <w:color w:val="333333"/>
+              </w:rPr>
+              <w:t>(s)/(s*</w:t>
+            </w:r>
+            <w:proofErr w:type="spellStart"/>
+            <w:r>
+              <w:rPr>
+                <w:color w:val="333333"/>
+              </w:rPr>
+              <w:t>y_max</w:t>
+            </w:r>
+            <w:proofErr w:type="spellEnd"/>
+            <w:r>
+              <w:rPr>
+                <w:color w:val="333333"/>
+              </w:rPr>
+              <w:t>*</w:t>
+            </w:r>
+            <w:proofErr w:type="spellStart"/>
+            <w:proofErr w:type="gramStart"/>
+            <w:r>
+              <w:rPr>
+                <w:color w:val="333333"/>
+              </w:rPr>
+              <w:t>np.cosh</w:t>
+            </w:r>
+            <w:proofErr w:type="spellEnd"/>
+            <w:proofErr w:type="gramEnd"/>
+            <w:r>
+              <w:rPr>
+                <w:color w:val="333333"/>
+              </w:rPr>
+              <w:t>(s*eta))</w:t>
             </w:r>
           </w:p>
           <w:p>
@@ -10800,7 +11488,37 @@
               <w:rPr>
                 <w:color w:val="333333"/>
               </w:rPr>
-              <w:t>d2eta_dy2 = -(np.sinh(s)**</w:t>
+              <w:t>d2eta_dy2 = -(</w:t>
+            </w:r>
+            <w:proofErr w:type="spellStart"/>
+            <w:proofErr w:type="gramStart"/>
+            <w:r>
+              <w:rPr>
+                <w:color w:val="333333"/>
+              </w:rPr>
+              <w:t>np.sinh</w:t>
+            </w:r>
+            <w:proofErr w:type="spellEnd"/>
+            <w:proofErr w:type="gramEnd"/>
+            <w:r>
+              <w:rPr>
+                <w:color w:val="333333"/>
+              </w:rPr>
+              <w:t>(</w:t>
+            </w:r>
+            <w:proofErr w:type="gramStart"/>
+            <w:r>
+              <w:rPr>
+                <w:color w:val="333333"/>
+              </w:rPr>
+              <w:t>s)*</w:t>
+            </w:r>
+            <w:proofErr w:type="gramEnd"/>
+            <w:r>
+              <w:rPr>
+                <w:color w:val="333333"/>
+              </w:rPr>
+              <w:t>*</w:t>
             </w:r>
             <w:r>
               <w:rPr>
@@ -10814,7 +11532,44 @@
               <w:rPr>
                 <w:color w:val="333333"/>
               </w:rPr>
-              <w:t>*np.sinh(s*eta))/(s*y_max**</w:t>
+              <w:t>*</w:t>
+            </w:r>
+            <w:proofErr w:type="spellStart"/>
+            <w:proofErr w:type="gramStart"/>
+            <w:r>
+              <w:rPr>
+                <w:color w:val="333333"/>
+              </w:rPr>
+              <w:t>np.sinh</w:t>
+            </w:r>
+            <w:proofErr w:type="spellEnd"/>
+            <w:proofErr w:type="gramEnd"/>
+            <w:r>
+              <w:rPr>
+                <w:color w:val="333333"/>
+              </w:rPr>
+              <w:t>(s*eta))/(s*</w:t>
+            </w:r>
+            <w:proofErr w:type="spellStart"/>
+            <w:r>
+              <w:rPr>
+                <w:color w:val="333333"/>
+              </w:rPr>
+              <w:t>y_max</w:t>
+            </w:r>
+            <w:proofErr w:type="spellEnd"/>
+            <w:r>
+              <w:rPr>
+                <w:color w:val="333333"/>
+              </w:rPr>
+              <w:t>*</w:t>
+            </w:r>
+            <w:proofErr w:type="gramStart"/>
+            <w:r>
+              <w:rPr>
+                <w:color w:val="333333"/>
+              </w:rPr>
+              <w:t>*</w:t>
             </w:r>
             <w:r>
               <w:rPr>
@@ -10824,11 +11579,42 @@
               </w:rPr>
               <w:t>2</w:t>
             </w:r>
-            <w:r>
-              <w:rPr>
-                <w:color w:val="333333"/>
-              </w:rPr>
-              <w:t>*np.cosh(s*eta)**</w:t>
+            <w:proofErr w:type="gramEnd"/>
+            <w:r>
+              <w:rPr>
+                <w:color w:val="333333"/>
+              </w:rPr>
+              <w:t>*</w:t>
+            </w:r>
+            <w:proofErr w:type="spellStart"/>
+            <w:proofErr w:type="gramStart"/>
+            <w:r>
+              <w:rPr>
+                <w:color w:val="333333"/>
+              </w:rPr>
+              <w:t>np.cosh</w:t>
+            </w:r>
+            <w:proofErr w:type="spellEnd"/>
+            <w:proofErr w:type="gramEnd"/>
+            <w:r>
+              <w:rPr>
+                <w:color w:val="333333"/>
+              </w:rPr>
+              <w:t>(s*</w:t>
+            </w:r>
+            <w:proofErr w:type="gramStart"/>
+            <w:r>
+              <w:rPr>
+                <w:color w:val="333333"/>
+              </w:rPr>
+              <w:t>eta)*</w:t>
+            </w:r>
+            <w:proofErr w:type="gramEnd"/>
+            <w:r>
+              <w:rPr>
+                <w:color w:val="333333"/>
+              </w:rPr>
+              <w:t>*</w:t>
             </w:r>
             <w:r>
               <w:rPr>
@@ -10884,7 +11670,6 @@
               <w:rPr>
                 <w:color w:val="888888"/>
               </w:rPr>
-              <w:lastRenderedPageBreak/>
               <w:t>#central diff, 4th order for interior points, 2nd order for boundary-adjacent points</w:t>
             </w:r>
           </w:p>
@@ -10896,11 +11681,36 @@
                 <w:color w:val="333333"/>
               </w:rPr>
             </w:pPr>
-            <w:r>
-              <w:rPr>
-                <w:color w:val="333333"/>
-              </w:rPr>
-              <w:t>du_deta = np.zeros((Ny, Ny))</w:t>
+            <w:proofErr w:type="spellStart"/>
+            <w:r>
+              <w:rPr>
+                <w:color w:val="333333"/>
+              </w:rPr>
+              <w:lastRenderedPageBreak/>
+              <w:t>du_deta</w:t>
+            </w:r>
+            <w:proofErr w:type="spellEnd"/>
+            <w:r>
+              <w:rPr>
+                <w:color w:val="333333"/>
+              </w:rPr>
+              <w:t xml:space="preserve"> = </w:t>
+            </w:r>
+            <w:proofErr w:type="spellStart"/>
+            <w:proofErr w:type="gramStart"/>
+            <w:r>
+              <w:rPr>
+                <w:color w:val="333333"/>
+              </w:rPr>
+              <w:t>np.zeros</w:t>
+            </w:r>
+            <w:proofErr w:type="spellEnd"/>
+            <w:proofErr w:type="gramEnd"/>
+            <w:r>
+              <w:rPr>
+                <w:color w:val="333333"/>
+              </w:rPr>
+              <w:t>((Ny, Ny))</w:t>
             </w:r>
           </w:p>
           <w:p>
@@ -10915,7 +11725,23 @@
               <w:rPr>
                 <w:color w:val="333333"/>
               </w:rPr>
-              <w:t>d2u_deta2 = np.zeros((Ny, Ny))</w:t>
+              <w:t xml:space="preserve">d2u_deta2 = </w:t>
+            </w:r>
+            <w:proofErr w:type="spellStart"/>
+            <w:proofErr w:type="gramStart"/>
+            <w:r>
+              <w:rPr>
+                <w:color w:val="333333"/>
+              </w:rPr>
+              <w:t>np.zeros</w:t>
+            </w:r>
+            <w:proofErr w:type="spellEnd"/>
+            <w:proofErr w:type="gramEnd"/>
+            <w:r>
+              <w:rPr>
+                <w:color w:val="333333"/>
+              </w:rPr>
+              <w:t>((Ny, Ny))</w:t>
             </w:r>
           </w:p>
           <w:p>
@@ -10947,7 +11773,21 @@
               <w:rPr>
                 <w:color w:val="333333"/>
               </w:rPr>
-              <w:t xml:space="preserve"> i </w:t>
+              <w:t xml:space="preserve"> </w:t>
+            </w:r>
+            <w:proofErr w:type="spellStart"/>
+            <w:r>
+              <w:rPr>
+                <w:color w:val="333333"/>
+              </w:rPr>
+              <w:t>i</w:t>
+            </w:r>
+            <w:proofErr w:type="spellEnd"/>
+            <w:r>
+              <w:rPr>
+                <w:color w:val="333333"/>
+              </w:rPr>
+              <w:t xml:space="preserve"> </w:t>
             </w:r>
             <w:r>
               <w:rPr>
@@ -10963,6 +11803,7 @@
               </w:rPr>
               <w:t xml:space="preserve"> </w:t>
             </w:r>
+            <w:proofErr w:type="gramStart"/>
             <w:r>
               <w:rPr>
                 <w:color w:val="007020"/>
@@ -10975,6 +11816,7 @@
               </w:rPr>
               <w:t>(</w:t>
             </w:r>
+            <w:proofErr w:type="gramEnd"/>
             <w:r>
               <w:rPr>
                 <w:b/>
@@ -11030,7 +11872,21 @@
               <w:rPr>
                 <w:color w:val="333333"/>
               </w:rPr>
-              <w:t xml:space="preserve"> i == </w:t>
+              <w:t xml:space="preserve"> </w:t>
+            </w:r>
+            <w:proofErr w:type="spellStart"/>
+            <w:r>
+              <w:rPr>
+                <w:color w:val="333333"/>
+              </w:rPr>
+              <w:t>i</w:t>
+            </w:r>
+            <w:proofErr w:type="spellEnd"/>
+            <w:r>
+              <w:rPr>
+                <w:color w:val="333333"/>
+              </w:rPr>
+              <w:t xml:space="preserve"> == </w:t>
             </w:r>
             <w:r>
               <w:rPr>
@@ -11058,7 +11914,21 @@
               <w:rPr>
                 <w:color w:val="333333"/>
               </w:rPr>
-              <w:t xml:space="preserve"> i == Ny - </w:t>
+              <w:t xml:space="preserve"> </w:t>
+            </w:r>
+            <w:proofErr w:type="spellStart"/>
+            <w:r>
+              <w:rPr>
+                <w:color w:val="333333"/>
+              </w:rPr>
+              <w:t>i</w:t>
+            </w:r>
+            <w:proofErr w:type="spellEnd"/>
+            <w:r>
+              <w:rPr>
+                <w:color w:val="333333"/>
+              </w:rPr>
+              <w:t xml:space="preserve"> == Ny - </w:t>
             </w:r>
             <w:r>
               <w:rPr>
@@ -11093,7 +11963,21 @@
               <w:rPr>
                 <w:color w:val="888888"/>
               </w:rPr>
-              <w:t>#2nd order cd, for boundary-adjacent points</w:t>
+              <w:t xml:space="preserve">#2nd order </w:t>
+            </w:r>
+            <w:proofErr w:type="gramStart"/>
+            <w:r>
+              <w:rPr>
+                <w:color w:val="888888"/>
+              </w:rPr>
+              <w:t>cd</w:t>
+            </w:r>
+            <w:proofErr w:type="gramEnd"/>
+            <w:r>
+              <w:rPr>
+                <w:color w:val="888888"/>
+              </w:rPr>
+              <w:t>, for boundary-adjacent points</w:t>
             </w:r>
           </w:p>
           <w:p>
@@ -11108,7 +11992,43 @@
               <w:rPr>
                 <w:color w:val="333333"/>
               </w:rPr>
-              <w:t xml:space="preserve">        du_deta[i, i-</w:t>
+              <w:t xml:space="preserve">        </w:t>
+            </w:r>
+            <w:proofErr w:type="spellStart"/>
+            <w:r>
+              <w:rPr>
+                <w:color w:val="333333"/>
+              </w:rPr>
+              <w:t>du_</w:t>
+            </w:r>
+            <w:proofErr w:type="gramStart"/>
+            <w:r>
+              <w:rPr>
+                <w:color w:val="333333"/>
+              </w:rPr>
+              <w:t>deta</w:t>
+            </w:r>
+            <w:proofErr w:type="spellEnd"/>
+            <w:r>
+              <w:rPr>
+                <w:color w:val="333333"/>
+              </w:rPr>
+              <w:t>[</w:t>
+            </w:r>
+            <w:proofErr w:type="spellStart"/>
+            <w:proofErr w:type="gramEnd"/>
+            <w:r>
+              <w:rPr>
+                <w:color w:val="333333"/>
+              </w:rPr>
+              <w:t>i</w:t>
+            </w:r>
+            <w:proofErr w:type="spellEnd"/>
+            <w:r>
+              <w:rPr>
+                <w:color w:val="333333"/>
+              </w:rPr>
+              <w:t>, i-</w:t>
             </w:r>
             <w:r>
               <w:rPr>
@@ -11150,7 +12070,21 @@
               <w:rPr>
                 <w:color w:val="333333"/>
               </w:rPr>
-              <w:t xml:space="preserve">*d_eta) </w:t>
+              <w:t>*</w:t>
+            </w:r>
+            <w:proofErr w:type="spellStart"/>
+            <w:r>
+              <w:rPr>
+                <w:color w:val="333333"/>
+              </w:rPr>
+              <w:t>d_eta</w:t>
+            </w:r>
+            <w:proofErr w:type="spellEnd"/>
+            <w:r>
+              <w:rPr>
+                <w:color w:val="333333"/>
+              </w:rPr>
+              <w:t xml:space="preserve">) </w:t>
             </w:r>
           </w:p>
           <w:p>
@@ -11165,7 +12099,43 @@
               <w:rPr>
                 <w:color w:val="333333"/>
               </w:rPr>
-              <w:t xml:space="preserve">        du_deta[i, i+</w:t>
+              <w:t xml:space="preserve">        </w:t>
+            </w:r>
+            <w:proofErr w:type="spellStart"/>
+            <w:r>
+              <w:rPr>
+                <w:color w:val="333333"/>
+              </w:rPr>
+              <w:t>du_</w:t>
+            </w:r>
+            <w:proofErr w:type="gramStart"/>
+            <w:r>
+              <w:rPr>
+                <w:color w:val="333333"/>
+              </w:rPr>
+              <w:t>deta</w:t>
+            </w:r>
+            <w:proofErr w:type="spellEnd"/>
+            <w:r>
+              <w:rPr>
+                <w:color w:val="333333"/>
+              </w:rPr>
+              <w:t>[</w:t>
+            </w:r>
+            <w:proofErr w:type="spellStart"/>
+            <w:proofErr w:type="gramEnd"/>
+            <w:r>
+              <w:rPr>
+                <w:color w:val="333333"/>
+              </w:rPr>
+              <w:t>i</w:t>
+            </w:r>
+            <w:proofErr w:type="spellEnd"/>
+            <w:r>
+              <w:rPr>
+                <w:color w:val="333333"/>
+              </w:rPr>
+              <w:t>, i+</w:t>
             </w:r>
             <w:r>
               <w:rPr>
@@ -11207,7 +12177,21 @@
               <w:rPr>
                 <w:color w:val="333333"/>
               </w:rPr>
-              <w:t>*d_eta)</w:t>
+              <w:t>*</w:t>
+            </w:r>
+            <w:proofErr w:type="spellStart"/>
+            <w:r>
+              <w:rPr>
+                <w:color w:val="333333"/>
+              </w:rPr>
+              <w:t>d_eta</w:t>
+            </w:r>
+            <w:proofErr w:type="spellEnd"/>
+            <w:r>
+              <w:rPr>
+                <w:color w:val="333333"/>
+              </w:rPr>
+              <w:t>)</w:t>
             </w:r>
           </w:p>
           <w:p>
@@ -11237,7 +12221,21 @@
               <w:rPr>
                 <w:color w:val="333333"/>
               </w:rPr>
-              <w:t xml:space="preserve">        d2u_deta2[i, i-</w:t>
+              <w:t xml:space="preserve">        d2u_deta2[</w:t>
+            </w:r>
+            <w:proofErr w:type="spellStart"/>
+            <w:r>
+              <w:rPr>
+                <w:color w:val="333333"/>
+              </w:rPr>
+              <w:t>i</w:t>
+            </w:r>
+            <w:proofErr w:type="spellEnd"/>
+            <w:r>
+              <w:rPr>
+                <w:color w:val="333333"/>
+              </w:rPr>
+              <w:t>, i-</w:t>
             </w:r>
             <w:r>
               <w:rPr>
@@ -11265,7 +12263,21 @@
               <w:rPr>
                 <w:color w:val="333333"/>
               </w:rPr>
-              <w:t>/d_eta**</w:t>
+              <w:t>/</w:t>
+            </w:r>
+            <w:proofErr w:type="spellStart"/>
+            <w:r>
+              <w:rPr>
+                <w:color w:val="333333"/>
+              </w:rPr>
+              <w:t>d_eta</w:t>
+            </w:r>
+            <w:proofErr w:type="spellEnd"/>
+            <w:r>
+              <w:rPr>
+                <w:color w:val="333333"/>
+              </w:rPr>
+              <w:t>**</w:t>
             </w:r>
             <w:r>
               <w:rPr>
@@ -11288,7 +12300,21 @@
               <w:rPr>
                 <w:color w:val="333333"/>
               </w:rPr>
-              <w:t xml:space="preserve">        d2u_deta2[i, i] = -</w:t>
+              <w:t xml:space="preserve">        d2u_deta2[</w:t>
+            </w:r>
+            <w:proofErr w:type="spellStart"/>
+            <w:r>
+              <w:rPr>
+                <w:color w:val="333333"/>
+              </w:rPr>
+              <w:t>i</w:t>
+            </w:r>
+            <w:proofErr w:type="spellEnd"/>
+            <w:r>
+              <w:rPr>
+                <w:color w:val="333333"/>
+              </w:rPr>
+              <w:t>, i] = -</w:t>
             </w:r>
             <w:r>
               <w:rPr>
@@ -11302,7 +12328,21 @@
               <w:rPr>
                 <w:color w:val="333333"/>
               </w:rPr>
-              <w:t>/d_eta**</w:t>
+              <w:t>/</w:t>
+            </w:r>
+            <w:proofErr w:type="spellStart"/>
+            <w:r>
+              <w:rPr>
+                <w:color w:val="333333"/>
+              </w:rPr>
+              <w:t>d_eta</w:t>
+            </w:r>
+            <w:proofErr w:type="spellEnd"/>
+            <w:r>
+              <w:rPr>
+                <w:color w:val="333333"/>
+              </w:rPr>
+              <w:t>**</w:t>
             </w:r>
             <w:r>
               <w:rPr>
@@ -11325,7 +12365,21 @@
               <w:rPr>
                 <w:color w:val="333333"/>
               </w:rPr>
-              <w:t xml:space="preserve">        d2u_deta2[i, i+</w:t>
+              <w:t xml:space="preserve">        d2u_deta2[</w:t>
+            </w:r>
+            <w:proofErr w:type="spellStart"/>
+            <w:r>
+              <w:rPr>
+                <w:color w:val="333333"/>
+              </w:rPr>
+              <w:t>i</w:t>
+            </w:r>
+            <w:proofErr w:type="spellEnd"/>
+            <w:r>
+              <w:rPr>
+                <w:color w:val="333333"/>
+              </w:rPr>
+              <w:t>, i+</w:t>
             </w:r>
             <w:r>
               <w:rPr>
@@ -11353,7 +12407,21 @@
               <w:rPr>
                 <w:color w:val="333333"/>
               </w:rPr>
-              <w:t>/d_eta**</w:t>
+              <w:t>/</w:t>
+            </w:r>
+            <w:proofErr w:type="spellStart"/>
+            <w:r>
+              <w:rPr>
+                <w:color w:val="333333"/>
+              </w:rPr>
+              <w:t>d_eta</w:t>
+            </w:r>
+            <w:proofErr w:type="spellEnd"/>
+            <w:r>
+              <w:rPr>
+                <w:color w:val="333333"/>
+              </w:rPr>
+              <w:t>**</w:t>
             </w:r>
             <w:r>
               <w:rPr>
@@ -11411,7 +12479,21 @@
               <w:rPr>
                 <w:color w:val="888888"/>
               </w:rPr>
-              <w:t>#4th order cd, for interior points</w:t>
+              <w:t xml:space="preserve">#4th order </w:t>
+            </w:r>
+            <w:proofErr w:type="gramStart"/>
+            <w:r>
+              <w:rPr>
+                <w:color w:val="888888"/>
+              </w:rPr>
+              <w:t>cd</w:t>
+            </w:r>
+            <w:proofErr w:type="gramEnd"/>
+            <w:r>
+              <w:rPr>
+                <w:color w:val="888888"/>
+              </w:rPr>
+              <w:t>, for interior points</w:t>
             </w:r>
           </w:p>
           <w:p>
@@ -11426,7 +12508,43 @@
               <w:rPr>
                 <w:color w:val="333333"/>
               </w:rPr>
-              <w:t xml:space="preserve">        du_deta[i, i-</w:t>
+              <w:t xml:space="preserve">        </w:t>
+            </w:r>
+            <w:proofErr w:type="spellStart"/>
+            <w:r>
+              <w:rPr>
+                <w:color w:val="333333"/>
+              </w:rPr>
+              <w:t>du_</w:t>
+            </w:r>
+            <w:proofErr w:type="gramStart"/>
+            <w:r>
+              <w:rPr>
+                <w:color w:val="333333"/>
+              </w:rPr>
+              <w:t>deta</w:t>
+            </w:r>
+            <w:proofErr w:type="spellEnd"/>
+            <w:r>
+              <w:rPr>
+                <w:color w:val="333333"/>
+              </w:rPr>
+              <w:t>[</w:t>
+            </w:r>
+            <w:proofErr w:type="spellStart"/>
+            <w:proofErr w:type="gramEnd"/>
+            <w:r>
+              <w:rPr>
+                <w:color w:val="333333"/>
+              </w:rPr>
+              <w:t>i</w:t>
+            </w:r>
+            <w:proofErr w:type="spellEnd"/>
+            <w:r>
+              <w:rPr>
+                <w:color w:val="333333"/>
+              </w:rPr>
+              <w:t>, i-</w:t>
             </w:r>
             <w:r>
               <w:rPr>
@@ -11468,7 +12586,21 @@
               <w:rPr>
                 <w:color w:val="333333"/>
               </w:rPr>
-              <w:t>*d_eta)</w:t>
+              <w:t>*</w:t>
+            </w:r>
+            <w:proofErr w:type="spellStart"/>
+            <w:r>
+              <w:rPr>
+                <w:color w:val="333333"/>
+              </w:rPr>
+              <w:t>d_eta</w:t>
+            </w:r>
+            <w:proofErr w:type="spellEnd"/>
+            <w:r>
+              <w:rPr>
+                <w:color w:val="333333"/>
+              </w:rPr>
+              <w:t>)</w:t>
             </w:r>
           </w:p>
           <w:p>
@@ -11483,7 +12615,43 @@
               <w:rPr>
                 <w:color w:val="333333"/>
               </w:rPr>
-              <w:t xml:space="preserve">        du_deta[i, i-</w:t>
+              <w:t xml:space="preserve">        </w:t>
+            </w:r>
+            <w:proofErr w:type="spellStart"/>
+            <w:r>
+              <w:rPr>
+                <w:color w:val="333333"/>
+              </w:rPr>
+              <w:t>du_</w:t>
+            </w:r>
+            <w:proofErr w:type="gramStart"/>
+            <w:r>
+              <w:rPr>
+                <w:color w:val="333333"/>
+              </w:rPr>
+              <w:t>deta</w:t>
+            </w:r>
+            <w:proofErr w:type="spellEnd"/>
+            <w:r>
+              <w:rPr>
+                <w:color w:val="333333"/>
+              </w:rPr>
+              <w:t>[</w:t>
+            </w:r>
+            <w:proofErr w:type="spellStart"/>
+            <w:proofErr w:type="gramEnd"/>
+            <w:r>
+              <w:rPr>
+                <w:color w:val="333333"/>
+              </w:rPr>
+              <w:t>i</w:t>
+            </w:r>
+            <w:proofErr w:type="spellEnd"/>
+            <w:r>
+              <w:rPr>
+                <w:color w:val="333333"/>
+              </w:rPr>
+              <w:t>, i-</w:t>
             </w:r>
             <w:r>
               <w:rPr>
@@ -11525,7 +12693,21 @@
               <w:rPr>
                 <w:color w:val="333333"/>
               </w:rPr>
-              <w:t>*d_eta)</w:t>
+              <w:t>*</w:t>
+            </w:r>
+            <w:proofErr w:type="spellStart"/>
+            <w:r>
+              <w:rPr>
+                <w:color w:val="333333"/>
+              </w:rPr>
+              <w:t>d_eta</w:t>
+            </w:r>
+            <w:proofErr w:type="spellEnd"/>
+            <w:r>
+              <w:rPr>
+                <w:color w:val="333333"/>
+              </w:rPr>
+              <w:t>)</w:t>
             </w:r>
           </w:p>
           <w:p>
@@ -11540,7 +12722,43 @@
               <w:rPr>
                 <w:color w:val="333333"/>
               </w:rPr>
-              <w:t xml:space="preserve">        du_deta[i, i+</w:t>
+              <w:t xml:space="preserve">        </w:t>
+            </w:r>
+            <w:proofErr w:type="spellStart"/>
+            <w:r>
+              <w:rPr>
+                <w:color w:val="333333"/>
+              </w:rPr>
+              <w:t>du_</w:t>
+            </w:r>
+            <w:proofErr w:type="gramStart"/>
+            <w:r>
+              <w:rPr>
+                <w:color w:val="333333"/>
+              </w:rPr>
+              <w:t>deta</w:t>
+            </w:r>
+            <w:proofErr w:type="spellEnd"/>
+            <w:r>
+              <w:rPr>
+                <w:color w:val="333333"/>
+              </w:rPr>
+              <w:t>[</w:t>
+            </w:r>
+            <w:proofErr w:type="spellStart"/>
+            <w:proofErr w:type="gramEnd"/>
+            <w:r>
+              <w:rPr>
+                <w:color w:val="333333"/>
+              </w:rPr>
+              <w:t>i</w:t>
+            </w:r>
+            <w:proofErr w:type="spellEnd"/>
+            <w:r>
+              <w:rPr>
+                <w:color w:val="333333"/>
+              </w:rPr>
+              <w:t>, i+</w:t>
             </w:r>
             <w:r>
               <w:rPr>
@@ -11582,7 +12800,21 @@
               <w:rPr>
                 <w:color w:val="333333"/>
               </w:rPr>
-              <w:t>*d_eta)</w:t>
+              <w:t>*</w:t>
+            </w:r>
+            <w:proofErr w:type="spellStart"/>
+            <w:r>
+              <w:rPr>
+                <w:color w:val="333333"/>
+              </w:rPr>
+              <w:t>d_eta</w:t>
+            </w:r>
+            <w:proofErr w:type="spellEnd"/>
+            <w:r>
+              <w:rPr>
+                <w:color w:val="333333"/>
+              </w:rPr>
+              <w:t>)</w:t>
             </w:r>
           </w:p>
           <w:p>
@@ -11597,7 +12829,43 @@
               <w:rPr>
                 <w:color w:val="333333"/>
               </w:rPr>
-              <w:t xml:space="preserve">        du_deta[i, i+</w:t>
+              <w:t xml:space="preserve">        </w:t>
+            </w:r>
+            <w:proofErr w:type="spellStart"/>
+            <w:r>
+              <w:rPr>
+                <w:color w:val="333333"/>
+              </w:rPr>
+              <w:t>du_</w:t>
+            </w:r>
+            <w:proofErr w:type="gramStart"/>
+            <w:r>
+              <w:rPr>
+                <w:color w:val="333333"/>
+              </w:rPr>
+              <w:t>deta</w:t>
+            </w:r>
+            <w:proofErr w:type="spellEnd"/>
+            <w:r>
+              <w:rPr>
+                <w:color w:val="333333"/>
+              </w:rPr>
+              <w:t>[</w:t>
+            </w:r>
+            <w:proofErr w:type="spellStart"/>
+            <w:proofErr w:type="gramEnd"/>
+            <w:r>
+              <w:rPr>
+                <w:color w:val="333333"/>
+              </w:rPr>
+              <w:t>i</w:t>
+            </w:r>
+            <w:proofErr w:type="spellEnd"/>
+            <w:r>
+              <w:rPr>
+                <w:color w:val="333333"/>
+              </w:rPr>
+              <w:t>, i+</w:t>
             </w:r>
             <w:r>
               <w:rPr>
@@ -11639,7 +12907,21 @@
               <w:rPr>
                 <w:color w:val="333333"/>
               </w:rPr>
-              <w:t>*d_eta)</w:t>
+              <w:t>*</w:t>
+            </w:r>
+            <w:proofErr w:type="spellStart"/>
+            <w:r>
+              <w:rPr>
+                <w:color w:val="333333"/>
+              </w:rPr>
+              <w:t>d_eta</w:t>
+            </w:r>
+            <w:proofErr w:type="spellEnd"/>
+            <w:r>
+              <w:rPr>
+                <w:color w:val="333333"/>
+              </w:rPr>
+              <w:t>)</w:t>
             </w:r>
           </w:p>
           <w:p>
@@ -11669,7 +12951,21 @@
               <w:rPr>
                 <w:color w:val="333333"/>
               </w:rPr>
-              <w:t xml:space="preserve">        d2u_deta2[i, i-</w:t>
+              <w:t xml:space="preserve">        d2u_deta2[</w:t>
+            </w:r>
+            <w:proofErr w:type="spellStart"/>
+            <w:r>
+              <w:rPr>
+                <w:color w:val="333333"/>
+              </w:rPr>
+              <w:t>i</w:t>
+            </w:r>
+            <w:proofErr w:type="spellEnd"/>
+            <w:r>
+              <w:rPr>
+                <w:color w:val="333333"/>
+              </w:rPr>
+              <w:t>, i-</w:t>
             </w:r>
             <w:r>
               <w:rPr>
@@ -11711,8 +13007,30 @@
               <w:rPr>
                 <w:color w:val="333333"/>
               </w:rPr>
-              <w:t>*d_eta**</w:t>
-            </w:r>
+              <w:t>*</w:t>
+            </w:r>
+            <w:proofErr w:type="spellStart"/>
+            <w:r>
+              <w:rPr>
+                <w:color w:val="333333"/>
+              </w:rPr>
+              <w:t>d_</w:t>
+            </w:r>
+            <w:proofErr w:type="gramStart"/>
+            <w:r>
+              <w:rPr>
+                <w:color w:val="333333"/>
+              </w:rPr>
+              <w:t>eta</w:t>
+            </w:r>
+            <w:proofErr w:type="spellEnd"/>
+            <w:r>
+              <w:rPr>
+                <w:color w:val="333333"/>
+              </w:rPr>
+              <w:t>**</w:t>
+            </w:r>
+            <w:proofErr w:type="gramEnd"/>
             <w:r>
               <w:rPr>
                 <w:b/>
@@ -11740,7 +13058,21 @@
               <w:rPr>
                 <w:color w:val="333333"/>
               </w:rPr>
-              <w:t xml:space="preserve">        d2u_deta2[i, i-</w:t>
+              <w:t xml:space="preserve">        d2u_deta2[</w:t>
+            </w:r>
+            <w:proofErr w:type="spellStart"/>
+            <w:r>
+              <w:rPr>
+                <w:color w:val="333333"/>
+              </w:rPr>
+              <w:t>i</w:t>
+            </w:r>
+            <w:proofErr w:type="spellEnd"/>
+            <w:r>
+              <w:rPr>
+                <w:color w:val="333333"/>
+              </w:rPr>
+              <w:t>, i-</w:t>
             </w:r>
             <w:r>
               <w:rPr>
@@ -11782,8 +13114,30 @@
               <w:rPr>
                 <w:color w:val="333333"/>
               </w:rPr>
-              <w:t>*d_eta**</w:t>
-            </w:r>
+              <w:t>*</w:t>
+            </w:r>
+            <w:proofErr w:type="spellStart"/>
+            <w:r>
+              <w:rPr>
+                <w:color w:val="333333"/>
+              </w:rPr>
+              <w:t>d_</w:t>
+            </w:r>
+            <w:proofErr w:type="gramStart"/>
+            <w:r>
+              <w:rPr>
+                <w:color w:val="333333"/>
+              </w:rPr>
+              <w:t>eta</w:t>
+            </w:r>
+            <w:proofErr w:type="spellEnd"/>
+            <w:r>
+              <w:rPr>
+                <w:color w:val="333333"/>
+              </w:rPr>
+              <w:t>**</w:t>
+            </w:r>
+            <w:proofErr w:type="gramEnd"/>
             <w:r>
               <w:rPr>
                 <w:b/>
@@ -11811,7 +13165,21 @@
               <w:rPr>
                 <w:color w:val="333333"/>
               </w:rPr>
-              <w:t xml:space="preserve">        d2u_deta2[i, i] = -</w:t>
+              <w:t xml:space="preserve">        d2u_deta2[</w:t>
+            </w:r>
+            <w:proofErr w:type="spellStart"/>
+            <w:r>
+              <w:rPr>
+                <w:color w:val="333333"/>
+              </w:rPr>
+              <w:t>i</w:t>
+            </w:r>
+            <w:proofErr w:type="spellEnd"/>
+            <w:r>
+              <w:rPr>
+                <w:color w:val="333333"/>
+              </w:rPr>
+              <w:t>, i] = -</w:t>
             </w:r>
             <w:r>
               <w:rPr>
@@ -11839,7 +13207,21 @@
               <w:rPr>
                 <w:color w:val="333333"/>
               </w:rPr>
-              <w:t>*d_eta**</w:t>
+              <w:t>*</w:t>
+            </w:r>
+            <w:proofErr w:type="spellStart"/>
+            <w:r>
+              <w:rPr>
+                <w:color w:val="333333"/>
+              </w:rPr>
+              <w:t>d_eta</w:t>
+            </w:r>
+            <w:proofErr w:type="spellEnd"/>
+            <w:r>
+              <w:rPr>
+                <w:color w:val="333333"/>
+              </w:rPr>
+              <w:t>**</w:t>
             </w:r>
             <w:r>
               <w:rPr>
@@ -11868,7 +13250,21 @@
               <w:rPr>
                 <w:color w:val="333333"/>
               </w:rPr>
-              <w:t xml:space="preserve">        d2u_deta2[i, i+</w:t>
+              <w:t xml:space="preserve">        d2u_deta2[</w:t>
+            </w:r>
+            <w:proofErr w:type="spellStart"/>
+            <w:r>
+              <w:rPr>
+                <w:color w:val="333333"/>
+              </w:rPr>
+              <w:t>i</w:t>
+            </w:r>
+            <w:proofErr w:type="spellEnd"/>
+            <w:r>
+              <w:rPr>
+                <w:color w:val="333333"/>
+              </w:rPr>
+              <w:t>, i+</w:t>
             </w:r>
             <w:r>
               <w:rPr>
@@ -11910,8 +13306,30 @@
               <w:rPr>
                 <w:color w:val="333333"/>
               </w:rPr>
-              <w:t>*d_eta**</w:t>
-            </w:r>
+              <w:t>*</w:t>
+            </w:r>
+            <w:proofErr w:type="spellStart"/>
+            <w:r>
+              <w:rPr>
+                <w:color w:val="333333"/>
+              </w:rPr>
+              <w:t>d_</w:t>
+            </w:r>
+            <w:proofErr w:type="gramStart"/>
+            <w:r>
+              <w:rPr>
+                <w:color w:val="333333"/>
+              </w:rPr>
+              <w:t>eta</w:t>
+            </w:r>
+            <w:proofErr w:type="spellEnd"/>
+            <w:r>
+              <w:rPr>
+                <w:color w:val="333333"/>
+              </w:rPr>
+              <w:t>**</w:t>
+            </w:r>
+            <w:proofErr w:type="gramEnd"/>
             <w:r>
               <w:rPr>
                 <w:b/>
@@ -11939,7 +13357,21 @@
               <w:rPr>
                 <w:color w:val="333333"/>
               </w:rPr>
-              <w:t xml:space="preserve">        d2u_deta2[i, i+</w:t>
+              <w:t xml:space="preserve">        d2u_deta2[</w:t>
+            </w:r>
+            <w:proofErr w:type="spellStart"/>
+            <w:r>
+              <w:rPr>
+                <w:color w:val="333333"/>
+              </w:rPr>
+              <w:t>i</w:t>
+            </w:r>
+            <w:proofErr w:type="spellEnd"/>
+            <w:r>
+              <w:rPr>
+                <w:color w:val="333333"/>
+              </w:rPr>
+              <w:t>, i+</w:t>
             </w:r>
             <w:r>
               <w:rPr>
@@ -11981,7 +13413,21 @@
               <w:rPr>
                 <w:color w:val="333333"/>
               </w:rPr>
-              <w:t>*d_eta**</w:t>
+              <w:t>*</w:t>
+            </w:r>
+            <w:proofErr w:type="spellStart"/>
+            <w:r>
+              <w:rPr>
+                <w:color w:val="333333"/>
+              </w:rPr>
+              <w:t>d_eta</w:t>
+            </w:r>
+            <w:proofErr w:type="spellEnd"/>
+            <w:r>
+              <w:rPr>
+                <w:color w:val="333333"/>
+              </w:rPr>
+              <w:t>**</w:t>
             </w:r>
             <w:r>
               <w:rPr>
@@ -12037,13 +13483,43 @@
               <w:rPr>
                 <w:color w:val="333333"/>
               </w:rPr>
-              <w:t xml:space="preserve">u = np.zeros(Ny) </w:t>
+              <w:t xml:space="preserve">u = </w:t>
+            </w:r>
+            <w:proofErr w:type="spellStart"/>
+            <w:proofErr w:type="gramStart"/>
+            <w:r>
+              <w:rPr>
+                <w:color w:val="333333"/>
+              </w:rPr>
+              <w:t>np.zeros</w:t>
+            </w:r>
+            <w:proofErr w:type="spellEnd"/>
+            <w:proofErr w:type="gramEnd"/>
+            <w:r>
+              <w:rPr>
+                <w:color w:val="333333"/>
+              </w:rPr>
+              <w:t>(</w:t>
+            </w:r>
+            <w:proofErr w:type="gramStart"/>
+            <w:r>
+              <w:rPr>
+                <w:color w:val="333333"/>
+              </w:rPr>
+              <w:t xml:space="preserve">Ny) </w:t>
             </w:r>
             <w:r>
               <w:rPr>
                 <w:color w:val="888888"/>
               </w:rPr>
-              <w:t>#init u</w:t>
+              <w:t>#</w:t>
+            </w:r>
+            <w:proofErr w:type="gramEnd"/>
+            <w:r>
+              <w:rPr>
+                <w:color w:val="888888"/>
+              </w:rPr>
+              <w:t>init u</w:t>
             </w:r>
           </w:p>
           <w:p>
@@ -12058,13 +13534,43 @@
               <w:rPr>
                 <w:color w:val="333333"/>
               </w:rPr>
-              <w:t xml:space="preserve">v = np.zeros(Ny) </w:t>
+              <w:t xml:space="preserve">v = </w:t>
+            </w:r>
+            <w:proofErr w:type="spellStart"/>
+            <w:proofErr w:type="gramStart"/>
+            <w:r>
+              <w:rPr>
+                <w:color w:val="333333"/>
+              </w:rPr>
+              <w:t>np.zeros</w:t>
+            </w:r>
+            <w:proofErr w:type="spellEnd"/>
+            <w:proofErr w:type="gramEnd"/>
+            <w:r>
+              <w:rPr>
+                <w:color w:val="333333"/>
+              </w:rPr>
+              <w:t>(</w:t>
+            </w:r>
+            <w:proofErr w:type="gramStart"/>
+            <w:r>
+              <w:rPr>
+                <w:color w:val="333333"/>
+              </w:rPr>
+              <w:t xml:space="preserve">Ny) </w:t>
             </w:r>
             <w:r>
               <w:rPr>
                 <w:color w:val="888888"/>
               </w:rPr>
-              <w:t>#init v</w:t>
+              <w:t>#</w:t>
+            </w:r>
+            <w:proofErr w:type="gramEnd"/>
+            <w:r>
+              <w:rPr>
+                <w:color w:val="888888"/>
+              </w:rPr>
+              <w:t>init v</w:t>
             </w:r>
           </w:p>
           <w:p>
@@ -12111,7 +13617,21 @@
               <w:rPr>
                 <w:color w:val="333333"/>
               </w:rPr>
-              <w:t xml:space="preserve"> i </w:t>
+              <w:t xml:space="preserve"> </w:t>
+            </w:r>
+            <w:proofErr w:type="spellStart"/>
+            <w:r>
+              <w:rPr>
+                <w:color w:val="333333"/>
+              </w:rPr>
+              <w:t>i</w:t>
+            </w:r>
+            <w:proofErr w:type="spellEnd"/>
+            <w:r>
+              <w:rPr>
+                <w:color w:val="333333"/>
+              </w:rPr>
+              <w:t xml:space="preserve"> </w:t>
             </w:r>
             <w:r>
               <w:rPr>
@@ -12127,6 +13647,7 @@
               </w:rPr>
               <w:t xml:space="preserve"> </w:t>
             </w:r>
+            <w:proofErr w:type="gramStart"/>
             <w:r>
               <w:rPr>
                 <w:color w:val="007020"/>
@@ -12137,7 +13658,14 @@
               <w:rPr>
                 <w:color w:val="333333"/>
               </w:rPr>
-              <w:t>(Ny):</w:t>
+              <w:t>(</w:t>
+            </w:r>
+            <w:proofErr w:type="gramEnd"/>
+            <w:r>
+              <w:rPr>
+                <w:color w:val="333333"/>
+              </w:rPr>
+              <w:t>Ny):</w:t>
             </w:r>
           </w:p>
           <w:p>
@@ -12166,7 +13694,21 @@
               <w:rPr>
                 <w:color w:val="333333"/>
               </w:rPr>
-              <w:t xml:space="preserve"> y[i]/delta &lt;= </w:t>
+              <w:t xml:space="preserve"> y[</w:t>
+            </w:r>
+            <w:proofErr w:type="spellStart"/>
+            <w:r>
+              <w:rPr>
+                <w:color w:val="333333"/>
+              </w:rPr>
+              <w:t>i</w:t>
+            </w:r>
+            <w:proofErr w:type="spellEnd"/>
+            <w:r>
+              <w:rPr>
+                <w:color w:val="333333"/>
+              </w:rPr>
+              <w:t xml:space="preserve">]/delta &lt;= </w:t>
             </w:r>
             <w:r>
               <w:rPr>
@@ -12195,7 +13737,49 @@
               <w:rPr>
                 <w:color w:val="333333"/>
               </w:rPr>
-              <w:t xml:space="preserve">        u[i] = u_inf*(y[i]/delta*(</w:t>
+              <w:t xml:space="preserve">        u[</w:t>
+            </w:r>
+            <w:proofErr w:type="spellStart"/>
+            <w:r>
+              <w:rPr>
+                <w:color w:val="333333"/>
+              </w:rPr>
+              <w:t>i</w:t>
+            </w:r>
+            <w:proofErr w:type="spellEnd"/>
+            <w:r>
+              <w:rPr>
+                <w:color w:val="333333"/>
+              </w:rPr>
+              <w:t xml:space="preserve">] = </w:t>
+            </w:r>
+            <w:proofErr w:type="spellStart"/>
+            <w:r>
+              <w:rPr>
+                <w:color w:val="333333"/>
+              </w:rPr>
+              <w:t>u_inf</w:t>
+            </w:r>
+            <w:proofErr w:type="spellEnd"/>
+            <w:r>
+              <w:rPr>
+                <w:color w:val="333333"/>
+              </w:rPr>
+              <w:t>*(y[</w:t>
+            </w:r>
+            <w:proofErr w:type="spellStart"/>
+            <w:r>
+              <w:rPr>
+                <w:color w:val="333333"/>
+              </w:rPr>
+              <w:t>i</w:t>
+            </w:r>
+            <w:proofErr w:type="spellEnd"/>
+            <w:r>
+              <w:rPr>
+                <w:color w:val="333333"/>
+              </w:rPr>
+              <w:t>]/delta*(</w:t>
             </w:r>
             <w:r>
               <w:rPr>
@@ -12251,7 +13835,35 @@
               <w:rPr>
                 <w:color w:val="333333"/>
               </w:rPr>
-              <w:t>*((y[i]/delta)**</w:t>
+              <w:t>*((y[</w:t>
+            </w:r>
+            <w:proofErr w:type="spellStart"/>
+            <w:r>
+              <w:rPr>
+                <w:color w:val="333333"/>
+              </w:rPr>
+              <w:t>i</w:t>
+            </w:r>
+            <w:proofErr w:type="spellEnd"/>
+            <w:r>
+              <w:rPr>
+                <w:color w:val="333333"/>
+              </w:rPr>
+              <w:t>]/</w:t>
+            </w:r>
+            <w:proofErr w:type="gramStart"/>
+            <w:r>
+              <w:rPr>
+                <w:color w:val="333333"/>
+              </w:rPr>
+              <w:t>delta)*</w:t>
+            </w:r>
+            <w:proofErr w:type="gramEnd"/>
+            <w:r>
+              <w:rPr>
+                <w:color w:val="333333"/>
+              </w:rPr>
+              <w:t>*</w:t>
             </w:r>
             <w:r>
               <w:rPr>
@@ -12309,8 +13921,30 @@
               <w:rPr>
                 <w:color w:val="333333"/>
               </w:rPr>
-              <w:t xml:space="preserve">        u[i] = u_inf</w:t>
-            </w:r>
+              <w:t xml:space="preserve">        u[</w:t>
+            </w:r>
+            <w:proofErr w:type="spellStart"/>
+            <w:r>
+              <w:rPr>
+                <w:color w:val="333333"/>
+              </w:rPr>
+              <w:t>i</w:t>
+            </w:r>
+            <w:proofErr w:type="spellEnd"/>
+            <w:r>
+              <w:rPr>
+                <w:color w:val="333333"/>
+              </w:rPr>
+              <w:t xml:space="preserve">] = </w:t>
+            </w:r>
+            <w:proofErr w:type="spellStart"/>
+            <w:r>
+              <w:rPr>
+                <w:color w:val="333333"/>
+              </w:rPr>
+              <w:t>u_inf</w:t>
+            </w:r>
+            <w:proofErr w:type="spellEnd"/>
           </w:p>
           <w:p>
             <w:pPr>
@@ -12329,11 +13963,19 @@
                 <w:color w:val="333333"/>
               </w:rPr>
             </w:pPr>
-            <w:r>
-              <w:rPr>
-                <w:color w:val="333333"/>
-              </w:rPr>
-              <w:t>x_vals = [</w:t>
+            <w:proofErr w:type="spellStart"/>
+            <w:r>
+              <w:rPr>
+                <w:color w:val="333333"/>
+              </w:rPr>
+              <w:t>x_vals</w:t>
+            </w:r>
+            <w:proofErr w:type="spellEnd"/>
+            <w:r>
+              <w:rPr>
+                <w:color w:val="333333"/>
+              </w:rPr>
+              <w:t xml:space="preserve"> = [</w:t>
             </w:r>
             <w:r>
               <w:rPr>
@@ -12391,6 +14033,7 @@
               </w:rPr>
               <w:t xml:space="preserve">, </w:t>
             </w:r>
+            <w:proofErr w:type="gramStart"/>
             <w:r>
               <w:rPr>
                 <w:b/>
@@ -12409,7 +14052,14 @@
               <w:rPr>
                 <w:color w:val="888888"/>
               </w:rPr>
-              <w:t>#x steps -&gt;x= 20 + n/100</w:t>
+              <w:t>#</w:t>
+            </w:r>
+            <w:proofErr w:type="gramEnd"/>
+            <w:r>
+              <w:rPr>
+                <w:color w:val="888888"/>
+              </w:rPr>
+              <w:t>x steps -&gt;x= 20 + n/100</w:t>
             </w:r>
           </w:p>
           <w:p>
@@ -12420,12 +14070,21 @@
                 <w:color w:val="333333"/>
               </w:rPr>
             </w:pPr>
-            <w:r>
-              <w:rPr>
-                <w:color w:val="333333"/>
-              </w:rPr>
-              <w:t>u_store_numer = {</w:t>
-            </w:r>
+            <w:proofErr w:type="spellStart"/>
+            <w:r>
+              <w:rPr>
+                <w:color w:val="333333"/>
+              </w:rPr>
+              <w:t>u_store_numer</w:t>
+            </w:r>
+            <w:proofErr w:type="spellEnd"/>
+            <w:r>
+              <w:rPr>
+                <w:color w:val="333333"/>
+              </w:rPr>
+              <w:t xml:space="preserve"> = {</w:t>
+            </w:r>
+            <w:proofErr w:type="gramStart"/>
             <w:r>
               <w:rPr>
                 <w:b/>
@@ -12438,7 +14097,14 @@
               <w:rPr>
                 <w:color w:val="333333"/>
               </w:rPr>
-              <w:t xml:space="preserve">:u} </w:t>
+              <w:t>:u</w:t>
+            </w:r>
+            <w:proofErr w:type="gramEnd"/>
+            <w:r>
+              <w:rPr>
+                <w:color w:val="333333"/>
+              </w:rPr>
+              <w:t xml:space="preserve">} </w:t>
             </w:r>
             <w:r>
               <w:rPr>
@@ -12455,12 +14121,21 @@
                 <w:color w:val="333333"/>
               </w:rPr>
             </w:pPr>
-            <w:r>
-              <w:rPr>
-                <w:color w:val="333333"/>
-              </w:rPr>
-              <w:t>v_store_numer = {</w:t>
-            </w:r>
+            <w:proofErr w:type="spellStart"/>
+            <w:r>
+              <w:rPr>
+                <w:color w:val="333333"/>
+              </w:rPr>
+              <w:t>v_store_numer</w:t>
+            </w:r>
+            <w:proofErr w:type="spellEnd"/>
+            <w:r>
+              <w:rPr>
+                <w:color w:val="333333"/>
+              </w:rPr>
+              <w:t xml:space="preserve"> = {</w:t>
+            </w:r>
+            <w:proofErr w:type="gramStart"/>
             <w:r>
               <w:rPr>
                 <w:b/>
@@ -12473,7 +14148,14 @@
               <w:rPr>
                 <w:color w:val="333333"/>
               </w:rPr>
-              <w:t xml:space="preserve">:v} </w:t>
+              <w:t>:v</w:t>
+            </w:r>
+            <w:proofErr w:type="gramEnd"/>
+            <w:r>
+              <w:rPr>
+                <w:color w:val="333333"/>
+              </w:rPr>
+              <w:t xml:space="preserve">} </w:t>
             </w:r>
             <w:r>
               <w:rPr>
@@ -12527,6 +14209,7 @@
               </w:rPr>
               <w:t xml:space="preserve"> </w:t>
             </w:r>
+            <w:proofErr w:type="gramStart"/>
             <w:r>
               <w:rPr>
                 <w:color w:val="007020"/>
@@ -12539,6 +14222,7 @@
               </w:rPr>
               <w:t>(</w:t>
             </w:r>
+            <w:proofErr w:type="gramEnd"/>
             <w:r>
               <w:rPr>
                 <w:b/>
@@ -12551,7 +14235,21 @@
               <w:rPr>
                 <w:color w:val="333333"/>
               </w:rPr>
-              <w:t xml:space="preserve">, Nx + </w:t>
+              <w:t xml:space="preserve">, </w:t>
+            </w:r>
+            <w:proofErr w:type="spellStart"/>
+            <w:r>
+              <w:rPr>
+                <w:color w:val="333333"/>
+              </w:rPr>
+              <w:t>Nx</w:t>
+            </w:r>
+            <w:proofErr w:type="spellEnd"/>
+            <w:r>
+              <w:rPr>
+                <w:color w:val="333333"/>
+              </w:rPr>
+              <w:t xml:space="preserve"> + </w:t>
             </w:r>
             <w:r>
               <w:rPr>
@@ -12616,7 +14314,37 @@
               <w:rPr>
                 <w:color w:val="333333"/>
               </w:rPr>
-              <w:t xml:space="preserve">    diff_conv = np.zeros((Ny, Ny))</w:t>
+              <w:t xml:space="preserve">    </w:t>
+            </w:r>
+            <w:proofErr w:type="spellStart"/>
+            <w:r>
+              <w:rPr>
+                <w:color w:val="333333"/>
+              </w:rPr>
+              <w:t>diff_conv</w:t>
+            </w:r>
+            <w:proofErr w:type="spellEnd"/>
+            <w:r>
+              <w:rPr>
+                <w:color w:val="333333"/>
+              </w:rPr>
+              <w:t xml:space="preserve"> = </w:t>
+            </w:r>
+            <w:proofErr w:type="spellStart"/>
+            <w:proofErr w:type="gramStart"/>
+            <w:r>
+              <w:rPr>
+                <w:color w:val="333333"/>
+              </w:rPr>
+              <w:t>np.zeros</w:t>
+            </w:r>
+            <w:proofErr w:type="spellEnd"/>
+            <w:proofErr w:type="gramEnd"/>
+            <w:r>
+              <w:rPr>
+                <w:color w:val="333333"/>
+              </w:rPr>
+              <w:t>((Ny, Ny))</w:t>
             </w:r>
           </w:p>
           <w:p>
@@ -12645,7 +14373,21 @@
               <w:rPr>
                 <w:color w:val="333333"/>
               </w:rPr>
-              <w:t xml:space="preserve"> i </w:t>
+              <w:t xml:space="preserve"> </w:t>
+            </w:r>
+            <w:proofErr w:type="spellStart"/>
+            <w:r>
+              <w:rPr>
+                <w:color w:val="333333"/>
+              </w:rPr>
+              <w:t>i</w:t>
+            </w:r>
+            <w:proofErr w:type="spellEnd"/>
+            <w:r>
+              <w:rPr>
+                <w:color w:val="333333"/>
+              </w:rPr>
+              <w:t xml:space="preserve"> </w:t>
             </w:r>
             <w:r>
               <w:rPr>
@@ -12661,6 +14403,7 @@
               </w:rPr>
               <w:t xml:space="preserve"> </w:t>
             </w:r>
+            <w:proofErr w:type="gramStart"/>
             <w:r>
               <w:rPr>
                 <w:color w:val="007020"/>
@@ -12673,6 +14416,7 @@
               </w:rPr>
               <w:t>(</w:t>
             </w:r>
+            <w:proofErr w:type="gramEnd"/>
             <w:r>
               <w:rPr>
                 <w:b/>
@@ -12714,7 +14458,57 @@
               <w:rPr>
                 <w:color w:val="333333"/>
               </w:rPr>
-              <w:t xml:space="preserve">        j = nu_inf*deta_dy[i]**</w:t>
+              <w:t xml:space="preserve">        j = </w:t>
+            </w:r>
+            <w:proofErr w:type="spellStart"/>
+            <w:r>
+              <w:rPr>
+                <w:color w:val="333333"/>
+              </w:rPr>
+              <w:t>nu_inf</w:t>
+            </w:r>
+            <w:proofErr w:type="spellEnd"/>
+            <w:r>
+              <w:rPr>
+                <w:color w:val="333333"/>
+              </w:rPr>
+              <w:t>*</w:t>
+            </w:r>
+            <w:proofErr w:type="spellStart"/>
+            <w:r>
+              <w:rPr>
+                <w:color w:val="333333"/>
+              </w:rPr>
+              <w:t>deta_dy</w:t>
+            </w:r>
+            <w:proofErr w:type="spellEnd"/>
+            <w:r>
+              <w:rPr>
+                <w:color w:val="333333"/>
+              </w:rPr>
+              <w:t>[</w:t>
+            </w:r>
+            <w:proofErr w:type="spellStart"/>
+            <w:proofErr w:type="gramStart"/>
+            <w:r>
+              <w:rPr>
+                <w:color w:val="333333"/>
+              </w:rPr>
+              <w:t>i</w:t>
+            </w:r>
+            <w:proofErr w:type="spellEnd"/>
+            <w:r>
+              <w:rPr>
+                <w:color w:val="333333"/>
+              </w:rPr>
+              <w:t>]*</w:t>
+            </w:r>
+            <w:proofErr w:type="gramEnd"/>
+            <w:r>
+              <w:rPr>
+                <w:color w:val="333333"/>
+              </w:rPr>
+              <w:t>*</w:t>
             </w:r>
             <w:r>
               <w:rPr>
@@ -12743,7 +14537,78 @@
               <w:rPr>
                 <w:color w:val="333333"/>
               </w:rPr>
-              <w:t xml:space="preserve">        k = nu_inf*d2eta_dy2[i] - v[i]*deta_dy[i] </w:t>
+              <w:t xml:space="preserve">        k = </w:t>
+            </w:r>
+            <w:proofErr w:type="spellStart"/>
+            <w:r>
+              <w:rPr>
+                <w:color w:val="333333"/>
+              </w:rPr>
+              <w:t>nu_inf</w:t>
+            </w:r>
+            <w:proofErr w:type="spellEnd"/>
+            <w:r>
+              <w:rPr>
+                <w:color w:val="333333"/>
+              </w:rPr>
+              <w:t>*d2eta_dy2[</w:t>
+            </w:r>
+            <w:proofErr w:type="spellStart"/>
+            <w:r>
+              <w:rPr>
+                <w:color w:val="333333"/>
+              </w:rPr>
+              <w:t>i</w:t>
+            </w:r>
+            <w:proofErr w:type="spellEnd"/>
+            <w:r>
+              <w:rPr>
+                <w:color w:val="333333"/>
+              </w:rPr>
+              <w:t>] - v[</w:t>
+            </w:r>
+            <w:proofErr w:type="spellStart"/>
+            <w:r>
+              <w:rPr>
+                <w:color w:val="333333"/>
+              </w:rPr>
+              <w:t>i</w:t>
+            </w:r>
+            <w:proofErr w:type="spellEnd"/>
+            <w:r>
+              <w:rPr>
+                <w:color w:val="333333"/>
+              </w:rPr>
+              <w:t>]*</w:t>
+            </w:r>
+            <w:proofErr w:type="spellStart"/>
+            <w:r>
+              <w:rPr>
+                <w:color w:val="333333"/>
+              </w:rPr>
+              <w:t>deta_dy</w:t>
+            </w:r>
+            <w:proofErr w:type="spellEnd"/>
+            <w:r>
+              <w:rPr>
+                <w:color w:val="333333"/>
+              </w:rPr>
+              <w:t>[</w:t>
+            </w:r>
+            <w:proofErr w:type="spellStart"/>
+            <w:proofErr w:type="gramStart"/>
+            <w:r>
+              <w:rPr>
+                <w:color w:val="333333"/>
+              </w:rPr>
+              <w:t>i</w:t>
+            </w:r>
+            <w:proofErr w:type="spellEnd"/>
+            <w:r>
+              <w:rPr>
+                <w:color w:val="333333"/>
+              </w:rPr>
+              <w:t xml:space="preserve">] </w:t>
             </w:r>
             <w:r>
               <w:rPr>
@@ -12751,6 +14616,7 @@
               </w:rPr>
               <w:t>#</w:t>
             </w:r>
+            <w:proofErr w:type="gramEnd"/>
           </w:p>
           <w:p>
             <w:pPr>
@@ -12773,13 +14639,123 @@
               <w:rPr>
                 <w:color w:val="333333"/>
               </w:rPr>
-              <w:t xml:space="preserve">        diff_conv[i, :] = (j*d2u_deta2[i, :] + k*du_deta[i, :]) </w:t>
+              <w:t xml:space="preserve">        </w:t>
+            </w:r>
+            <w:proofErr w:type="spellStart"/>
+            <w:r>
+              <w:rPr>
+                <w:color w:val="333333"/>
+              </w:rPr>
+              <w:t>diff_</w:t>
+            </w:r>
+            <w:proofErr w:type="gramStart"/>
+            <w:r>
+              <w:rPr>
+                <w:color w:val="333333"/>
+              </w:rPr>
+              <w:t>conv</w:t>
+            </w:r>
+            <w:proofErr w:type="spellEnd"/>
+            <w:r>
+              <w:rPr>
+                <w:color w:val="333333"/>
+              </w:rPr>
+              <w:t>[</w:t>
+            </w:r>
+            <w:proofErr w:type="spellStart"/>
+            <w:proofErr w:type="gramEnd"/>
+            <w:r>
+              <w:rPr>
+                <w:color w:val="333333"/>
+              </w:rPr>
+              <w:t>i</w:t>
+            </w:r>
+            <w:proofErr w:type="spellEnd"/>
+            <w:proofErr w:type="gramStart"/>
+            <w:r>
+              <w:rPr>
+                <w:color w:val="333333"/>
+              </w:rPr>
+              <w:t>, :</w:t>
+            </w:r>
+            <w:proofErr w:type="gramEnd"/>
+            <w:r>
+              <w:rPr>
+                <w:color w:val="333333"/>
+              </w:rPr>
+              <w:t>] = (j*d2u_deta2[</w:t>
+            </w:r>
+            <w:proofErr w:type="spellStart"/>
+            <w:r>
+              <w:rPr>
+                <w:color w:val="333333"/>
+              </w:rPr>
+              <w:t>i</w:t>
+            </w:r>
+            <w:proofErr w:type="spellEnd"/>
+            <w:proofErr w:type="gramStart"/>
+            <w:r>
+              <w:rPr>
+                <w:color w:val="333333"/>
+              </w:rPr>
+              <w:t>, :</w:t>
+            </w:r>
+            <w:proofErr w:type="gramEnd"/>
+            <w:r>
+              <w:rPr>
+                <w:color w:val="333333"/>
+              </w:rPr>
+              <w:t>] + k*</w:t>
+            </w:r>
+            <w:proofErr w:type="spellStart"/>
+            <w:r>
+              <w:rPr>
+                <w:color w:val="333333"/>
+              </w:rPr>
+              <w:t>du_</w:t>
+            </w:r>
+            <w:proofErr w:type="gramStart"/>
+            <w:r>
+              <w:rPr>
+                <w:color w:val="333333"/>
+              </w:rPr>
+              <w:t>deta</w:t>
+            </w:r>
+            <w:proofErr w:type="spellEnd"/>
+            <w:r>
+              <w:rPr>
+                <w:color w:val="333333"/>
+              </w:rPr>
+              <w:t>[</w:t>
+            </w:r>
+            <w:proofErr w:type="spellStart"/>
+            <w:proofErr w:type="gramEnd"/>
+            <w:r>
+              <w:rPr>
+                <w:color w:val="333333"/>
+              </w:rPr>
+              <w:t>i</w:t>
+            </w:r>
+            <w:proofErr w:type="spellEnd"/>
+            <w:proofErr w:type="gramStart"/>
+            <w:r>
+              <w:rPr>
+                <w:color w:val="333333"/>
+              </w:rPr>
+              <w:t xml:space="preserve">, :]) </w:t>
             </w:r>
             <w:r>
               <w:rPr>
                 <w:color w:val="888888"/>
               </w:rPr>
-              <w:t>#rearranged PDE, du/dx = ... (see eq. 5 in report)</w:t>
+              <w:t>#</w:t>
+            </w:r>
+            <w:proofErr w:type="gramEnd"/>
+            <w:r>
+              <w:rPr>
+                <w:color w:val="888888"/>
+              </w:rPr>
+              <w:t>rearranged PDE, du/dx = ... (see eq. 5 in report)</w:t>
             </w:r>
           </w:p>
           <w:p>
@@ -12809,7 +14785,6 @@
               <w:rPr>
                 <w:color w:val="333333"/>
               </w:rPr>
-              <w:lastRenderedPageBreak/>
               <w:t xml:space="preserve">    </w:t>
             </w:r>
             <w:r>
@@ -12831,8 +14806,39 @@
               <w:rPr>
                 <w:color w:val="333333"/>
               </w:rPr>
-              <w:t xml:space="preserve">    A = np.diag(u) -diff_conv*dx/</w:t>
-            </w:r>
+              <w:t xml:space="preserve">    A = </w:t>
+            </w:r>
+            <w:proofErr w:type="spellStart"/>
+            <w:proofErr w:type="gramStart"/>
+            <w:r>
+              <w:rPr>
+                <w:color w:val="333333"/>
+              </w:rPr>
+              <w:t>np.diag</w:t>
+            </w:r>
+            <w:proofErr w:type="spellEnd"/>
+            <w:proofErr w:type="gramEnd"/>
+            <w:r>
+              <w:rPr>
+                <w:color w:val="333333"/>
+              </w:rPr>
+              <w:t>(u) -</w:t>
+            </w:r>
+            <w:proofErr w:type="spellStart"/>
+            <w:r>
+              <w:rPr>
+                <w:color w:val="333333"/>
+              </w:rPr>
+              <w:t>diff_conv</w:t>
+            </w:r>
+            <w:proofErr w:type="spellEnd"/>
+            <w:r>
+              <w:rPr>
+                <w:color w:val="333333"/>
+              </w:rPr>
+              <w:t>*dx/</w:t>
+            </w:r>
+            <w:proofErr w:type="gramStart"/>
             <w:r>
               <w:rPr>
                 <w:b/>
@@ -12851,7 +14857,14 @@
               <w:rPr>
                 <w:color w:val="888888"/>
               </w:rPr>
-              <w:t>#C-N: step n+1</w:t>
+              <w:t>#</w:t>
+            </w:r>
+            <w:proofErr w:type="gramEnd"/>
+            <w:r>
+              <w:rPr>
+                <w:color w:val="888888"/>
+              </w:rPr>
+              <w:t>C-N: step n+1</w:t>
             </w:r>
           </w:p>
           <w:p>
@@ -12866,8 +14879,40 @@
               <w:rPr>
                 <w:color w:val="333333"/>
               </w:rPr>
-              <w:t xml:space="preserve">    b = (np.diag(u) + diff_conv*dx/</w:t>
-            </w:r>
+              <w:lastRenderedPageBreak/>
+              <w:t xml:space="preserve">    b = (</w:t>
+            </w:r>
+            <w:proofErr w:type="spellStart"/>
+            <w:proofErr w:type="gramStart"/>
+            <w:r>
+              <w:rPr>
+                <w:color w:val="333333"/>
+              </w:rPr>
+              <w:t>np.diag</w:t>
+            </w:r>
+            <w:proofErr w:type="spellEnd"/>
+            <w:proofErr w:type="gramEnd"/>
+            <w:r>
+              <w:rPr>
+                <w:color w:val="333333"/>
+              </w:rPr>
+              <w:t xml:space="preserve">(u) + </w:t>
+            </w:r>
+            <w:proofErr w:type="spellStart"/>
+            <w:r>
+              <w:rPr>
+                <w:color w:val="333333"/>
+              </w:rPr>
+              <w:t>diff_conv</w:t>
+            </w:r>
+            <w:proofErr w:type="spellEnd"/>
+            <w:r>
+              <w:rPr>
+                <w:color w:val="333333"/>
+              </w:rPr>
+              <w:t>*dx/</w:t>
+            </w:r>
+            <w:proofErr w:type="gramStart"/>
             <w:r>
               <w:rPr>
                 <w:b/>
@@ -12900,7 +14945,14 @@
               <w:rPr>
                 <w:color w:val="888888"/>
               </w:rPr>
-              <w:t>#C-N: u*du/dx at step n</w:t>
+              <w:t>#</w:t>
+            </w:r>
+            <w:proofErr w:type="gramEnd"/>
+            <w:r>
+              <w:rPr>
+                <w:color w:val="888888"/>
+              </w:rPr>
+              <w:t>C-N: u*du/dx at step n</w:t>
             </w:r>
           </w:p>
           <w:p>
@@ -12924,8 +14976,16 @@
               <w:rPr>
                 <w:color w:val="333333"/>
               </w:rPr>
-              <w:t xml:space="preserve">    b[</w:t>
-            </w:r>
+              <w:t xml:space="preserve">    </w:t>
+            </w:r>
+            <w:proofErr w:type="gramStart"/>
+            <w:r>
+              <w:rPr>
+                <w:color w:val="333333"/>
+              </w:rPr>
+              <w:t>b[</w:t>
+            </w:r>
+            <w:proofErr w:type="gramEnd"/>
             <w:r>
               <w:rPr>
                 <w:b/>
@@ -12940,6 +15000,7 @@
               </w:rPr>
               <w:t xml:space="preserve">] = </w:t>
             </w:r>
+            <w:proofErr w:type="gramStart"/>
             <w:r>
               <w:rPr>
                 <w:b/>
@@ -12958,7 +15019,14 @@
               <w:rPr>
                 <w:color w:val="888888"/>
               </w:rPr>
-              <w:t>#u=0 at wall</w:t>
+              <w:t>#</w:t>
+            </w:r>
+            <w:proofErr w:type="gramEnd"/>
+            <w:r>
+              <w:rPr>
+                <w:color w:val="888888"/>
+              </w:rPr>
+              <w:t>u=0 at wall</w:t>
             </w:r>
           </w:p>
           <w:p>
@@ -12973,7 +15041,21 @@
               <w:rPr>
                 <w:color w:val="333333"/>
               </w:rPr>
-              <w:t xml:space="preserve">    b[-</w:t>
+              <w:t xml:space="preserve">    </w:t>
+            </w:r>
+            <w:proofErr w:type="gramStart"/>
+            <w:r>
+              <w:rPr>
+                <w:color w:val="333333"/>
+              </w:rPr>
+              <w:t>b[</w:t>
+            </w:r>
+            <w:proofErr w:type="gramEnd"/>
+            <w:r>
+              <w:rPr>
+                <w:color w:val="333333"/>
+              </w:rPr>
+              <w:t>-</w:t>
             </w:r>
             <w:r>
               <w:rPr>
@@ -12987,7 +15069,21 @@
               <w:rPr>
                 <w:color w:val="333333"/>
               </w:rPr>
-              <w:t xml:space="preserve">] = u_inf </w:t>
+              <w:t xml:space="preserve">] = </w:t>
+            </w:r>
+            <w:proofErr w:type="spellStart"/>
+            <w:r>
+              <w:rPr>
+                <w:color w:val="333333"/>
+              </w:rPr>
+              <w:t>u_inf</w:t>
+            </w:r>
+            <w:proofErr w:type="spellEnd"/>
+            <w:r>
+              <w:rPr>
+                <w:color w:val="333333"/>
+              </w:rPr>
+              <w:t xml:space="preserve"> </w:t>
             </w:r>
             <w:r>
               <w:rPr>
@@ -13038,7 +15134,21 @@
               <w:rPr>
                 <w:color w:val="333333"/>
               </w:rPr>
-              <w:t xml:space="preserve">    A[-</w:t>
+              <w:t xml:space="preserve">    </w:t>
+            </w:r>
+            <w:proofErr w:type="gramStart"/>
+            <w:r>
+              <w:rPr>
+                <w:color w:val="333333"/>
+              </w:rPr>
+              <w:t>A[</w:t>
+            </w:r>
+            <w:proofErr w:type="gramEnd"/>
+            <w:r>
+              <w:rPr>
+                <w:color w:val="333333"/>
+              </w:rPr>
+              <w:t>-</w:t>
             </w:r>
             <w:r>
               <w:rPr>
@@ -13048,12 +15158,21 @@
               </w:rPr>
               <w:t>1</w:t>
             </w:r>
-            <w:r>
-              <w:rPr>
-                <w:color w:val="333333"/>
-              </w:rPr>
-              <w:t xml:space="preserve">, :] = </w:t>
-            </w:r>
+            <w:proofErr w:type="gramStart"/>
+            <w:r>
+              <w:rPr>
+                <w:color w:val="333333"/>
+              </w:rPr>
+              <w:t>, :</w:t>
+            </w:r>
+            <w:proofErr w:type="gramEnd"/>
+            <w:r>
+              <w:rPr>
+                <w:color w:val="333333"/>
+              </w:rPr>
+              <w:t xml:space="preserve">] = </w:t>
+            </w:r>
+            <w:proofErr w:type="gramStart"/>
             <w:r>
               <w:rPr>
                 <w:b/>
@@ -13066,7 +15185,14 @@
               <w:rPr>
                 <w:color w:val="333333"/>
               </w:rPr>
-              <w:t xml:space="preserve">; </w:t>
+              <w:t>;</w:t>
+            </w:r>
+            <w:proofErr w:type="gramEnd"/>
+            <w:r>
+              <w:rPr>
+                <w:color w:val="333333"/>
+              </w:rPr>
+              <w:t xml:space="preserve"> </w:t>
             </w:r>
           </w:p>
           <w:p>
@@ -13081,7 +15207,21 @@
               <w:rPr>
                 <w:color w:val="333333"/>
               </w:rPr>
-              <w:t xml:space="preserve">    A[-</w:t>
+              <w:t xml:space="preserve">    </w:t>
+            </w:r>
+            <w:proofErr w:type="gramStart"/>
+            <w:r>
+              <w:rPr>
+                <w:color w:val="333333"/>
+              </w:rPr>
+              <w:t>A[</w:t>
+            </w:r>
+            <w:proofErr w:type="gramEnd"/>
+            <w:r>
+              <w:rPr>
+                <w:color w:val="333333"/>
+              </w:rPr>
+              <w:t>-</w:t>
             </w:r>
             <w:r>
               <w:rPr>
@@ -13111,6 +15251,7 @@
               </w:rPr>
               <w:t xml:space="preserve">] = </w:t>
             </w:r>
+            <w:proofErr w:type="gramStart"/>
             <w:r>
               <w:rPr>
                 <w:b/>
@@ -13123,7 +15264,14 @@
               <w:rPr>
                 <w:color w:val="333333"/>
               </w:rPr>
-              <w:t xml:space="preserve">; </w:t>
+              <w:t>;</w:t>
+            </w:r>
+            <w:proofErr w:type="gramEnd"/>
+            <w:r>
+              <w:rPr>
+                <w:color w:val="333333"/>
+              </w:rPr>
+              <w:t xml:space="preserve"> </w:t>
             </w:r>
           </w:p>
           <w:p>
@@ -13159,8 +15307,16 @@
               <w:rPr>
                 <w:color w:val="333333"/>
               </w:rPr>
-              <w:t xml:space="preserve">    A[</w:t>
-            </w:r>
+              <w:t xml:space="preserve">    </w:t>
+            </w:r>
+            <w:proofErr w:type="gramStart"/>
+            <w:r>
+              <w:rPr>
+                <w:color w:val="333333"/>
+              </w:rPr>
+              <w:t>A[</w:t>
+            </w:r>
+            <w:proofErr w:type="gramEnd"/>
             <w:r>
               <w:rPr>
                 <w:b/>
@@ -13169,12 +15325,21 @@
               </w:rPr>
               <w:t>0</w:t>
             </w:r>
-            <w:r>
-              <w:rPr>
-                <w:color w:val="333333"/>
-              </w:rPr>
-              <w:t xml:space="preserve">, :] = </w:t>
-            </w:r>
+            <w:proofErr w:type="gramStart"/>
+            <w:r>
+              <w:rPr>
+                <w:color w:val="333333"/>
+              </w:rPr>
+              <w:t>, :</w:t>
+            </w:r>
+            <w:proofErr w:type="gramEnd"/>
+            <w:r>
+              <w:rPr>
+                <w:color w:val="333333"/>
+              </w:rPr>
+              <w:t xml:space="preserve">] = </w:t>
+            </w:r>
+            <w:proofErr w:type="gramStart"/>
             <w:r>
               <w:rPr>
                 <w:b/>
@@ -13187,7 +15352,14 @@
               <w:rPr>
                 <w:color w:val="333333"/>
               </w:rPr>
-              <w:t xml:space="preserve">; </w:t>
+              <w:t>;</w:t>
+            </w:r>
+            <w:proofErr w:type="gramEnd"/>
+            <w:r>
+              <w:rPr>
+                <w:color w:val="333333"/>
+              </w:rPr>
+              <w:t xml:space="preserve"> </w:t>
             </w:r>
           </w:p>
           <w:p>
@@ -13202,8 +15374,16 @@
               <w:rPr>
                 <w:color w:val="333333"/>
               </w:rPr>
-              <w:t xml:space="preserve">    A[</w:t>
-            </w:r>
+              <w:t xml:space="preserve">    </w:t>
+            </w:r>
+            <w:proofErr w:type="gramStart"/>
+            <w:r>
+              <w:rPr>
+                <w:color w:val="333333"/>
+              </w:rPr>
+              <w:t>A[</w:t>
+            </w:r>
+            <w:proofErr w:type="gramEnd"/>
             <w:r>
               <w:rPr>
                 <w:b/>
@@ -13232,6 +15412,7 @@
               </w:rPr>
               <w:t xml:space="preserve">] = </w:t>
             </w:r>
+            <w:proofErr w:type="gramStart"/>
             <w:r>
               <w:rPr>
                 <w:b/>
@@ -13244,7 +15425,14 @@
               <w:rPr>
                 <w:color w:val="333333"/>
               </w:rPr>
-              <w:t xml:space="preserve">;     </w:t>
+              <w:t>;</w:t>
+            </w:r>
+            <w:proofErr w:type="gramEnd"/>
+            <w:r>
+              <w:rPr>
+                <w:color w:val="333333"/>
+              </w:rPr>
+              <w:t xml:space="preserve">     </w:t>
             </w:r>
           </w:p>
           <w:p>
@@ -13274,13 +15462,77 @@
               <w:rPr>
                 <w:color w:val="333333"/>
               </w:rPr>
-              <w:t xml:space="preserve">    u_new = lu_solve((lu_factor(A)), b) </w:t>
+              <w:t xml:space="preserve">    </w:t>
+            </w:r>
+            <w:proofErr w:type="spellStart"/>
+            <w:r>
+              <w:rPr>
+                <w:color w:val="333333"/>
+              </w:rPr>
+              <w:t>u_new</w:t>
+            </w:r>
+            <w:proofErr w:type="spellEnd"/>
+            <w:r>
+              <w:rPr>
+                <w:color w:val="333333"/>
+              </w:rPr>
+              <w:t xml:space="preserve"> = </w:t>
+            </w:r>
+            <w:proofErr w:type="spellStart"/>
+            <w:r>
+              <w:rPr>
+                <w:color w:val="333333"/>
+              </w:rPr>
+              <w:t>lu_</w:t>
+            </w:r>
+            <w:proofErr w:type="gramStart"/>
+            <w:r>
+              <w:rPr>
+                <w:color w:val="333333"/>
+              </w:rPr>
+              <w:t>solve</w:t>
+            </w:r>
+            <w:proofErr w:type="spellEnd"/>
+            <w:r>
+              <w:rPr>
+                <w:color w:val="333333"/>
+              </w:rPr>
+              <w:t>((</w:t>
+            </w:r>
+            <w:proofErr w:type="spellStart"/>
+            <w:proofErr w:type="gramEnd"/>
+            <w:r>
+              <w:rPr>
+                <w:color w:val="333333"/>
+              </w:rPr>
+              <w:t>lu_factor</w:t>
+            </w:r>
+            <w:proofErr w:type="spellEnd"/>
+            <w:r>
+              <w:rPr>
+                <w:color w:val="333333"/>
+              </w:rPr>
+              <w:t xml:space="preserve">(A)), </w:t>
+            </w:r>
+            <w:proofErr w:type="gramStart"/>
+            <w:r>
+              <w:rPr>
+                <w:color w:val="333333"/>
+              </w:rPr>
+              <w:t xml:space="preserve">b) </w:t>
             </w:r>
             <w:r>
               <w:rPr>
                 <w:color w:val="888888"/>
               </w:rPr>
-              <w:t>#lu solve for u</w:t>
+              <w:t>#</w:t>
+            </w:r>
+            <w:proofErr w:type="gramEnd"/>
+            <w:r>
+              <w:rPr>
+                <w:color w:val="888888"/>
+              </w:rPr>
+              <w:t>lu solve for u</w:t>
             </w:r>
           </w:p>
           <w:p>
@@ -13310,7 +15562,21 @@
               <w:rPr>
                 <w:color w:val="888888"/>
               </w:rPr>
-              <w:t>#update v using continuity eq, du/dx + dv/dy = 0</w:t>
+              <w:t>#update v using continuity eq, du/dx + dv/</w:t>
+            </w:r>
+            <w:proofErr w:type="spellStart"/>
+            <w:r>
+              <w:rPr>
+                <w:color w:val="888888"/>
+              </w:rPr>
+              <w:t>dy</w:t>
+            </w:r>
+            <w:proofErr w:type="spellEnd"/>
+            <w:r>
+              <w:rPr>
+                <w:color w:val="888888"/>
+              </w:rPr>
+              <w:t xml:space="preserve"> = 0</w:t>
             </w:r>
           </w:p>
           <w:p>
@@ -13325,7 +15591,35 @@
               <w:rPr>
                 <w:color w:val="333333"/>
               </w:rPr>
-              <w:t xml:space="preserve">    du_dx = (u_new - u)/dx</w:t>
+              <w:t xml:space="preserve">    </w:t>
+            </w:r>
+            <w:proofErr w:type="spellStart"/>
+            <w:r>
+              <w:rPr>
+                <w:color w:val="333333"/>
+              </w:rPr>
+              <w:t>du_dx</w:t>
+            </w:r>
+            <w:proofErr w:type="spellEnd"/>
+            <w:r>
+              <w:rPr>
+                <w:color w:val="333333"/>
+              </w:rPr>
+              <w:t xml:space="preserve"> = (</w:t>
+            </w:r>
+            <w:proofErr w:type="spellStart"/>
+            <w:r>
+              <w:rPr>
+                <w:color w:val="333333"/>
+              </w:rPr>
+              <w:t>u_new</w:t>
+            </w:r>
+            <w:proofErr w:type="spellEnd"/>
+            <w:r>
+              <w:rPr>
+                <w:color w:val="333333"/>
+              </w:rPr>
+              <w:t xml:space="preserve"> - u)/dx</w:t>
             </w:r>
           </w:p>
           <w:p>
@@ -13340,7 +15634,63 @@
               <w:rPr>
                 <w:color w:val="333333"/>
               </w:rPr>
-              <w:t xml:space="preserve">    v_new = cumulative_trapezoid(-du_dx, x=y, initial=</w:t>
+              <w:t xml:space="preserve">    </w:t>
+            </w:r>
+            <w:proofErr w:type="spellStart"/>
+            <w:r>
+              <w:rPr>
+                <w:color w:val="333333"/>
+              </w:rPr>
+              <w:t>v_new</w:t>
+            </w:r>
+            <w:proofErr w:type="spellEnd"/>
+            <w:r>
+              <w:rPr>
+                <w:color w:val="333333"/>
+              </w:rPr>
+              <w:t xml:space="preserve"> = </w:t>
+            </w:r>
+            <w:proofErr w:type="spellStart"/>
+            <w:r>
+              <w:rPr>
+                <w:color w:val="333333"/>
+              </w:rPr>
+              <w:t>cumulative_</w:t>
+            </w:r>
+            <w:proofErr w:type="gramStart"/>
+            <w:r>
+              <w:rPr>
+                <w:color w:val="333333"/>
+              </w:rPr>
+              <w:t>trapezoid</w:t>
+            </w:r>
+            <w:proofErr w:type="spellEnd"/>
+            <w:r>
+              <w:rPr>
+                <w:color w:val="333333"/>
+              </w:rPr>
+              <w:t>(</w:t>
+            </w:r>
+            <w:proofErr w:type="gramEnd"/>
+            <w:r>
+              <w:rPr>
+                <w:color w:val="333333"/>
+              </w:rPr>
+              <w:t>-</w:t>
+            </w:r>
+            <w:proofErr w:type="spellStart"/>
+            <w:r>
+              <w:rPr>
+                <w:color w:val="333333"/>
+              </w:rPr>
+              <w:t>du_dx</w:t>
+            </w:r>
+            <w:proofErr w:type="spellEnd"/>
+            <w:r>
+              <w:rPr>
+                <w:color w:val="333333"/>
+              </w:rPr>
+              <w:t>, x=y, initial=</w:t>
             </w:r>
             <w:r>
               <w:rPr>
@@ -13378,8 +15728,16 @@
               <w:rPr>
                 <w:color w:val="333333"/>
               </w:rPr>
-              <w:t xml:space="preserve">    u = u_new</w:t>
-            </w:r>
+              <w:t xml:space="preserve">    u = </w:t>
+            </w:r>
+            <w:proofErr w:type="spellStart"/>
+            <w:r>
+              <w:rPr>
+                <w:color w:val="333333"/>
+              </w:rPr>
+              <w:t>u_new</w:t>
+            </w:r>
+            <w:proofErr w:type="spellEnd"/>
           </w:p>
           <w:p>
             <w:pPr>
@@ -13393,8 +15751,16 @@
               <w:rPr>
                 <w:color w:val="333333"/>
               </w:rPr>
-              <w:t xml:space="preserve">    v = v_new</w:t>
-            </w:r>
+              <w:t xml:space="preserve">    v = </w:t>
+            </w:r>
+            <w:proofErr w:type="spellStart"/>
+            <w:r>
+              <w:rPr>
+                <w:color w:val="333333"/>
+              </w:rPr>
+              <w:t>v_new</w:t>
+            </w:r>
+            <w:proofErr w:type="spellEnd"/>
           </w:p>
           <w:p>
             <w:pPr>
@@ -13417,7 +15783,21 @@
               <w:rPr>
                 <w:color w:val="333333"/>
               </w:rPr>
-              <w:t xml:space="preserve">    u_store_numer[n]=u</w:t>
+              <w:t xml:space="preserve">    </w:t>
+            </w:r>
+            <w:proofErr w:type="spellStart"/>
+            <w:r>
+              <w:rPr>
+                <w:color w:val="333333"/>
+              </w:rPr>
+              <w:t>u_store_numer</w:t>
+            </w:r>
+            <w:proofErr w:type="spellEnd"/>
+            <w:r>
+              <w:rPr>
+                <w:color w:val="333333"/>
+              </w:rPr>
+              <w:t>[n]=u</w:t>
             </w:r>
           </w:p>
           <w:p>
@@ -13432,7 +15812,21 @@
               <w:rPr>
                 <w:color w:val="333333"/>
               </w:rPr>
-              <w:t xml:space="preserve">    v_store_numer[n]=v</w:t>
+              <w:t xml:space="preserve">    </w:t>
+            </w:r>
+            <w:proofErr w:type="spellStart"/>
+            <w:r>
+              <w:rPr>
+                <w:color w:val="333333"/>
+              </w:rPr>
+              <w:t>v_store_numer</w:t>
+            </w:r>
+            <w:proofErr w:type="spellEnd"/>
+            <w:r>
+              <w:rPr>
+                <w:color w:val="333333"/>
+              </w:rPr>
+              <w:t>[n]=v</w:t>
             </w:r>
           </w:p>
         </w:tc>
@@ -13470,12 +15864,38 @@
                 <w:color w:val="333333"/>
               </w:rPr>
             </w:pPr>
-            <w:r>
-              <w:rPr>
-                <w:color w:val="333333"/>
-              </w:rPr>
-              <w:t>plt.figure(figsize=(</w:t>
-            </w:r>
+            <w:proofErr w:type="spellStart"/>
+            <w:proofErr w:type="gramStart"/>
+            <w:r>
+              <w:rPr>
+                <w:color w:val="333333"/>
+              </w:rPr>
+              <w:t>plt.figure</w:t>
+            </w:r>
+            <w:proofErr w:type="spellEnd"/>
+            <w:proofErr w:type="gramEnd"/>
+            <w:r>
+              <w:rPr>
+                <w:color w:val="333333"/>
+              </w:rPr>
+              <w:t>(</w:t>
+            </w:r>
+            <w:proofErr w:type="spellStart"/>
+            <w:r>
+              <w:rPr>
+                <w:color w:val="333333"/>
+              </w:rPr>
+              <w:t>figsize</w:t>
+            </w:r>
+            <w:proofErr w:type="spellEnd"/>
+            <w:proofErr w:type="gramStart"/>
+            <w:r>
+              <w:rPr>
+                <w:color w:val="333333"/>
+              </w:rPr>
+              <w:t>=(</w:t>
+            </w:r>
+            <w:proofErr w:type="gramEnd"/>
             <w:r>
               <w:rPr>
                 <w:b/>
@@ -13524,7 +15944,25 @@
                 <w:color w:val="333333"/>
                 <w:shd w:val="clear" w:color="auto" w:fill="FFF0F0"/>
               </w:rPr>
-              <w:t>'tab:purple'</w:t>
+              <w:t>'</w:t>
+            </w:r>
+            <w:proofErr w:type="spellStart"/>
+            <w:proofErr w:type="gramStart"/>
+            <w:r>
+              <w:rPr>
+                <w:color w:val="333333"/>
+                <w:shd w:val="clear" w:color="auto" w:fill="FFF0F0"/>
+              </w:rPr>
+              <w:t>tab:purple</w:t>
+            </w:r>
+            <w:proofErr w:type="spellEnd"/>
+            <w:proofErr w:type="gramEnd"/>
+            <w:r>
+              <w:rPr>
+                <w:color w:val="333333"/>
+                <w:shd w:val="clear" w:color="auto" w:fill="FFF0F0"/>
+              </w:rPr>
+              <w:t>'</w:t>
             </w:r>
             <w:r>
               <w:rPr>
@@ -13537,7 +15975,25 @@
                 <w:color w:val="333333"/>
                 <w:shd w:val="clear" w:color="auto" w:fill="FFF0F0"/>
               </w:rPr>
-              <w:t>'tab:orange'</w:t>
+              <w:t>'</w:t>
+            </w:r>
+            <w:proofErr w:type="spellStart"/>
+            <w:proofErr w:type="gramStart"/>
+            <w:r>
+              <w:rPr>
+                <w:color w:val="333333"/>
+                <w:shd w:val="clear" w:color="auto" w:fill="FFF0F0"/>
+              </w:rPr>
+              <w:t>tab:orange</w:t>
+            </w:r>
+            <w:proofErr w:type="spellEnd"/>
+            <w:proofErr w:type="gramEnd"/>
+            <w:r>
+              <w:rPr>
+                <w:color w:val="333333"/>
+                <w:shd w:val="clear" w:color="auto" w:fill="FFF0F0"/>
+              </w:rPr>
+              <w:t>'</w:t>
             </w:r>
             <w:r>
               <w:rPr>
@@ -13550,7 +16006,25 @@
                 <w:color w:val="333333"/>
                 <w:shd w:val="clear" w:color="auto" w:fill="FFF0F0"/>
               </w:rPr>
-              <w:t>'tab:green'</w:t>
+              <w:t>'</w:t>
+            </w:r>
+            <w:proofErr w:type="spellStart"/>
+            <w:proofErr w:type="gramStart"/>
+            <w:r>
+              <w:rPr>
+                <w:color w:val="333333"/>
+                <w:shd w:val="clear" w:color="auto" w:fill="FFF0F0"/>
+              </w:rPr>
+              <w:t>tab:green</w:t>
+            </w:r>
+            <w:proofErr w:type="spellEnd"/>
+            <w:proofErr w:type="gramEnd"/>
+            <w:r>
+              <w:rPr>
+                <w:color w:val="333333"/>
+                <w:shd w:val="clear" w:color="auto" w:fill="FFF0F0"/>
+              </w:rPr>
+              <w:t>'</w:t>
             </w:r>
             <w:r>
               <w:rPr>
@@ -13563,7 +16037,25 @@
                 <w:color w:val="333333"/>
                 <w:shd w:val="clear" w:color="auto" w:fill="FFF0F0"/>
               </w:rPr>
-              <w:t>'tab:red'</w:t>
+              <w:t>'</w:t>
+            </w:r>
+            <w:proofErr w:type="spellStart"/>
+            <w:proofErr w:type="gramStart"/>
+            <w:r>
+              <w:rPr>
+                <w:color w:val="333333"/>
+                <w:shd w:val="clear" w:color="auto" w:fill="FFF0F0"/>
+              </w:rPr>
+              <w:t>tab:red</w:t>
+            </w:r>
+            <w:proofErr w:type="spellEnd"/>
+            <w:proofErr w:type="gramEnd"/>
+            <w:r>
+              <w:rPr>
+                <w:color w:val="333333"/>
+                <w:shd w:val="clear" w:color="auto" w:fill="FFF0F0"/>
+              </w:rPr>
+              <w:t>'</w:t>
             </w:r>
             <w:r>
               <w:rPr>
@@ -13576,7 +16068,25 @@
                 <w:color w:val="333333"/>
                 <w:shd w:val="clear" w:color="auto" w:fill="FFF0F0"/>
               </w:rPr>
-              <w:t>'tab:blue'</w:t>
+              <w:t>'</w:t>
+            </w:r>
+            <w:proofErr w:type="spellStart"/>
+            <w:proofErr w:type="gramStart"/>
+            <w:r>
+              <w:rPr>
+                <w:color w:val="333333"/>
+                <w:shd w:val="clear" w:color="auto" w:fill="FFF0F0"/>
+              </w:rPr>
+              <w:t>tab:blue</w:t>
+            </w:r>
+            <w:proofErr w:type="spellEnd"/>
+            <w:proofErr w:type="gramEnd"/>
+            <w:r>
+              <w:rPr>
+                <w:color w:val="333333"/>
+                <w:shd w:val="clear" w:color="auto" w:fill="FFF0F0"/>
+              </w:rPr>
+              <w:t>'</w:t>
             </w:r>
             <w:r>
               <w:rPr>
@@ -13593,11 +16103,19 @@
                 <w:color w:val="333333"/>
               </w:rPr>
             </w:pPr>
-            <w:r>
-              <w:rPr>
-                <w:color w:val="333333"/>
-              </w:rPr>
-              <w:t xml:space="preserve">markevery = </w:t>
+            <w:proofErr w:type="spellStart"/>
+            <w:r>
+              <w:rPr>
+                <w:color w:val="333333"/>
+              </w:rPr>
+              <w:t>markevery</w:t>
+            </w:r>
+            <w:proofErr w:type="spellEnd"/>
+            <w:r>
+              <w:rPr>
+                <w:color w:val="333333"/>
+              </w:rPr>
+              <w:t xml:space="preserve"> = </w:t>
             </w:r>
             <w:r>
               <w:rPr>
@@ -13628,7 +16146,21 @@
               <w:rPr>
                 <w:color w:val="333333"/>
               </w:rPr>
-              <w:t xml:space="preserve"> idx, n </w:t>
+              <w:t xml:space="preserve"> </w:t>
+            </w:r>
+            <w:proofErr w:type="spellStart"/>
+            <w:r>
+              <w:rPr>
+                <w:color w:val="333333"/>
+              </w:rPr>
+              <w:t>idx</w:t>
+            </w:r>
+            <w:proofErr w:type="spellEnd"/>
+            <w:r>
+              <w:rPr>
+                <w:color w:val="333333"/>
+              </w:rPr>
+              <w:t xml:space="preserve">, n </w:t>
             </w:r>
             <w:r>
               <w:rPr>
@@ -13654,7 +16186,21 @@
               <w:rPr>
                 <w:color w:val="333333"/>
               </w:rPr>
-              <w:t>(x_vals):</w:t>
+              <w:t>(</w:t>
+            </w:r>
+            <w:proofErr w:type="spellStart"/>
+            <w:r>
+              <w:rPr>
+                <w:color w:val="333333"/>
+              </w:rPr>
+              <w:t>x_vals</w:t>
+            </w:r>
+            <w:proofErr w:type="spellEnd"/>
+            <w:r>
+              <w:rPr>
+                <w:color w:val="333333"/>
+              </w:rPr>
+              <w:t>):</w:t>
             </w:r>
           </w:p>
           <w:p>
@@ -13669,7 +16215,21 @@
               <w:rPr>
                 <w:color w:val="333333"/>
               </w:rPr>
-              <w:t xml:space="preserve">    x_now = x0 + n*dx </w:t>
+              <w:t xml:space="preserve">    </w:t>
+            </w:r>
+            <w:proofErr w:type="spellStart"/>
+            <w:r>
+              <w:rPr>
+                <w:color w:val="333333"/>
+              </w:rPr>
+              <w:t>x_now</w:t>
+            </w:r>
+            <w:proofErr w:type="spellEnd"/>
+            <w:r>
+              <w:rPr>
+                <w:color w:val="333333"/>
+              </w:rPr>
+              <w:t xml:space="preserve"> = x0 + n*dx </w:t>
             </w:r>
           </w:p>
           <w:p>
@@ -13684,7 +16244,51 @@
               <w:rPr>
                 <w:color w:val="333333"/>
               </w:rPr>
-              <w:t xml:space="preserve">    plt.plot(u_store_numer[n]/u_inf, y, </w:t>
+              <w:t xml:space="preserve">    </w:t>
+            </w:r>
+            <w:proofErr w:type="spellStart"/>
+            <w:proofErr w:type="gramStart"/>
+            <w:r>
+              <w:rPr>
+                <w:color w:val="333333"/>
+              </w:rPr>
+              <w:t>plt.plot</w:t>
+            </w:r>
+            <w:proofErr w:type="spellEnd"/>
+            <w:proofErr w:type="gramEnd"/>
+            <w:r>
+              <w:rPr>
+                <w:color w:val="333333"/>
+              </w:rPr>
+              <w:t>(</w:t>
+            </w:r>
+            <w:proofErr w:type="spellStart"/>
+            <w:r>
+              <w:rPr>
+                <w:color w:val="333333"/>
+              </w:rPr>
+              <w:t>u_store_numer</w:t>
+            </w:r>
+            <w:proofErr w:type="spellEnd"/>
+            <w:r>
+              <w:rPr>
+                <w:color w:val="333333"/>
+              </w:rPr>
+              <w:t>[n]/</w:t>
+            </w:r>
+            <w:proofErr w:type="spellStart"/>
+            <w:r>
+              <w:rPr>
+                <w:color w:val="333333"/>
+              </w:rPr>
+              <w:t>u_inf</w:t>
+            </w:r>
+            <w:proofErr w:type="spellEnd"/>
+            <w:r>
+              <w:rPr>
+                <w:color w:val="333333"/>
+              </w:rPr>
+              <w:t xml:space="preserve">, y, </w:t>
             </w:r>
             <w:r>
               <w:rPr>
@@ -13697,7 +16301,35 @@
               <w:rPr>
                 <w:color w:val="333333"/>
               </w:rPr>
-              <w:t>, color=colors[idx], markersize=</w:t>
+              <w:t>, color=colors[</w:t>
+            </w:r>
+            <w:proofErr w:type="spellStart"/>
+            <w:r>
+              <w:rPr>
+                <w:color w:val="333333"/>
+              </w:rPr>
+              <w:t>idx</w:t>
+            </w:r>
+            <w:proofErr w:type="spellEnd"/>
+            <w:r>
+              <w:rPr>
+                <w:color w:val="333333"/>
+              </w:rPr>
+              <w:t xml:space="preserve">], </w:t>
+            </w:r>
+            <w:proofErr w:type="spellStart"/>
+            <w:r>
+              <w:rPr>
+                <w:color w:val="333333"/>
+              </w:rPr>
+              <w:t>markersize</w:t>
+            </w:r>
+            <w:proofErr w:type="spellEnd"/>
+            <w:r>
+              <w:rPr>
+                <w:color w:val="333333"/>
+              </w:rPr>
+              <w:t>=</w:t>
             </w:r>
             <w:r>
               <w:rPr>
@@ -13713,12 +16345,21 @@
               </w:rPr>
               <w:t>, label=</w:t>
             </w:r>
+            <w:proofErr w:type="spellStart"/>
             <w:r>
               <w:rPr>
                 <w:color w:val="333333"/>
                 <w:shd w:val="clear" w:color="auto" w:fill="FFF0F0"/>
               </w:rPr>
-              <w:t xml:space="preserve">f'x = </w:t>
+              <w:t>f'x</w:t>
+            </w:r>
+            <w:proofErr w:type="spellEnd"/>
+            <w:r>
+              <w:rPr>
+                <w:color w:val="333333"/>
+                <w:shd w:val="clear" w:color="auto" w:fill="FFF0F0"/>
+              </w:rPr>
+              <w:t xml:space="preserve"> = </w:t>
             </w:r>
             <w:r>
               <w:rPr>
@@ -13745,7 +16386,15 @@
                 <w:color w:val="333333"/>
                 <w:shd w:val="clear" w:color="auto" w:fill="FFF0F0"/>
               </w:rPr>
-              <w:t>.2f</w:t>
+              <w:t>.2</w:t>
+            </w:r>
+            <w:proofErr w:type="gramStart"/>
+            <w:r>
+              <w:rPr>
+                <w:color w:val="333333"/>
+                <w:shd w:val="clear" w:color="auto" w:fill="FFF0F0"/>
+              </w:rPr>
+              <w:t>f</w:t>
             </w:r>
             <w:r>
               <w:rPr>
@@ -13761,6 +16410,7 @@
               </w:rPr>
               <w:t>'</w:t>
             </w:r>
+            <w:proofErr w:type="gramEnd"/>
             <w:r>
               <w:rPr>
                 <w:color w:val="333333"/>
@@ -13776,11 +16426,21 @@
                 <w:color w:val="333333"/>
               </w:rPr>
             </w:pPr>
-            <w:r>
-              <w:rPr>
-                <w:color w:val="333333"/>
-              </w:rPr>
-              <w:t>plt.title(</w:t>
+            <w:proofErr w:type="spellStart"/>
+            <w:proofErr w:type="gramStart"/>
+            <w:r>
+              <w:rPr>
+                <w:color w:val="333333"/>
+              </w:rPr>
+              <w:t>plt.title</w:t>
+            </w:r>
+            <w:proofErr w:type="spellEnd"/>
+            <w:proofErr w:type="gramEnd"/>
+            <w:r>
+              <w:rPr>
+                <w:color w:val="333333"/>
+              </w:rPr>
+              <w:t>(</w:t>
             </w:r>
             <w:r>
               <w:rPr>
@@ -13793,7 +16453,21 @@
               <w:rPr>
                 <w:color w:val="333333"/>
               </w:rPr>
-              <w:t>, fontsize=</w:t>
+              <w:t xml:space="preserve">, </w:t>
+            </w:r>
+            <w:proofErr w:type="spellStart"/>
+            <w:r>
+              <w:rPr>
+                <w:color w:val="333333"/>
+              </w:rPr>
+              <w:t>fontsize</w:t>
+            </w:r>
+            <w:proofErr w:type="spellEnd"/>
+            <w:r>
+              <w:rPr>
+                <w:color w:val="333333"/>
+              </w:rPr>
+              <w:t>=</w:t>
             </w:r>
             <w:r>
               <w:rPr>
@@ -13818,24 +16492,98 @@
                 <w:color w:val="333333"/>
               </w:rPr>
             </w:pPr>
-            <w:r>
-              <w:rPr>
-                <w:color w:val="333333"/>
-              </w:rPr>
-              <w:t>plt.xlabel(</w:t>
-            </w:r>
+            <w:proofErr w:type="spellStart"/>
+            <w:proofErr w:type="gramStart"/>
+            <w:r>
+              <w:rPr>
+                <w:color w:val="333333"/>
+              </w:rPr>
+              <w:t>plt.xlabel</w:t>
+            </w:r>
+            <w:proofErr w:type="spellEnd"/>
+            <w:proofErr w:type="gramEnd"/>
+            <w:r>
+              <w:rPr>
+                <w:color w:val="333333"/>
+              </w:rPr>
+              <w:t>(</w:t>
+            </w:r>
+            <w:proofErr w:type="spellStart"/>
             <w:r>
               <w:rPr>
                 <w:color w:val="333333"/>
                 <w:shd w:val="clear" w:color="auto" w:fill="FFF0F0"/>
               </w:rPr>
-              <w:t>r'$u / U_{\infty}$'</w:t>
-            </w:r>
-            <w:r>
-              <w:rPr>
-                <w:color w:val="333333"/>
-              </w:rPr>
-              <w:t>, fontsize=</w:t>
+              <w:t>r'$u</w:t>
+            </w:r>
+            <w:proofErr w:type="spellEnd"/>
+            <w:r>
+              <w:rPr>
+                <w:color w:val="333333"/>
+                <w:shd w:val="clear" w:color="auto" w:fill="FFF0F0"/>
+              </w:rPr>
+              <w:t xml:space="preserve"> / </w:t>
+            </w:r>
+            <w:proofErr w:type="gramStart"/>
+            <w:r>
+              <w:rPr>
+                <w:color w:val="333333"/>
+                <w:shd w:val="clear" w:color="auto" w:fill="FFF0F0"/>
+              </w:rPr>
+              <w:t>U_{</w:t>
+            </w:r>
+            <w:proofErr w:type="gramEnd"/>
+            <w:r>
+              <w:rPr>
+                <w:color w:val="333333"/>
+                <w:shd w:val="clear" w:color="auto" w:fill="FFF0F0"/>
+              </w:rPr>
+              <w:t>\</w:t>
+            </w:r>
+            <w:proofErr w:type="spellStart"/>
+            <w:proofErr w:type="gramStart"/>
+            <w:r>
+              <w:rPr>
+                <w:color w:val="333333"/>
+                <w:shd w:val="clear" w:color="auto" w:fill="FFF0F0"/>
+              </w:rPr>
+              <w:t>infty</w:t>
+            </w:r>
+            <w:proofErr w:type="spellEnd"/>
+            <w:r>
+              <w:rPr>
+                <w:color w:val="333333"/>
+                <w:shd w:val="clear" w:color="auto" w:fill="FFF0F0"/>
+              </w:rPr>
+              <w:t>}$</w:t>
+            </w:r>
+            <w:proofErr w:type="gramEnd"/>
+            <w:r>
+              <w:rPr>
+                <w:color w:val="333333"/>
+                <w:shd w:val="clear" w:color="auto" w:fill="FFF0F0"/>
+              </w:rPr>
+              <w:t>'</w:t>
+            </w:r>
+            <w:r>
+              <w:rPr>
+                <w:color w:val="333333"/>
+              </w:rPr>
+              <w:t xml:space="preserve">, </w:t>
+            </w:r>
+            <w:proofErr w:type="spellStart"/>
+            <w:r>
+              <w:rPr>
+                <w:color w:val="333333"/>
+              </w:rPr>
+              <w:t>fontsize</w:t>
+            </w:r>
+            <w:proofErr w:type="spellEnd"/>
+            <w:r>
+              <w:rPr>
+                <w:color w:val="333333"/>
+              </w:rPr>
+              <w:t>=</w:t>
             </w:r>
             <w:r>
               <w:rPr>
@@ -13860,24 +16608,57 @@
                 <w:color w:val="333333"/>
               </w:rPr>
             </w:pPr>
-            <w:r>
-              <w:rPr>
-                <w:color w:val="333333"/>
-              </w:rPr>
-              <w:t>plt.ylabel(</w:t>
-            </w:r>
+            <w:proofErr w:type="spellStart"/>
+            <w:proofErr w:type="gramStart"/>
+            <w:r>
+              <w:rPr>
+                <w:color w:val="333333"/>
+              </w:rPr>
+              <w:t>plt.ylabel</w:t>
+            </w:r>
+            <w:proofErr w:type="spellEnd"/>
+            <w:proofErr w:type="gramEnd"/>
+            <w:r>
+              <w:rPr>
+                <w:color w:val="333333"/>
+              </w:rPr>
+              <w:t>(</w:t>
+            </w:r>
+            <w:proofErr w:type="spellStart"/>
             <w:r>
               <w:rPr>
                 <w:color w:val="333333"/>
                 <w:shd w:val="clear" w:color="auto" w:fill="FFF0F0"/>
               </w:rPr>
-              <w:t>r'Wall Distance, $y$ (m)'</w:t>
-            </w:r>
-            <w:r>
-              <w:rPr>
-                <w:color w:val="333333"/>
-              </w:rPr>
-              <w:t>, fontsize=</w:t>
+              <w:t>r'Wall</w:t>
+            </w:r>
+            <w:proofErr w:type="spellEnd"/>
+            <w:r>
+              <w:rPr>
+                <w:color w:val="333333"/>
+                <w:shd w:val="clear" w:color="auto" w:fill="FFF0F0"/>
+              </w:rPr>
+              <w:t xml:space="preserve"> Distance, $y$ (m)'</w:t>
+            </w:r>
+            <w:r>
+              <w:rPr>
+                <w:color w:val="333333"/>
+              </w:rPr>
+              <w:t xml:space="preserve">, </w:t>
+            </w:r>
+            <w:proofErr w:type="spellStart"/>
+            <w:r>
+              <w:rPr>
+                <w:color w:val="333333"/>
+              </w:rPr>
+              <w:t>fontsize</w:t>
+            </w:r>
+            <w:proofErr w:type="spellEnd"/>
+            <w:r>
+              <w:rPr>
+                <w:color w:val="333333"/>
+              </w:rPr>
+              <w:t>=</w:t>
             </w:r>
             <w:r>
               <w:rPr>
@@ -13902,11 +16683,21 @@
                 <w:color w:val="333333"/>
               </w:rPr>
             </w:pPr>
-            <w:r>
-              <w:rPr>
-                <w:color w:val="333333"/>
-              </w:rPr>
-              <w:t>plt.ylim(</w:t>
+            <w:proofErr w:type="spellStart"/>
+            <w:proofErr w:type="gramStart"/>
+            <w:r>
+              <w:rPr>
+                <w:color w:val="333333"/>
+              </w:rPr>
+              <w:t>plt.ylim</w:t>
+            </w:r>
+            <w:proofErr w:type="spellEnd"/>
+            <w:proofErr w:type="gramEnd"/>
+            <w:r>
+              <w:rPr>
+                <w:color w:val="333333"/>
+              </w:rPr>
+              <w:t>(</w:t>
             </w:r>
             <w:r>
               <w:rPr>
@@ -13945,11 +16736,21 @@
                 <w:color w:val="333333"/>
               </w:rPr>
             </w:pPr>
-            <w:r>
-              <w:rPr>
-                <w:color w:val="333333"/>
-              </w:rPr>
-              <w:t>plt.xlim(</w:t>
+            <w:proofErr w:type="spellStart"/>
+            <w:proofErr w:type="gramStart"/>
+            <w:r>
+              <w:rPr>
+                <w:color w:val="333333"/>
+              </w:rPr>
+              <w:t>plt.xlim</w:t>
+            </w:r>
+            <w:proofErr w:type="spellEnd"/>
+            <w:proofErr w:type="gramEnd"/>
+            <w:r>
+              <w:rPr>
+                <w:color w:val="333333"/>
+              </w:rPr>
+              <w:t>(</w:t>
             </w:r>
             <w:r>
               <w:rPr>
@@ -13988,11 +16789,21 @@
                 <w:color w:val="333333"/>
               </w:rPr>
             </w:pPr>
-            <w:r>
-              <w:rPr>
-                <w:color w:val="333333"/>
-              </w:rPr>
-              <w:t>plt.legend()</w:t>
+            <w:proofErr w:type="spellStart"/>
+            <w:proofErr w:type="gramStart"/>
+            <w:r>
+              <w:rPr>
+                <w:color w:val="333333"/>
+              </w:rPr>
+              <w:t>plt.legend</w:t>
+            </w:r>
+            <w:proofErr w:type="spellEnd"/>
+            <w:proofErr w:type="gramEnd"/>
+            <w:r>
+              <w:rPr>
+                <w:color w:val="333333"/>
+              </w:rPr>
+              <w:t>()</w:t>
             </w:r>
           </w:p>
           <w:p>
@@ -14003,11 +16814,21 @@
                 <w:color w:val="333333"/>
               </w:rPr>
             </w:pPr>
-            <w:r>
-              <w:rPr>
-                <w:color w:val="333333"/>
-              </w:rPr>
-              <w:t>plt.grid()</w:t>
+            <w:proofErr w:type="spellStart"/>
+            <w:proofErr w:type="gramStart"/>
+            <w:r>
+              <w:rPr>
+                <w:color w:val="333333"/>
+              </w:rPr>
+              <w:t>plt.grid</w:t>
+            </w:r>
+            <w:proofErr w:type="spellEnd"/>
+            <w:proofErr w:type="gramEnd"/>
+            <w:r>
+              <w:rPr>
+                <w:color w:val="333333"/>
+              </w:rPr>
+              <w:t>()</w:t>
             </w:r>
           </w:p>
           <w:p>
@@ -14018,11 +16839,41 @@
                 <w:color w:val="333333"/>
               </w:rPr>
             </w:pPr>
-            <w:r>
-              <w:rPr>
-                <w:color w:val="333333"/>
-              </w:rPr>
-              <w:t>plt.tight_layout()</w:t>
+            <w:proofErr w:type="spellStart"/>
+            <w:proofErr w:type="gramStart"/>
+            <w:r>
+              <w:rPr>
+                <w:color w:val="333333"/>
+              </w:rPr>
+              <w:t>plt.tight</w:t>
+            </w:r>
+            <w:proofErr w:type="gramEnd"/>
+            <w:r>
+              <w:rPr>
+                <w:color w:val="333333"/>
+              </w:rPr>
+              <w:t>_</w:t>
+            </w:r>
+            <w:proofErr w:type="gramStart"/>
+            <w:r>
+              <w:rPr>
+                <w:color w:val="333333"/>
+              </w:rPr>
+              <w:t>layout</w:t>
+            </w:r>
+            <w:proofErr w:type="spellEnd"/>
+            <w:r>
+              <w:rPr>
+                <w:color w:val="333333"/>
+              </w:rPr>
+              <w:t>(</w:t>
+            </w:r>
+            <w:proofErr w:type="gramEnd"/>
+            <w:r>
+              <w:rPr>
+                <w:color w:val="333333"/>
+              </w:rPr>
+              <w:t>)</w:t>
             </w:r>
           </w:p>
           <w:p>
@@ -14033,11 +16884,21 @@
                 <w:color w:val="333333"/>
               </w:rPr>
             </w:pPr>
-            <w:r>
-              <w:rPr>
-                <w:color w:val="333333"/>
-              </w:rPr>
-              <w:t>plt.show()</w:t>
+            <w:proofErr w:type="spellStart"/>
+            <w:proofErr w:type="gramStart"/>
+            <w:r>
+              <w:rPr>
+                <w:color w:val="333333"/>
+              </w:rPr>
+              <w:t>plt.show</w:t>
+            </w:r>
+            <w:proofErr w:type="spellEnd"/>
+            <w:proofErr w:type="gramEnd"/>
+            <w:r>
+              <w:rPr>
+                <w:color w:val="333333"/>
+              </w:rPr>
+              <w:t>()</w:t>
             </w:r>
           </w:p>
         </w:tc>
@@ -14090,11 +16951,19 @@
                 <w:color w:val="333333"/>
               </w:rPr>
             </w:pPr>
-            <w:r>
-              <w:rPr>
-                <w:color w:val="333333"/>
-              </w:rPr>
-              <w:t xml:space="preserve">func = </w:t>
+            <w:proofErr w:type="spellStart"/>
+            <w:r>
+              <w:rPr>
+                <w:color w:val="333333"/>
+              </w:rPr>
+              <w:t>func</w:t>
+            </w:r>
+            <w:proofErr w:type="spellEnd"/>
+            <w:r>
+              <w:rPr>
+                <w:color w:val="333333"/>
+              </w:rPr>
+              <w:t xml:space="preserve"> = </w:t>
             </w:r>
             <w:r>
               <w:rPr>
@@ -14108,8 +16977,16 @@
               <w:rPr>
                 <w:color w:val="333333"/>
               </w:rPr>
-              <w:t xml:space="preserve"> x, y: [y[</w:t>
-            </w:r>
+              <w:t xml:space="preserve"> x, y: [</w:t>
+            </w:r>
+            <w:proofErr w:type="gramStart"/>
+            <w:r>
+              <w:rPr>
+                <w:color w:val="333333"/>
+              </w:rPr>
+              <w:t>y[</w:t>
+            </w:r>
+            <w:proofErr w:type="gramEnd"/>
             <w:r>
               <w:rPr>
                 <w:b/>
@@ -14122,8 +16999,16 @@
               <w:rPr>
                 <w:color w:val="333333"/>
               </w:rPr>
-              <w:t>], y[</w:t>
-            </w:r>
+              <w:t xml:space="preserve">], </w:t>
+            </w:r>
+            <w:proofErr w:type="gramStart"/>
+            <w:r>
+              <w:rPr>
+                <w:color w:val="333333"/>
+              </w:rPr>
+              <w:t>y[</w:t>
+            </w:r>
+            <w:proofErr w:type="gramEnd"/>
             <w:r>
               <w:rPr>
                 <w:b/>
@@ -14152,6 +17037,7 @@
               </w:rPr>
               <w:t>*y[</w:t>
             </w:r>
+            <w:proofErr w:type="gramStart"/>
             <w:r>
               <w:rPr>
                 <w:b/>
@@ -14166,6 +17052,7 @@
               </w:rPr>
               <w:t>]*y[</w:t>
             </w:r>
+            <w:proofErr w:type="gramEnd"/>
             <w:r>
               <w:rPr>
                 <w:b/>
@@ -14195,11 +17082,19 @@
                 <w:color w:val="333333"/>
               </w:rPr>
             </w:pPr>
-            <w:r>
-              <w:rPr>
-                <w:color w:val="333333"/>
-              </w:rPr>
-              <w:t xml:space="preserve">bcs = </w:t>
+            <w:proofErr w:type="spellStart"/>
+            <w:r>
+              <w:rPr>
+                <w:color w:val="333333"/>
+              </w:rPr>
+              <w:t>bcs</w:t>
+            </w:r>
+            <w:proofErr w:type="spellEnd"/>
+            <w:r>
+              <w:rPr>
+                <w:color w:val="333333"/>
+              </w:rPr>
+              <w:t xml:space="preserve"> = </w:t>
             </w:r>
             <w:r>
               <w:rPr>
@@ -14213,8 +17108,52 @@
               <w:rPr>
                 <w:color w:val="333333"/>
               </w:rPr>
-              <w:t xml:space="preserve"> ya, yb: [ya[</w:t>
-            </w:r>
+              <w:t xml:space="preserve"> </w:t>
+            </w:r>
+            <w:proofErr w:type="spellStart"/>
+            <w:r>
+              <w:rPr>
+                <w:color w:val="333333"/>
+              </w:rPr>
+              <w:t>ya</w:t>
+            </w:r>
+            <w:proofErr w:type="spellEnd"/>
+            <w:r>
+              <w:rPr>
+                <w:color w:val="333333"/>
+              </w:rPr>
+              <w:t xml:space="preserve">, </w:t>
+            </w:r>
+            <w:proofErr w:type="spellStart"/>
+            <w:r>
+              <w:rPr>
+                <w:color w:val="333333"/>
+              </w:rPr>
+              <w:t>yb</w:t>
+            </w:r>
+            <w:proofErr w:type="spellEnd"/>
+            <w:r>
+              <w:rPr>
+                <w:color w:val="333333"/>
+              </w:rPr>
+              <w:t>: [</w:t>
+            </w:r>
+            <w:proofErr w:type="spellStart"/>
+            <w:proofErr w:type="gramStart"/>
+            <w:r>
+              <w:rPr>
+                <w:color w:val="333333"/>
+              </w:rPr>
+              <w:t>ya</w:t>
+            </w:r>
+            <w:proofErr w:type="spellEnd"/>
+            <w:r>
+              <w:rPr>
+                <w:color w:val="333333"/>
+              </w:rPr>
+              <w:t>[</w:t>
+            </w:r>
+            <w:proofErr w:type="gramEnd"/>
             <w:r>
               <w:rPr>
                 <w:b/>
@@ -14227,8 +17166,24 @@
               <w:rPr>
                 <w:color w:val="333333"/>
               </w:rPr>
-              <w:t>], ya[</w:t>
-            </w:r>
+              <w:t xml:space="preserve">], </w:t>
+            </w:r>
+            <w:proofErr w:type="spellStart"/>
+            <w:proofErr w:type="gramStart"/>
+            <w:r>
+              <w:rPr>
+                <w:color w:val="333333"/>
+              </w:rPr>
+              <w:t>ya</w:t>
+            </w:r>
+            <w:proofErr w:type="spellEnd"/>
+            <w:r>
+              <w:rPr>
+                <w:color w:val="333333"/>
+              </w:rPr>
+              <w:t>[</w:t>
+            </w:r>
+            <w:proofErr w:type="gramEnd"/>
             <w:r>
               <w:rPr>
                 <w:b/>
@@ -14241,8 +17196,24 @@
               <w:rPr>
                 <w:color w:val="333333"/>
               </w:rPr>
-              <w:t>], yb[</w:t>
-            </w:r>
+              <w:t xml:space="preserve">], </w:t>
+            </w:r>
+            <w:proofErr w:type="spellStart"/>
+            <w:proofErr w:type="gramStart"/>
+            <w:r>
+              <w:rPr>
+                <w:color w:val="333333"/>
+              </w:rPr>
+              <w:t>yb</w:t>
+            </w:r>
+            <w:proofErr w:type="spellEnd"/>
+            <w:r>
+              <w:rPr>
+                <w:color w:val="333333"/>
+              </w:rPr>
+              <w:t>[</w:t>
+            </w:r>
+            <w:proofErr w:type="gramEnd"/>
             <w:r>
               <w:rPr>
                 <w:b/>
@@ -14257,6 +17228,7 @@
               </w:rPr>
               <w:t xml:space="preserve">] - </w:t>
             </w:r>
+            <w:proofErr w:type="gramStart"/>
             <w:r>
               <w:rPr>
                 <w:b/>
@@ -14275,7 +17247,28 @@
               <w:rPr>
                 <w:color w:val="888888"/>
               </w:rPr>
-              <w:t>#f(0)=0, f'(0)=0, f'(inf)=1</w:t>
+              <w:t>#f(0)=</w:t>
+            </w:r>
+            <w:proofErr w:type="gramEnd"/>
+            <w:r>
+              <w:rPr>
+                <w:color w:val="888888"/>
+              </w:rPr>
+              <w:t>0, f'(</w:t>
+            </w:r>
+            <w:proofErr w:type="gramStart"/>
+            <w:r>
+              <w:rPr>
+                <w:color w:val="888888"/>
+              </w:rPr>
+              <w:t>0)=</w:t>
+            </w:r>
+            <w:proofErr w:type="gramEnd"/>
+            <w:r>
+              <w:rPr>
+                <w:color w:val="888888"/>
+              </w:rPr>
+              <w:t>0, f'(inf)=1</w:t>
             </w:r>
           </w:p>
           <w:p>
@@ -14295,11 +17288,35 @@
                 <w:color w:val="333333"/>
               </w:rPr>
             </w:pPr>
-            <w:r>
-              <w:rPr>
-                <w:color w:val="333333"/>
-              </w:rPr>
-              <w:t>eta_span = np.linspace(</w:t>
+            <w:proofErr w:type="spellStart"/>
+            <w:r>
+              <w:rPr>
+                <w:color w:val="333333"/>
+              </w:rPr>
+              <w:t>eta_span</w:t>
+            </w:r>
+            <w:proofErr w:type="spellEnd"/>
+            <w:r>
+              <w:rPr>
+                <w:color w:val="333333"/>
+              </w:rPr>
+              <w:t xml:space="preserve"> = </w:t>
+            </w:r>
+            <w:proofErr w:type="spellStart"/>
+            <w:proofErr w:type="gramStart"/>
+            <w:r>
+              <w:rPr>
+                <w:color w:val="333333"/>
+              </w:rPr>
+              <w:t>np.linspace</w:t>
+            </w:r>
+            <w:proofErr w:type="spellEnd"/>
+            <w:proofErr w:type="gramEnd"/>
+            <w:r>
+              <w:rPr>
+                <w:color w:val="333333"/>
+              </w:rPr>
+              <w:t>(</w:t>
             </w:r>
             <w:r>
               <w:rPr>
@@ -14329,6 +17346,7 @@
               </w:rPr>
               <w:t xml:space="preserve">, </w:t>
             </w:r>
+            <w:proofErr w:type="gramStart"/>
             <w:r>
               <w:rPr>
                 <w:b/>
@@ -14347,7 +17365,14 @@
               <w:rPr>
                 <w:color w:val="888888"/>
               </w:rPr>
-              <w:t>#init range for eta</w:t>
+              <w:t>#</w:t>
+            </w:r>
+            <w:proofErr w:type="gramEnd"/>
+            <w:r>
+              <w:rPr>
+                <w:color w:val="888888"/>
+              </w:rPr>
+              <w:t>init range for eta</w:t>
             </w:r>
           </w:p>
           <w:p>
@@ -14358,11 +17383,35 @@
                 <w:color w:val="333333"/>
               </w:rPr>
             </w:pPr>
-            <w:r>
-              <w:rPr>
-                <w:color w:val="333333"/>
-              </w:rPr>
-              <w:t>blasius_guess = np.zeros((</w:t>
+            <w:proofErr w:type="spellStart"/>
+            <w:r>
+              <w:rPr>
+                <w:color w:val="333333"/>
+              </w:rPr>
+              <w:t>blasius_guess</w:t>
+            </w:r>
+            <w:proofErr w:type="spellEnd"/>
+            <w:r>
+              <w:rPr>
+                <w:color w:val="333333"/>
+              </w:rPr>
+              <w:t xml:space="preserve"> = </w:t>
+            </w:r>
+            <w:proofErr w:type="spellStart"/>
+            <w:proofErr w:type="gramStart"/>
+            <w:r>
+              <w:rPr>
+                <w:color w:val="333333"/>
+              </w:rPr>
+              <w:t>np.zeros</w:t>
+            </w:r>
+            <w:proofErr w:type="spellEnd"/>
+            <w:proofErr w:type="gramEnd"/>
+            <w:r>
+              <w:rPr>
+                <w:color w:val="333333"/>
+              </w:rPr>
+              <w:t>((</w:t>
             </w:r>
             <w:r>
               <w:rPr>
@@ -14376,14 +17425,50 @@
               <w:rPr>
                 <w:color w:val="333333"/>
               </w:rPr>
-              <w:t xml:space="preserve">, eta_span.size)) </w:t>
+              <w:t xml:space="preserve">, </w:t>
+            </w:r>
+            <w:proofErr w:type="spellStart"/>
+            <w:r>
+              <w:rPr>
+                <w:color w:val="333333"/>
+              </w:rPr>
+              <w:t>eta_</w:t>
+            </w:r>
+            <w:proofErr w:type="gramStart"/>
+            <w:r>
+              <w:rPr>
+                <w:color w:val="333333"/>
+              </w:rPr>
+              <w:t>span.size</w:t>
+            </w:r>
+            <w:proofErr w:type="spellEnd"/>
+            <w:r>
+              <w:rPr>
+                <w:color w:val="333333"/>
+              </w:rPr>
+              <w:t xml:space="preserve">)) </w:t>
             </w:r>
             <w:r>
               <w:rPr>
                 <w:color w:val="888888"/>
               </w:rPr>
-              <w:t>#initial guess for blasius</w:t>
-            </w:r>
+              <w:t>#</w:t>
+            </w:r>
+            <w:proofErr w:type="gramEnd"/>
+            <w:r>
+              <w:rPr>
+                <w:color w:val="888888"/>
+              </w:rPr>
+              <w:t xml:space="preserve">initial guess for </w:t>
+            </w:r>
+            <w:proofErr w:type="spellStart"/>
+            <w:r>
+              <w:rPr>
+                <w:color w:val="888888"/>
+              </w:rPr>
+              <w:t>blasius</w:t>
+            </w:r>
+            <w:proofErr w:type="spellEnd"/>
           </w:p>
           <w:p>
             <w:pPr>
@@ -14402,17 +17487,117 @@
                 <w:color w:val="333333"/>
               </w:rPr>
             </w:pPr>
-            <w:r>
-              <w:rPr>
-                <w:color w:val="333333"/>
-              </w:rPr>
-              <w:t xml:space="preserve">blasius_eqn = solve_bvp(func, bcs, eta_span, blasius_guess) </w:t>
+            <w:proofErr w:type="spellStart"/>
+            <w:r>
+              <w:rPr>
+                <w:color w:val="333333"/>
+              </w:rPr>
+              <w:t>blasius_eqn</w:t>
+            </w:r>
+            <w:proofErr w:type="spellEnd"/>
+            <w:r>
+              <w:rPr>
+                <w:color w:val="333333"/>
+              </w:rPr>
+              <w:t xml:space="preserve"> = </w:t>
+            </w:r>
+            <w:proofErr w:type="spellStart"/>
+            <w:r>
+              <w:rPr>
+                <w:color w:val="333333"/>
+              </w:rPr>
+              <w:t>solve_</w:t>
+            </w:r>
+            <w:proofErr w:type="gramStart"/>
+            <w:r>
+              <w:rPr>
+                <w:color w:val="333333"/>
+              </w:rPr>
+              <w:t>bvp</w:t>
+            </w:r>
+            <w:proofErr w:type="spellEnd"/>
+            <w:r>
+              <w:rPr>
+                <w:color w:val="333333"/>
+              </w:rPr>
+              <w:t>(</w:t>
+            </w:r>
+            <w:proofErr w:type="spellStart"/>
+            <w:proofErr w:type="gramEnd"/>
+            <w:r>
+              <w:rPr>
+                <w:color w:val="333333"/>
+              </w:rPr>
+              <w:t>func</w:t>
+            </w:r>
+            <w:proofErr w:type="spellEnd"/>
+            <w:r>
+              <w:rPr>
+                <w:color w:val="333333"/>
+              </w:rPr>
+              <w:t xml:space="preserve">, </w:t>
+            </w:r>
+            <w:proofErr w:type="spellStart"/>
+            <w:r>
+              <w:rPr>
+                <w:color w:val="333333"/>
+              </w:rPr>
+              <w:t>bcs</w:t>
+            </w:r>
+            <w:proofErr w:type="spellEnd"/>
+            <w:r>
+              <w:rPr>
+                <w:color w:val="333333"/>
+              </w:rPr>
+              <w:t xml:space="preserve">, </w:t>
+            </w:r>
+            <w:proofErr w:type="spellStart"/>
+            <w:r>
+              <w:rPr>
+                <w:color w:val="333333"/>
+              </w:rPr>
+              <w:t>eta_span</w:t>
+            </w:r>
+            <w:proofErr w:type="spellEnd"/>
+            <w:r>
+              <w:rPr>
+                <w:color w:val="333333"/>
+              </w:rPr>
+              <w:t xml:space="preserve">, </w:t>
+            </w:r>
+            <w:proofErr w:type="spellStart"/>
+            <w:r>
+              <w:rPr>
+                <w:color w:val="333333"/>
+              </w:rPr>
+              <w:t>blasius_</w:t>
+            </w:r>
+            <w:proofErr w:type="gramStart"/>
+            <w:r>
+              <w:rPr>
+                <w:color w:val="333333"/>
+              </w:rPr>
+              <w:t>guess</w:t>
+            </w:r>
+            <w:proofErr w:type="spellEnd"/>
+            <w:r>
+              <w:rPr>
+                <w:color w:val="333333"/>
+              </w:rPr>
+              <w:t xml:space="preserve">) </w:t>
             </w:r>
             <w:r>
               <w:rPr>
                 <w:color w:val="888888"/>
               </w:rPr>
-              <w:t>#solve boundary value problem</w:t>
+              <w:t>#</w:t>
+            </w:r>
+            <w:proofErr w:type="gramEnd"/>
+            <w:r>
+              <w:rPr>
+                <w:color w:val="888888"/>
+              </w:rPr>
+              <w:t>solve boundary value problem</w:t>
             </w:r>
           </w:p>
           <w:p>
@@ -14432,18 +17617,53 @@
                 <w:color w:val="333333"/>
               </w:rPr>
             </w:pPr>
-            <w:r>
-              <w:rPr>
-                <w:color w:val="333333"/>
-              </w:rPr>
-              <w:lastRenderedPageBreak/>
-              <w:t xml:space="preserve">eta_exact = blasius_eqn.x </w:t>
+            <w:proofErr w:type="spellStart"/>
+            <w:r>
+              <w:rPr>
+                <w:color w:val="333333"/>
+              </w:rPr>
+              <w:t>eta_exact</w:t>
+            </w:r>
+            <w:proofErr w:type="spellEnd"/>
+            <w:r>
+              <w:rPr>
+                <w:color w:val="333333"/>
+              </w:rPr>
+              <w:t xml:space="preserve"> = </w:t>
+            </w:r>
+            <w:proofErr w:type="spellStart"/>
+            <w:r>
+              <w:rPr>
+                <w:color w:val="333333"/>
+              </w:rPr>
+              <w:t>blasius_eqn.x</w:t>
+            </w:r>
+            <w:proofErr w:type="spellEnd"/>
+            <w:r>
+              <w:rPr>
+                <w:color w:val="333333"/>
+              </w:rPr>
+              <w:t xml:space="preserve"> </w:t>
             </w:r>
             <w:r>
               <w:rPr>
                 <w:color w:val="888888"/>
               </w:rPr>
-              <w:t>#eta values for blasius solution</w:t>
+              <w:t xml:space="preserve">#eta values for </w:t>
+            </w:r>
+            <w:proofErr w:type="spellStart"/>
+            <w:r>
+              <w:rPr>
+                <w:color w:val="888888"/>
+              </w:rPr>
+              <w:t>blasius</w:t>
+            </w:r>
+            <w:proofErr w:type="spellEnd"/>
+            <w:r>
+              <w:rPr>
+                <w:color w:val="888888"/>
+              </w:rPr>
+              <w:t xml:space="preserve"> solution</w:t>
             </w:r>
           </w:p>
           <w:p>
@@ -14454,12 +17674,43 @@
                 <w:color w:val="333333"/>
               </w:rPr>
             </w:pPr>
-            <w:r>
-              <w:rPr>
-                <w:color w:val="333333"/>
-              </w:rPr>
-              <w:t>u_exact_norm = blasius_eqn.y[</w:t>
-            </w:r>
+            <w:proofErr w:type="spellStart"/>
+            <w:r>
+              <w:rPr>
+                <w:color w:val="333333"/>
+              </w:rPr>
+              <w:t>u_exact_norm</w:t>
+            </w:r>
+            <w:proofErr w:type="spellEnd"/>
+            <w:r>
+              <w:rPr>
+                <w:color w:val="333333"/>
+              </w:rPr>
+              <w:t xml:space="preserve"> = </w:t>
+            </w:r>
+            <w:proofErr w:type="spellStart"/>
+            <w:r>
+              <w:rPr>
+                <w:color w:val="333333"/>
+              </w:rPr>
+              <w:t>blasius_</w:t>
+            </w:r>
+            <w:proofErr w:type="gramStart"/>
+            <w:r>
+              <w:rPr>
+                <w:color w:val="333333"/>
+              </w:rPr>
+              <w:t>eqn.y</w:t>
+            </w:r>
+            <w:proofErr w:type="spellEnd"/>
+            <w:proofErr w:type="gramEnd"/>
+            <w:r>
+              <w:rPr>
+                <w:color w:val="333333"/>
+              </w:rPr>
+              <w:t>[</w:t>
+            </w:r>
+            <w:proofErr w:type="gramStart"/>
             <w:r>
               <w:rPr>
                 <w:b/>
@@ -14478,8 +17729,23 @@
               <w:rPr>
                 <w:color w:val="888888"/>
               </w:rPr>
-              <w:t>#normalized to u_inf</w:t>
-            </w:r>
+              <w:t>#</w:t>
+            </w:r>
+            <w:proofErr w:type="gramEnd"/>
+            <w:r>
+              <w:rPr>
+                <w:color w:val="888888"/>
+              </w:rPr>
+              <w:t xml:space="preserve">normalized to </w:t>
+            </w:r>
+            <w:proofErr w:type="spellStart"/>
+            <w:r>
+              <w:rPr>
+                <w:color w:val="888888"/>
+              </w:rPr>
+              <w:t>u_inf</w:t>
+            </w:r>
+            <w:proofErr w:type="spellEnd"/>
           </w:p>
         </w:tc>
       </w:tr>
@@ -14520,7 +17786,36 @@
               <w:rPr>
                 <w:color w:val="888888"/>
               </w:rPr>
-              <w:t>#plot blasius normalized velocity profiles andcalc delta*, theta, and H at each x location</w:t>
+              <w:lastRenderedPageBreak/>
+              <w:t xml:space="preserve">#plot </w:t>
+            </w:r>
+            <w:proofErr w:type="spellStart"/>
+            <w:r>
+              <w:rPr>
+                <w:color w:val="888888"/>
+              </w:rPr>
+              <w:t>blasius</w:t>
+            </w:r>
+            <w:proofErr w:type="spellEnd"/>
+            <w:r>
+              <w:rPr>
+                <w:color w:val="888888"/>
+              </w:rPr>
+              <w:t xml:space="preserve"> normalized velocity profiles </w:t>
+            </w:r>
+            <w:proofErr w:type="spellStart"/>
+            <w:r>
+              <w:rPr>
+                <w:color w:val="888888"/>
+              </w:rPr>
+              <w:t>andcalc</w:t>
+            </w:r>
+            <w:proofErr w:type="spellEnd"/>
+            <w:r>
+              <w:rPr>
+                <w:color w:val="888888"/>
+              </w:rPr>
+              <w:t xml:space="preserve"> delta*, theta, and H at each x location</w:t>
             </w:r>
           </w:p>
           <w:p>
@@ -14531,17 +17826,39 @@
                 <w:color w:val="333333"/>
               </w:rPr>
             </w:pPr>
-            <w:r>
-              <w:rPr>
-                <w:color w:val="333333"/>
-              </w:rPr>
-              <w:t>d_stars = []</w:t>
+            <w:proofErr w:type="spellStart"/>
+            <w:r>
+              <w:rPr>
+                <w:color w:val="333333"/>
+              </w:rPr>
+              <w:t>d_stars</w:t>
+            </w:r>
+            <w:proofErr w:type="spellEnd"/>
+            <w:r>
+              <w:rPr>
+                <w:color w:val="333333"/>
+              </w:rPr>
+              <w:t xml:space="preserve"> = </w:t>
+            </w:r>
+            <w:proofErr w:type="gramStart"/>
+            <w:r>
+              <w:rPr>
+                <w:color w:val="333333"/>
+              </w:rPr>
+              <w:t>[]</w:t>
             </w:r>
             <w:r>
               <w:rPr>
                 <w:color w:val="888888"/>
               </w:rPr>
-              <w:t>#init lists</w:t>
+              <w:t>#</w:t>
+            </w:r>
+            <w:proofErr w:type="gramEnd"/>
+            <w:r>
+              <w:rPr>
+                <w:color w:val="888888"/>
+              </w:rPr>
+              <w:t>init lists</w:t>
             </w:r>
           </w:p>
           <w:p>
@@ -14591,12 +17908,38 @@
                 <w:color w:val="333333"/>
               </w:rPr>
             </w:pPr>
-            <w:r>
-              <w:rPr>
-                <w:color w:val="333333"/>
-              </w:rPr>
-              <w:t>plt.figure(figsize=(</w:t>
-            </w:r>
+            <w:proofErr w:type="spellStart"/>
+            <w:proofErr w:type="gramStart"/>
+            <w:r>
+              <w:rPr>
+                <w:color w:val="333333"/>
+              </w:rPr>
+              <w:t>plt.figure</w:t>
+            </w:r>
+            <w:proofErr w:type="spellEnd"/>
+            <w:proofErr w:type="gramEnd"/>
+            <w:r>
+              <w:rPr>
+                <w:color w:val="333333"/>
+              </w:rPr>
+              <w:t>(</w:t>
+            </w:r>
+            <w:proofErr w:type="spellStart"/>
+            <w:r>
+              <w:rPr>
+                <w:color w:val="333333"/>
+              </w:rPr>
+              <w:t>figsize</w:t>
+            </w:r>
+            <w:proofErr w:type="spellEnd"/>
+            <w:proofErr w:type="gramStart"/>
+            <w:r>
+              <w:rPr>
+                <w:color w:val="333333"/>
+              </w:rPr>
+              <w:t>=(</w:t>
+            </w:r>
+            <w:proofErr w:type="gramEnd"/>
             <w:r>
               <w:rPr>
                 <w:b/>
@@ -14645,7 +17988,25 @@
                 <w:color w:val="333333"/>
                 <w:shd w:val="clear" w:color="auto" w:fill="FFF0F0"/>
               </w:rPr>
-              <w:t>'tab:purple'</w:t>
+              <w:t>'</w:t>
+            </w:r>
+            <w:proofErr w:type="spellStart"/>
+            <w:proofErr w:type="gramStart"/>
+            <w:r>
+              <w:rPr>
+                <w:color w:val="333333"/>
+                <w:shd w:val="clear" w:color="auto" w:fill="FFF0F0"/>
+              </w:rPr>
+              <w:t>tab:purple</w:t>
+            </w:r>
+            <w:proofErr w:type="spellEnd"/>
+            <w:proofErr w:type="gramEnd"/>
+            <w:r>
+              <w:rPr>
+                <w:color w:val="333333"/>
+                <w:shd w:val="clear" w:color="auto" w:fill="FFF0F0"/>
+              </w:rPr>
+              <w:t>'</w:t>
             </w:r>
             <w:r>
               <w:rPr>
@@ -14658,7 +18019,25 @@
                 <w:color w:val="333333"/>
                 <w:shd w:val="clear" w:color="auto" w:fill="FFF0F0"/>
               </w:rPr>
-              <w:t>'tab:orange'</w:t>
+              <w:t>'</w:t>
+            </w:r>
+            <w:proofErr w:type="spellStart"/>
+            <w:proofErr w:type="gramStart"/>
+            <w:r>
+              <w:rPr>
+                <w:color w:val="333333"/>
+                <w:shd w:val="clear" w:color="auto" w:fill="FFF0F0"/>
+              </w:rPr>
+              <w:t>tab:orange</w:t>
+            </w:r>
+            <w:proofErr w:type="spellEnd"/>
+            <w:proofErr w:type="gramEnd"/>
+            <w:r>
+              <w:rPr>
+                <w:color w:val="333333"/>
+                <w:shd w:val="clear" w:color="auto" w:fill="FFF0F0"/>
+              </w:rPr>
+              <w:t>'</w:t>
             </w:r>
             <w:r>
               <w:rPr>
@@ -14671,7 +18050,25 @@
                 <w:color w:val="333333"/>
                 <w:shd w:val="clear" w:color="auto" w:fill="FFF0F0"/>
               </w:rPr>
-              <w:t>'tab:green'</w:t>
+              <w:t>'</w:t>
+            </w:r>
+            <w:proofErr w:type="spellStart"/>
+            <w:proofErr w:type="gramStart"/>
+            <w:r>
+              <w:rPr>
+                <w:color w:val="333333"/>
+                <w:shd w:val="clear" w:color="auto" w:fill="FFF0F0"/>
+              </w:rPr>
+              <w:t>tab:green</w:t>
+            </w:r>
+            <w:proofErr w:type="spellEnd"/>
+            <w:proofErr w:type="gramEnd"/>
+            <w:r>
+              <w:rPr>
+                <w:color w:val="333333"/>
+                <w:shd w:val="clear" w:color="auto" w:fill="FFF0F0"/>
+              </w:rPr>
+              <w:t>'</w:t>
             </w:r>
             <w:r>
               <w:rPr>
@@ -14684,7 +18081,25 @@
                 <w:color w:val="333333"/>
                 <w:shd w:val="clear" w:color="auto" w:fill="FFF0F0"/>
               </w:rPr>
-              <w:t>'tab:red'</w:t>
+              <w:t>'</w:t>
+            </w:r>
+            <w:proofErr w:type="spellStart"/>
+            <w:proofErr w:type="gramStart"/>
+            <w:r>
+              <w:rPr>
+                <w:color w:val="333333"/>
+                <w:shd w:val="clear" w:color="auto" w:fill="FFF0F0"/>
+              </w:rPr>
+              <w:t>tab:red</w:t>
+            </w:r>
+            <w:proofErr w:type="spellEnd"/>
+            <w:proofErr w:type="gramEnd"/>
+            <w:r>
+              <w:rPr>
+                <w:color w:val="333333"/>
+                <w:shd w:val="clear" w:color="auto" w:fill="FFF0F0"/>
+              </w:rPr>
+              <w:t>'</w:t>
             </w:r>
             <w:r>
               <w:rPr>
@@ -14697,7 +18112,25 @@
                 <w:color w:val="333333"/>
                 <w:shd w:val="clear" w:color="auto" w:fill="FFF0F0"/>
               </w:rPr>
-              <w:t>'tab:blue'</w:t>
+              <w:t>'</w:t>
+            </w:r>
+            <w:proofErr w:type="spellStart"/>
+            <w:proofErr w:type="gramStart"/>
+            <w:r>
+              <w:rPr>
+                <w:color w:val="333333"/>
+                <w:shd w:val="clear" w:color="auto" w:fill="FFF0F0"/>
+              </w:rPr>
+              <w:t>tab:blue</w:t>
+            </w:r>
+            <w:proofErr w:type="spellEnd"/>
+            <w:proofErr w:type="gramEnd"/>
+            <w:r>
+              <w:rPr>
+                <w:color w:val="333333"/>
+                <w:shd w:val="clear" w:color="auto" w:fill="FFF0F0"/>
+              </w:rPr>
+              <w:t>'</w:t>
             </w:r>
             <w:r>
               <w:rPr>
@@ -14714,11 +18147,19 @@
                 <w:color w:val="333333"/>
               </w:rPr>
             </w:pPr>
-            <w:r>
-              <w:rPr>
-                <w:color w:val="333333"/>
-              </w:rPr>
-              <w:t xml:space="preserve">markevery = </w:t>
+            <w:proofErr w:type="spellStart"/>
+            <w:r>
+              <w:rPr>
+                <w:color w:val="333333"/>
+              </w:rPr>
+              <w:t>markevery</w:t>
+            </w:r>
+            <w:proofErr w:type="spellEnd"/>
+            <w:r>
+              <w:rPr>
+                <w:color w:val="333333"/>
+              </w:rPr>
+              <w:t xml:space="preserve"> = </w:t>
             </w:r>
             <w:r>
               <w:rPr>
@@ -14749,7 +18190,21 @@
               <w:rPr>
                 <w:color w:val="333333"/>
               </w:rPr>
-              <w:t xml:space="preserve"> idx, n </w:t>
+              <w:t xml:space="preserve"> </w:t>
+            </w:r>
+            <w:proofErr w:type="spellStart"/>
+            <w:r>
+              <w:rPr>
+                <w:color w:val="333333"/>
+              </w:rPr>
+              <w:t>idx</w:t>
+            </w:r>
+            <w:proofErr w:type="spellEnd"/>
+            <w:r>
+              <w:rPr>
+                <w:color w:val="333333"/>
+              </w:rPr>
+              <w:t xml:space="preserve">, n </w:t>
             </w:r>
             <w:r>
               <w:rPr>
@@ -14775,7 +18230,21 @@
               <w:rPr>
                 <w:color w:val="333333"/>
               </w:rPr>
-              <w:t>(x_vals):</w:t>
+              <w:t>(</w:t>
+            </w:r>
+            <w:proofErr w:type="spellStart"/>
+            <w:r>
+              <w:rPr>
+                <w:color w:val="333333"/>
+              </w:rPr>
+              <w:t>x_vals</w:t>
+            </w:r>
+            <w:proofErr w:type="spellEnd"/>
+            <w:r>
+              <w:rPr>
+                <w:color w:val="333333"/>
+              </w:rPr>
+              <w:t>):</w:t>
             </w:r>
           </w:p>
           <w:p>
@@ -14790,7 +18259,21 @@
               <w:rPr>
                 <w:color w:val="333333"/>
               </w:rPr>
-              <w:t xml:space="preserve">    x_now = x0 + n*dx </w:t>
+              <w:t xml:space="preserve">    </w:t>
+            </w:r>
+            <w:proofErr w:type="spellStart"/>
+            <w:r>
+              <w:rPr>
+                <w:color w:val="333333"/>
+              </w:rPr>
+              <w:t>x_now</w:t>
+            </w:r>
+            <w:proofErr w:type="spellEnd"/>
+            <w:r>
+              <w:rPr>
+                <w:color w:val="333333"/>
+              </w:rPr>
+              <w:t xml:space="preserve"> = x0 + n*dx </w:t>
             </w:r>
           </w:p>
           <w:p>
@@ -14826,7 +18309,79 @@
               <w:rPr>
                 <w:color w:val="333333"/>
               </w:rPr>
-              <w:t xml:space="preserve">    eta_now = y*np.sqrt(u_inf/(nu_inf*x_now))</w:t>
+              <w:t xml:space="preserve">    </w:t>
+            </w:r>
+            <w:proofErr w:type="spellStart"/>
+            <w:r>
+              <w:rPr>
+                <w:color w:val="333333"/>
+              </w:rPr>
+              <w:t>eta_now</w:t>
+            </w:r>
+            <w:proofErr w:type="spellEnd"/>
+            <w:r>
+              <w:rPr>
+                <w:color w:val="333333"/>
+              </w:rPr>
+              <w:t xml:space="preserve"> = y*</w:t>
+            </w:r>
+            <w:proofErr w:type="spellStart"/>
+            <w:proofErr w:type="gramStart"/>
+            <w:r>
+              <w:rPr>
+                <w:color w:val="333333"/>
+              </w:rPr>
+              <w:t>np.sqrt</w:t>
+            </w:r>
+            <w:proofErr w:type="spellEnd"/>
+            <w:proofErr w:type="gramEnd"/>
+            <w:r>
+              <w:rPr>
+                <w:color w:val="333333"/>
+              </w:rPr>
+              <w:t>(</w:t>
+            </w:r>
+            <w:proofErr w:type="spellStart"/>
+            <w:r>
+              <w:rPr>
+                <w:color w:val="333333"/>
+              </w:rPr>
+              <w:t>u_inf</w:t>
+            </w:r>
+            <w:proofErr w:type="spellEnd"/>
+            <w:r>
+              <w:rPr>
+                <w:color w:val="333333"/>
+              </w:rPr>
+              <w:t>/(</w:t>
+            </w:r>
+            <w:proofErr w:type="spellStart"/>
+            <w:r>
+              <w:rPr>
+                <w:color w:val="333333"/>
+              </w:rPr>
+              <w:t>nu_inf</w:t>
+            </w:r>
+            <w:proofErr w:type="spellEnd"/>
+            <w:r>
+              <w:rPr>
+                <w:color w:val="333333"/>
+              </w:rPr>
+              <w:t>*</w:t>
+            </w:r>
+            <w:proofErr w:type="spellStart"/>
+            <w:r>
+              <w:rPr>
+                <w:color w:val="333333"/>
+              </w:rPr>
+              <w:t>x_now</w:t>
+            </w:r>
+            <w:proofErr w:type="spellEnd"/>
+            <w:r>
+              <w:rPr>
+                <w:color w:val="333333"/>
+              </w:rPr>
+              <w:t>))</w:t>
             </w:r>
           </w:p>
           <w:p>
@@ -14841,7 +18396,65 @@
               <w:rPr>
                 <w:color w:val="333333"/>
               </w:rPr>
-              <w:t xml:space="preserve">    plt.plot(u_store_numer[n]/u_inf, eta_now, </w:t>
+              <w:t xml:space="preserve">    </w:t>
+            </w:r>
+            <w:proofErr w:type="spellStart"/>
+            <w:proofErr w:type="gramStart"/>
+            <w:r>
+              <w:rPr>
+                <w:color w:val="333333"/>
+              </w:rPr>
+              <w:t>plt.plot</w:t>
+            </w:r>
+            <w:proofErr w:type="spellEnd"/>
+            <w:proofErr w:type="gramEnd"/>
+            <w:r>
+              <w:rPr>
+                <w:color w:val="333333"/>
+              </w:rPr>
+              <w:t>(</w:t>
+            </w:r>
+            <w:proofErr w:type="spellStart"/>
+            <w:r>
+              <w:rPr>
+                <w:color w:val="333333"/>
+              </w:rPr>
+              <w:t>u_store_numer</w:t>
+            </w:r>
+            <w:proofErr w:type="spellEnd"/>
+            <w:r>
+              <w:rPr>
+                <w:color w:val="333333"/>
+              </w:rPr>
+              <w:t>[n]/</w:t>
+            </w:r>
+            <w:proofErr w:type="spellStart"/>
+            <w:r>
+              <w:rPr>
+                <w:color w:val="333333"/>
+              </w:rPr>
+              <w:t>u_inf</w:t>
+            </w:r>
+            <w:proofErr w:type="spellEnd"/>
+            <w:r>
+              <w:rPr>
+                <w:color w:val="333333"/>
+              </w:rPr>
+              <w:t xml:space="preserve">, </w:t>
+            </w:r>
+            <w:proofErr w:type="spellStart"/>
+            <w:r>
+              <w:rPr>
+                <w:color w:val="333333"/>
+              </w:rPr>
+              <w:t>eta_now</w:t>
+            </w:r>
+            <w:proofErr w:type="spellEnd"/>
+            <w:r>
+              <w:rPr>
+                <w:color w:val="333333"/>
+              </w:rPr>
+              <w:t xml:space="preserve">, </w:t>
             </w:r>
             <w:r>
               <w:rPr>
@@ -14854,7 +18467,35 @@
               <w:rPr>
                 <w:color w:val="333333"/>
               </w:rPr>
-              <w:t>, color=colors[idx], markersize=</w:t>
+              <w:t>, color=colors[</w:t>
+            </w:r>
+            <w:proofErr w:type="spellStart"/>
+            <w:r>
+              <w:rPr>
+                <w:color w:val="333333"/>
+              </w:rPr>
+              <w:t>idx</w:t>
+            </w:r>
+            <w:proofErr w:type="spellEnd"/>
+            <w:r>
+              <w:rPr>
+                <w:color w:val="333333"/>
+              </w:rPr>
+              <w:t xml:space="preserve">], </w:t>
+            </w:r>
+            <w:proofErr w:type="spellStart"/>
+            <w:r>
+              <w:rPr>
+                <w:color w:val="333333"/>
+              </w:rPr>
+              <w:t>markersize</w:t>
+            </w:r>
+            <w:proofErr w:type="spellEnd"/>
+            <w:r>
+              <w:rPr>
+                <w:color w:val="333333"/>
+              </w:rPr>
+              <w:t>=</w:t>
             </w:r>
             <w:r>
               <w:rPr>
@@ -14870,12 +18511,21 @@
               </w:rPr>
               <w:t>, label=</w:t>
             </w:r>
+            <w:proofErr w:type="spellStart"/>
             <w:r>
               <w:rPr>
                 <w:color w:val="333333"/>
                 <w:shd w:val="clear" w:color="auto" w:fill="FFF0F0"/>
               </w:rPr>
-              <w:t xml:space="preserve">f'x = </w:t>
+              <w:t>f'x</w:t>
+            </w:r>
+            <w:proofErr w:type="spellEnd"/>
+            <w:r>
+              <w:rPr>
+                <w:color w:val="333333"/>
+                <w:shd w:val="clear" w:color="auto" w:fill="FFF0F0"/>
+              </w:rPr>
+              <w:t xml:space="preserve"> = </w:t>
             </w:r>
             <w:r>
               <w:rPr>
@@ -14902,7 +18552,15 @@
                 <w:color w:val="333333"/>
                 <w:shd w:val="clear" w:color="auto" w:fill="FFF0F0"/>
               </w:rPr>
-              <w:t>.2f</w:t>
+              <w:t>.2</w:t>
+            </w:r>
+            <w:proofErr w:type="gramStart"/>
+            <w:r>
+              <w:rPr>
+                <w:color w:val="333333"/>
+                <w:shd w:val="clear" w:color="auto" w:fill="FFF0F0"/>
+              </w:rPr>
+              <w:t>f</w:t>
             </w:r>
             <w:r>
               <w:rPr>
@@ -14918,6 +18576,7 @@
               </w:rPr>
               <w:t>'</w:t>
             </w:r>
+            <w:proofErr w:type="gramEnd"/>
             <w:r>
               <w:rPr>
                 <w:color w:val="333333"/>
@@ -14973,7 +18632,21 @@
               <w:rPr>
                 <w:color w:val="888888"/>
               </w:rPr>
-              <w:t>#---------calculations for dstar, theta, H----</w:t>
+              <w:t xml:space="preserve">#---------calculations for </w:t>
+            </w:r>
+            <w:proofErr w:type="spellStart"/>
+            <w:r>
+              <w:rPr>
+                <w:color w:val="888888"/>
+              </w:rPr>
+              <w:t>dstar</w:t>
+            </w:r>
+            <w:proofErr w:type="spellEnd"/>
+            <w:r>
+              <w:rPr>
+                <w:color w:val="888888"/>
+              </w:rPr>
+              <w:t>, theta, H----</w:t>
             </w:r>
           </w:p>
           <w:p>
@@ -14988,7 +18661,21 @@
               <w:rPr>
                 <w:color w:val="333333"/>
               </w:rPr>
-              <w:t xml:space="preserve">    d_star = trapezoid(</w:t>
+              <w:t xml:space="preserve">    </w:t>
+            </w:r>
+            <w:proofErr w:type="spellStart"/>
+            <w:r>
+              <w:rPr>
+                <w:color w:val="333333"/>
+              </w:rPr>
+              <w:t>d_star</w:t>
+            </w:r>
+            <w:proofErr w:type="spellEnd"/>
+            <w:r>
+              <w:rPr>
+                <w:color w:val="333333"/>
+              </w:rPr>
+              <w:t xml:space="preserve"> = trapezoid(</w:t>
             </w:r>
             <w:r>
               <w:rPr>
@@ -15002,13 +18689,55 @@
               <w:rPr>
                 <w:color w:val="333333"/>
               </w:rPr>
-              <w:t xml:space="preserve">-u_store_numer[n]/u_inf, x=y) </w:t>
+              <w:t>-u_store_numer[n]/</w:t>
+            </w:r>
+            <w:proofErr w:type="spellStart"/>
+            <w:r>
+              <w:rPr>
+                <w:color w:val="333333"/>
+              </w:rPr>
+              <w:t>u_inf</w:t>
+            </w:r>
+            <w:proofErr w:type="spellEnd"/>
+            <w:r>
+              <w:rPr>
+                <w:color w:val="333333"/>
+              </w:rPr>
+              <w:t xml:space="preserve">, x=y) </w:t>
             </w:r>
             <w:r>
               <w:rPr>
                 <w:color w:val="888888"/>
               </w:rPr>
-              <w:t>#disp thickness=integral of (1-u/u_inf) dy (m)</w:t>
+              <w:t>#disp thickness=integral of (1-u/</w:t>
+            </w:r>
+            <w:proofErr w:type="spellStart"/>
+            <w:r>
+              <w:rPr>
+                <w:color w:val="888888"/>
+              </w:rPr>
+              <w:t>u_inf</w:t>
+            </w:r>
+            <w:proofErr w:type="spellEnd"/>
+            <w:r>
+              <w:rPr>
+                <w:color w:val="888888"/>
+              </w:rPr>
+              <w:t xml:space="preserve">) </w:t>
+            </w:r>
+            <w:proofErr w:type="spellStart"/>
+            <w:r>
+              <w:rPr>
+                <w:color w:val="888888"/>
+              </w:rPr>
+              <w:t>dy</w:t>
+            </w:r>
+            <w:proofErr w:type="spellEnd"/>
+            <w:r>
+              <w:rPr>
+                <w:color w:val="888888"/>
+              </w:rPr>
+              <w:t xml:space="preserve"> (m)</w:t>
             </w:r>
           </w:p>
           <w:p>
@@ -15023,7 +18752,35 @@
               <w:rPr>
                 <w:color w:val="333333"/>
               </w:rPr>
-              <w:t xml:space="preserve">    theta = trapezoid(u_store_numer[n]/u_inf*(</w:t>
+              <w:t xml:space="preserve">    theta = trapezoid(</w:t>
+            </w:r>
+            <w:proofErr w:type="spellStart"/>
+            <w:r>
+              <w:rPr>
+                <w:color w:val="333333"/>
+              </w:rPr>
+              <w:t>u_store_numer</w:t>
+            </w:r>
+            <w:proofErr w:type="spellEnd"/>
+            <w:r>
+              <w:rPr>
+                <w:color w:val="333333"/>
+              </w:rPr>
+              <w:t>[n]/</w:t>
+            </w:r>
+            <w:proofErr w:type="spellStart"/>
+            <w:r>
+              <w:rPr>
+                <w:color w:val="333333"/>
+              </w:rPr>
+              <w:t>u_inf</w:t>
+            </w:r>
+            <w:proofErr w:type="spellEnd"/>
+            <w:r>
+              <w:rPr>
+                <w:color w:val="333333"/>
+              </w:rPr>
+              <w:t>*(</w:t>
             </w:r>
             <w:r>
               <w:rPr>
@@ -15037,13 +18794,97 @@
               <w:rPr>
                 <w:color w:val="333333"/>
               </w:rPr>
-              <w:t xml:space="preserve">-u_store_numer[n]/u_inf), x=y) </w:t>
+              <w:t>-u_store_numer[n]/</w:t>
+            </w:r>
+            <w:proofErr w:type="spellStart"/>
+            <w:r>
+              <w:rPr>
+                <w:color w:val="333333"/>
+              </w:rPr>
+              <w:t>u_inf</w:t>
+            </w:r>
+            <w:proofErr w:type="spellEnd"/>
+            <w:r>
+              <w:rPr>
+                <w:color w:val="333333"/>
+              </w:rPr>
+              <w:t>), x=</w:t>
+            </w:r>
+            <w:proofErr w:type="gramStart"/>
+            <w:r>
+              <w:rPr>
+                <w:color w:val="333333"/>
+              </w:rPr>
+              <w:t xml:space="preserve">y) </w:t>
             </w:r>
             <w:r>
               <w:rPr>
                 <w:color w:val="888888"/>
               </w:rPr>
-              <w:t>#momentum thickness=integral of (u/u_inf)(1-u/u_inf) dy (m)</w:t>
+              <w:t>#</w:t>
+            </w:r>
+            <w:proofErr w:type="gramEnd"/>
+            <w:r>
+              <w:rPr>
+                <w:color w:val="888888"/>
+              </w:rPr>
+              <w:t>momentum thickness=integral of (u/</w:t>
+            </w:r>
+            <w:proofErr w:type="spellStart"/>
+            <w:r>
+              <w:rPr>
+                <w:color w:val="888888"/>
+              </w:rPr>
+              <w:t>u_</w:t>
+            </w:r>
+            <w:proofErr w:type="gramStart"/>
+            <w:r>
+              <w:rPr>
+                <w:color w:val="888888"/>
+              </w:rPr>
+              <w:t>inf</w:t>
+            </w:r>
+            <w:proofErr w:type="spellEnd"/>
+            <w:r>
+              <w:rPr>
+                <w:color w:val="888888"/>
+              </w:rPr>
+              <w:t>)(</w:t>
+            </w:r>
+            <w:proofErr w:type="gramEnd"/>
+            <w:r>
+              <w:rPr>
+                <w:color w:val="888888"/>
+              </w:rPr>
+              <w:t>1-u/</w:t>
+            </w:r>
+            <w:proofErr w:type="spellStart"/>
+            <w:r>
+              <w:rPr>
+                <w:color w:val="888888"/>
+              </w:rPr>
+              <w:t>u_inf</w:t>
+            </w:r>
+            <w:proofErr w:type="spellEnd"/>
+            <w:r>
+              <w:rPr>
+                <w:color w:val="888888"/>
+              </w:rPr>
+              <w:t xml:space="preserve">) </w:t>
+            </w:r>
+            <w:proofErr w:type="spellStart"/>
+            <w:r>
+              <w:rPr>
+                <w:color w:val="888888"/>
+              </w:rPr>
+              <w:t>dy</w:t>
+            </w:r>
+            <w:proofErr w:type="spellEnd"/>
+            <w:r>
+              <w:rPr>
+                <w:color w:val="888888"/>
+              </w:rPr>
+              <w:t xml:space="preserve"> (m)</w:t>
             </w:r>
           </w:p>
           <w:p>
@@ -15058,13 +18899,41 @@
               <w:rPr>
                 <w:color w:val="333333"/>
               </w:rPr>
-              <w:t xml:space="preserve">    H = d_star/theta </w:t>
+              <w:t xml:space="preserve">    H = </w:t>
+            </w:r>
+            <w:proofErr w:type="spellStart"/>
+            <w:r>
+              <w:rPr>
+                <w:color w:val="333333"/>
+              </w:rPr>
+              <w:t>d_star</w:t>
+            </w:r>
+            <w:proofErr w:type="spellEnd"/>
+            <w:r>
+              <w:rPr>
+                <w:color w:val="333333"/>
+              </w:rPr>
+              <w:t xml:space="preserve">/theta </w:t>
             </w:r>
             <w:r>
               <w:rPr>
                 <w:color w:val="888888"/>
               </w:rPr>
-              <w:t>#dimensionless ratio of disp to momentum thickness</w:t>
+              <w:t xml:space="preserve">#dimensionless ratio of </w:t>
+            </w:r>
+            <w:proofErr w:type="spellStart"/>
+            <w:r>
+              <w:rPr>
+                <w:color w:val="888888"/>
+              </w:rPr>
+              <w:t>disp</w:t>
+            </w:r>
+            <w:proofErr w:type="spellEnd"/>
+            <w:r>
+              <w:rPr>
+                <w:color w:val="888888"/>
+              </w:rPr>
+              <w:t xml:space="preserve"> to momentum thickness</w:t>
             </w:r>
           </w:p>
           <w:p>
@@ -15100,8 +18969,16 @@
               <w:rPr>
                 <w:color w:val="888888"/>
               </w:rPr>
-              <w:t>#store vals</w:t>
-            </w:r>
+              <w:t xml:space="preserve">#store </w:t>
+            </w:r>
+            <w:proofErr w:type="spellStart"/>
+            <w:r>
+              <w:rPr>
+                <w:color w:val="888888"/>
+              </w:rPr>
+              <w:t>vals</w:t>
+            </w:r>
+            <w:proofErr w:type="spellEnd"/>
           </w:p>
           <w:p>
             <w:pPr>
@@ -15115,7 +18992,43 @@
               <w:rPr>
                 <w:color w:val="333333"/>
               </w:rPr>
-              <w:t xml:space="preserve">    d_stars.append(d_star)</w:t>
+              <w:t xml:space="preserve">    </w:t>
+            </w:r>
+            <w:proofErr w:type="spellStart"/>
+            <w:r>
+              <w:rPr>
+                <w:color w:val="333333"/>
+              </w:rPr>
+              <w:t>d_</w:t>
+            </w:r>
+            <w:proofErr w:type="gramStart"/>
+            <w:r>
+              <w:rPr>
+                <w:color w:val="333333"/>
+              </w:rPr>
+              <w:t>stars.append</w:t>
+            </w:r>
+            <w:proofErr w:type="spellEnd"/>
+            <w:proofErr w:type="gramEnd"/>
+            <w:r>
+              <w:rPr>
+                <w:color w:val="333333"/>
+              </w:rPr>
+              <w:t>(</w:t>
+            </w:r>
+            <w:proofErr w:type="spellStart"/>
+            <w:r>
+              <w:rPr>
+                <w:color w:val="333333"/>
+              </w:rPr>
+              <w:t>d_star</w:t>
+            </w:r>
+            <w:proofErr w:type="spellEnd"/>
+            <w:r>
+              <w:rPr>
+                <w:color w:val="333333"/>
+              </w:rPr>
+              <w:t>)</w:t>
             </w:r>
           </w:p>
           <w:p>
@@ -15130,7 +19043,23 @@
               <w:rPr>
                 <w:color w:val="333333"/>
               </w:rPr>
-              <w:t xml:space="preserve">    thetas.append(theta)</w:t>
+              <w:t xml:space="preserve">    </w:t>
+            </w:r>
+            <w:proofErr w:type="spellStart"/>
+            <w:proofErr w:type="gramStart"/>
+            <w:r>
+              <w:rPr>
+                <w:color w:val="333333"/>
+              </w:rPr>
+              <w:t>thetas.append</w:t>
+            </w:r>
+            <w:proofErr w:type="spellEnd"/>
+            <w:proofErr w:type="gramEnd"/>
+            <w:r>
+              <w:rPr>
+                <w:color w:val="333333"/>
+              </w:rPr>
+              <w:t>(theta)</w:t>
             </w:r>
           </w:p>
           <w:p>
@@ -15145,7 +19074,23 @@
               <w:rPr>
                 <w:color w:val="333333"/>
               </w:rPr>
-              <w:t xml:space="preserve">    Hs.append(H)</w:t>
+              <w:t xml:space="preserve">    </w:t>
+            </w:r>
+            <w:proofErr w:type="spellStart"/>
+            <w:proofErr w:type="gramStart"/>
+            <w:r>
+              <w:rPr>
+                <w:color w:val="333333"/>
+              </w:rPr>
+              <w:t>Hs.append</w:t>
+            </w:r>
+            <w:proofErr w:type="spellEnd"/>
+            <w:proofErr w:type="gramEnd"/>
+            <w:r>
+              <w:rPr>
+                <w:color w:val="333333"/>
+              </w:rPr>
+              <w:t>(H)</w:t>
             </w:r>
           </w:p>
           <w:p>
@@ -15162,6 +19107,7 @@
               </w:rPr>
               <w:t xml:space="preserve">    </w:t>
             </w:r>
+            <w:proofErr w:type="gramStart"/>
             <w:r>
               <w:rPr>
                 <w:color w:val="007020"/>
@@ -15174,12 +19120,22 @@
               </w:rPr>
               <w:t>(</w:t>
             </w:r>
+            <w:proofErr w:type="spellStart"/>
+            <w:proofErr w:type="gramEnd"/>
             <w:r>
               <w:rPr>
                 <w:color w:val="333333"/>
                 <w:shd w:val="clear" w:color="auto" w:fill="FFF0F0"/>
               </w:rPr>
-              <w:t xml:space="preserve">f"for x = </w:t>
+              <w:t>f"for</w:t>
+            </w:r>
+            <w:proofErr w:type="spellEnd"/>
+            <w:r>
+              <w:rPr>
+                <w:color w:val="333333"/>
+                <w:shd w:val="clear" w:color="auto" w:fill="FFF0F0"/>
+              </w:rPr>
+              <w:t xml:space="preserve"> x = </w:t>
             </w:r>
             <w:r>
               <w:rPr>
@@ -15206,7 +19162,15 @@
                 <w:color w:val="333333"/>
                 <w:shd w:val="clear" w:color="auto" w:fill="FFF0F0"/>
               </w:rPr>
-              <w:t>.0f</w:t>
+              <w:t>.0</w:t>
+            </w:r>
+            <w:proofErr w:type="gramStart"/>
+            <w:r>
+              <w:rPr>
+                <w:color w:val="333333"/>
+                <w:shd w:val="clear" w:color="auto" w:fill="FFF0F0"/>
+              </w:rPr>
+              <w:t>f</w:t>
             </w:r>
             <w:r>
               <w:rPr>
@@ -15220,7 +19184,31 @@
                 <w:color w:val="333333"/>
                 <w:shd w:val="clear" w:color="auto" w:fill="FFF0F0"/>
               </w:rPr>
-              <w:t xml:space="preserve">: dstar = </w:t>
+              <w:t>:</w:t>
+            </w:r>
+            <w:proofErr w:type="gramEnd"/>
+            <w:r>
+              <w:rPr>
+                <w:color w:val="333333"/>
+                <w:shd w:val="clear" w:color="auto" w:fill="FFF0F0"/>
+              </w:rPr>
+              <w:t xml:space="preserve"> </w:t>
+            </w:r>
+            <w:proofErr w:type="spellStart"/>
+            <w:r>
+              <w:rPr>
+                <w:color w:val="333333"/>
+                <w:shd w:val="clear" w:color="auto" w:fill="FFF0F0"/>
+              </w:rPr>
+              <w:t>dstar</w:t>
+            </w:r>
+            <w:proofErr w:type="spellEnd"/>
+            <w:r>
+              <w:rPr>
+                <w:color w:val="333333"/>
+                <w:shd w:val="clear" w:color="auto" w:fill="FFF0F0"/>
+              </w:rPr>
+              <w:t xml:space="preserve"> = </w:t>
             </w:r>
             <w:r>
               <w:rPr>
@@ -15247,7 +19235,15 @@
                 <w:color w:val="333333"/>
                 <w:shd w:val="clear" w:color="auto" w:fill="FFF0F0"/>
               </w:rPr>
-              <w:t>.6e</w:t>
+              <w:t>.6</w:t>
+            </w:r>
+            <w:proofErr w:type="gramStart"/>
+            <w:r>
+              <w:rPr>
+                <w:color w:val="333333"/>
+                <w:shd w:val="clear" w:color="auto" w:fill="FFF0F0"/>
+              </w:rPr>
+              <w:t>e</w:t>
             </w:r>
             <w:r>
               <w:rPr>
@@ -15261,7 +19257,15 @@
                 <w:color w:val="333333"/>
                 <w:shd w:val="clear" w:color="auto" w:fill="FFF0F0"/>
               </w:rPr>
-              <w:t xml:space="preserve">, theta = </w:t>
+              <w:t>,</w:t>
+            </w:r>
+            <w:proofErr w:type="gramEnd"/>
+            <w:r>
+              <w:rPr>
+                <w:color w:val="333333"/>
+                <w:shd w:val="clear" w:color="auto" w:fill="FFF0F0"/>
+              </w:rPr>
+              <w:t xml:space="preserve"> theta = </w:t>
             </w:r>
             <w:r>
               <w:rPr>
@@ -15288,7 +19292,15 @@
                 <w:color w:val="333333"/>
                 <w:shd w:val="clear" w:color="auto" w:fill="FFF0F0"/>
               </w:rPr>
-              <w:t>.6e</w:t>
+              <w:t>.6</w:t>
+            </w:r>
+            <w:proofErr w:type="gramStart"/>
+            <w:r>
+              <w:rPr>
+                <w:color w:val="333333"/>
+                <w:shd w:val="clear" w:color="auto" w:fill="FFF0F0"/>
+              </w:rPr>
+              <w:t>e</w:t>
             </w:r>
             <w:r>
               <w:rPr>
@@ -15302,7 +19314,15 @@
                 <w:color w:val="333333"/>
                 <w:shd w:val="clear" w:color="auto" w:fill="FFF0F0"/>
               </w:rPr>
-              <w:t xml:space="preserve">, H = </w:t>
+              <w:t>,</w:t>
+            </w:r>
+            <w:proofErr w:type="gramEnd"/>
+            <w:r>
+              <w:rPr>
+                <w:color w:val="333333"/>
+                <w:shd w:val="clear" w:color="auto" w:fill="FFF0F0"/>
+              </w:rPr>
+              <w:t xml:space="preserve"> H = </w:t>
             </w:r>
             <w:r>
               <w:rPr>
@@ -15329,7 +19349,15 @@
                 <w:color w:val="333333"/>
                 <w:shd w:val="clear" w:color="auto" w:fill="FFF0F0"/>
               </w:rPr>
-              <w:t>.3f</w:t>
+              <w:t>.3</w:t>
+            </w:r>
+            <w:proofErr w:type="gramStart"/>
+            <w:r>
+              <w:rPr>
+                <w:color w:val="333333"/>
+                <w:shd w:val="clear" w:color="auto" w:fill="FFF0F0"/>
+              </w:rPr>
+              <w:t>f</w:t>
             </w:r>
             <w:r>
               <w:rPr>
@@ -15345,6 +19373,7 @@
               </w:rPr>
               <w:t>"</w:t>
             </w:r>
+            <w:proofErr w:type="gramEnd"/>
             <w:r>
               <w:rPr>
                 <w:color w:val="333333"/>
@@ -15390,11 +19419,49 @@
                 <w:color w:val="333333"/>
               </w:rPr>
             </w:pPr>
-            <w:r>
-              <w:rPr>
-                <w:color w:val="333333"/>
-              </w:rPr>
-              <w:t xml:space="preserve">plt.plot(u_exact_norm, eta_exact, </w:t>
+            <w:proofErr w:type="spellStart"/>
+            <w:proofErr w:type="gramStart"/>
+            <w:r>
+              <w:rPr>
+                <w:color w:val="333333"/>
+              </w:rPr>
+              <w:t>plt.plot</w:t>
+            </w:r>
+            <w:proofErr w:type="spellEnd"/>
+            <w:proofErr w:type="gramEnd"/>
+            <w:r>
+              <w:rPr>
+                <w:color w:val="333333"/>
+              </w:rPr>
+              <w:t>(</w:t>
+            </w:r>
+            <w:proofErr w:type="spellStart"/>
+            <w:r>
+              <w:rPr>
+                <w:color w:val="333333"/>
+              </w:rPr>
+              <w:t>u_exact_norm</w:t>
+            </w:r>
+            <w:proofErr w:type="spellEnd"/>
+            <w:r>
+              <w:rPr>
+                <w:color w:val="333333"/>
+              </w:rPr>
+              <w:t xml:space="preserve">, </w:t>
+            </w:r>
+            <w:proofErr w:type="spellStart"/>
+            <w:r>
+              <w:rPr>
+                <w:color w:val="333333"/>
+              </w:rPr>
+              <w:t>eta_exact</w:t>
+            </w:r>
+            <w:proofErr w:type="spellEnd"/>
+            <w:r>
+              <w:rPr>
+                <w:color w:val="333333"/>
+              </w:rPr>
+              <w:t xml:space="preserve">, </w:t>
             </w:r>
             <w:r>
               <w:rPr>
@@ -15414,20 +19481,53 @@
                 <w:color w:val="333333"/>
                 <w:shd w:val="clear" w:color="auto" w:fill="FFF0F0"/>
               </w:rPr>
-              <w:t>'k'</w:t>
-            </w:r>
-            <w:r>
-              <w:rPr>
-                <w:color w:val="333333"/>
-              </w:rPr>
-              <w:t>,label=</w:t>
-            </w:r>
+              <w:t>'</w:t>
+            </w:r>
+            <w:proofErr w:type="spellStart"/>
             <w:r>
               <w:rPr>
                 <w:color w:val="333333"/>
                 <w:shd w:val="clear" w:color="auto" w:fill="FFF0F0"/>
               </w:rPr>
-              <w:t>f'Blasius Solution'</w:t>
+              <w:t>k</w:t>
+            </w:r>
+            <w:proofErr w:type="gramStart"/>
+            <w:r>
+              <w:rPr>
+                <w:color w:val="333333"/>
+                <w:shd w:val="clear" w:color="auto" w:fill="FFF0F0"/>
+              </w:rPr>
+              <w:t>'</w:t>
+            </w:r>
+            <w:r>
+              <w:rPr>
+                <w:color w:val="333333"/>
+              </w:rPr>
+              <w:t>,label</w:t>
+            </w:r>
+            <w:proofErr w:type="spellEnd"/>
+            <w:proofErr w:type="gramEnd"/>
+            <w:r>
+              <w:rPr>
+                <w:color w:val="333333"/>
+              </w:rPr>
+              <w:t>=</w:t>
+            </w:r>
+            <w:proofErr w:type="spellStart"/>
+            <w:r>
+              <w:rPr>
+                <w:color w:val="333333"/>
+                <w:shd w:val="clear" w:color="auto" w:fill="FFF0F0"/>
+              </w:rPr>
+              <w:t>f'Blasius</w:t>
+            </w:r>
+            <w:proofErr w:type="spellEnd"/>
+            <w:r>
+              <w:rPr>
+                <w:color w:val="333333"/>
+                <w:shd w:val="clear" w:color="auto" w:fill="FFF0F0"/>
+              </w:rPr>
+              <w:t xml:space="preserve"> Solution'</w:t>
             </w:r>
             <w:r>
               <w:rPr>
@@ -15444,24 +19544,75 @@
                 <w:color w:val="333333"/>
               </w:rPr>
             </w:pPr>
-            <w:r>
-              <w:rPr>
-                <w:color w:val="333333"/>
-              </w:rPr>
-              <w:t>plt.title(</w:t>
-            </w:r>
+            <w:proofErr w:type="spellStart"/>
+            <w:proofErr w:type="gramStart"/>
+            <w:r>
+              <w:rPr>
+                <w:color w:val="333333"/>
+              </w:rPr>
+              <w:t>plt.title</w:t>
+            </w:r>
+            <w:proofErr w:type="spellEnd"/>
+            <w:proofErr w:type="gramEnd"/>
+            <w:r>
+              <w:rPr>
+                <w:color w:val="333333"/>
+              </w:rPr>
+              <w:t>(</w:t>
+            </w:r>
+            <w:proofErr w:type="spellStart"/>
+            <w:proofErr w:type="gramStart"/>
             <w:r>
               <w:rPr>
                 <w:color w:val="333333"/>
                 <w:shd w:val="clear" w:color="auto" w:fill="FFF0F0"/>
               </w:rPr>
-              <w:t>r'Normalized Velocity vs. Blasius Similarity Variable ($\eta_b$)'</w:t>
-            </w:r>
-            <w:r>
-              <w:rPr>
-                <w:color w:val="333333"/>
-              </w:rPr>
-              <w:t>, fontsize=</w:t>
+              <w:t>r'Normalized</w:t>
+            </w:r>
+            <w:proofErr w:type="spellEnd"/>
+            <w:proofErr w:type="gramEnd"/>
+            <w:r>
+              <w:rPr>
+                <w:color w:val="333333"/>
+                <w:shd w:val="clear" w:color="auto" w:fill="FFF0F0"/>
+              </w:rPr>
+              <w:t xml:space="preserve"> Velocity vs. Blasius Similarity Variable ($\</w:t>
+            </w:r>
+            <w:proofErr w:type="spellStart"/>
+            <w:r>
+              <w:rPr>
+                <w:color w:val="333333"/>
+                <w:shd w:val="clear" w:color="auto" w:fill="FFF0F0"/>
+              </w:rPr>
+              <w:t>eta_b</w:t>
+            </w:r>
+            <w:proofErr w:type="spellEnd"/>
+            <w:r>
+              <w:rPr>
+                <w:color w:val="333333"/>
+                <w:shd w:val="clear" w:color="auto" w:fill="FFF0F0"/>
+              </w:rPr>
+              <w:t>$)'</w:t>
+            </w:r>
+            <w:r>
+              <w:rPr>
+                <w:color w:val="333333"/>
+              </w:rPr>
+              <w:t xml:space="preserve">, </w:t>
+            </w:r>
+            <w:proofErr w:type="spellStart"/>
+            <w:r>
+              <w:rPr>
+                <w:color w:val="333333"/>
+              </w:rPr>
+              <w:t>fontsize</w:t>
+            </w:r>
+            <w:proofErr w:type="spellEnd"/>
+            <w:r>
+              <w:rPr>
+                <w:color w:val="333333"/>
+              </w:rPr>
+              <w:t>=</w:t>
             </w:r>
             <w:r>
               <w:rPr>
@@ -15486,24 +19637,98 @@
                 <w:color w:val="333333"/>
               </w:rPr>
             </w:pPr>
-            <w:r>
-              <w:rPr>
-                <w:color w:val="333333"/>
-              </w:rPr>
-              <w:t>plt.xlabel(</w:t>
-            </w:r>
+            <w:proofErr w:type="spellStart"/>
+            <w:proofErr w:type="gramStart"/>
+            <w:r>
+              <w:rPr>
+                <w:color w:val="333333"/>
+              </w:rPr>
+              <w:t>plt.xlabel</w:t>
+            </w:r>
+            <w:proofErr w:type="spellEnd"/>
+            <w:proofErr w:type="gramEnd"/>
+            <w:r>
+              <w:rPr>
+                <w:color w:val="333333"/>
+              </w:rPr>
+              <w:t>(</w:t>
+            </w:r>
+            <w:proofErr w:type="spellStart"/>
             <w:r>
               <w:rPr>
                 <w:color w:val="333333"/>
                 <w:shd w:val="clear" w:color="auto" w:fill="FFF0F0"/>
               </w:rPr>
-              <w:t>r'$u / U_{\infty}$'</w:t>
-            </w:r>
-            <w:r>
-              <w:rPr>
-                <w:color w:val="333333"/>
-              </w:rPr>
-              <w:t>, fontsize=</w:t>
+              <w:t>r'$u</w:t>
+            </w:r>
+            <w:proofErr w:type="spellEnd"/>
+            <w:r>
+              <w:rPr>
+                <w:color w:val="333333"/>
+                <w:shd w:val="clear" w:color="auto" w:fill="FFF0F0"/>
+              </w:rPr>
+              <w:t xml:space="preserve"> / </w:t>
+            </w:r>
+            <w:proofErr w:type="gramStart"/>
+            <w:r>
+              <w:rPr>
+                <w:color w:val="333333"/>
+                <w:shd w:val="clear" w:color="auto" w:fill="FFF0F0"/>
+              </w:rPr>
+              <w:t>U_{</w:t>
+            </w:r>
+            <w:proofErr w:type="gramEnd"/>
+            <w:r>
+              <w:rPr>
+                <w:color w:val="333333"/>
+                <w:shd w:val="clear" w:color="auto" w:fill="FFF0F0"/>
+              </w:rPr>
+              <w:t>\</w:t>
+            </w:r>
+            <w:proofErr w:type="spellStart"/>
+            <w:proofErr w:type="gramStart"/>
+            <w:r>
+              <w:rPr>
+                <w:color w:val="333333"/>
+                <w:shd w:val="clear" w:color="auto" w:fill="FFF0F0"/>
+              </w:rPr>
+              <w:t>infty</w:t>
+            </w:r>
+            <w:proofErr w:type="spellEnd"/>
+            <w:r>
+              <w:rPr>
+                <w:color w:val="333333"/>
+                <w:shd w:val="clear" w:color="auto" w:fill="FFF0F0"/>
+              </w:rPr>
+              <w:t>}$</w:t>
+            </w:r>
+            <w:proofErr w:type="gramEnd"/>
+            <w:r>
+              <w:rPr>
+                <w:color w:val="333333"/>
+                <w:shd w:val="clear" w:color="auto" w:fill="FFF0F0"/>
+              </w:rPr>
+              <w:t>'</w:t>
+            </w:r>
+            <w:r>
+              <w:rPr>
+                <w:color w:val="333333"/>
+              </w:rPr>
+              <w:t xml:space="preserve">, </w:t>
+            </w:r>
+            <w:proofErr w:type="spellStart"/>
+            <w:r>
+              <w:rPr>
+                <w:color w:val="333333"/>
+              </w:rPr>
+              <w:t>fontsize</w:t>
+            </w:r>
+            <w:proofErr w:type="spellEnd"/>
+            <w:r>
+              <w:rPr>
+                <w:color w:val="333333"/>
+              </w:rPr>
+              <w:t>=</w:t>
             </w:r>
             <w:r>
               <w:rPr>
@@ -15528,24 +19753,96 @@
                 <w:color w:val="333333"/>
               </w:rPr>
             </w:pPr>
-            <w:r>
-              <w:rPr>
-                <w:color w:val="333333"/>
-              </w:rPr>
-              <w:t>plt.ylabel(</w:t>
+            <w:proofErr w:type="spellStart"/>
+            <w:proofErr w:type="gramStart"/>
+            <w:r>
+              <w:rPr>
+                <w:color w:val="333333"/>
+              </w:rPr>
+              <w:t>plt.ylabel</w:t>
+            </w:r>
+            <w:proofErr w:type="spellEnd"/>
+            <w:proofErr w:type="gramEnd"/>
+            <w:r>
+              <w:rPr>
+                <w:color w:val="333333"/>
+              </w:rPr>
+              <w:t>(</w:t>
             </w:r>
             <w:r>
               <w:rPr>
                 <w:color w:val="333333"/>
                 <w:shd w:val="clear" w:color="auto" w:fill="FFF0F0"/>
               </w:rPr>
-              <w:t>r'$\eta_b = y \sqrt{U_{\infty} / \nu x}$'</w:t>
-            </w:r>
-            <w:r>
-              <w:rPr>
-                <w:color w:val="333333"/>
-              </w:rPr>
-              <w:t>, fontsize=</w:t>
+              <w:t>r'$\</w:t>
+            </w:r>
+            <w:proofErr w:type="spellStart"/>
+            <w:r>
+              <w:rPr>
+                <w:color w:val="333333"/>
+                <w:shd w:val="clear" w:color="auto" w:fill="FFF0F0"/>
+              </w:rPr>
+              <w:t>eta_b</w:t>
+            </w:r>
+            <w:proofErr w:type="spellEnd"/>
+            <w:r>
+              <w:rPr>
+                <w:color w:val="333333"/>
+                <w:shd w:val="clear" w:color="auto" w:fill="FFF0F0"/>
+              </w:rPr>
+              <w:t xml:space="preserve"> = y \sqrt{U_{\</w:t>
+            </w:r>
+            <w:proofErr w:type="spellStart"/>
+            <w:r>
+              <w:rPr>
+                <w:color w:val="333333"/>
+                <w:shd w:val="clear" w:color="auto" w:fill="FFF0F0"/>
+              </w:rPr>
+              <w:t>infty</w:t>
+            </w:r>
+            <w:proofErr w:type="spellEnd"/>
+            <w:r>
+              <w:rPr>
+                <w:color w:val="333333"/>
+                <w:shd w:val="clear" w:color="auto" w:fill="FFF0F0"/>
+              </w:rPr>
+              <w:t xml:space="preserve">} / \nu </w:t>
+            </w:r>
+            <w:proofErr w:type="gramStart"/>
+            <w:r>
+              <w:rPr>
+                <w:color w:val="333333"/>
+                <w:shd w:val="clear" w:color="auto" w:fill="FFF0F0"/>
+              </w:rPr>
+              <w:t>x}$</w:t>
+            </w:r>
+            <w:proofErr w:type="gramEnd"/>
+            <w:r>
+              <w:rPr>
+                <w:color w:val="333333"/>
+                <w:shd w:val="clear" w:color="auto" w:fill="FFF0F0"/>
+              </w:rPr>
+              <w:t>'</w:t>
+            </w:r>
+            <w:r>
+              <w:rPr>
+                <w:color w:val="333333"/>
+              </w:rPr>
+              <w:t xml:space="preserve">, </w:t>
+            </w:r>
+            <w:proofErr w:type="spellStart"/>
+            <w:r>
+              <w:rPr>
+                <w:color w:val="333333"/>
+              </w:rPr>
+              <w:t>fontsize</w:t>
+            </w:r>
+            <w:proofErr w:type="spellEnd"/>
+            <w:r>
+              <w:rPr>
+                <w:color w:val="333333"/>
+              </w:rPr>
+              <w:t>=</w:t>
             </w:r>
             <w:r>
               <w:rPr>
@@ -15570,11 +19867,21 @@
                 <w:color w:val="333333"/>
               </w:rPr>
             </w:pPr>
-            <w:r>
-              <w:rPr>
-                <w:color w:val="333333"/>
-              </w:rPr>
-              <w:t>plt.ylim(</w:t>
+            <w:proofErr w:type="spellStart"/>
+            <w:proofErr w:type="gramStart"/>
+            <w:r>
+              <w:rPr>
+                <w:color w:val="333333"/>
+              </w:rPr>
+              <w:t>plt.ylim</w:t>
+            </w:r>
+            <w:proofErr w:type="spellEnd"/>
+            <w:proofErr w:type="gramEnd"/>
+            <w:r>
+              <w:rPr>
+                <w:color w:val="333333"/>
+              </w:rPr>
+              <w:t>(</w:t>
             </w:r>
             <w:r>
               <w:rPr>
@@ -15613,11 +19920,21 @@
                 <w:color w:val="333333"/>
               </w:rPr>
             </w:pPr>
-            <w:r>
-              <w:rPr>
-                <w:color w:val="333333"/>
-              </w:rPr>
-              <w:t>plt.xlim(</w:t>
+            <w:proofErr w:type="spellStart"/>
+            <w:proofErr w:type="gramStart"/>
+            <w:r>
+              <w:rPr>
+                <w:color w:val="333333"/>
+              </w:rPr>
+              <w:t>plt.xlim</w:t>
+            </w:r>
+            <w:proofErr w:type="spellEnd"/>
+            <w:proofErr w:type="gramEnd"/>
+            <w:r>
+              <w:rPr>
+                <w:color w:val="333333"/>
+              </w:rPr>
+              <w:t>(</w:t>
             </w:r>
             <w:r>
               <w:rPr>
@@ -15656,11 +19973,21 @@
                 <w:color w:val="333333"/>
               </w:rPr>
             </w:pPr>
-            <w:r>
-              <w:rPr>
-                <w:color w:val="333333"/>
-              </w:rPr>
-              <w:t>plt.legend(loc=</w:t>
+            <w:proofErr w:type="spellStart"/>
+            <w:proofErr w:type="gramStart"/>
+            <w:r>
+              <w:rPr>
+                <w:color w:val="333333"/>
+              </w:rPr>
+              <w:t>plt.legend</w:t>
+            </w:r>
+            <w:proofErr w:type="spellEnd"/>
+            <w:proofErr w:type="gramEnd"/>
+            <w:r>
+              <w:rPr>
+                <w:color w:val="333333"/>
+              </w:rPr>
+              <w:t>(loc=</w:t>
             </w:r>
             <w:r>
               <w:rPr>
@@ -15684,11 +20011,21 @@
                 <w:color w:val="333333"/>
               </w:rPr>
             </w:pPr>
-            <w:r>
-              <w:rPr>
-                <w:color w:val="333333"/>
-              </w:rPr>
-              <w:t>plt.grid()</w:t>
+            <w:proofErr w:type="spellStart"/>
+            <w:proofErr w:type="gramStart"/>
+            <w:r>
+              <w:rPr>
+                <w:color w:val="333333"/>
+              </w:rPr>
+              <w:t>plt.grid</w:t>
+            </w:r>
+            <w:proofErr w:type="spellEnd"/>
+            <w:proofErr w:type="gramEnd"/>
+            <w:r>
+              <w:rPr>
+                <w:color w:val="333333"/>
+              </w:rPr>
+              <w:t>()</w:t>
             </w:r>
           </w:p>
           <w:p>
@@ -15699,11 +20036,41 @@
                 <w:color w:val="333333"/>
               </w:rPr>
             </w:pPr>
-            <w:r>
-              <w:rPr>
-                <w:color w:val="333333"/>
-              </w:rPr>
-              <w:t>plt.tight_layout()</w:t>
+            <w:proofErr w:type="spellStart"/>
+            <w:proofErr w:type="gramStart"/>
+            <w:r>
+              <w:rPr>
+                <w:color w:val="333333"/>
+              </w:rPr>
+              <w:t>plt.tight</w:t>
+            </w:r>
+            <w:proofErr w:type="gramEnd"/>
+            <w:r>
+              <w:rPr>
+                <w:color w:val="333333"/>
+              </w:rPr>
+              <w:t>_</w:t>
+            </w:r>
+            <w:proofErr w:type="gramStart"/>
+            <w:r>
+              <w:rPr>
+                <w:color w:val="333333"/>
+              </w:rPr>
+              <w:t>layout</w:t>
+            </w:r>
+            <w:proofErr w:type="spellEnd"/>
+            <w:r>
+              <w:rPr>
+                <w:color w:val="333333"/>
+              </w:rPr>
+              <w:t>(</w:t>
+            </w:r>
+            <w:proofErr w:type="gramEnd"/>
+            <w:r>
+              <w:rPr>
+                <w:color w:val="333333"/>
+              </w:rPr>
+              <w:t>)</w:t>
             </w:r>
           </w:p>
           <w:p>
@@ -15714,11 +20081,21 @@
                 <w:color w:val="333333"/>
               </w:rPr>
             </w:pPr>
-            <w:r>
-              <w:rPr>
-                <w:color w:val="333333"/>
-              </w:rPr>
-              <w:t>plt.show()</w:t>
+            <w:proofErr w:type="spellStart"/>
+            <w:proofErr w:type="gramStart"/>
+            <w:r>
+              <w:rPr>
+                <w:color w:val="333333"/>
+              </w:rPr>
+              <w:t>plt.show</w:t>
+            </w:r>
+            <w:proofErr w:type="spellEnd"/>
+            <w:proofErr w:type="gramEnd"/>
+            <w:r>
+              <w:rPr>
+                <w:color w:val="333333"/>
+              </w:rPr>
+              <w:t>()</w:t>
             </w:r>
           </w:p>
         </w:tc>
